--- a/docs/security/06_JWT_Security.docx
+++ b/docs/security/06_JWT_Security.docx
@@ -342,6 +342,602 @@
           <w:szCs w:val="22"/>
         </w:rPr>
         <w:t xml:space="preserve"> : ① secret 기본값이 소스에 하드코딩(리포지토리 공개) → 유출 시 위조  ② 토큰 무효화·Refresh 부재 → 탈취 토큰이 만료까지 유효</w:t>
+      </w:r>
+    </w:p>
+    <w:p>
+      <w:pPr>
+        <w:spacing w:after="80" w:before="180"/>
+      </w:pPr>
+      <w:r>
+        <w:rPr>
+          <w:b/>
+          <w:bCs/>
+          <w:color w:val="2E5496"/>
+          <w:sz w:val="21"/>
+          <w:szCs w:val="21"/>
+        </w:rPr>
+        <w:t xml:space="preserve">취약점 → 방어 지도 (요약)</w:t>
+      </w:r>
+    </w:p>
+    <w:p>
+      <w:pPr>
+        <w:spacing w:after="90" w:line="276"/>
+      </w:pPr>
+      <w:r>
+        <w:rPr>
+          <w:sz w:val="22"/>
+          <w:szCs w:val="22"/>
+        </w:rPr>
+        <w:t xml:space="preserve">JWT의 안전은 거의 전부 secret(서명 키) 관리에 달려 있다. 아래 4가지 중 이번에 코드를 바꾼 것은 #1 하나다.</w:t>
+      </w:r>
+    </w:p>
+    <w:tbl>
+      <w:tblPr>
+        <w:tblW w:type="dxa" w:w="9000"/>
+        <w:tblBorders>
+          <w:top w:val="single" w:color="BFBFBF" w:sz="4"/>
+          <w:left w:val="single" w:color="BFBFBF" w:sz="4"/>
+          <w:bottom w:val="single" w:color="BFBFBF" w:sz="4"/>
+          <w:right w:val="single" w:color="BFBFBF" w:sz="4"/>
+          <w:insideH w:val="single" w:color="BFBFBF" w:sz="4"/>
+          <w:insideV w:val="single" w:color="BFBFBF" w:sz="4"/>
+        </w:tblBorders>
+      </w:tblPr>
+      <w:tblGrid>
+        <w:gridCol w:w="520"/>
+        <w:gridCol w:w="2080"/>
+        <w:gridCol w:w="1900"/>
+        <w:gridCol w:w="3400"/>
+        <w:gridCol w:w="1100"/>
+      </w:tblGrid>
+      <w:tr>
+        <w:trPr>
+          <w:tblHeader/>
+        </w:trPr>
+        <w:tc>
+          <w:tcPr>
+            <w:tcW w:type="dxa" w:w="520"/>
+            <w:shd w:fill="2E5496" w:color="auto" w:val="clear"/>
+            <w:tcMar>
+              <w:top w:type="dxa" w:w="40"/>
+              <w:left w:type="dxa" w:w="80"/>
+              <w:bottom w:type="dxa" w:w="40"/>
+              <w:right w:type="dxa" w:w="80"/>
+            </w:tcMar>
+          </w:tcPr>
+          <w:p>
+            <w:r>
+              <w:rPr>
+                <w:b/>
+                <w:bCs/>
+                <w:color w:val="FFFFFF"/>
+                <w:sz w:val="18"/>
+                <w:szCs w:val="18"/>
+              </w:rPr>
+              <w:t xml:space="preserve">#</w:t>
+            </w:r>
+          </w:p>
+        </w:tc>
+        <w:tc>
+          <w:tcPr>
+            <w:tcW w:type="dxa" w:w="2080"/>
+            <w:shd w:fill="2E5496" w:color="auto" w:val="clear"/>
+            <w:tcMar>
+              <w:top w:type="dxa" w:w="40"/>
+              <w:left w:type="dxa" w:w="80"/>
+              <w:bottom w:type="dxa" w:w="40"/>
+              <w:right w:type="dxa" w:w="80"/>
+            </w:tcMar>
+          </w:tcPr>
+          <w:p>
+            <w:r>
+              <w:rPr>
+                <w:b/>
+                <w:bCs/>
+                <w:color w:val="FFFFFF"/>
+                <w:sz w:val="18"/>
+                <w:szCs w:val="18"/>
+              </w:rPr>
+              <w:t xml:space="preserve">취약점</w:t>
+            </w:r>
+          </w:p>
+        </w:tc>
+        <w:tc>
+          <w:tcPr>
+            <w:tcW w:type="dxa" w:w="1900"/>
+            <w:shd w:fill="2E5496" w:color="auto" w:val="clear"/>
+            <w:tcMar>
+              <w:top w:type="dxa" w:w="40"/>
+              <w:left w:type="dxa" w:w="80"/>
+              <w:bottom w:type="dxa" w:w="40"/>
+              <w:right w:type="dxa" w:w="80"/>
+            </w:tcMar>
+          </w:tcPr>
+          <w:p>
+            <w:r>
+              <w:rPr>
+                <w:b/>
+                <w:bCs/>
+                <w:color w:val="FFFFFF"/>
+                <w:sz w:val="18"/>
+                <w:szCs w:val="18"/>
+              </w:rPr>
+              <w:t xml:space="preserve">위험</w:t>
+            </w:r>
+          </w:p>
+        </w:tc>
+        <w:tc>
+          <w:tcPr>
+            <w:tcW w:type="dxa" w:w="3400"/>
+            <w:shd w:fill="2E5496" w:color="auto" w:val="clear"/>
+            <w:tcMar>
+              <w:top w:type="dxa" w:w="40"/>
+              <w:left w:type="dxa" w:w="80"/>
+              <w:bottom w:type="dxa" w:w="40"/>
+              <w:right w:type="dxa" w:w="80"/>
+            </w:tcMar>
+          </w:tcPr>
+          <w:p>
+            <w:r>
+              <w:rPr>
+                <w:b/>
+                <w:bCs/>
+                <w:color w:val="FFFFFF"/>
+                <w:sz w:val="18"/>
+                <w:szCs w:val="18"/>
+              </w:rPr>
+              <w:t xml:space="preserve">방어</w:t>
+            </w:r>
+          </w:p>
+        </w:tc>
+        <w:tc>
+          <w:tcPr>
+            <w:tcW w:type="dxa" w:w="1100"/>
+            <w:shd w:fill="2E5496" w:color="auto" w:val="clear"/>
+            <w:tcMar>
+              <w:top w:type="dxa" w:w="40"/>
+              <w:left w:type="dxa" w:w="80"/>
+              <w:bottom w:type="dxa" w:w="40"/>
+              <w:right w:type="dxa" w:w="80"/>
+            </w:tcMar>
+          </w:tcPr>
+          <w:p>
+            <w:r>
+              <w:rPr>
+                <w:b/>
+                <w:bCs/>
+                <w:color w:val="FFFFFF"/>
+                <w:sz w:val="18"/>
+                <w:szCs w:val="18"/>
+              </w:rPr>
+              <w:t xml:space="preserve">이번 작업</w:t>
+            </w:r>
+          </w:p>
+        </w:tc>
+      </w:tr>
+      <w:tr>
+        <w:tc>
+          <w:tcPr>
+            <w:tcW w:type="dxa" w:w="520"/>
+            <w:tcMar>
+              <w:top w:type="dxa" w:w="40"/>
+              <w:left w:type="dxa" w:w="80"/>
+              <w:bottom w:type="dxa" w:w="40"/>
+              <w:right w:type="dxa" w:w="80"/>
+            </w:tcMar>
+          </w:tcPr>
+          <w:p>
+            <w:r>
+              <w:rPr>
+                <w:sz w:val="18"/>
+                <w:szCs w:val="18"/>
+              </w:rPr>
+              <w:t xml:space="preserve">1</w:t>
+            </w:r>
+          </w:p>
+        </w:tc>
+        <w:tc>
+          <w:tcPr>
+            <w:tcW w:type="dxa" w:w="2080"/>
+            <w:tcMar>
+              <w:top w:type="dxa" w:w="40"/>
+              <w:left w:type="dxa" w:w="80"/>
+              <w:bottom w:type="dxa" w:w="40"/>
+              <w:right w:type="dxa" w:w="80"/>
+            </w:tcMar>
+          </w:tcPr>
+          <w:p>
+            <w:r>
+              <w:rPr>
+                <w:sz w:val="18"/>
+                <w:szCs w:val="18"/>
+              </w:rPr>
+              <w:t xml:space="preserve">secret이 약함/공개(소스 하드코딩)</w:t>
+            </w:r>
+          </w:p>
+        </w:tc>
+        <w:tc>
+          <w:tcPr>
+            <w:tcW w:type="dxa" w:w="1900"/>
+            <w:tcMar>
+              <w:top w:type="dxa" w:w="40"/>
+              <w:left w:type="dxa" w:w="80"/>
+              <w:bottom w:type="dxa" w:w="40"/>
+              <w:right w:type="dxa" w:w="80"/>
+            </w:tcMar>
+          </w:tcPr>
+          <w:p>
+            <w:r>
+              <w:rPr>
+                <w:color w:val="C00000"/>
+                <w:sz w:val="18"/>
+                <w:szCs w:val="18"/>
+              </w:rPr>
+              <w:t xml:space="preserve">유출 시 누구나 admin 토큰 위조</w:t>
+            </w:r>
+          </w:p>
+        </w:tc>
+        <w:tc>
+          <w:tcPr>
+            <w:tcW w:type="dxa" w:w="3400"/>
+            <w:tcMar>
+              <w:top w:type="dxa" w:w="40"/>
+              <w:left w:type="dxa" w:w="80"/>
+              <w:bottom w:type="dxa" w:w="40"/>
+              <w:right w:type="dxa" w:w="80"/>
+            </w:tcMar>
+          </w:tcPr>
+          <w:p>
+            <w:r>
+              <w:rPr>
+                <w:sz w:val="18"/>
+                <w:szCs w:val="18"/>
+              </w:rPr>
+              <w:t xml:space="preserve">① secret을 env로 분리·강하게 ② 기동 시 약한 secret 거부(fail-closed)</w:t>
+            </w:r>
+          </w:p>
+        </w:tc>
+        <w:tc>
+          <w:tcPr>
+            <w:tcW w:type="dxa" w:w="1100"/>
+            <w:tcMar>
+              <w:top w:type="dxa" w:w="40"/>
+              <w:left w:type="dxa" w:w="80"/>
+              <w:bottom w:type="dxa" w:w="40"/>
+              <w:right w:type="dxa" w:w="80"/>
+            </w:tcMar>
+          </w:tcPr>
+          <w:p>
+            <w:r>
+              <w:rPr>
+                <w:color w:val="2E7D32"/>
+                <w:sz w:val="18"/>
+                <w:szCs w:val="18"/>
+              </w:rPr>
+              <w:t xml:space="preserve">코드 추가</w:t>
+            </w:r>
+          </w:p>
+        </w:tc>
+      </w:tr>
+      <w:tr>
+        <w:tc>
+          <w:tcPr>
+            <w:tcW w:type="dxa" w:w="520"/>
+            <w:tcMar>
+              <w:top w:type="dxa" w:w="40"/>
+              <w:left w:type="dxa" w:w="80"/>
+              <w:bottom w:type="dxa" w:w="40"/>
+              <w:right w:type="dxa" w:w="80"/>
+            </w:tcMar>
+          </w:tcPr>
+          <w:p>
+            <w:r>
+              <w:rPr>
+                <w:sz w:val="18"/>
+                <w:szCs w:val="18"/>
+              </w:rPr>
+              <w:t xml:space="preserve">2</w:t>
+            </w:r>
+          </w:p>
+        </w:tc>
+        <w:tc>
+          <w:tcPr>
+            <w:tcW w:type="dxa" w:w="2080"/>
+            <w:tcMar>
+              <w:top w:type="dxa" w:w="40"/>
+              <w:left w:type="dxa" w:w="80"/>
+              <w:bottom w:type="dxa" w:w="40"/>
+              <w:right w:type="dxa" w:w="80"/>
+            </w:tcMar>
+          </w:tcPr>
+          <w:p>
+            <w:r>
+              <w:rPr>
+                <w:sz w:val="18"/>
+                <w:szCs w:val="18"/>
+              </w:rPr>
+              <w:t xml:space="preserve">alg:none·서명 변조</w:t>
+            </w:r>
+          </w:p>
+        </w:tc>
+        <w:tc>
+          <w:tcPr>
+            <w:tcW w:type="dxa" w:w="1900"/>
+            <w:tcMar>
+              <w:top w:type="dxa" w:w="40"/>
+              <w:left w:type="dxa" w:w="80"/>
+              <w:bottom w:type="dxa" w:w="40"/>
+              <w:right w:type="dxa" w:w="80"/>
+            </w:tcMar>
+          </w:tcPr>
+          <w:p>
+            <w:r>
+              <w:rPr>
+                <w:sz w:val="18"/>
+                <w:szCs w:val="18"/>
+              </w:rPr>
+              <w:t xml:space="preserve">서명 우회</w:t>
+            </w:r>
+          </w:p>
+        </w:tc>
+        <w:tc>
+          <w:tcPr>
+            <w:tcW w:type="dxa" w:w="3400"/>
+            <w:tcMar>
+              <w:top w:type="dxa" w:w="40"/>
+              <w:left w:type="dxa" w:w="80"/>
+              <w:bottom w:type="dxa" w:w="40"/>
+              <w:right w:type="dxa" w:w="80"/>
+            </w:tcMar>
+          </w:tcPr>
+          <w:p>
+            <w:r>
+              <w:rPr>
+                <w:sz w:val="18"/>
+                <w:szCs w:val="18"/>
+              </w:rPr>
+              <w:t xml:space="preserve">verifyWith()로 서명 필수 검증</w:t>
+            </w:r>
+          </w:p>
+        </w:tc>
+        <w:tc>
+          <w:tcPr>
+            <w:tcW w:type="dxa" w:w="1100"/>
+            <w:tcMar>
+              <w:top w:type="dxa" w:w="40"/>
+              <w:left w:type="dxa" w:w="80"/>
+              <w:bottom w:type="dxa" w:w="40"/>
+              <w:right w:type="dxa" w:w="80"/>
+            </w:tcMar>
+          </w:tcPr>
+          <w:p>
+            <w:r>
+              <w:rPr>
+                <w:sz w:val="18"/>
+                <w:szCs w:val="18"/>
+              </w:rPr>
+              <w:t xml:space="preserve">기존(변경 없음)</w:t>
+            </w:r>
+          </w:p>
+        </w:tc>
+      </w:tr>
+      <w:tr>
+        <w:tc>
+          <w:tcPr>
+            <w:tcW w:type="dxa" w:w="520"/>
+            <w:tcMar>
+              <w:top w:type="dxa" w:w="40"/>
+              <w:left w:type="dxa" w:w="80"/>
+              <w:bottom w:type="dxa" w:w="40"/>
+              <w:right w:type="dxa" w:w="80"/>
+            </w:tcMar>
+          </w:tcPr>
+          <w:p>
+            <w:r>
+              <w:rPr>
+                <w:sz w:val="18"/>
+                <w:szCs w:val="18"/>
+              </w:rPr>
+              <w:t xml:space="preserve">3</w:t>
+            </w:r>
+          </w:p>
+        </w:tc>
+        <w:tc>
+          <w:tcPr>
+            <w:tcW w:type="dxa" w:w="2080"/>
+            <w:tcMar>
+              <w:top w:type="dxa" w:w="40"/>
+              <w:left w:type="dxa" w:w="80"/>
+              <w:bottom w:type="dxa" w:w="40"/>
+              <w:right w:type="dxa" w:w="80"/>
+            </w:tcMar>
+          </w:tcPr>
+          <w:p>
+            <w:r>
+              <w:rPr>
+                <w:sz w:val="18"/>
+                <w:szCs w:val="18"/>
+              </w:rPr>
+              <w:t xml:space="preserve">payload 노출</w:t>
+            </w:r>
+          </w:p>
+        </w:tc>
+        <w:tc>
+          <w:tcPr>
+            <w:tcW w:type="dxa" w:w="1900"/>
+            <w:tcMar>
+              <w:top w:type="dxa" w:w="40"/>
+              <w:left w:type="dxa" w:w="80"/>
+              <w:bottom w:type="dxa" w:w="40"/>
+              <w:right w:type="dxa" w:w="80"/>
+            </w:tcMar>
+          </w:tcPr>
+          <w:p>
+            <w:r>
+              <w:rPr>
+                <w:sz w:val="18"/>
+                <w:szCs w:val="18"/>
+              </w:rPr>
+              <w:t xml:space="preserve">민감정보 유출</w:t>
+            </w:r>
+          </w:p>
+        </w:tc>
+        <w:tc>
+          <w:tcPr>
+            <w:tcW w:type="dxa" w:w="3400"/>
+            <w:tcMar>
+              <w:top w:type="dxa" w:w="40"/>
+              <w:left w:type="dxa" w:w="80"/>
+              <w:bottom w:type="dxa" w:w="40"/>
+              <w:right w:type="dxa" w:w="80"/>
+            </w:tcMar>
+          </w:tcPr>
+          <w:p>
+            <w:r>
+              <w:rPr>
+                <w:sz w:val="18"/>
+                <w:szCs w:val="18"/>
+              </w:rPr>
+              <w:t xml:space="preserve">payload에 민감정보 금지</w:t>
+            </w:r>
+          </w:p>
+        </w:tc>
+        <w:tc>
+          <w:tcPr>
+            <w:tcW w:type="dxa" w:w="1100"/>
+            <w:tcMar>
+              <w:top w:type="dxa" w:w="40"/>
+              <w:left w:type="dxa" w:w="80"/>
+              <w:bottom w:type="dxa" w:w="40"/>
+              <w:right w:type="dxa" w:w="80"/>
+            </w:tcMar>
+          </w:tcPr>
+          <w:p>
+            <w:r>
+              <w:rPr>
+                <w:sz w:val="18"/>
+                <w:szCs w:val="18"/>
+              </w:rPr>
+              <w:t xml:space="preserve">개념</w:t>
+            </w:r>
+          </w:p>
+        </w:tc>
+      </w:tr>
+      <w:tr>
+        <w:tc>
+          <w:tcPr>
+            <w:tcW w:type="dxa" w:w="520"/>
+            <w:tcMar>
+              <w:top w:type="dxa" w:w="40"/>
+              <w:left w:type="dxa" w:w="80"/>
+              <w:bottom w:type="dxa" w:w="40"/>
+              <w:right w:type="dxa" w:w="80"/>
+            </w:tcMar>
+          </w:tcPr>
+          <w:p>
+            <w:r>
+              <w:rPr>
+                <w:sz w:val="18"/>
+                <w:szCs w:val="18"/>
+              </w:rPr>
+              <w:t xml:space="preserve">4</w:t>
+            </w:r>
+          </w:p>
+        </w:tc>
+        <w:tc>
+          <w:tcPr>
+            <w:tcW w:type="dxa" w:w="2080"/>
+            <w:tcMar>
+              <w:top w:type="dxa" w:w="40"/>
+              <w:left w:type="dxa" w:w="80"/>
+              <w:bottom w:type="dxa" w:w="40"/>
+              <w:right w:type="dxa" w:w="80"/>
+            </w:tcMar>
+          </w:tcPr>
+          <w:p>
+            <w:r>
+              <w:rPr>
+                <w:sz w:val="18"/>
+                <w:szCs w:val="18"/>
+              </w:rPr>
+              <w:t xml:space="preserve">탈취 토큰 장기 유효</w:t>
+            </w:r>
+          </w:p>
+        </w:tc>
+        <w:tc>
+          <w:tcPr>
+            <w:tcW w:type="dxa" w:w="1900"/>
+            <w:tcMar>
+              <w:top w:type="dxa" w:w="40"/>
+              <w:left w:type="dxa" w:w="80"/>
+              <w:bottom w:type="dxa" w:w="40"/>
+              <w:right w:type="dxa" w:w="80"/>
+            </w:tcMar>
+          </w:tcPr>
+          <w:p>
+            <w:r>
+              <w:rPr>
+                <w:sz w:val="18"/>
+                <w:szCs w:val="18"/>
+              </w:rPr>
+              <w:t xml:space="preserve">로그아웃·탈취 후에도 유효</w:t>
+            </w:r>
+          </w:p>
+        </w:tc>
+        <w:tc>
+          <w:tcPr>
+            <w:tcW w:type="dxa" w:w="3400"/>
+            <w:tcMar>
+              <w:top w:type="dxa" w:w="40"/>
+              <w:left w:type="dxa" w:w="80"/>
+              <w:bottom w:type="dxa" w:w="40"/>
+              <w:right w:type="dxa" w:w="80"/>
+            </w:tcMar>
+          </w:tcPr>
+          <w:p>
+            <w:r>
+              <w:rPr>
+                <w:sz w:val="18"/>
+                <w:szCs w:val="18"/>
+              </w:rPr>
+              <w:t xml:space="preserve">짧은 만료 + Refresh</w:t>
+            </w:r>
+          </w:p>
+        </w:tc>
+        <w:tc>
+          <w:tcPr>
+            <w:tcW w:type="dxa" w:w="1100"/>
+            <w:tcMar>
+              <w:top w:type="dxa" w:w="40"/>
+              <w:left w:type="dxa" w:w="80"/>
+              <w:bottom w:type="dxa" w:w="40"/>
+              <w:right w:type="dxa" w:w="80"/>
+            </w:tcMar>
+          </w:tcPr>
+          <w:p>
+            <w:r>
+              <w:rPr>
+                <w:sz w:val="18"/>
+                <w:szCs w:val="18"/>
+              </w:rPr>
+              <w:t xml:space="preserve">개념</w:t>
+            </w:r>
+          </w:p>
+        </w:tc>
+      </w:tr>
+    </w:tbl>
+    <w:p>
+      <w:pPr>
+        <w:spacing w:after="90" w:line="276"/>
+      </w:pPr>
+      <w:r>
+        <w:rPr>
+          <w:i/>
+          <w:iCs/>
+          <w:sz w:val="22"/>
+          <w:szCs w:val="22"/>
+        </w:rPr>
+        <w:t xml:space="preserve">HS256은 같은 secret으로 서명·검증한다 → secret 유출 = 위조 가능. secret 관리가 JWT 보안의 핵심이다.</w:t>
       </w:r>
     </w:p>
     <w:p>
@@ -928,10 +1524,33 @@
       </w:pPr>
       <w:r>
         <w:rPr>
-          <w:sz w:val="22"/>
-          <w:szCs w:val="22"/>
-        </w:rPr>
-        <w:t xml:space="preserve">JwtService 가 기동 시 약한/기본 secret 을 감지해, 운영에서는 취약 상태로 아예 기동하지 못하게 한다.</w:t>
+          <w:b/>
+          <w:bCs/>
+          <w:sz w:val="22"/>
+          <w:szCs w:val="22"/>
+        </w:rPr>
+        <w:t xml:space="preserve">이번에 수정한 코드는 여기 하나다. </w:t>
+      </w:r>
+      <w:r>
+        <w:rPr>
+          <w:sz w:val="22"/>
+          <w:szCs w:val="22"/>
+        </w:rPr>
+        <w:t xml:space="preserve">JwtService 생성자가 기동 시 약한/기본 secret 을 감지해, 운영에서는 취약 상태로 아예 기동하지 못하게(fail-closed) 한다.</w:t>
+      </w:r>
+    </w:p>
+    <w:p>
+      <w:pPr>
+        <w:spacing w:after="90" w:line="276"/>
+      </w:pPr>
+      <w:r>
+        <w:rPr>
+          <w:b/>
+          <w:bCs/>
+          <w:sz w:val="22"/>
+          <w:szCs w:val="22"/>
+        </w:rPr>
+        <w:t xml:space="preserve">Before — JwtService 생성자 (약한 secret도 그대로 사용)</w:t>
       </w:r>
     </w:p>
     <w:p>
@@ -948,7 +1567,7 @@
           <w:sz w:val="18"/>
           <w:szCs w:val="18"/>
         </w:rPr>
-        <w:t xml:space="preserve">private void validateSecret(String secret, boolean allowInsecureSecret) {</w:t>
+        <w:t xml:space="preserve">public JwtService(@Value("${jwt.secret}") String secret,</w:t>
       </w:r>
     </w:p>
     <w:p>
@@ -964,7 +1583,7 @@
           <w:sz w:val="18"/>
           <w:szCs w:val="18"/>
         </w:rPr>
-        <w:t xml:space="preserve">    boolean weak = secret == null || secret.isBlank()</w:t>
+        <w:t xml:space="preserve">                  @Value("${jwt.access-expire-seconds}") long accessExpireSeconds) {</w:t>
       </w:r>
     </w:p>
     <w:p>
@@ -980,7 +1599,7 @@
           <w:sz w:val="18"/>
           <w:szCs w:val="18"/>
         </w:rPr>
-        <w:t xml:space="preserve">        || secret.getBytes(StandardCharsets.UTF_8).length &lt; 32   // HS256 최소 길이</w:t>
+        <w:t xml:space="preserve">    this.key = Keys.hmacShaKeyFor(secret.getBytes());   // 검증 없이 바로 키 생성</w:t>
       </w:r>
     </w:p>
     <w:p>
@@ -996,55 +1615,7 @@
           <w:sz w:val="18"/>
           <w:szCs w:val="18"/>
         </w:rPr>
-        <w:t xml:space="preserve">        || KNOWN_WEAK_SECRETS.contains(secret.trim());           // 알려진 기본/샘플 값</w:t>
-      </w:r>
-    </w:p>
-    <w:p>
-      <w:pPr>
-        <w:pBdr>
-          <w:left w:val="single" w:color="C0C0C0" w:sz="18" w:space="6"/>
-        </w:pBdr>
-        <w:shd w:fill="F4F4F4" w:color="auto" w:val="clear"/>
-      </w:pPr>
-      <w:r>
-        <w:rPr>
-          <w:rFonts w:ascii="Consolas" w:cs="Consolas" w:eastAsia="Consolas" w:hAnsi="Consolas"/>
-          <w:sz w:val="18"/>
-          <w:szCs w:val="18"/>
-        </w:rPr>
-        <w:t xml:space="preserve">    if (!weak) return;</w:t>
-      </w:r>
-    </w:p>
-    <w:p>
-      <w:pPr>
-        <w:pBdr>
-          <w:left w:val="single" w:color="C0C0C0" w:sz="18" w:space="6"/>
-        </w:pBdr>
-        <w:shd w:fill="F4F4F4" w:color="auto" w:val="clear"/>
-      </w:pPr>
-      <w:r>
-        <w:rPr>
-          <w:rFonts w:ascii="Consolas" w:cs="Consolas" w:eastAsia="Consolas" w:hAnsi="Consolas"/>
-          <w:sz w:val="18"/>
-          <w:szCs w:val="18"/>
-        </w:rPr>
-        <w:t xml:space="preserve">    if (!allowInsecureSecret) throw new IllegalStateException("약한/기본 secret …");</w:t>
-      </w:r>
-    </w:p>
-    <w:p>
-      <w:pPr>
-        <w:pBdr>
-          <w:left w:val="single" w:color="C0C0C0" w:sz="18" w:space="6"/>
-        </w:pBdr>
-        <w:shd w:fill="F4F4F4" w:color="auto" w:val="clear"/>
-      </w:pPr>
-      <w:r>
-        <w:rPr>
-          <w:rFonts w:ascii="Consolas" w:cs="Consolas" w:eastAsia="Consolas" w:hAnsi="Consolas"/>
-          <w:sz w:val="18"/>
-          <w:szCs w:val="18"/>
-        </w:rPr>
-        <w:t xml:space="preserve">    log.warn("약한/기본 secret … 실습 전용으로 계속");</w:t>
+        <w:t xml:space="preserve">    this.accessExpireSeconds = accessExpireSeconds;</w:t>
       </w:r>
     </w:p>
     <w:p>
@@ -1066,6 +1637,20 @@
     </w:p>
     <w:p>
       <w:pPr>
+        <w:spacing w:after="90" w:line="276"/>
+      </w:pPr>
+      <w:r>
+        <w:rPr>
+          <w:b/>
+          <w:bCs/>
+          <w:sz w:val="22"/>
+          <w:szCs w:val="22"/>
+        </w:rPr>
+        <w:t xml:space="preserve">After — 약한/기본/짧은 secret 이면 기동 거부</w:t>
+      </w:r>
+    </w:p>
+    <w:p>
+      <w:pPr>
         <w:pBdr>
           <w:top w:val="single" w:color="D9D9D9" w:sz="4" w:space="3"/>
           <w:left w:val="single" w:color="C0C0C0" w:sz="18" w:space="6"/>
@@ -1078,7 +1663,7 @@
           <w:sz w:val="18"/>
           <w:szCs w:val="18"/>
         </w:rPr>
-        <w:t xml:space="preserve"># 운영: 강한 secret 을 env 로 주입 + 취약 secret 이면 기동 거부</w:t>
+        <w:t xml:space="preserve">public JwtService(@Value("${jwt.secret}") String secret,</w:t>
       </w:r>
     </w:p>
     <w:p>
@@ -1094,7 +1679,295 @@
           <w:sz w:val="18"/>
           <w:szCs w:val="18"/>
         </w:rPr>
-        <w:t xml:space="preserve">jwt.allow-insecure-secret=false</w:t>
+        <w:t xml:space="preserve">                  @Value("${jwt.access-expire-seconds}") long accessExpireSeconds,</w:t>
+      </w:r>
+    </w:p>
+    <w:p>
+      <w:pPr>
+        <w:pBdr>
+          <w:left w:val="single" w:color="C0C0C0" w:sz="18" w:space="6"/>
+        </w:pBdr>
+        <w:shd w:fill="F4F4F4" w:color="auto" w:val="clear"/>
+      </w:pPr>
+      <w:r>
+        <w:rPr>
+          <w:rFonts w:ascii="Consolas" w:cs="Consolas" w:eastAsia="Consolas" w:hAnsi="Consolas"/>
+          <w:sz w:val="18"/>
+          <w:szCs w:val="18"/>
+        </w:rPr>
+        <w:t xml:space="preserve">                  @Value("${jwt.allow-insecure-secret:false}") boolean allowInsecureSecret) {</w:t>
+      </w:r>
+    </w:p>
+    <w:p>
+      <w:pPr>
+        <w:pBdr>
+          <w:left w:val="single" w:color="C0C0C0" w:sz="18" w:space="6"/>
+        </w:pBdr>
+        <w:shd w:fill="F4F4F4" w:color="auto" w:val="clear"/>
+      </w:pPr>
+      <w:r>
+        <w:rPr>
+          <w:rFonts w:ascii="Consolas" w:cs="Consolas" w:eastAsia="Consolas" w:hAnsi="Consolas"/>
+          <w:sz w:val="18"/>
+          <w:szCs w:val="18"/>
+        </w:rPr>
+        <w:t xml:space="preserve">    validateSecret(secret, allowInsecureSecret);        // ★ 추가: 약하면 기동 실패</w:t>
+      </w:r>
+    </w:p>
+    <w:p>
+      <w:pPr>
+        <w:pBdr>
+          <w:left w:val="single" w:color="C0C0C0" w:sz="18" w:space="6"/>
+        </w:pBdr>
+        <w:shd w:fill="F4F4F4" w:color="auto" w:val="clear"/>
+      </w:pPr>
+      <w:r>
+        <w:rPr>
+          <w:rFonts w:ascii="Consolas" w:cs="Consolas" w:eastAsia="Consolas" w:hAnsi="Consolas"/>
+          <w:sz w:val="18"/>
+          <w:szCs w:val="18"/>
+        </w:rPr>
+        <w:t xml:space="preserve">    this.key = Keys.hmacShaKeyFor(secret.getBytes(StandardCharsets.UTF_8));</w:t>
+      </w:r>
+    </w:p>
+    <w:p>
+      <w:pPr>
+        <w:pBdr>
+          <w:left w:val="single" w:color="C0C0C0" w:sz="18" w:space="6"/>
+        </w:pBdr>
+        <w:shd w:fill="F4F4F4" w:color="auto" w:val="clear"/>
+      </w:pPr>
+      <w:r>
+        <w:rPr>
+          <w:rFonts w:ascii="Consolas" w:cs="Consolas" w:eastAsia="Consolas" w:hAnsi="Consolas"/>
+          <w:sz w:val="18"/>
+          <w:szCs w:val="18"/>
+        </w:rPr>
+        <w:t xml:space="preserve">    this.accessExpireSeconds = accessExpireSeconds;</w:t>
+      </w:r>
+    </w:p>
+    <w:p>
+      <w:pPr>
+        <w:pBdr>
+          <w:left w:val="single" w:color="C0C0C0" w:sz="18" w:space="6"/>
+        </w:pBdr>
+        <w:shd w:fill="F4F4F4" w:color="auto" w:val="clear"/>
+      </w:pPr>
+      <w:r>
+        <w:rPr>
+          <w:rFonts w:ascii="Consolas" w:cs="Consolas" w:eastAsia="Consolas" w:hAnsi="Consolas"/>
+          <w:sz w:val="18"/>
+          <w:szCs w:val="18"/>
+        </w:rPr>
+        <w:t xml:space="preserve">}</w:t>
+      </w:r>
+    </w:p>
+    <w:p>
+      <w:pPr>
+        <w:pBdr>
+          <w:left w:val="single" w:color="C0C0C0" w:sz="18" w:space="6"/>
+        </w:pBdr>
+        <w:shd w:fill="F4F4F4" w:color="auto" w:val="clear"/>
+      </w:pPr>
+      <w:r>
+        <w:rPr>
+          <w:rFonts w:ascii="Consolas" w:cs="Consolas" w:eastAsia="Consolas" w:hAnsi="Consolas"/>
+          <w:sz w:val="18"/>
+          <w:szCs w:val="18"/>
+        </w:rPr>
+        <w:t xml:space="preserve"/>
+      </w:r>
+    </w:p>
+    <w:p>
+      <w:pPr>
+        <w:pBdr>
+          <w:left w:val="single" w:color="C0C0C0" w:sz="18" w:space="6"/>
+        </w:pBdr>
+        <w:shd w:fill="F4F4F4" w:color="auto" w:val="clear"/>
+      </w:pPr>
+      <w:r>
+        <w:rPr>
+          <w:rFonts w:ascii="Consolas" w:cs="Consolas" w:eastAsia="Consolas" w:hAnsi="Consolas"/>
+          <w:sz w:val="18"/>
+          <w:szCs w:val="18"/>
+        </w:rPr>
+        <w:t xml:space="preserve">private void validateSecret(String secret, boolean allowInsecureSecret) {</w:t>
+      </w:r>
+    </w:p>
+    <w:p>
+      <w:pPr>
+        <w:pBdr>
+          <w:left w:val="single" w:color="C0C0C0" w:sz="18" w:space="6"/>
+        </w:pBdr>
+        <w:shd w:fill="F4F4F4" w:color="auto" w:val="clear"/>
+      </w:pPr>
+      <w:r>
+        <w:rPr>
+          <w:rFonts w:ascii="Consolas" w:cs="Consolas" w:eastAsia="Consolas" w:hAnsi="Consolas"/>
+          <w:sz w:val="18"/>
+          <w:szCs w:val="18"/>
+        </w:rPr>
+        <w:t xml:space="preserve">    boolean weak = secret == null || secret.isBlank()</w:t>
+      </w:r>
+    </w:p>
+    <w:p>
+      <w:pPr>
+        <w:pBdr>
+          <w:left w:val="single" w:color="C0C0C0" w:sz="18" w:space="6"/>
+        </w:pBdr>
+        <w:shd w:fill="F4F4F4" w:color="auto" w:val="clear"/>
+      </w:pPr>
+      <w:r>
+        <w:rPr>
+          <w:rFonts w:ascii="Consolas" w:cs="Consolas" w:eastAsia="Consolas" w:hAnsi="Consolas"/>
+          <w:sz w:val="18"/>
+          <w:szCs w:val="18"/>
+        </w:rPr>
+        <w:t xml:space="preserve">        || secret.getBytes(StandardCharsets.UTF_8).length &lt; 32   // HS256 최소 길이(32바이트)</w:t>
+      </w:r>
+    </w:p>
+    <w:p>
+      <w:pPr>
+        <w:pBdr>
+          <w:left w:val="single" w:color="C0C0C0" w:sz="18" w:space="6"/>
+        </w:pBdr>
+        <w:shd w:fill="F4F4F4" w:color="auto" w:val="clear"/>
+      </w:pPr>
+      <w:r>
+        <w:rPr>
+          <w:rFonts w:ascii="Consolas" w:cs="Consolas" w:eastAsia="Consolas" w:hAnsi="Consolas"/>
+          <w:sz w:val="18"/>
+          <w:szCs w:val="18"/>
+        </w:rPr>
+        <w:t xml:space="preserve">        || KNOWN_WEAK_SECRETS.contains(secret.trim());           // 알려진 기본/샘플 값(공개값 포함)</w:t>
+      </w:r>
+    </w:p>
+    <w:p>
+      <w:pPr>
+        <w:pBdr>
+          <w:left w:val="single" w:color="C0C0C0" w:sz="18" w:space="6"/>
+        </w:pBdr>
+        <w:shd w:fill="F4F4F4" w:color="auto" w:val="clear"/>
+      </w:pPr>
+      <w:r>
+        <w:rPr>
+          <w:rFonts w:ascii="Consolas" w:cs="Consolas" w:eastAsia="Consolas" w:hAnsi="Consolas"/>
+          <w:sz w:val="18"/>
+          <w:szCs w:val="18"/>
+        </w:rPr>
+        <w:t xml:space="preserve">    if (!weak) return;</w:t>
+      </w:r>
+    </w:p>
+    <w:p>
+      <w:pPr>
+        <w:pBdr>
+          <w:left w:val="single" w:color="C0C0C0" w:sz="18" w:space="6"/>
+        </w:pBdr>
+        <w:shd w:fill="F4F4F4" w:color="auto" w:val="clear"/>
+      </w:pPr>
+      <w:r>
+        <w:rPr>
+          <w:rFonts w:ascii="Consolas" w:cs="Consolas" w:eastAsia="Consolas" w:hAnsi="Consolas"/>
+          <w:sz w:val="18"/>
+          <w:szCs w:val="18"/>
+        </w:rPr>
+        <w:t xml:space="preserve">    if (!allowInsecureSecret)                                     // 운영: 취약하면</w:t>
+      </w:r>
+    </w:p>
+    <w:p>
+      <w:pPr>
+        <w:pBdr>
+          <w:left w:val="single" w:color="C0C0C0" w:sz="18" w:space="6"/>
+        </w:pBdr>
+        <w:shd w:fill="F4F4F4" w:color="auto" w:val="clear"/>
+      </w:pPr>
+      <w:r>
+        <w:rPr>
+          <w:rFonts w:ascii="Consolas" w:cs="Consolas" w:eastAsia="Consolas" w:hAnsi="Consolas"/>
+          <w:sz w:val="18"/>
+          <w:szCs w:val="18"/>
+        </w:rPr>
+        <w:t xml:space="preserve">        throw new IllegalStateException("약한/기본 secret …");     //   아예 못 뜨게(fail-closed)</w:t>
+      </w:r>
+    </w:p>
+    <w:p>
+      <w:pPr>
+        <w:pBdr>
+          <w:left w:val="single" w:color="C0C0C0" w:sz="18" w:space="6"/>
+        </w:pBdr>
+        <w:shd w:fill="F4F4F4" w:color="auto" w:val="clear"/>
+      </w:pPr>
+      <w:r>
+        <w:rPr>
+          <w:rFonts w:ascii="Consolas" w:cs="Consolas" w:eastAsia="Consolas" w:hAnsi="Consolas"/>
+          <w:sz w:val="18"/>
+          <w:szCs w:val="18"/>
+        </w:rPr>
+        <w:t xml:space="preserve">    log.warn("약한/기본 secret … 실습 전용으로 계속");              // 실습: 경고만</w:t>
+      </w:r>
+    </w:p>
+    <w:p>
+      <w:pPr>
+        <w:pBdr>
+          <w:left w:val="single" w:color="C0C0C0" w:sz="18" w:space="6"/>
+          <w:bottom w:val="single" w:color="D9D9D9" w:sz="4" w:space="3"/>
+        </w:pBdr>
+        <w:shd w:fill="F4F4F4" w:color="auto" w:val="clear"/>
+      </w:pPr>
+      <w:r>
+        <w:rPr>
+          <w:rFonts w:ascii="Consolas" w:cs="Consolas" w:eastAsia="Consolas" w:hAnsi="Consolas"/>
+          <w:sz w:val="18"/>
+          <w:szCs w:val="18"/>
+        </w:rPr>
+        <w:t xml:space="preserve">}</w:t>
+      </w:r>
+    </w:p>
+    <w:p>
+      <w:pPr>
+        <w:spacing w:after="90" w:line="276"/>
+      </w:pPr>
+      <w:r>
+        <w:rPr>
+          <w:b/>
+          <w:bCs/>
+          <w:sz w:val="22"/>
+          <w:szCs w:val="22"/>
+        </w:rPr>
+        <w:t xml:space="preserve">application.properties — 플래그 추가 (Before에는 없던 줄)</w:t>
+      </w:r>
+    </w:p>
+    <w:p>
+      <w:pPr>
+        <w:pBdr>
+          <w:top w:val="single" w:color="D9D9D9" w:sz="4" w:space="3"/>
+          <w:left w:val="single" w:color="C0C0C0" w:sz="18" w:space="6"/>
+        </w:pBdr>
+        <w:shd w:fill="F4F4F4" w:color="auto" w:val="clear"/>
+      </w:pPr>
+      <w:r>
+        <w:rPr>
+          <w:rFonts w:ascii="Consolas" w:cs="Consolas" w:eastAsia="Consolas" w:hAnsi="Consolas"/>
+          <w:sz w:val="18"/>
+          <w:szCs w:val="18"/>
+        </w:rPr>
+        <w:t xml:space="preserve"># true  = 실습(취약 데모 허용), false = 운영(약한 secret이면 기동 거부)</w:t>
+      </w:r>
+    </w:p>
+    <w:p>
+      <w:pPr>
+        <w:pBdr>
+          <w:left w:val="single" w:color="C0C0C0" w:sz="18" w:space="6"/>
+        </w:pBdr>
+        <w:shd w:fill="F4F4F4" w:color="auto" w:val="clear"/>
+      </w:pPr>
+      <w:r>
+        <w:rPr>
+          <w:rFonts w:ascii="Consolas" w:cs="Consolas" w:eastAsia="Consolas" w:hAnsi="Consolas"/>
+          <w:sz w:val="18"/>
+          <w:szCs w:val="18"/>
+        </w:rPr>
+        <w:t xml:space="preserve">jwt.allow-insecure-secret=${JWT_ALLOW_INSECURE_SECRET:true}</w:t>
       </w:r>
     </w:p>
     <w:p>

--- a/docs/security/06_JWT_Security.docx
+++ b/docs/security/06_JWT_Security.docx
@@ -758,7 +758,7 @@
                 <w:sz w:val="18"/>
                 <w:szCs w:val="18"/>
               </w:rPr>
-              <w:t xml:space="preserve">payload 노출</w:t>
+              <w:t xml:space="preserve">payload 노출(base64)</w:t>
             </w:r>
           </w:p>
         </w:tc>
@@ -775,10 +775,11 @@
           <w:p>
             <w:r>
               <w:rPr>
-                <w:sz w:val="18"/>
-                <w:szCs w:val="18"/>
-              </w:rPr>
-              <w:t xml:space="preserve">민감정보 유출</w:t>
+                <w:color w:val="C00000"/>
+                <w:sz w:val="18"/>
+                <w:szCs w:val="18"/>
+              </w:rPr>
+              <w:t xml:space="preserve">email 등 PII 유출</w:t>
             </w:r>
           </w:p>
         </w:tc>
@@ -798,7 +799,7 @@
                 <w:sz w:val="18"/>
                 <w:szCs w:val="18"/>
               </w:rPr>
-              <w:t xml:space="preserve">payload에 민감정보 금지</w:t>
+              <w:t xml:space="preserve">토큰 subject를 email→uuid(불투명)로, 필터는 uuid로 조회</w:t>
             </w:r>
           </w:p>
         </w:tc>
@@ -815,10 +816,11 @@
           <w:p>
             <w:r>
               <w:rPr>
-                <w:sz w:val="18"/>
-                <w:szCs w:val="18"/>
-              </w:rPr>
-              <w:t xml:space="preserve">개념</w:t>
+                <w:color w:val="2E7D32"/>
+                <w:sz w:val="18"/>
+                <w:szCs w:val="18"/>
+              </w:rPr>
+              <w:t xml:space="preserve">코드 추가</w:t>
             </w:r>
           </w:p>
         </w:tc>
@@ -1485,7 +1487,7 @@
           <w:sz w:val="22"/>
           <w:szCs w:val="22"/>
         </w:rPr>
-        <w:t xml:space="preserve">토큰만 있으면 누구나 클레임을 읽는다. 비밀번호·주민번호·권한근거 등 민감정보를 payload 에 넣지 말 것.</w:t>
+        <w:t xml:space="preserve">토큰만 있으면 누구나 클레임을 읽는다. 민감정보를 payload 에 넣지 말 것. 이 앱도 원래 subject 에 email(PII)이 있었다 → 4-2 에서 불투명 uuid 로 교체했다.</w:t>
       </w:r>
     </w:p>
     <w:p>
@@ -2231,9 +2233,433 @@
           <w:sz w:val="21"/>
           <w:szCs w:val="21"/>
         </w:rPr>
-        <w:t xml:space="preserve">4-2. Secret 관리 원칙</w:t>
-      </w:r>
-    </w:p>
+        <w:t xml:space="preserve">4-2. 토큰 subject 를 uuid 로 (payload 최소화 — PII 제거)</w:t>
+      </w:r>
+    </w:p>
+    <w:p>
+      <w:pPr>
+        <w:spacing w:after="90" w:line="276"/>
+      </w:pPr>
+      <w:r>
+        <w:rPr>
+          <w:sz w:val="22"/>
+          <w:szCs w:val="22"/>
+        </w:rPr>
+        <w:t xml:space="preserve">payload 는 공개(base64)이므로 email 같은 PII 를 넣지 않는다. 로그인에 쓰는 email 대신 의미 없는 불투명 식별자(UserInfo.uuid)를 토큰 subject 로 담고, 필터는 그 uuid 로 사용자를 조회한다.</w:t>
+      </w:r>
+    </w:p>
+    <w:p>
+      <w:pPr>
+        <w:spacing w:after="90" w:line="276"/>
+      </w:pPr>
+      <w:r>
+        <w:rPr>
+          <w:b/>
+          <w:bCs/>
+          <w:sz w:val="22"/>
+          <w:szCs w:val="22"/>
+        </w:rPr>
+        <w:t xml:space="preserve">바뀐 코드 (Before → After)</w:t>
+      </w:r>
+    </w:p>
+    <w:p>
+      <w:pPr>
+        <w:pBdr>
+          <w:top w:val="single" w:color="D9D9D9" w:sz="4" w:space="3"/>
+          <w:left w:val="single" w:color="C0C0C0" w:sz="18" w:space="6"/>
+        </w:pBdr>
+        <w:shd w:fill="F4F4F4" w:color="auto" w:val="clear"/>
+      </w:pPr>
+      <w:r>
+        <w:rPr>
+          <w:rFonts w:ascii="Consolas" w:cs="Consolas" w:eastAsia="Consolas" w:hAnsi="Consolas"/>
+          <w:sz w:val="18"/>
+          <w:szCs w:val="18"/>
+        </w:rPr>
+        <w:t xml:space="preserve">// 발급(UserInfoController) : email → uuid</w:t>
+      </w:r>
+    </w:p>
+    <w:p>
+      <w:pPr>
+        <w:pBdr>
+          <w:left w:val="single" w:color="C0C0C0" w:sz="18" w:space="6"/>
+        </w:pBdr>
+        <w:shd w:fill="F4F4F4" w:color="auto" w:val="clear"/>
+      </w:pPr>
+      <w:r>
+        <w:rPr>
+          <w:rFonts w:ascii="Consolas" w:cs="Consolas" w:eastAsia="Consolas" w:hAnsi="Consolas"/>
+          <w:sz w:val="18"/>
+          <w:szCs w:val="18"/>
+        </w:rPr>
+        <w:t xml:space="preserve">// Before: jwtService.generateToken(userDetails.getUsername());   // subject = email(PII)</w:t>
+      </w:r>
+    </w:p>
+    <w:p>
+      <w:pPr>
+        <w:pBdr>
+          <w:left w:val="single" w:color="C0C0C0" w:sz="18" w:space="6"/>
+        </w:pBdr>
+        <w:shd w:fill="F4F4F4" w:color="auto" w:val="clear"/>
+      </w:pPr>
+      <w:r>
+        <w:rPr>
+          <w:rFonts w:ascii="Consolas" w:cs="Consolas" w:eastAsia="Consolas" w:hAnsi="Consolas"/>
+          <w:sz w:val="18"/>
+          <w:szCs w:val="18"/>
+        </w:rPr>
+        <w:t xml:space="preserve">// After : jwtService.generateToken(userDetails.getUuid());       // subject = uuid(불투명)</w:t>
+      </w:r>
+    </w:p>
+    <w:p>
+      <w:pPr>
+        <w:pBdr>
+          <w:left w:val="single" w:color="C0C0C0" w:sz="18" w:space="6"/>
+        </w:pBdr>
+        <w:shd w:fill="F4F4F4" w:color="auto" w:val="clear"/>
+      </w:pPr>
+      <w:r>
+        <w:rPr>
+          <w:rFonts w:ascii="Consolas" w:cs="Consolas" w:eastAsia="Consolas" w:hAnsi="Consolas"/>
+          <w:sz w:val="18"/>
+          <w:szCs w:val="18"/>
+        </w:rPr>
+        <w:t xml:space="preserve"/>
+      </w:r>
+    </w:p>
+    <w:p>
+      <w:pPr>
+        <w:pBdr>
+          <w:left w:val="single" w:color="C0C0C0" w:sz="18" w:space="6"/>
+        </w:pBdr>
+        <w:shd w:fill="F4F4F4" w:color="auto" w:val="clear"/>
+      </w:pPr>
+      <w:r>
+        <w:rPr>
+          <w:rFonts w:ascii="Consolas" w:cs="Consolas" w:eastAsia="Consolas" w:hAnsi="Consolas"/>
+          <w:sz w:val="18"/>
+          <w:szCs w:val="18"/>
+        </w:rPr>
+        <w:t xml:space="preserve">// 검증(JwtAuthenticationFilter) : email 조회 → uuid 조회</w:t>
+      </w:r>
+    </w:p>
+    <w:p>
+      <w:pPr>
+        <w:pBdr>
+          <w:left w:val="single" w:color="C0C0C0" w:sz="18" w:space="6"/>
+        </w:pBdr>
+        <w:shd w:fill="F4F4F4" w:color="auto" w:val="clear"/>
+      </w:pPr>
+      <w:r>
+        <w:rPr>
+          <w:rFonts w:ascii="Consolas" w:cs="Consolas" w:eastAsia="Consolas" w:hAnsi="Consolas"/>
+          <w:sz w:val="18"/>
+          <w:szCs w:val="18"/>
+        </w:rPr>
+        <w:t xml:space="preserve">// Before: loadUserByUsername(extractUsername(token));            // email 로 조회</w:t>
+      </w:r>
+    </w:p>
+    <w:p>
+      <w:pPr>
+        <w:pBdr>
+          <w:left w:val="single" w:color="C0C0C0" w:sz="18" w:space="6"/>
+          <w:bottom w:val="single" w:color="D9D9D9" w:sz="4" w:space="3"/>
+        </w:pBdr>
+        <w:shd w:fill="F4F4F4" w:color="auto" w:val="clear"/>
+      </w:pPr>
+      <w:r>
+        <w:rPr>
+          <w:rFonts w:ascii="Consolas" w:cs="Consolas" w:eastAsia="Consolas" w:hAnsi="Consolas"/>
+          <w:sz w:val="18"/>
+          <w:szCs w:val="18"/>
+        </w:rPr>
+        <w:t xml:space="preserve">// After : loadUserByUuid(extractSubject(token));                 // uuid 로 조회</w:t>
+      </w:r>
+    </w:p>
+    <w:p>
+      <w:pPr>
+        <w:spacing w:after="90" w:line="276"/>
+      </w:pPr>
+      <w:r>
+        <w:rPr>
+          <w:b/>
+          <w:bCs/>
+          <w:sz w:val="22"/>
+          <w:szCs w:val="22"/>
+        </w:rPr>
+        <w:t xml:space="preserve">변경 파일(7곳): </w:t>
+      </w:r>
+      <w:r>
+        <w:rPr>
+          <w:sz w:val="22"/>
+          <w:szCs w:val="22"/>
+        </w:rPr>
+        <w:t xml:space="preserve">UserInfo(uuid 컬럼 + @PrePersist 자동생성) · UserInfoRepository(findByUuid) · UserInfoUserDetails(getUuid, getUsername 은 email 유지) · UserInfoUserDetailsService(loadUserByUuid) · JwtService(generateToken(uuid)·extractSubject·validateToken(token,uuid)) · JwtAuthenticationFilter · UserInfoController</w:t>
+      </w:r>
+    </w:p>
+    <w:p>
+      <w:pPr>
+        <w:spacing w:after="90" w:line="276"/>
+      </w:pPr>
+      <w:r>
+        <w:rPr>
+          <w:b/>
+          <w:bCs/>
+          <w:sz w:val="22"/>
+          <w:szCs w:val="22"/>
+        </w:rPr>
+        <w:t xml:space="preserve">검증 결과</w:t>
+      </w:r>
+      <w:r>
+        <w:rPr>
+          <w:sz w:val="22"/>
+          <w:szCs w:val="22"/>
+        </w:rPr>
+        <w:t xml:space="preserve"> (test 프로파일, 검증됨)</w:t>
+      </w:r>
+    </w:p>
+    <w:tbl>
+      <w:tblPr>
+        <w:tblW w:type="dxa" w:w="9000"/>
+        <w:tblBorders>
+          <w:top w:val="single" w:color="BFBFBF" w:sz="4"/>
+          <w:left w:val="single" w:color="BFBFBF" w:sz="4"/>
+          <w:bottom w:val="single" w:color="BFBFBF" w:sz="4"/>
+          <w:right w:val="single" w:color="BFBFBF" w:sz="4"/>
+          <w:insideH w:val="single" w:color="BFBFBF" w:sz="4"/>
+          <w:insideV w:val="single" w:color="BFBFBF" w:sz="4"/>
+        </w:tblBorders>
+      </w:tblPr>
+      <w:tblGrid>
+        <w:gridCol w:w="5000"/>
+        <w:gridCol w:w="4000"/>
+      </w:tblGrid>
+      <w:tr>
+        <w:trPr>
+          <w:tblHeader/>
+        </w:trPr>
+        <w:tc>
+          <w:tcPr>
+            <w:tcW w:type="dxa" w:w="5000"/>
+            <w:shd w:fill="2E5496" w:color="auto" w:val="clear"/>
+            <w:tcMar>
+              <w:top w:type="dxa" w:w="40"/>
+              <w:left w:type="dxa" w:w="80"/>
+              <w:bottom w:type="dxa" w:w="40"/>
+              <w:right w:type="dxa" w:w="80"/>
+            </w:tcMar>
+          </w:tcPr>
+          <w:p>
+            <w:r>
+              <w:rPr>
+                <w:b/>
+                <w:bCs/>
+                <w:color w:val="FFFFFF"/>
+                <w:sz w:val="18"/>
+                <w:szCs w:val="18"/>
+              </w:rPr>
+              <w:t xml:space="preserve">항목</w:t>
+            </w:r>
+          </w:p>
+        </w:tc>
+        <w:tc>
+          <w:tcPr>
+            <w:tcW w:type="dxa" w:w="4000"/>
+            <w:shd w:fill="2E5496" w:color="auto" w:val="clear"/>
+            <w:tcMar>
+              <w:top w:type="dxa" w:w="40"/>
+              <w:left w:type="dxa" w:w="80"/>
+              <w:bottom w:type="dxa" w:w="40"/>
+              <w:right w:type="dxa" w:w="80"/>
+            </w:tcMar>
+          </w:tcPr>
+          <w:p>
+            <w:r>
+              <w:rPr>
+                <w:b/>
+                <w:bCs/>
+                <w:color w:val="FFFFFF"/>
+                <w:sz w:val="18"/>
+                <w:szCs w:val="18"/>
+              </w:rPr>
+              <w:t xml:space="preserve">결과</w:t>
+            </w:r>
+          </w:p>
+        </w:tc>
+      </w:tr>
+      <w:tr>
+        <w:tc>
+          <w:tcPr>
+            <w:tcW w:type="dxa" w:w="5000"/>
+            <w:tcMar>
+              <w:top w:type="dxa" w:w="40"/>
+              <w:left w:type="dxa" w:w="80"/>
+              <w:bottom w:type="dxa" w:w="40"/>
+              <w:right w:type="dxa" w:w="80"/>
+            </w:tcMar>
+          </w:tcPr>
+          <w:p>
+            <w:r>
+              <w:rPr>
+                <w:sz w:val="18"/>
+                <w:szCs w:val="18"/>
+              </w:rPr>
+              <w:t xml:space="preserve">로그인 토큰의 payload</w:t>
+            </w:r>
+          </w:p>
+        </w:tc>
+        <w:tc>
+          <w:tcPr>
+            <w:tcW w:type="dxa" w:w="4000"/>
+            <w:tcMar>
+              <w:top w:type="dxa" w:w="40"/>
+              <w:left w:type="dxa" w:w="80"/>
+              <w:bottom w:type="dxa" w:w="40"/>
+              <w:right w:type="dxa" w:w="80"/>
+            </w:tcMar>
+          </w:tcPr>
+          <w:p>
+            <w:r>
+              <w:rPr>
+                <w:color w:val="2E7D32"/>
+                <w:sz w:val="18"/>
+                <w:szCs w:val="18"/>
+              </w:rPr>
+              <w:t xml:space="preserve">{"sub":"&lt;uuid&gt;",..} → email 없음</w:t>
+            </w:r>
+          </w:p>
+        </w:tc>
+      </w:tr>
+      <w:tr>
+        <w:tc>
+          <w:tcPr>
+            <w:tcW w:type="dxa" w:w="5000"/>
+            <w:tcMar>
+              <w:top w:type="dxa" w:w="40"/>
+              <w:left w:type="dxa" w:w="80"/>
+              <w:bottom w:type="dxa" w:w="40"/>
+              <w:right w:type="dxa" w:w="80"/>
+            </w:tcMar>
+          </w:tcPr>
+          <w:p>
+            <w:r>
+              <w:rPr>
+                <w:sz w:val="18"/>
+                <w:szCs w:val="18"/>
+              </w:rPr>
+              <w:t xml:space="preserve">정상 토큰으로 /me</w:t>
+            </w:r>
+          </w:p>
+        </w:tc>
+        <w:tc>
+          <w:tcPr>
+            <w:tcW w:type="dxa" w:w="4000"/>
+            <w:tcMar>
+              <w:top w:type="dxa" w:w="40"/>
+              <w:left w:type="dxa" w:w="80"/>
+              <w:bottom w:type="dxa" w:w="40"/>
+              <w:right w:type="dxa" w:w="80"/>
+            </w:tcMar>
+          </w:tcPr>
+          <w:p>
+            <w:r>
+              <w:rPr>
+                <w:color w:val="2E7D32"/>
+                <w:sz w:val="18"/>
+                <w:szCs w:val="18"/>
+              </w:rPr>
+              <w:t xml:space="preserve">200 (uuid 조회로 정상 인증)</w:t>
+            </w:r>
+          </w:p>
+        </w:tc>
+      </w:tr>
+      <w:tr>
+        <w:tc>
+          <w:tcPr>
+            <w:tcW w:type="dxa" w:w="5000"/>
+            <w:tcMar>
+              <w:top w:type="dxa" w:w="40"/>
+              <w:left w:type="dxa" w:w="80"/>
+              <w:bottom w:type="dxa" w:w="40"/>
+              <w:right w:type="dxa" w:w="80"/>
+            </w:tcMar>
+          </w:tcPr>
+          <w:p>
+            <w:r>
+              <w:rPr>
+                <w:sz w:val="18"/>
+                <w:szCs w:val="18"/>
+              </w:rPr>
+              <w:t xml:space="preserve">예전 방식 위조(subject=email)</w:t>
+            </w:r>
+          </w:p>
+        </w:tc>
+        <w:tc>
+          <w:tcPr>
+            <w:tcW w:type="dxa" w:w="4000"/>
+            <w:tcMar>
+              <w:top w:type="dxa" w:w="40"/>
+              <w:left w:type="dxa" w:w="80"/>
+              <w:bottom w:type="dxa" w:w="40"/>
+              <w:right w:type="dxa" w:w="80"/>
+            </w:tcMar>
+          </w:tcPr>
+          <w:p>
+            <w:r>
+              <w:rPr>
+                <w:color w:val="2E7D32"/>
+                <w:sz w:val="18"/>
+                <w:szCs w:val="18"/>
+              </w:rPr>
+              <w:t xml:space="preserve">401 (uuid 아님 → 사용자 없음)</w:t>
+            </w:r>
+          </w:p>
+        </w:tc>
+      </w:tr>
+      <w:tr>
+        <w:tc>
+          <w:tcPr>
+            <w:tcW w:type="dxa" w:w="5000"/>
+            <w:tcMar>
+              <w:top w:type="dxa" w:w="40"/>
+              <w:left w:type="dxa" w:w="80"/>
+              <w:bottom w:type="dxa" w:w="40"/>
+              <w:right w:type="dxa" w:w="80"/>
+            </w:tcMar>
+          </w:tcPr>
+          <w:p>
+            <w:r>
+              <w:rPr>
+                <w:sz w:val="18"/>
+                <w:szCs w:val="18"/>
+              </w:rPr>
+              <w:t xml:space="preserve">랜덤 uuid 위조</w:t>
+            </w:r>
+          </w:p>
+        </w:tc>
+        <w:tc>
+          <w:tcPr>
+            <w:tcW w:type="dxa" w:w="4000"/>
+            <w:tcMar>
+              <w:top w:type="dxa" w:w="40"/>
+              <w:left w:type="dxa" w:w="80"/>
+              <w:bottom w:type="dxa" w:w="40"/>
+              <w:right w:type="dxa" w:w="80"/>
+            </w:tcMar>
+          </w:tcPr>
+          <w:p>
+            <w:r>
+              <w:rPr>
+                <w:color w:val="2E7D32"/>
+                <w:sz w:val="18"/>
+                <w:szCs w:val="18"/>
+              </w:rPr>
+              <w:t xml:space="preserve">401 (그런 사용자 없음)</w:t>
+            </w:r>
+          </w:p>
+        </w:tc>
+      </w:tr>
+    </w:tbl>
     <w:p>
       <w:pPr>
         <w:pStyle w:val="ListParagraph"/>
@@ -2248,7 +2674,7 @@
           <w:sz w:val="22"/>
           <w:szCs w:val="22"/>
         </w:rPr>
-        <w:t xml:space="preserve">소스·application.properties 에 실제 secret 을 두지 않는다(env/시크릿 매니저)</w:t>
+        <w:t xml:space="preserve">토큰에 PII(email)가 남지 않는다 → 노출돼도 로그인 식별자가 드러나지 않음</w:t>
       </w:r>
     </w:p>
     <w:p>
@@ -2265,7 +2691,7 @@
           <w:sz w:val="22"/>
           <w:szCs w:val="22"/>
         </w:rPr>
-        <w:t xml:space="preserve">충분히 길고 무작위(HS256 ≥ 32바이트, 권장 더 길게), 서비스별로 다르게</w:t>
+        <w:t xml:space="preserve">email 을 바꿔도 토큰에 영향 없음(식별자 분리)</w:t>
       </w:r>
     </w:p>
     <w:p>
@@ -2282,7 +2708,21 @@
           <w:sz w:val="22"/>
           <w:szCs w:val="22"/>
         </w:rPr>
-        <w:t xml:space="preserve">주기적 로테이션 + 유출 시 즉시 교체(교체하면 기존 토큰 전부 무효)</w:t>
+        <w:t xml:space="preserve">방어 심화: secret 이 유출돼도 유효한 uuid 를 알아야 위조가 통한다(uuid 는 응답으로 노출 안 함)</w:t>
+      </w:r>
+    </w:p>
+    <w:p>
+      <w:pPr>
+        <w:spacing w:after="90" w:line="276"/>
+      </w:pPr>
+      <w:r>
+        <w:rPr>
+          <w:i/>
+          <w:iCs/>
+          <w:sz w:val="22"/>
+          <w:szCs w:val="22"/>
+        </w:rPr>
+        <w:t xml:space="preserve">주의: 이는 payload 최소화이지 암호화가 아니다. uuid 도 base64 로 보이므로 민감정보는 여전히 넣지 않는다.</w:t>
       </w:r>
     </w:p>
     <w:p>
@@ -2297,7 +2737,73 @@
           <w:sz w:val="21"/>
           <w:szCs w:val="21"/>
         </w:rPr>
-        <w:t xml:space="preserve">4-3. 토큰 무효화 부재 → 짧은 만료 (개념)</w:t>
+        <w:t xml:space="preserve">4-3. Secret 관리 원칙</w:t>
+      </w:r>
+    </w:p>
+    <w:p>
+      <w:pPr>
+        <w:pStyle w:val="ListParagraph"/>
+        <w:numPr>
+          <w:ilvl w:val="0"/>
+          <w:numId w:val="1"/>
+        </w:numPr>
+        <w:spacing w:after="90" w:line="276"/>
+      </w:pPr>
+      <w:r>
+        <w:rPr>
+          <w:sz w:val="22"/>
+          <w:szCs w:val="22"/>
+        </w:rPr>
+        <w:t xml:space="preserve">소스·application.properties 에 실제 secret 을 두지 않는다(env/시크릿 매니저)</w:t>
+      </w:r>
+    </w:p>
+    <w:p>
+      <w:pPr>
+        <w:pStyle w:val="ListParagraph"/>
+        <w:numPr>
+          <w:ilvl w:val="0"/>
+          <w:numId w:val="1"/>
+        </w:numPr>
+        <w:spacing w:after="90" w:line="276"/>
+      </w:pPr>
+      <w:r>
+        <w:rPr>
+          <w:sz w:val="22"/>
+          <w:szCs w:val="22"/>
+        </w:rPr>
+        <w:t xml:space="preserve">충분히 길고 무작위(HS256 ≥ 32바이트, 권장 더 길게), 서비스별로 다르게</w:t>
+      </w:r>
+    </w:p>
+    <w:p>
+      <w:pPr>
+        <w:pStyle w:val="ListParagraph"/>
+        <w:numPr>
+          <w:ilvl w:val="0"/>
+          <w:numId w:val="1"/>
+        </w:numPr>
+        <w:spacing w:after="90" w:line="276"/>
+      </w:pPr>
+      <w:r>
+        <w:rPr>
+          <w:sz w:val="22"/>
+          <w:szCs w:val="22"/>
+        </w:rPr>
+        <w:t xml:space="preserve">주기적 로테이션 + 유출 시 즉시 교체(교체하면 기존 토큰 전부 무효)</w:t>
+      </w:r>
+    </w:p>
+    <w:p>
+      <w:pPr>
+        <w:spacing w:after="80" w:before="180"/>
+      </w:pPr>
+      <w:r>
+        <w:rPr>
+          <w:b/>
+          <w:bCs/>
+          <w:color w:val="2E5496"/>
+          <w:sz w:val="21"/>
+          <w:szCs w:val="21"/>
+        </w:rPr>
+        <w:t xml:space="preserve">4-4. 토큰 무효화 부재 → 짧은 만료 (개념)</w:t>
       </w:r>
     </w:p>
     <w:p>
@@ -2586,7 +3092,7 @@
                 <w:sz w:val="18"/>
                 <w:szCs w:val="18"/>
               </w:rPr>
-              <w:t xml:space="preserve">민감정보 미포함(서명일 뿐 암호화 아님)</w:t>
+              <w:t xml:space="preserve">민감정보 미포함(서명일 뿐 암호화 아님). subject를 email→uuid(불투명)로 교체</w:t>
             </w:r>
           </w:p>
         </w:tc>

--- a/docs/security/06_JWT_Security.docx
+++ b/docs/security/06_JWT_Security.docx
@@ -2121,10 +2121,594 @@
           <w:b/>
           <w:bCs/>
         </w:rPr>
+        <w:t xml:space="preserve">PII(Personally Identifiable Information, 개인 식별 정보)란? </w:t>
+      </w:r>
+      <w:r>
+        <w:t xml:space="preserve">특정 개인을 직접(이름·주민번호·email·전화번호) 또는 간접(생년월일·주소·IP)으로 알아볼 수 있는 정보. JWT payload 는 암호화가 아니라 base64 라 누구나 읽을 수 있으므로, 토큰·로그·URL 처럼 노출되기 쉬운 곳에는 PII 를 넣지 않는 것이 원칙이다.</w:t>
+      </w:r>
+    </w:p>
+    <w:p>
+      <w:pPr>
+        <w:spacing w:after="80" w:line="272" w:lineRule="auto"/>
+      </w:pPr>
+      <w:r>
+        <w:rPr>
+          <w:b/>
+          <w:bCs/>
+        </w:rPr>
         <w:t xml:space="preserve">이번에 수정한 코드 ②. </w:t>
       </w:r>
       <w:r>
-        <w:t xml:space="preserve">payload 는 공개이므로 email(PII) 대신 불투명 식별자(UserInfo.uuid)를 subject 로 담고, 필터는 uuid 로 사용자를 조회한다.</w:t>
+        <w:t xml:space="preserve">로그인에 쓰는 email(PII) 대신 의미 없는 불투명 식별자(UserInfo.uuid)를 토큰 subject 로 담고, 필터는 그 uuid 로 사용자를 조회한다.</w:t>
+      </w:r>
+    </w:p>
+    <w:p>
+      <w:pPr>
+        <w:spacing w:after="80" w:line="272" w:lineRule="auto"/>
+      </w:pPr>
+      <w:r>
+        <w:rPr>
+          <w:b/>
+          <w:bCs/>
+        </w:rPr>
+        <w:t xml:space="preserve">수정 요약 — 한눈에 보기 (7곳)</w:t>
+      </w:r>
+    </w:p>
+    <w:tbl>
+      <w:tblPr>
+        <w:tblW w:w="9000" w:type="dxa"/>
+        <w:tblBorders>
+          <w:top w:val="single" w:sz="4" w:space="0" w:color="BFBFBF"/>
+          <w:left w:val="single" w:sz="4" w:space="0" w:color="BFBFBF"/>
+          <w:bottom w:val="single" w:sz="4" w:space="0" w:color="BFBFBF"/>
+          <w:right w:val="single" w:sz="4" w:space="0" w:color="BFBFBF"/>
+          <w:insideH w:val="single" w:sz="4" w:space="0" w:color="BFBFBF"/>
+          <w:insideV w:val="single" w:sz="4" w:space="0" w:color="BFBFBF"/>
+        </w:tblBorders>
+        <w:tblLook w:val="04A0" w:firstRow="1" w:lastRow="0" w:firstColumn="1" w:lastColumn="0" w:noHBand="0" w:noVBand="1"/>
+      </w:tblPr>
+      <w:tblGrid>
+        <w:gridCol w:w="2900"/>
+        <w:gridCol w:w="800"/>
+        <w:gridCol w:w="5300"/>
+      </w:tblGrid>
+      <w:tr>
+        <w:trPr>
+          <w:tblHeader/>
+        </w:trPr>
+        <w:tc>
+          <w:tcPr>
+            <w:tcW w:w="2900" w:type="dxa"/>
+            <w:shd w:val="clear" w:color="auto" w:fill="2E5496"/>
+            <w:tcMar>
+              <w:top w:w="40" w:type="dxa"/>
+              <w:left w:w="80" w:type="dxa"/>
+              <w:bottom w:w="40" w:type="dxa"/>
+              <w:right w:w="80" w:type="dxa"/>
+            </w:tcMar>
+          </w:tcPr>
+          <w:p>
+            <w:r>
+              <w:rPr>
+                <w:b/>
+                <w:bCs/>
+                <w:color w:val="FFFFFF"/>
+                <w:sz w:val="18"/>
+                <w:szCs w:val="18"/>
+              </w:rPr>
+              <w:t xml:space="preserve">파일</w:t>
+            </w:r>
+          </w:p>
+        </w:tc>
+        <w:tc>
+          <w:tcPr>
+            <w:tcW w:w="800" w:type="dxa"/>
+            <w:shd w:val="clear" w:color="auto" w:fill="2E5496"/>
+            <w:tcMar>
+              <w:top w:w="40" w:type="dxa"/>
+              <w:left w:w="80" w:type="dxa"/>
+              <w:bottom w:w="40" w:type="dxa"/>
+              <w:right w:w="80" w:type="dxa"/>
+            </w:tcMar>
+          </w:tcPr>
+          <w:p>
+            <w:r>
+              <w:rPr>
+                <w:b/>
+                <w:bCs/>
+                <w:color w:val="FFFFFF"/>
+                <w:sz w:val="18"/>
+                <w:szCs w:val="18"/>
+              </w:rPr>
+              <w:t xml:space="preserve">구분</w:t>
+            </w:r>
+          </w:p>
+        </w:tc>
+        <w:tc>
+          <w:tcPr>
+            <w:tcW w:w="5300" w:type="dxa"/>
+            <w:shd w:val="clear" w:color="auto" w:fill="2E5496"/>
+            <w:tcMar>
+              <w:top w:w="40" w:type="dxa"/>
+              <w:left w:w="80" w:type="dxa"/>
+              <w:bottom w:w="40" w:type="dxa"/>
+              <w:right w:w="80" w:type="dxa"/>
+            </w:tcMar>
+          </w:tcPr>
+          <w:p>
+            <w:r>
+              <w:rPr>
+                <w:b/>
+                <w:bCs/>
+                <w:color w:val="FFFFFF"/>
+                <w:sz w:val="18"/>
+                <w:szCs w:val="18"/>
+              </w:rPr>
+              <w:t xml:space="preserve">한 일</w:t>
+            </w:r>
+          </w:p>
+        </w:tc>
+      </w:tr>
+      <w:tr>
+        <w:tc>
+          <w:tcPr>
+            <w:tcW w:w="2900" w:type="dxa"/>
+            <w:tcMar>
+              <w:top w:w="40" w:type="dxa"/>
+              <w:left w:w="80" w:type="dxa"/>
+              <w:bottom w:w="40" w:type="dxa"/>
+              <w:right w:w="80" w:type="dxa"/>
+            </w:tcMar>
+          </w:tcPr>
+          <w:p>
+            <w:r>
+              <w:rPr>
+                <w:sz w:val="18"/>
+                <w:szCs w:val="18"/>
+              </w:rPr>
+              <w:t xml:space="preserve">UserInfo</w:t>
+            </w:r>
+          </w:p>
+        </w:tc>
+        <w:tc>
+          <w:tcPr>
+            <w:tcW w:w="800" w:type="dxa"/>
+            <w:tcMar>
+              <w:top w:w="40" w:type="dxa"/>
+              <w:left w:w="80" w:type="dxa"/>
+              <w:bottom w:w="40" w:type="dxa"/>
+              <w:right w:w="80" w:type="dxa"/>
+            </w:tcMar>
+          </w:tcPr>
+          <w:p>
+            <w:r>
+              <w:rPr>
+                <w:sz w:val="18"/>
+                <w:szCs w:val="18"/>
+              </w:rPr>
+              <w:t xml:space="preserve">수정</w:t>
+            </w:r>
+          </w:p>
+        </w:tc>
+        <w:tc>
+          <w:tcPr>
+            <w:tcW w:w="5300" w:type="dxa"/>
+            <w:tcMar>
+              <w:top w:w="40" w:type="dxa"/>
+              <w:left w:w="80" w:type="dxa"/>
+              <w:bottom w:w="40" w:type="dxa"/>
+              <w:right w:w="80" w:type="dxa"/>
+            </w:tcMar>
+          </w:tcPr>
+          <w:p>
+            <w:r>
+              <w:rPr>
+                <w:sz w:val="18"/>
+                <w:szCs w:val="18"/>
+              </w:rPr>
+              <w:t xml:space="preserve">uuid 컬럼 추가 + @PrePersist 로 저장 직전 자동 생성(시드·회원가입 공통)</w:t>
+            </w:r>
+          </w:p>
+        </w:tc>
+      </w:tr>
+      <w:tr>
+        <w:tc>
+          <w:tcPr>
+            <w:tcW w:w="2900" w:type="dxa"/>
+            <w:tcMar>
+              <w:top w:w="40" w:type="dxa"/>
+              <w:left w:w="80" w:type="dxa"/>
+              <w:bottom w:w="40" w:type="dxa"/>
+              <w:right w:w="80" w:type="dxa"/>
+            </w:tcMar>
+          </w:tcPr>
+          <w:p>
+            <w:r>
+              <w:rPr>
+                <w:sz w:val="18"/>
+                <w:szCs w:val="18"/>
+              </w:rPr>
+              <w:t xml:space="preserve">UserInfoRepository</w:t>
+            </w:r>
+          </w:p>
+        </w:tc>
+        <w:tc>
+          <w:tcPr>
+            <w:tcW w:w="800" w:type="dxa"/>
+            <w:tcMar>
+              <w:top w:w="40" w:type="dxa"/>
+              <w:left w:w="80" w:type="dxa"/>
+              <w:bottom w:w="40" w:type="dxa"/>
+              <w:right w:w="80" w:type="dxa"/>
+            </w:tcMar>
+          </w:tcPr>
+          <w:p>
+            <w:r>
+              <w:rPr>
+                <w:sz w:val="18"/>
+                <w:szCs w:val="18"/>
+              </w:rPr>
+              <w:t xml:space="preserve">추가</w:t>
+            </w:r>
+          </w:p>
+        </w:tc>
+        <w:tc>
+          <w:tcPr>
+            <w:tcW w:w="5300" w:type="dxa"/>
+            <w:tcMar>
+              <w:top w:w="40" w:type="dxa"/>
+              <w:left w:w="80" w:type="dxa"/>
+              <w:bottom w:w="40" w:type="dxa"/>
+              <w:right w:w="80" w:type="dxa"/>
+            </w:tcMar>
+          </w:tcPr>
+          <w:p>
+            <w:r>
+              <w:rPr>
+                <w:sz w:val="18"/>
+                <w:szCs w:val="18"/>
+              </w:rPr>
+              <w:t xml:space="preserve">findByUuid(uuid) — uuid 로 사용자 조회</w:t>
+            </w:r>
+          </w:p>
+        </w:tc>
+      </w:tr>
+      <w:tr>
+        <w:tc>
+          <w:tcPr>
+            <w:tcW w:w="2900" w:type="dxa"/>
+            <w:tcMar>
+              <w:top w:w="40" w:type="dxa"/>
+              <w:left w:w="80" w:type="dxa"/>
+              <w:bottom w:w="40" w:type="dxa"/>
+              <w:right w:w="80" w:type="dxa"/>
+            </w:tcMar>
+          </w:tcPr>
+          <w:p>
+            <w:r>
+              <w:rPr>
+                <w:sz w:val="18"/>
+                <w:szCs w:val="18"/>
+              </w:rPr>
+              <w:t xml:space="preserve">UserInfoUserDetails</w:t>
+            </w:r>
+          </w:p>
+        </w:tc>
+        <w:tc>
+          <w:tcPr>
+            <w:tcW w:w="800" w:type="dxa"/>
+            <w:tcMar>
+              <w:top w:w="40" w:type="dxa"/>
+              <w:left w:w="80" w:type="dxa"/>
+              <w:bottom w:w="40" w:type="dxa"/>
+              <w:right w:w="80" w:type="dxa"/>
+            </w:tcMar>
+          </w:tcPr>
+          <w:p>
+            <w:r>
+              <w:rPr>
+                <w:sz w:val="18"/>
+                <w:szCs w:val="18"/>
+              </w:rPr>
+              <w:t xml:space="preserve">수정</w:t>
+            </w:r>
+          </w:p>
+        </w:tc>
+        <w:tc>
+          <w:tcPr>
+            <w:tcW w:w="5300" w:type="dxa"/>
+            <w:tcMar>
+              <w:top w:w="40" w:type="dxa"/>
+              <w:left w:w="80" w:type="dxa"/>
+              <w:bottom w:w="40" w:type="dxa"/>
+              <w:right w:w="80" w:type="dxa"/>
+            </w:tcMar>
+          </w:tcPr>
+          <w:p>
+            <w:r>
+              <w:rPr>
+                <w:sz w:val="18"/>
+                <w:szCs w:val="18"/>
+              </w:rPr>
+              <w:t xml:space="preserve">getUuid() 추가. getUsername()=email 은 그대로 유지(기존 코드 보호)</w:t>
+            </w:r>
+          </w:p>
+        </w:tc>
+      </w:tr>
+      <w:tr>
+        <w:tc>
+          <w:tcPr>
+            <w:tcW w:w="2900" w:type="dxa"/>
+            <w:tcMar>
+              <w:top w:w="40" w:type="dxa"/>
+              <w:left w:w="80" w:type="dxa"/>
+              <w:bottom w:w="40" w:type="dxa"/>
+              <w:right w:w="80" w:type="dxa"/>
+            </w:tcMar>
+          </w:tcPr>
+          <w:p>
+            <w:r>
+              <w:rPr>
+                <w:sz w:val="18"/>
+                <w:szCs w:val="18"/>
+              </w:rPr>
+              <w:t xml:space="preserve">UserInfoUserDetailsService</w:t>
+            </w:r>
+          </w:p>
+        </w:tc>
+        <w:tc>
+          <w:tcPr>
+            <w:tcW w:w="800" w:type="dxa"/>
+            <w:tcMar>
+              <w:top w:w="40" w:type="dxa"/>
+              <w:left w:w="80" w:type="dxa"/>
+              <w:bottom w:w="40" w:type="dxa"/>
+              <w:right w:w="80" w:type="dxa"/>
+            </w:tcMar>
+          </w:tcPr>
+          <w:p>
+            <w:r>
+              <w:rPr>
+                <w:sz w:val="18"/>
+                <w:szCs w:val="18"/>
+              </w:rPr>
+              <w:t xml:space="preserve">추가</w:t>
+            </w:r>
+          </w:p>
+        </w:tc>
+        <w:tc>
+          <w:tcPr>
+            <w:tcW w:w="5300" w:type="dxa"/>
+            <w:tcMar>
+              <w:top w:w="40" w:type="dxa"/>
+              <w:left w:w="80" w:type="dxa"/>
+              <w:bottom w:w="40" w:type="dxa"/>
+              <w:right w:w="80" w:type="dxa"/>
+            </w:tcMar>
+          </w:tcPr>
+          <w:p>
+            <w:r>
+              <w:rPr>
+                <w:sz w:val="18"/>
+                <w:szCs w:val="18"/>
+              </w:rPr>
+              <w:t xml:space="preserve">loadUserByUuid(uuid) — JWT 필터 전용 조회(폼 로그인은 email)</w:t>
+            </w:r>
+          </w:p>
+        </w:tc>
+      </w:tr>
+      <w:tr>
+        <w:tc>
+          <w:tcPr>
+            <w:tcW w:w="2900" w:type="dxa"/>
+            <w:tcMar>
+              <w:top w:w="40" w:type="dxa"/>
+              <w:left w:w="80" w:type="dxa"/>
+              <w:bottom w:w="40" w:type="dxa"/>
+              <w:right w:w="80" w:type="dxa"/>
+            </w:tcMar>
+          </w:tcPr>
+          <w:p>
+            <w:r>
+              <w:rPr>
+                <w:sz w:val="18"/>
+                <w:szCs w:val="18"/>
+              </w:rPr>
+              <w:t xml:space="preserve">JwtService</w:t>
+            </w:r>
+          </w:p>
+        </w:tc>
+        <w:tc>
+          <w:tcPr>
+            <w:tcW w:w="800" w:type="dxa"/>
+            <w:tcMar>
+              <w:top w:w="40" w:type="dxa"/>
+              <w:left w:w="80" w:type="dxa"/>
+              <w:bottom w:w="40" w:type="dxa"/>
+              <w:right w:w="80" w:type="dxa"/>
+            </w:tcMar>
+          </w:tcPr>
+          <w:p>
+            <w:r>
+              <w:rPr>
+                <w:sz w:val="18"/>
+                <w:szCs w:val="18"/>
+              </w:rPr>
+              <w:t xml:space="preserve">수정</w:t>
+            </w:r>
+          </w:p>
+        </w:tc>
+        <w:tc>
+          <w:tcPr>
+            <w:tcW w:w="5300" w:type="dxa"/>
+            <w:tcMar>
+              <w:top w:w="40" w:type="dxa"/>
+              <w:left w:w="80" w:type="dxa"/>
+              <w:bottom w:w="40" w:type="dxa"/>
+              <w:right w:w="80" w:type="dxa"/>
+            </w:tcMar>
+          </w:tcPr>
+          <w:p>
+            <w:r>
+              <w:rPr>
+                <w:sz w:val="18"/>
+                <w:szCs w:val="18"/>
+              </w:rPr>
+              <w:t xml:space="preserve">generateToken(uuid), extractUsername→extractSubject, validateToken(token, uuid)</w:t>
+            </w:r>
+          </w:p>
+        </w:tc>
+      </w:tr>
+      <w:tr>
+        <w:tc>
+          <w:tcPr>
+            <w:tcW w:w="2900" w:type="dxa"/>
+            <w:tcMar>
+              <w:top w:w="40" w:type="dxa"/>
+              <w:left w:w="80" w:type="dxa"/>
+              <w:bottom w:w="40" w:type="dxa"/>
+              <w:right w:w="80" w:type="dxa"/>
+            </w:tcMar>
+          </w:tcPr>
+          <w:p>
+            <w:r>
+              <w:rPr>
+                <w:sz w:val="18"/>
+                <w:szCs w:val="18"/>
+              </w:rPr>
+              <w:t xml:space="preserve">JwtAuthenticationFilter</w:t>
+            </w:r>
+          </w:p>
+        </w:tc>
+        <w:tc>
+          <w:tcPr>
+            <w:tcW w:w="800" w:type="dxa"/>
+            <w:tcMar>
+              <w:top w:w="40" w:type="dxa"/>
+              <w:left w:w="80" w:type="dxa"/>
+              <w:bottom w:w="40" w:type="dxa"/>
+              <w:right w:w="80" w:type="dxa"/>
+            </w:tcMar>
+          </w:tcPr>
+          <w:p>
+            <w:r>
+              <w:rPr>
+                <w:sz w:val="18"/>
+                <w:szCs w:val="18"/>
+              </w:rPr>
+              <w:t xml:space="preserve">수정</w:t>
+            </w:r>
+          </w:p>
+        </w:tc>
+        <w:tc>
+          <w:tcPr>
+            <w:tcW w:w="5300" w:type="dxa"/>
+            <w:tcMar>
+              <w:top w:w="40" w:type="dxa"/>
+              <w:left w:w="80" w:type="dxa"/>
+              <w:bottom w:w="40" w:type="dxa"/>
+              <w:right w:w="80" w:type="dxa"/>
+            </w:tcMar>
+          </w:tcPr>
+          <w:p>
+            <w:r>
+              <w:rPr>
+                <w:sz w:val="18"/>
+                <w:szCs w:val="18"/>
+              </w:rPr>
+              <w:t xml:space="preserve">email 조회 → uuid 조회로 변경</w:t>
+            </w:r>
+          </w:p>
+        </w:tc>
+      </w:tr>
+      <w:tr>
+        <w:tc>
+          <w:tcPr>
+            <w:tcW w:w="2900" w:type="dxa"/>
+            <w:tcMar>
+              <w:top w:w="40" w:type="dxa"/>
+              <w:left w:w="80" w:type="dxa"/>
+              <w:bottom w:w="40" w:type="dxa"/>
+              <w:right w:w="80" w:type="dxa"/>
+            </w:tcMar>
+          </w:tcPr>
+          <w:p>
+            <w:r>
+              <w:rPr>
+                <w:sz w:val="18"/>
+                <w:szCs w:val="18"/>
+              </w:rPr>
+              <w:t xml:space="preserve">UserInfoController</w:t>
+            </w:r>
+          </w:p>
+        </w:tc>
+        <w:tc>
+          <w:tcPr>
+            <w:tcW w:w="800" w:type="dxa"/>
+            <w:tcMar>
+              <w:top w:w="40" w:type="dxa"/>
+              <w:left w:w="80" w:type="dxa"/>
+              <w:bottom w:w="40" w:type="dxa"/>
+              <w:right w:w="80" w:type="dxa"/>
+            </w:tcMar>
+          </w:tcPr>
+          <w:p>
+            <w:r>
+              <w:rPr>
+                <w:sz w:val="18"/>
+                <w:szCs w:val="18"/>
+              </w:rPr>
+              <w:t xml:space="preserve">수정</w:t>
+            </w:r>
+          </w:p>
+        </w:tc>
+        <w:tc>
+          <w:tcPr>
+            <w:tcW w:w="5300" w:type="dxa"/>
+            <w:tcMar>
+              <w:top w:w="40" w:type="dxa"/>
+              <w:left w:w="80" w:type="dxa"/>
+              <w:bottom w:w="40" w:type="dxa"/>
+              <w:right w:w="80" w:type="dxa"/>
+            </w:tcMar>
+          </w:tcPr>
+          <w:p>
+            <w:r>
+              <w:rPr>
+                <w:sz w:val="18"/>
+                <w:szCs w:val="18"/>
+              </w:rPr>
+              <w:t xml:space="preserve">로그인 성공 시 토큰 subject = uuid</w:t>
+            </w:r>
+          </w:p>
+        </w:tc>
+      </w:tr>
+    </w:tbl>
+    <w:p>
+      <w:pPr>
+        <w:spacing w:after="80" w:line="272" w:lineRule="auto"/>
+      </w:pPr>
+      <w:r>
+        <w:rPr>
+          <w:b/>
+          <w:bCs/>
+        </w:rPr>
+        <w:t xml:space="preserve">핵심 로직 Before → After</w:t>
+      </w:r>
+      <w:r>
+        <w:t xml:space="preserve">  (엔티티·레포·서비스는 새로 추가된 코드라 Before 없음)</w:t>
+      </w:r>
+    </w:p>
+    <w:p>
+      <w:pPr>
+        <w:spacing w:after="80" w:line="272" w:lineRule="auto"/>
+      </w:pPr>
+      <w:r>
+        <w:rPr>
+          <w:b/>
+          <w:bCs/>
+        </w:rPr>
+        <w:t xml:space="preserve">① 발급 (UserInfoController)</w:t>
       </w:r>
     </w:p>
     <w:p>
@@ -2141,7 +2725,7 @@
           <w:sz w:val="18"/>
           <w:szCs w:val="18"/>
         </w:rPr>
-        <w:t xml:space="preserve">// 발급(UserInfoController)</w:t>
+        <w:t xml:space="preserve">// Before</w:t>
       </w:r>
     </w:p>
     <w:p>
@@ -2157,7 +2741,7 @@
           <w:sz w:val="18"/>
           <w:szCs w:val="18"/>
         </w:rPr>
-        <w:t xml:space="preserve">// Before: generateToken(userDetails.getUsername());   // subject = email(PII)</w:t>
+        <w:t xml:space="preserve">String token = jwtService.generateToken(userDetails.getUsername());  // subject = email(PII)</w:t>
       </w:r>
     </w:p>
     <w:p>
@@ -2173,55 +2757,7 @@
           <w:sz w:val="18"/>
           <w:szCs w:val="18"/>
         </w:rPr>
-        <w:t xml:space="preserve">// After : generateToken(userDetails.getUuid());       // subject = uuid(불투명)</w:t>
-      </w:r>
-    </w:p>
-    <w:p>
-      <w:pPr>
-        <w:pBdr>
-          <w:left w:val="single" w:sz="18" w:space="6" w:color="C0C0C0"/>
-        </w:pBdr>
-        <w:shd w:val="clear" w:color="auto" w:fill="F4F4F4"/>
-      </w:pPr>
-      <w:r>
-        <w:rPr>
-          <w:rFonts w:ascii="Consolas" w:hAnsi="Consolas"/>
-          <w:sz w:val="18"/>
-          <w:szCs w:val="18"/>
-        </w:rPr>
-        <w:t xml:space="preserve"/>
-      </w:r>
-    </w:p>
-    <w:p>
-      <w:pPr>
-        <w:pBdr>
-          <w:left w:val="single" w:sz="18" w:space="6" w:color="C0C0C0"/>
-        </w:pBdr>
-        <w:shd w:val="clear" w:color="auto" w:fill="F4F4F4"/>
-      </w:pPr>
-      <w:r>
-        <w:rPr>
-          <w:rFonts w:ascii="Consolas" w:hAnsi="Consolas"/>
-          <w:sz w:val="18"/>
-          <w:szCs w:val="18"/>
-        </w:rPr>
-        <w:t xml:space="preserve">// 검증(JwtAuthenticationFilter)</w:t>
-      </w:r>
-    </w:p>
-    <w:p>
-      <w:pPr>
-        <w:pBdr>
-          <w:left w:val="single" w:sz="18" w:space="6" w:color="C0C0C0"/>
-        </w:pBdr>
-        <w:shd w:val="clear" w:color="auto" w:fill="F4F4F4"/>
-      </w:pPr>
-      <w:r>
-        <w:rPr>
-          <w:rFonts w:ascii="Consolas" w:hAnsi="Consolas"/>
-          <w:sz w:val="18"/>
-          <w:szCs w:val="18"/>
-        </w:rPr>
-        <w:t xml:space="preserve">// Before: loadUserByUsername(extractUsername(token));  // email 로 조회</w:t>
+        <w:t xml:space="preserve">// After</w:t>
       </w:r>
     </w:p>
     <w:p>
@@ -2238,7 +2774,7 @@
           <w:sz w:val="18"/>
           <w:szCs w:val="18"/>
         </w:rPr>
-        <w:t xml:space="preserve">// After : loadUserByUuid(extractSubject(token));       // uuid 로 조회</w:t>
+        <w:t xml:space="preserve">String token = jwtService.generateToken(userDetails.getUuid());      // subject = uuid(불투명)</w:t>
       </w:r>
     </w:p>
     <w:p>
@@ -2250,10 +2786,105 @@
           <w:b/>
           <w:bCs/>
         </w:rPr>
-        <w:t xml:space="preserve">변경 파일(7곳): </w:t>
-      </w:r>
-      <w:r>
-        <w:t xml:space="preserve">UserInfo(uuid+@PrePersist)·UserInfoRepository(findByUuid)·UserInfoUserDetails(getUuid, getUsername=email 유지)·UserInfoUserDetailsService(loadUserByUuid)·JwtService·JwtAuthenticationFilter·UserInfoController</w:t>
+        <w:t xml:space="preserve">② 검증 (JwtAuthenticationFilter)</w:t>
+      </w:r>
+    </w:p>
+    <w:p>
+      <w:pPr>
+        <w:pBdr>
+          <w:top w:val="single" w:sz="4" w:space="3" w:color="D9D9D9"/>
+          <w:left w:val="single" w:sz="18" w:space="6" w:color="C0C0C0"/>
+        </w:pBdr>
+        <w:shd w:val="clear" w:color="auto" w:fill="F4F4F4"/>
+      </w:pPr>
+      <w:r>
+        <w:rPr>
+          <w:rFonts w:ascii="Consolas" w:hAnsi="Consolas"/>
+          <w:sz w:val="18"/>
+          <w:szCs w:val="18"/>
+        </w:rPr>
+        <w:t xml:space="preserve">// Before</w:t>
+      </w:r>
+    </w:p>
+    <w:p>
+      <w:pPr>
+        <w:pBdr>
+          <w:left w:val="single" w:sz="18" w:space="6" w:color="C0C0C0"/>
+        </w:pBdr>
+        <w:shd w:val="clear" w:color="auto" w:fill="F4F4F4"/>
+      </w:pPr>
+      <w:r>
+        <w:rPr>
+          <w:rFonts w:ascii="Consolas" w:hAnsi="Consolas"/>
+          <w:sz w:val="18"/>
+          <w:szCs w:val="18"/>
+        </w:rPr>
+        <w:t xml:space="preserve">String username = jwtService.extractUsername(token);</w:t>
+      </w:r>
+    </w:p>
+    <w:p>
+      <w:pPr>
+        <w:pBdr>
+          <w:left w:val="single" w:sz="18" w:space="6" w:color="C0C0C0"/>
+        </w:pBdr>
+        <w:shd w:val="clear" w:color="auto" w:fill="F4F4F4"/>
+      </w:pPr>
+      <w:r>
+        <w:rPr>
+          <w:rFonts w:ascii="Consolas" w:hAnsi="Consolas"/>
+          <w:sz w:val="18"/>
+          <w:szCs w:val="18"/>
+        </w:rPr>
+        <w:t xml:space="preserve">UserDetails ud = userDetailsService.loadUserByUsername(username);    // email 로 조회</w:t>
+      </w:r>
+    </w:p>
+    <w:p>
+      <w:pPr>
+        <w:pBdr>
+          <w:left w:val="single" w:sz="18" w:space="6" w:color="C0C0C0"/>
+        </w:pBdr>
+        <w:shd w:val="clear" w:color="auto" w:fill="F4F4F4"/>
+      </w:pPr>
+      <w:r>
+        <w:rPr>
+          <w:rFonts w:ascii="Consolas" w:hAnsi="Consolas"/>
+          <w:sz w:val="18"/>
+          <w:szCs w:val="18"/>
+        </w:rPr>
+        <w:t xml:space="preserve">// After</w:t>
+      </w:r>
+    </w:p>
+    <w:p>
+      <w:pPr>
+        <w:pBdr>
+          <w:left w:val="single" w:sz="18" w:space="6" w:color="C0C0C0"/>
+        </w:pBdr>
+        <w:shd w:val="clear" w:color="auto" w:fill="F4F4F4"/>
+      </w:pPr>
+      <w:r>
+        <w:rPr>
+          <w:rFonts w:ascii="Consolas" w:hAnsi="Consolas"/>
+          <w:sz w:val="18"/>
+          <w:szCs w:val="18"/>
+        </w:rPr>
+        <w:t xml:space="preserve">String uuid = jwtService.extractSubject(token);</w:t>
+      </w:r>
+    </w:p>
+    <w:p>
+      <w:pPr>
+        <w:pBdr>
+          <w:left w:val="single" w:sz="18" w:space="6" w:color="C0C0C0"/>
+          <w:bottom w:val="single" w:sz="4" w:space="3" w:color="D9D9D9"/>
+        </w:pBdr>
+        <w:shd w:val="clear" w:color="auto" w:fill="F4F4F4"/>
+      </w:pPr>
+      <w:r>
+        <w:rPr>
+          <w:rFonts w:ascii="Consolas" w:hAnsi="Consolas"/>
+          <w:sz w:val="18"/>
+          <w:szCs w:val="18"/>
+        </w:rPr>
+        <w:t xml:space="preserve">UserInfoUserDetails ud = userDetailsService.loadUserByUuid(uuid);    // uuid 로 조회</w:t>
       </w:r>
     </w:p>
     <w:p>
@@ -2268,7 +2899,7 @@
         <w:t xml:space="preserve">검증 결과</w:t>
       </w:r>
       <w:r>
-        <w:t xml:space="preserve"> (검증됨)</w:t>
+        <w:t xml:space="preserve"> (test 프로파일, 검증됨)</w:t>
       </w:r>
     </w:p>
     <w:tbl>

--- a/docs/security/06_JWT_Security.docx
+++ b/docs/security/06_JWT_Security.docx
@@ -58,7 +58,11 @@
         <w:t xml:space="preserve">실습 프로젝트 : Student_JWT (feature/jwt-security-demo)</w:t>
       </w:r>
     </w:p>
-    <w:p/>
+    <w:p>
+      <w:r>
+        <w:br w:type="page"/>
+      </w:r>
+    </w:p>
     <w:p>
       <w:pPr>
         <w:pStyle w:val="1"/>
@@ -164,7 +168,24 @@
         <w:t xml:space="preserve">7. 핵심 요약</w:t>
       </w:r>
     </w:p>
-    <w:p/>
+    <w:p>
+      <w:pPr>
+        <w:pStyle w:val="a4"/>
+        <w:numPr>
+          <w:ilvl w:val="0"/>
+          <w:numId w:val="1"/>
+        </w:numPr>
+        <w:spacing w:after="50" w:line="264" w:lineRule="auto"/>
+      </w:pPr>
+      <w:r>
+        <w:t xml:space="preserve">8. 자주 묻는 질문 (FAQ)</w:t>
+      </w:r>
+    </w:p>
+    <w:p>
+      <w:r>
+        <w:br w:type="page"/>
+      </w:r>
+    </w:p>
     <w:p>
       <w:pPr>
         <w:pStyle w:val="1"/>
@@ -3626,6 +3647,130 @@
       </w:pPr>
       <w:r>
         <w:t xml:space="preserve">탈취 대비는 짧은 만료 + Refresh, 전송은 HTTPS.</w:t>
+      </w:r>
+    </w:p>
+    <w:p>
+      <w:pPr>
+        <w:pStyle w:val="1"/>
+        <w:spacing w:before="320" w:after="160"/>
+      </w:pPr>
+      <w:r>
+        <w:rPr>
+          <w:b/>
+          <w:bCs/>
+          <w:color w:val="1F3864"/>
+        </w:rPr>
+        <w:t xml:space="preserve">8. 자주 묻는 질문 (FAQ)</w:t>
+      </w:r>
+    </w:p>
+    <w:p>
+      <w:pPr>
+        <w:pStyle w:val="3"/>
+        <w:spacing w:before="200" w:after="80"/>
+      </w:pPr>
+      <w:r>
+        <w:rPr>
+          <w:b/>
+          <w:bCs/>
+          <w:color w:val="2E5496"/>
+        </w:rPr>
+        <w:t xml:space="preserve">Q1. alg:none 은 "알고리즘을 쓰지 않는다"는 뜻인가요?</w:t>
+      </w:r>
+    </w:p>
+    <w:p>
+      <w:pPr>
+        <w:spacing w:after="80" w:line="272" w:lineRule="auto"/>
+      </w:pPr>
+      <w:r>
+        <w:t xml:space="preserve">네 — 서명이 없는 토큰이다. 과거 일부 라이브러리가 헤더의 alg 를 그대로 믿어, alg 를 none 으로 바꾸고 서명을 지운 토큰을 검증 없이 통과시켰다(인증 우회). 이 앱은 verifyWith(key) 로 서명을 반드시 요구하므로 alg:none·서명 변조를 거부한다(401). alg 는 공격자가 바꿀 수 있는 값이므로 믿지 말고, 서버가 기대하는 키·알고리즘으로만 검증한다.</w:t>
+      </w:r>
+    </w:p>
+    <w:p>
+      <w:pPr>
+        <w:pStyle w:val="3"/>
+        <w:spacing w:before="200" w:after="80"/>
+      </w:pPr>
+      <w:r>
+        <w:rPr>
+          <w:b/>
+          <w:bCs/>
+          <w:color w:val="2E5496"/>
+        </w:rPr>
+        <w:t xml:space="preserve">Q2. 설정파일의 jwt.secret 이 git 에 올라가 있으면 괜찮은가요?</w:t>
+      </w:r>
+    </w:p>
+    <w:p>
+      <w:pPr>
+        <w:spacing w:after="80" w:line="272" w:lineRule="auto"/>
+      </w:pPr>
+      <w:r>
+        <w:t xml:space="preserve">원칙상 문제다. secret 이 저장소에 있으면(특히 public) 누구나 관리자 토큰을 위조할 수 있다. 다만 이 앱 값은 환경변수 override 를 전제로 한 데모용 기본값이고 보호할 실데이터가 없어 실습에서만 허용한다. 운영이면 치명적 취약점이다. 한 번 커밋한 secret 은 git history 에 영구히 남으므로, 파일에서 지우는 것만으론 부족하고 반드시 새 값으로 교체(로테이션)해야 한다.</w:t>
+      </w:r>
+    </w:p>
+    <w:p>
+      <w:pPr>
+        <w:pStyle w:val="3"/>
+        <w:spacing w:before="200" w:after="80"/>
+      </w:pPr>
+      <w:r>
+        <w:rPr>
+          <w:b/>
+          <w:bCs/>
+          <w:color w:val="2E5496"/>
+        </w:rPr>
+        <w:t xml:space="preserve">Q3. jwt.allow-insecure-secret=false 는 무슨 뜻인가요?</w:t>
+      </w:r>
+    </w:p>
+    <w:p>
+      <w:pPr>
+        <w:spacing w:after="80" w:line="272" w:lineRule="auto"/>
+      </w:pPr>
+      <w:r>
+        <w:t xml:space="preserve">약한/기본 secret 이면 앱 기동을 거부(fail-closed)한다는 뜻이다. 단 false 만으론 부족하고, 강한 JWT_SECRET 을 환경변수로 주입하는 것과 쌍으로 설정해야 실제로 안전하다. (false 로 두고 강한 secret 을 안 주면, 기본값이 약해서 기동이 실패한다 — 의도된 안전 동작이다.)</w:t>
+      </w:r>
+    </w:p>
+    <w:p>
+      <w:pPr>
+        <w:pStyle w:val="3"/>
+        <w:spacing w:before="200" w:after="80"/>
+      </w:pPr>
+      <w:r>
+        <w:rPr>
+          <w:b/>
+          <w:bCs/>
+          <w:color w:val="2E5496"/>
+        </w:rPr>
+        <w:t xml:space="preserve">Q4. 약한/강한 secret 은 byte 수(길이)를 말하나요?</w:t>
+      </w:r>
+    </w:p>
+    <w:p>
+      <w:pPr>
+        <w:spacing w:after="80" w:line="272" w:lineRule="auto"/>
+      </w:pPr>
+      <w:r>
+        <w:t xml:space="preserve">길이는 최소 조건일 뿐이다(HS256 ≥ 32byte = 256bit). 강함 = 길이 + 무작위(엔트로피) + 비밀 유지, 세 가지가 모두 필요하다. 길어도 예측 가능하거나 공개되면 약하다 — 이 앱의 64byte 기본값이 '길지만 공개되어 약한' 예다. 강한 secret 은 사람이 타이핑하지 말고 무작위로 생성한다(예: openssl rand -base64 48).</w:t>
+      </w:r>
+    </w:p>
+    <w:p>
+      <w:pPr>
+        <w:pStyle w:val="3"/>
+        <w:spacing w:before="200" w:after="80"/>
+      </w:pPr>
+      <w:r>
+        <w:rPr>
+          <w:b/>
+          <w:bCs/>
+          <w:color w:val="2E5496"/>
+        </w:rPr>
+        <w:t xml:space="preserve">Q5. PII 가 무엇인가요?</w:t>
+      </w:r>
+    </w:p>
+    <w:p>
+      <w:pPr>
+        <w:spacing w:after="80" w:line="272" w:lineRule="auto"/>
+      </w:pPr>
+      <w:r>
+        <w:t xml:space="preserve">개인 식별 정보(Personally Identifiable Information) — 이름·주민번호·email·전화번호처럼 개인을 알아볼 수 있는 정보다. JWT payload 는 암호화가 아니라 base64 라 누구나 읽을 수 있으므로 PII 를 넣지 않는다. 그래서 이 앱은 토큰 subject 를 email → uuid(불투명 식별자)로 바꿨다(5-2 참고).</w:t>
       </w:r>
     </w:p>
     <w:sectPr>

--- a/docs/security/06_JWT_Security.docx
+++ b/docs/security/06_JWT_Security.docx
@@ -953,6 +953,11 @@
           <w:szCs w:val="18"/>
         </w:rPr>
         <w:t xml:space="preserve">Jwts.parser().verifyWith(key).build().parseSignedClaims(token).getPayload();</w:t>
+      </w:r>
+    </w:p>
+    <w:p>
+      <w:r>
+        <w:br w:type="page"/>
       </w:r>
     </w:p>
     <w:p>

--- a/docs/security/06_JWT_Security.docx
+++ b/docs/security/06_JWT_Security.docx
@@ -1193,6 +1193,345 @@
         </w:tc>
       </w:tr>
     </w:tbl>
+    <w:p>
+      <w:pPr>
+        <w:spacing w:after="80" w:line="272" w:lineRule="auto"/>
+      </w:pPr>
+      <w:r>
+        <w:rPr>
+          <w:b/>
+          <w:bCs/>
+        </w:rPr>
+        <w:t xml:space="preserve">jwt_forge.py 는 무엇을 하나 (교육용 위조 스크립트)</w:t>
+      </w:r>
+    </w:p>
+    <w:p>
+      <w:pPr>
+        <w:spacing w:after="80" w:line="272" w:lineRule="auto"/>
+      </w:pPr>
+      <w:r>
+        <w:t xml:space="preserve">외부 라이브러리 없이 표준 라이브러리만으로 JWT 를 직접 서명(위조)한다. 핵심은 서버와 똑같은 방식으로 서명 키를 만드는 것이다.</w:t>
+      </w:r>
+    </w:p>
+    <w:p>
+      <w:pPr>
+        <w:pBdr>
+          <w:top w:val="single" w:sz="4" w:space="3" w:color="D9D9D9"/>
+          <w:left w:val="single" w:sz="18" w:space="6" w:color="C0C0C0"/>
+        </w:pBdr>
+        <w:shd w:val="clear" w:color="auto" w:fill="F4F4F4"/>
+      </w:pPr>
+      <w:r>
+        <w:rPr>
+          <w:rFonts w:ascii="Consolas" w:hAnsi="Consolas"/>
+          <w:sz w:val="18"/>
+          <w:szCs w:val="18"/>
+        </w:rPr>
+        <w:t xml:space="preserve"># 서버의 jwt.secret 과 동일한 문자열. 서버가 secret.getBytes() 로 키를 만들므로</w:t>
+      </w:r>
+    </w:p>
+    <w:p>
+      <w:pPr>
+        <w:pBdr>
+          <w:left w:val="single" w:sz="18" w:space="6" w:color="C0C0C0"/>
+        </w:pBdr>
+        <w:shd w:val="clear" w:color="auto" w:fill="F4F4F4"/>
+      </w:pPr>
+      <w:r>
+        <w:rPr>
+          <w:rFonts w:ascii="Consolas" w:hAnsi="Consolas"/>
+          <w:sz w:val="18"/>
+          <w:szCs w:val="18"/>
+        </w:rPr>
+        <w:t xml:space="preserve"># 여기서도 이 "문자열의 UTF-8 바이트" 를 HMAC 키로 쓴다 → 서명이 일치한다.</w:t>
+      </w:r>
+    </w:p>
+    <w:p>
+      <w:pPr>
+        <w:pBdr>
+          <w:left w:val="single" w:sz="18" w:space="6" w:color="C0C0C0"/>
+        </w:pBdr>
+        <w:shd w:val="clear" w:color="auto" w:fill="F4F4F4"/>
+      </w:pPr>
+      <w:r>
+        <w:rPr>
+          <w:rFonts w:ascii="Consolas" w:hAnsi="Consolas"/>
+          <w:sz w:val="18"/>
+          <w:szCs w:val="18"/>
+        </w:rPr>
+        <w:t xml:space="preserve">SECRET = "5367566B...7437"</w:t>
+      </w:r>
+    </w:p>
+    <w:p>
+      <w:pPr>
+        <w:pBdr>
+          <w:left w:val="single" w:sz="18" w:space="6" w:color="C0C0C0"/>
+        </w:pBdr>
+        <w:shd w:val="clear" w:color="auto" w:fill="F4F4F4"/>
+      </w:pPr>
+      <w:r>
+        <w:rPr>
+          <w:rFonts w:ascii="Consolas" w:hAnsi="Consolas"/>
+          <w:sz w:val="18"/>
+          <w:szCs w:val="18"/>
+        </w:rPr>
+        <w:t xml:space="preserve"/>
+      </w:r>
+    </w:p>
+    <w:p>
+      <w:pPr>
+        <w:pBdr>
+          <w:left w:val="single" w:sz="18" w:space="6" w:color="C0C0C0"/>
+        </w:pBdr>
+        <w:shd w:val="clear" w:color="auto" w:fill="F4F4F4"/>
+      </w:pPr>
+      <w:r>
+        <w:rPr>
+          <w:rFonts w:ascii="Consolas" w:hAnsi="Consolas"/>
+          <w:sz w:val="18"/>
+          <w:szCs w:val="18"/>
+        </w:rPr>
+        <w:t xml:space="preserve">def forge(sub, ttl=3600, alg="HS256"):</w:t>
+      </w:r>
+    </w:p>
+    <w:p>
+      <w:pPr>
+        <w:pBdr>
+          <w:left w:val="single" w:sz="18" w:space="6" w:color="C0C0C0"/>
+        </w:pBdr>
+        <w:shd w:val="clear" w:color="auto" w:fill="F4F4F4"/>
+      </w:pPr>
+      <w:r>
+        <w:rPr>
+          <w:rFonts w:ascii="Consolas" w:hAnsi="Consolas"/>
+          <w:sz w:val="18"/>
+          <w:szCs w:val="18"/>
+        </w:rPr>
+        <w:t xml:space="preserve">    header  = {"alg": alg}                               # 예: {"alg":"HS256"}</w:t>
+      </w:r>
+    </w:p>
+    <w:p>
+      <w:pPr>
+        <w:pBdr>
+          <w:left w:val="single" w:sz="18" w:space="6" w:color="C0C0C0"/>
+        </w:pBdr>
+        <w:shd w:val="clear" w:color="auto" w:fill="F4F4F4"/>
+      </w:pPr>
+      <w:r>
+        <w:rPr>
+          <w:rFonts w:ascii="Consolas" w:hAnsi="Consolas"/>
+          <w:sz w:val="18"/>
+          <w:szCs w:val="18"/>
+        </w:rPr>
+        <w:t xml:space="preserve">    payload = {"sub": sub, "iat": now, "exp": now+ttl}   # sub = 원하는 사용자(admin@aa.com)</w:t>
+      </w:r>
+    </w:p>
+    <w:p>
+      <w:pPr>
+        <w:pBdr>
+          <w:left w:val="single" w:sz="18" w:space="6" w:color="C0C0C0"/>
+        </w:pBdr>
+        <w:shd w:val="clear" w:color="auto" w:fill="F4F4F4"/>
+      </w:pPr>
+      <w:r>
+        <w:rPr>
+          <w:rFonts w:ascii="Consolas" w:hAnsi="Consolas"/>
+          <w:sz w:val="18"/>
+          <w:szCs w:val="18"/>
+        </w:rPr>
+        <w:t xml:space="preserve">    signing_input = b64url(header) + "." + b64url(payload)</w:t>
+      </w:r>
+    </w:p>
+    <w:p>
+      <w:pPr>
+        <w:pBdr>
+          <w:left w:val="single" w:sz="18" w:space="6" w:color="C0C0C0"/>
+        </w:pBdr>
+        <w:shd w:val="clear" w:color="auto" w:fill="F4F4F4"/>
+      </w:pPr>
+      <w:r>
+        <w:rPr>
+          <w:rFonts w:ascii="Consolas" w:hAnsi="Consolas"/>
+          <w:sz w:val="18"/>
+          <w:szCs w:val="18"/>
+        </w:rPr>
+        <w:t xml:space="preserve">    if alg == "none":</w:t>
+      </w:r>
+    </w:p>
+    <w:p>
+      <w:pPr>
+        <w:pBdr>
+          <w:left w:val="single" w:sz="18" w:space="6" w:color="C0C0C0"/>
+        </w:pBdr>
+        <w:shd w:val="clear" w:color="auto" w:fill="F4F4F4"/>
+      </w:pPr>
+      <w:r>
+        <w:rPr>
+          <w:rFonts w:ascii="Consolas" w:hAnsi="Consolas"/>
+          <w:sz w:val="18"/>
+          <w:szCs w:val="18"/>
+        </w:rPr>
+        <w:t xml:space="preserve">        return signing_input + "."                       # 서명 없는 토큰(alg:none)</w:t>
+      </w:r>
+    </w:p>
+    <w:p>
+      <w:pPr>
+        <w:pBdr>
+          <w:left w:val="single" w:sz="18" w:space="6" w:color="C0C0C0"/>
+        </w:pBdr>
+        <w:shd w:val="clear" w:color="auto" w:fill="F4F4F4"/>
+      </w:pPr>
+      <w:r>
+        <w:rPr>
+          <w:rFonts w:ascii="Consolas" w:hAnsi="Consolas"/>
+          <w:sz w:val="18"/>
+          <w:szCs w:val="18"/>
+        </w:rPr>
+        <w:t xml:space="preserve">    sig = hmac_sha256(SECRET, signing_input)             # 알려진 secret 으로 서명</w:t>
+      </w:r>
+    </w:p>
+    <w:p>
+      <w:pPr>
+        <w:pBdr>
+          <w:left w:val="single" w:sz="18" w:space="6" w:color="C0C0C0"/>
+          <w:bottom w:val="single" w:sz="4" w:space="3" w:color="D9D9D9"/>
+        </w:pBdr>
+        <w:shd w:val="clear" w:color="auto" w:fill="F4F4F4"/>
+      </w:pPr>
+      <w:r>
+        <w:rPr>
+          <w:rFonts w:ascii="Consolas" w:hAnsi="Consolas"/>
+          <w:sz w:val="18"/>
+          <w:szCs w:val="18"/>
+        </w:rPr>
+        <w:t xml:space="preserve">    return signing_input + "." + b64url(sig)             # header.payload.signature</w:t>
+      </w:r>
+    </w:p>
+    <w:p>
+      <w:pPr>
+        <w:spacing w:after="80" w:line="272" w:lineRule="auto"/>
+      </w:pPr>
+      <w:r>
+        <w:rPr>
+          <w:b/>
+          <w:bCs/>
+        </w:rPr>
+        <w:t xml:space="preserve">동작 단계</w:t>
+      </w:r>
+    </w:p>
+    <w:p>
+      <w:pPr>
+        <w:pStyle w:val="a4"/>
+        <w:numPr>
+          <w:ilvl w:val="0"/>
+          <w:numId w:val="1"/>
+        </w:numPr>
+        <w:spacing w:after="50" w:line="264" w:lineRule="auto"/>
+      </w:pPr>
+      <w:r>
+        <w:t xml:space="preserve">header·payload(JSON)를 각각 base64url 로 인코딩해 . 으로 잇는다 → signing_input</w:t>
+      </w:r>
+    </w:p>
+    <w:p>
+      <w:pPr>
+        <w:pStyle w:val="a4"/>
+        <w:numPr>
+          <w:ilvl w:val="0"/>
+          <w:numId w:val="1"/>
+        </w:numPr>
+        <w:spacing w:after="50" w:line="264" w:lineRule="auto"/>
+      </w:pPr>
+      <w:r>
+        <w:t xml:space="preserve">signing_input 을 알려진 secret 으로 HMAC-SHA256 서명 → 세 번째 칸(signature)</w:t>
+      </w:r>
+    </w:p>
+    <w:p>
+      <w:pPr>
+        <w:pStyle w:val="a4"/>
+        <w:numPr>
+          <w:ilvl w:val="0"/>
+          <w:numId w:val="1"/>
+        </w:numPr>
+        <w:spacing w:after="50" w:line="264" w:lineRule="auto"/>
+      </w:pPr>
+      <w:r>
+        <w:t xml:space="preserve">header.payload.signature 출력 → 서버가 같은 secret 으로 검증하므로 유효한 토큰으로 인정</w:t>
+      </w:r>
+    </w:p>
+    <w:p>
+      <w:pPr>
+        <w:spacing w:after="80" w:line="272" w:lineRule="auto"/>
+      </w:pPr>
+      <w:r>
+        <w:rPr>
+          <w:b/>
+          <w:bCs/>
+        </w:rPr>
+        <w:t xml:space="preserve">사용법</w:t>
+      </w:r>
+    </w:p>
+    <w:p>
+      <w:pPr>
+        <w:pBdr>
+          <w:top w:val="single" w:sz="4" w:space="3" w:color="D9D9D9"/>
+          <w:left w:val="single" w:sz="18" w:space="6" w:color="C0C0C0"/>
+        </w:pBdr>
+        <w:shd w:val="clear" w:color="auto" w:fill="F4F4F4"/>
+      </w:pPr>
+      <w:r>
+        <w:rPr>
+          <w:rFonts w:ascii="Consolas" w:hAnsi="Consolas"/>
+          <w:sz w:val="18"/>
+          <w:szCs w:val="18"/>
+        </w:rPr>
+        <w:t xml:space="preserve">python docs/security/jwt_forge.py                    # 기본: sub=admin@aa.com, alg=HS256</w:t>
+      </w:r>
+    </w:p>
+    <w:p>
+      <w:pPr>
+        <w:pBdr>
+          <w:left w:val="single" w:sz="18" w:space="6" w:color="C0C0C0"/>
+        </w:pBdr>
+        <w:shd w:val="clear" w:color="auto" w:fill="F4F4F4"/>
+      </w:pPr>
+      <w:r>
+        <w:rPr>
+          <w:rFonts w:ascii="Consolas" w:hAnsi="Consolas"/>
+          <w:sz w:val="18"/>
+          <w:szCs w:val="18"/>
+        </w:rPr>
+        <w:t xml:space="preserve">python docs/security/jwt_forge.py user@aa.com        # 다른 사용자로 위조</w:t>
+      </w:r>
+    </w:p>
+    <w:p>
+      <w:pPr>
+        <w:pBdr>
+          <w:left w:val="single" w:sz="18" w:space="6" w:color="C0C0C0"/>
+          <w:bottom w:val="single" w:sz="4" w:space="3" w:color="D9D9D9"/>
+        </w:pBdr>
+        <w:shd w:val="clear" w:color="auto" w:fill="F4F4F4"/>
+      </w:pPr>
+      <w:r>
+        <w:rPr>
+          <w:rFonts w:ascii="Consolas" w:hAnsi="Consolas"/>
+          <w:sz w:val="18"/>
+          <w:szCs w:val="18"/>
+        </w:rPr>
+        <w:t xml:space="preserve">python docs/security/jwt_forge.py admin@aa.com none  # alg:none 토큰(4-2 데모)</w:t>
+      </w:r>
+    </w:p>
+    <w:p>
+      <w:pPr>
+        <w:spacing w:after="80" w:line="272" w:lineRule="auto"/>
+      </w:pPr>
+      <w:r>
+        <w:rPr>
+          <w:i/>
+          <w:iCs/>
+        </w:rPr>
+        <w:t xml:space="preserve">핵심: 위조가 가능한 이유는 secret 이 공개됐기 때문이다. secret 이 강하고 비공개면 이 스크립트의 서명이 서버 키와 달라 401 이 된다(5-1 안전 버전). 이 스크립트는 교육용이며 이 저장소의 공개 기본 secret 에만 맞춰져 있다.</w:t>
+      </w:r>
+    </w:p>
     <w:p>
       <w:pPr>
         <w:pStyle w:val="3"/>

--- a/docs/security/06_JWT_Security.docx
+++ b/docs/security/06_JWT_Security.docx
@@ -994,6 +994,21 @@
     </w:p>
     <w:p>
       <w:pPr>
+        <w:spacing w:after="80" w:line="272" w:lineRule="auto"/>
+      </w:pPr>
+      <w:r>
+        <w:rPr>
+          <w:b/>
+          <w:bCs/>
+        </w:rPr>
+        <w:t xml:space="preserve">※ 중요 — 이 브랜치는 방어가 누적된다. </w:t>
+      </w:r>
+      <w:r>
+        <w:t xml:space="preserve">HEAD 에는 5-2(토큰 subject를 uuid로)가 이미 적용돼 있어, jwt_forge.py admin@aa.com(email subject)는 현재 코드에서 401 로 막힌다. 이것은 버그가 아니라 5-2 방어가 작동하는 것이다(= 5-2 표의 '예전 방식 위조 → 401'). 아래 4-1 은 현재 코드(HEAD) 기준으로 재현한다. 5-2 이전의 email 위조 성공(200)을 그대로 보려면 그 변경 전 커밋에서 실행한다.</w:t>
+      </w:r>
+    </w:p>
+    <w:p>
+      <w:pPr>
         <w:pStyle w:val="3"/>
         <w:spacing w:before="200" w:after="80"/>
       </w:pPr>
@@ -1011,7 +1026,7 @@
         <w:spacing w:after="80" w:line="272" w:lineRule="auto"/>
       </w:pPr>
       <w:r>
-        <w:t xml:space="preserve">secret 은 secret.getBytes() 로 쓰이므로 HMAC 키 = 그 문자열의 UTF-8(ASCII) 바이트다. 이 값만 알면 비밀번호 없이 admin 토큰을 직접 서명한다.</w:t>
+        <w:t xml:space="preserve">secret 은 secret.getBytes() 로 쓰이므로 HMAC 키 = 그 문자열의 UTF-8(ASCII) 바이트다. 이 값만 알면 비밀번호 없이 유효한 토큰을 직접 서명한다. 단 HEAD 에서는 subject 가 uuid 이므로 유효한 uuid 가 필요하다(토큰을 한 번 가로채거나 로그·DB 에서 얻었다고 가정).</w:t>
       </w:r>
     </w:p>
     <w:p>
@@ -1044,7 +1059,87 @@
           <w:sz w:val="18"/>
           <w:szCs w:val="18"/>
         </w:rPr>
-        <w:t xml:space="preserve">FT=$(python docs/security/jwt_forge.py admin@aa.com)      # admin 토큰 위조</w:t>
+        <w:t xml:space="preserve"># (1) admin 토큰을 한 번 확보해 그 안의 uuid(sub) 를 읽는다 (토큰 탈취 가정)</w:t>
+      </w:r>
+    </w:p>
+    <w:p>
+      <w:pPr>
+        <w:pBdr>
+          <w:left w:val="single" w:sz="18" w:space="6" w:color="C0C0C0"/>
+        </w:pBdr>
+        <w:shd w:val="clear" w:color="auto" w:fill="F4F4F4"/>
+      </w:pPr>
+      <w:r>
+        <w:rPr>
+          <w:rFonts w:ascii="Consolas" w:hAnsi="Consolas"/>
+          <w:sz w:val="18"/>
+          <w:szCs w:val="18"/>
+        </w:rPr>
+        <w:t xml:space="preserve">RT=$(curl -s -X POST "$B/api/userinfos/login" -H "Content-Type: application/json" \</w:t>
+      </w:r>
+    </w:p>
+    <w:p>
+      <w:pPr>
+        <w:pBdr>
+          <w:left w:val="single" w:sz="18" w:space="6" w:color="C0C0C0"/>
+        </w:pBdr>
+        <w:shd w:val="clear" w:color="auto" w:fill="F4F4F4"/>
+      </w:pPr>
+      <w:r>
+        <w:rPr>
+          <w:rFonts w:ascii="Consolas" w:hAnsi="Consolas"/>
+          <w:sz w:val="18"/>
+          <w:szCs w:val="18"/>
+        </w:rPr>
+        <w:t xml:space="preserve">  -d '{"email":"admin@aa.com","password":"pwd1"}' | python -c "..['accessToken']")</w:t>
+      </w:r>
+    </w:p>
+    <w:p>
+      <w:pPr>
+        <w:pBdr>
+          <w:left w:val="single" w:sz="18" w:space="6" w:color="C0C0C0"/>
+        </w:pBdr>
+        <w:shd w:val="clear" w:color="auto" w:fill="F4F4F4"/>
+      </w:pPr>
+      <w:r>
+        <w:rPr>
+          <w:rFonts w:ascii="Consolas" w:hAnsi="Consolas"/>
+          <w:sz w:val="18"/>
+          <w:szCs w:val="18"/>
+        </w:rPr>
+        <w:t xml:space="preserve">UUID=$(echo "$RT" | cut -d. -f2 | python -c "..base64 디코딩 후 ['sub']..")</w:t>
+      </w:r>
+    </w:p>
+    <w:p>
+      <w:pPr>
+        <w:pBdr>
+          <w:left w:val="single" w:sz="18" w:space="6" w:color="C0C0C0"/>
+        </w:pBdr>
+        <w:shd w:val="clear" w:color="auto" w:fill="F4F4F4"/>
+      </w:pPr>
+      <w:r>
+        <w:rPr>
+          <w:rFonts w:ascii="Consolas" w:hAnsi="Consolas"/>
+          <w:sz w:val="18"/>
+          <w:szCs w:val="18"/>
+        </w:rPr>
+        <w:t xml:space="preserve"># (2) 알려진 secret + 그 uuid 로 위조 → 비밀번호 없이 admin</w:t>
+      </w:r>
+    </w:p>
+    <w:p>
+      <w:pPr>
+        <w:pBdr>
+          <w:left w:val="single" w:sz="18" w:space="6" w:color="C0C0C0"/>
+        </w:pBdr>
+        <w:shd w:val="clear" w:color="auto" w:fill="F4F4F4"/>
+      </w:pPr>
+      <w:r>
+        <w:rPr>
+          <w:rFonts w:ascii="Consolas" w:hAnsi="Consolas"/>
+          <w:sz w:val="18"/>
+          <w:szCs w:val="18"/>
+        </w:rPr>
+        <w:t xml:space="preserve">FU=$(python docs/security/jwt_forge.py "$UUID")</w:t>
       </w:r>
     </w:p>
     <w:p>
@@ -1061,7 +1156,7 @@
           <w:sz w:val="18"/>
           <w:szCs w:val="18"/>
         </w:rPr>
-        <w:t xml:space="preserve">curl -s "$B/api/userinfos/me" -H "Authorization: Bearer $FT"</w:t>
+        <w:t xml:space="preserve">curl -s "$B/api/userinfos/me" -H "Authorization: Bearer $FU"</w:t>
       </w:r>
     </w:p>
     <w:p>
@@ -1166,7 +1261,7 @@
                 <w:sz w:val="18"/>
                 <w:szCs w:val="18"/>
               </w:rPr>
-              <w:t xml:space="preserve">위조 admin 토큰으로 /me</w:t>
+              <w:t xml:space="preserve">유효 uuid + 알려진 secret 위조 → /me</w:t>
             </w:r>
           </w:p>
         </w:tc>
@@ -1187,12 +1282,63 @@
                 <w:sz w:val="18"/>
                 <w:szCs w:val="18"/>
               </w:rPr>
-              <w:t xml:space="preserve">200 → admin@aa.com, ROLE_ADMIN (관리자 탈취)</w:t>
+              <w:t xml:space="preserve">200 → admin@aa.com, ROLE_ADMIN (탈취)</w:t>
+            </w:r>
+          </w:p>
+        </w:tc>
+      </w:tr>
+      <w:tr>
+        <w:tc>
+          <w:tcPr>
+            <w:tcW w:w="5400" w:type="dxa"/>
+            <w:tcMar>
+              <w:top w:w="40" w:type="dxa"/>
+              <w:left w:w="80" w:type="dxa"/>
+              <w:bottom w:w="40" w:type="dxa"/>
+              <w:right w:w="80" w:type="dxa"/>
+            </w:tcMar>
+          </w:tcPr>
+          <w:p>
+            <w:r>
+              <w:rPr>
+                <w:sz w:val="18"/>
+                <w:szCs w:val="18"/>
+              </w:rPr>
+              <w:t xml:space="preserve">(참고) jwt_forge.py admin@aa.com (email) → /me</w:t>
+            </w:r>
+          </w:p>
+        </w:tc>
+        <w:tc>
+          <w:tcPr>
+            <w:tcW w:w="3600" w:type="dxa"/>
+            <w:tcMar>
+              <w:top w:w="40" w:type="dxa"/>
+              <w:left w:w="80" w:type="dxa"/>
+              <w:bottom w:w="40" w:type="dxa"/>
+              <w:right w:w="80" w:type="dxa"/>
+            </w:tcMar>
+          </w:tcPr>
+          <w:p>
+            <w:r>
+              <w:rPr>
+                <w:color w:val="2E7D32"/>
+                <w:sz w:val="18"/>
+                <w:szCs w:val="18"/>
+              </w:rPr>
+              <w:t xml:space="preserve">401 (5-2 uuid 방어)</w:t>
             </w:r>
           </w:p>
         </w:tc>
       </w:tr>
     </w:tbl>
+    <w:p>
+      <w:pPr>
+        <w:spacing w:after="80" w:line="272" w:lineRule="auto"/>
+      </w:pPr>
+      <w:r>
+        <w:t xml:space="preserve">→ secret 하나로 유효한 토큰을 찍어낼 수 있다. uuid 하드닝(5-2)으로 '유효한 uuid' 조건이 붙었지만, 근본 원인은 공개된 secret 이다.</w:t>
+      </w:r>
+    </w:p>
     <w:p>
       <w:pPr>
         <w:spacing w:after="80" w:line="272" w:lineRule="auto"/>

--- a/docs/security/06_JWT_Security.docx
+++ b/docs/security/06_JWT_Security.docx
@@ -31,7 +31,19 @@
           <w:sz w:val="40"/>
           <w:szCs w:val="40"/>
         </w:rPr>
-        <w:t xml:space="preserve">JWT 보안 (JSON Web Token)</w:t>
+        <w:t xml:space="preserve">JWT 보안 — 1단계 (secret 하드닝)</w:t>
+      </w:r>
+    </w:p>
+    <w:p>
+      <w:pPr>
+        <w:spacing w:after="120"/>
+        <w:jc w:val="center"/>
+      </w:pPr>
+      <w:r>
+        <w:rPr>
+          <w:color w:val="595959"/>
+        </w:rPr>
+        <w:t xml:space="preserve">JSON Web Token / OWASP #7 인증 실패 · #4 암호화 실패</w:t>
       </w:r>
     </w:p>
     <w:p>
@@ -43,7 +55,7 @@
         <w:rPr>
           <w:color w:val="595959"/>
         </w:rPr>
-        <w:t xml:space="preserve">JSON Web Token / OWASP #7 인증 실패 · #4 암호화 실패</w:t>
+        <w:t xml:space="preserve">1단계: secret 하드닝 (공격 성공 시연)  ·  2단계는 feature/jwt-advanced-demo</w:t>
       </w:r>
     </w:p>
     <w:p>
@@ -282,7 +294,7 @@
         <w:spacing w:after="80" w:line="272" w:lineRule="auto"/>
       </w:pPr>
       <w:r>
-        <w:t xml:space="preserve">JWT 의 안전은 거의 전부 secret(서명 키) 관리에 달려 있다. 아래 4가지 중 이번에 코드를 바꾼 것은 #1 과 #3 이다.</w:t>
+        <w:t xml:space="preserve">JWT 의 안전은 거의 전부 secret(서명 키) 관리에 달려 있다. 1단계에서 코드를 바꾼 것은 #1 하나이고, #3·#4 는 2단계(feature/jwt-advanced-demo)에서 코드로 다룬다.</w:t>
       </w:r>
     </w:p>
     <w:tbl>
@@ -425,7 +437,7 @@
                 <w:sz w:val="18"/>
                 <w:szCs w:val="18"/>
               </w:rPr>
-              <w:t xml:space="preserve">작업</w:t>
+              <w:t xml:space="preserve">단계</w:t>
             </w:r>
           </w:p>
         </w:tc>
@@ -529,7 +541,7 @@
                 <w:sz w:val="18"/>
                 <w:szCs w:val="18"/>
               </w:rPr>
-              <w:t xml:space="preserve">코드</w:t>
+              <w:t xml:space="preserve">1단계 코드</w:t>
             </w:r>
           </w:p>
         </w:tc>
@@ -714,7 +726,7 @@
                 <w:sz w:val="18"/>
                 <w:szCs w:val="18"/>
               </w:rPr>
-              <w:t xml:space="preserve">토큰 subject 를 email→uuid(불투명)로, 필터는 uuid 로 조회</w:t>
+              <w:t xml:space="preserve">토큰 subject 를 email→uuid(불투명)로</w:t>
             </w:r>
           </w:p>
         </w:tc>
@@ -731,11 +743,11 @@
           <w:p>
             <w:r>
               <w:rPr>
-                <w:color w:val="2E7D32"/>
-                <w:sz w:val="18"/>
-                <w:szCs w:val="18"/>
-              </w:rPr>
-              <w:t xml:space="preserve">코드</w:t>
+                <w:color w:val="B26A00"/>
+                <w:sz w:val="18"/>
+                <w:szCs w:val="18"/>
+              </w:rPr>
+              <w:t xml:space="preserve">2단계</w:t>
             </w:r>
           </w:p>
         </w:tc>
@@ -817,7 +829,7 @@
                 <w:sz w:val="18"/>
                 <w:szCs w:val="18"/>
               </w:rPr>
-              <w:t xml:space="preserve">짧은 만료 + Refresh</w:t>
+              <w:t xml:space="preserve">짧은 만료 + Refresh(서버저장·회전)</w:t>
             </w:r>
           </w:p>
         </w:tc>
@@ -834,10 +846,11 @@
           <w:p>
             <w:r>
               <w:rPr>
-                <w:sz w:val="18"/>
-                <w:szCs w:val="18"/>
-              </w:rPr>
-              <w:t xml:space="preserve">개념</w:t>
+                <w:color w:val="B26A00"/>
+                <w:sz w:val="18"/>
+                <w:szCs w:val="18"/>
+              </w:rPr>
+              <w:t xml:space="preserve">2단계</w:t>
             </w:r>
           </w:p>
         </w:tc>
@@ -994,21 +1007,6 @@
     </w:p>
     <w:p>
       <w:pPr>
-        <w:spacing w:after="80" w:line="272" w:lineRule="auto"/>
-      </w:pPr>
-      <w:r>
-        <w:rPr>
-          <w:b/>
-          <w:bCs/>
-        </w:rPr>
-        <w:t xml:space="preserve">※ 중요 — 이 브랜치는 방어가 누적된다. </w:t>
-      </w:r>
-      <w:r>
-        <w:t xml:space="preserve">HEAD 에는 5-2(토큰 subject를 uuid로)가 이미 적용돼 있어, jwt_forge.py admin@aa.com(email subject)는 현재 코드에서 401 로 막힌다. 이것은 버그가 아니라 5-2 방어가 작동하는 것이다(= 5-2 표의 '예전 방식 위조 → 401'). 아래 4-1 은 현재 코드(HEAD) 기준으로 재현한다. 5-2 이전의 email 위조 성공(200)을 그대로 보려면 그 변경 전 커밋에서 실행한다.</w:t>
-      </w:r>
-    </w:p>
-    <w:p>
-      <w:pPr>
         <w:pStyle w:val="3"/>
         <w:spacing w:before="200" w:after="80"/>
       </w:pPr>
@@ -1026,7 +1024,7 @@
         <w:spacing w:after="80" w:line="272" w:lineRule="auto"/>
       </w:pPr>
       <w:r>
-        <w:t xml:space="preserve">secret 은 secret.getBytes() 로 쓰이므로 HMAC 키 = 그 문자열의 UTF-8(ASCII) 바이트다. 이 값만 알면 비밀번호 없이 유효한 토큰을 직접 서명한다. 단 HEAD 에서는 subject 가 uuid 이므로 유효한 uuid 가 필요하다(토큰을 한 번 가로채거나 로그·DB 에서 얻었다고 가정).</w:t>
+        <w:t xml:space="preserve">secret 은 secret.getBytes() 로 쓰이므로 HMAC 키 = 그 문자열의 UTF-8(ASCII) 바이트다. 이 값만 알면 공격자가 비밀번호 없이 admin 토큰을 직접 서명할 수 있다. 1단계는 subject 가 email 이므로 그대로 성공한다.</w:t>
       </w:r>
     </w:p>
     <w:p>
@@ -1059,87 +1057,7 @@
           <w:sz w:val="18"/>
           <w:szCs w:val="18"/>
         </w:rPr>
-        <w:t xml:space="preserve"># (1) admin 토큰을 한 번 확보해 그 안의 uuid(sub) 를 읽는다 (토큰 탈취 가정)</w:t>
-      </w:r>
-    </w:p>
-    <w:p>
-      <w:pPr>
-        <w:pBdr>
-          <w:left w:val="single" w:sz="18" w:space="6" w:color="C0C0C0"/>
-        </w:pBdr>
-        <w:shd w:val="clear" w:color="auto" w:fill="F4F4F4"/>
-      </w:pPr>
-      <w:r>
-        <w:rPr>
-          <w:rFonts w:ascii="Consolas" w:hAnsi="Consolas"/>
-          <w:sz w:val="18"/>
-          <w:szCs w:val="18"/>
-        </w:rPr>
-        <w:t xml:space="preserve">RT=$(curl -s -X POST "$B/api/userinfos/login" -H "Content-Type: application/json" \</w:t>
-      </w:r>
-    </w:p>
-    <w:p>
-      <w:pPr>
-        <w:pBdr>
-          <w:left w:val="single" w:sz="18" w:space="6" w:color="C0C0C0"/>
-        </w:pBdr>
-        <w:shd w:val="clear" w:color="auto" w:fill="F4F4F4"/>
-      </w:pPr>
-      <w:r>
-        <w:rPr>
-          <w:rFonts w:ascii="Consolas" w:hAnsi="Consolas"/>
-          <w:sz w:val="18"/>
-          <w:szCs w:val="18"/>
-        </w:rPr>
-        <w:t xml:space="preserve">  -d '{"email":"admin@aa.com","password":"pwd1"}' | python -c "..['accessToken']")</w:t>
-      </w:r>
-    </w:p>
-    <w:p>
-      <w:pPr>
-        <w:pBdr>
-          <w:left w:val="single" w:sz="18" w:space="6" w:color="C0C0C0"/>
-        </w:pBdr>
-        <w:shd w:val="clear" w:color="auto" w:fill="F4F4F4"/>
-      </w:pPr>
-      <w:r>
-        <w:rPr>
-          <w:rFonts w:ascii="Consolas" w:hAnsi="Consolas"/>
-          <w:sz w:val="18"/>
-          <w:szCs w:val="18"/>
-        </w:rPr>
-        <w:t xml:space="preserve">UUID=$(echo "$RT" | cut -d. -f2 | python -c "..base64 디코딩 후 ['sub']..")</w:t>
-      </w:r>
-    </w:p>
-    <w:p>
-      <w:pPr>
-        <w:pBdr>
-          <w:left w:val="single" w:sz="18" w:space="6" w:color="C0C0C0"/>
-        </w:pBdr>
-        <w:shd w:val="clear" w:color="auto" w:fill="F4F4F4"/>
-      </w:pPr>
-      <w:r>
-        <w:rPr>
-          <w:rFonts w:ascii="Consolas" w:hAnsi="Consolas"/>
-          <w:sz w:val="18"/>
-          <w:szCs w:val="18"/>
-        </w:rPr>
-        <w:t xml:space="preserve"># (2) 알려진 secret + 그 uuid 로 위조 → 비밀번호 없이 admin</w:t>
-      </w:r>
-    </w:p>
-    <w:p>
-      <w:pPr>
-        <w:pBdr>
-          <w:left w:val="single" w:sz="18" w:space="6" w:color="C0C0C0"/>
-        </w:pBdr>
-        <w:shd w:val="clear" w:color="auto" w:fill="F4F4F4"/>
-      </w:pPr>
-      <w:r>
-        <w:rPr>
-          <w:rFonts w:ascii="Consolas" w:hAnsi="Consolas"/>
-          <w:sz w:val="18"/>
-          <w:szCs w:val="18"/>
-        </w:rPr>
-        <w:t xml:space="preserve">FU=$(python docs/security/jwt_forge.py "$UUID")</w:t>
+        <w:t xml:space="preserve">FT=$(python docs/security/jwt_forge.py admin@aa.com)      # admin 토큰 위조</w:t>
       </w:r>
     </w:p>
     <w:p>
@@ -1156,7 +1074,7 @@
           <w:sz w:val="18"/>
           <w:szCs w:val="18"/>
         </w:rPr>
-        <w:t xml:space="preserve">curl -s "$B/api/userinfos/me" -H "Authorization: Bearer $FU"</w:t>
+        <w:t xml:space="preserve">curl -s "$B/api/userinfos/me" -H "Authorization: Bearer $FT"</w:t>
       </w:r>
     </w:p>
     <w:p>
@@ -1261,7 +1179,7 @@
                 <w:sz w:val="18"/>
                 <w:szCs w:val="18"/>
               </w:rPr>
-              <w:t xml:space="preserve">유효 uuid + 알려진 secret 위조 → /me</w:t>
+              <w:t xml:space="preserve">위조 admin 토큰으로 /me</w:t>
             </w:r>
           </w:p>
         </w:tc>
@@ -1282,50 +1200,7 @@
                 <w:sz w:val="18"/>
                 <w:szCs w:val="18"/>
               </w:rPr>
-              <w:t xml:space="preserve">200 → admin@aa.com, ROLE_ADMIN (탈취)</w:t>
-            </w:r>
-          </w:p>
-        </w:tc>
-      </w:tr>
-      <w:tr>
-        <w:tc>
-          <w:tcPr>
-            <w:tcW w:w="5400" w:type="dxa"/>
-            <w:tcMar>
-              <w:top w:w="40" w:type="dxa"/>
-              <w:left w:w="80" w:type="dxa"/>
-              <w:bottom w:w="40" w:type="dxa"/>
-              <w:right w:w="80" w:type="dxa"/>
-            </w:tcMar>
-          </w:tcPr>
-          <w:p>
-            <w:r>
-              <w:rPr>
-                <w:sz w:val="18"/>
-                <w:szCs w:val="18"/>
-              </w:rPr>
-              <w:t xml:space="preserve">(참고) jwt_forge.py admin@aa.com (email) → /me</w:t>
-            </w:r>
-          </w:p>
-        </w:tc>
-        <w:tc>
-          <w:tcPr>
-            <w:tcW w:w="3600" w:type="dxa"/>
-            <w:tcMar>
-              <w:top w:w="40" w:type="dxa"/>
-              <w:left w:w="80" w:type="dxa"/>
-              <w:bottom w:w="40" w:type="dxa"/>
-              <w:right w:w="80" w:type="dxa"/>
-            </w:tcMar>
-          </w:tcPr>
-          <w:p>
-            <w:r>
-              <w:rPr>
-                <w:color w:val="2E7D32"/>
-                <w:sz w:val="18"/>
-                <w:szCs w:val="18"/>
-              </w:rPr>
-              <w:t xml:space="preserve">401 (5-2 uuid 방어)</w:t>
+              <w:t xml:space="preserve">200 → admin@aa.com, ROLE_ADMIN (관리자 탈취)</w:t>
             </w:r>
           </w:p>
         </w:tc>
@@ -1336,7 +1211,19 @@
         <w:spacing w:after="80" w:line="272" w:lineRule="auto"/>
       </w:pPr>
       <w:r>
-        <w:t xml:space="preserve">→ secret 하나로 유효한 토큰을 찍어낼 수 있다. uuid 하드닝(5-2)으로 '유효한 uuid' 조건이 붙었지만, 근본 원인은 공개된 secret 이다.</w:t>
+        <w:t xml:space="preserve">→ 비밀번호를 몰라도 secret 하나로 관리자 세션을 얻는다. (roles 는 DB에서 오므로 admin 계정명으로 위조하면 admin 권한 획득)</w:t>
+      </w:r>
+    </w:p>
+    <w:p>
+      <w:pPr>
+        <w:spacing w:after="80" w:line="272" w:lineRule="auto"/>
+      </w:pPr>
+      <w:r>
+        <w:rPr>
+          <w:i/>
+          <w:iCs/>
+        </w:rPr>
+        <w:t xml:space="preserve">※ 2단계에서 subject 를 uuid 로 바꾸면 이 email 위조는 401 로 막힌다.</w:t>
       </w:r>
     </w:p>
     <w:p>
@@ -1954,7 +1841,7 @@
         <w:spacing w:after="80" w:line="272" w:lineRule="auto"/>
       </w:pPr>
       <w:r>
-        <w:t xml:space="preserve">토큰만 있으면 누구나 클레임을 읽는다. 이 앱도 원래 subject 에 email(PII)이 있었다 → 5-2 에서 불투명 uuid 로 교체했다.</w:t>
+        <w:t xml:space="preserve">토큰만 있으면 누구나 클레임을 읽는다. 1단계는 subject 에 email(PII)이 들어 있다 → 2단계(feature/jwt-advanced-demo)에서 불투명 uuid 로 교체한다.</w:t>
       </w:r>
     </w:p>
     <w:p>
@@ -2620,1062 +2507,7 @@
           <w:bCs/>
           <w:color w:val="2E5496"/>
         </w:rPr>
-        <w:t xml:space="preserve">5-2. 토큰 subject 를 uuid 로 (payload 최소화 — PII 제거)</w:t>
-      </w:r>
-    </w:p>
-    <w:p>
-      <w:pPr>
-        <w:spacing w:after="80" w:line="272" w:lineRule="auto"/>
-      </w:pPr>
-      <w:r>
-        <w:rPr>
-          <w:b/>
-          <w:bCs/>
-        </w:rPr>
-        <w:t xml:space="preserve">PII(Personally Identifiable Information, 개인 식별 정보)란? </w:t>
-      </w:r>
-      <w:r>
-        <w:t xml:space="preserve">특정 개인을 직접(이름·주민번호·email·전화번호) 또는 간접(생년월일·주소·IP)으로 알아볼 수 있는 정보. JWT payload 는 암호화가 아니라 base64 라 누구나 읽을 수 있으므로, 토큰·로그·URL 처럼 노출되기 쉬운 곳에는 PII 를 넣지 않는 것이 원칙이다.</w:t>
-      </w:r>
-    </w:p>
-    <w:p>
-      <w:pPr>
-        <w:spacing w:after="80" w:line="272" w:lineRule="auto"/>
-      </w:pPr>
-      <w:r>
-        <w:rPr>
-          <w:b/>
-          <w:bCs/>
-        </w:rPr>
-        <w:t xml:space="preserve">이번에 수정한 코드 ②. </w:t>
-      </w:r>
-      <w:r>
-        <w:t xml:space="preserve">로그인에 쓰는 email(PII) 대신 의미 없는 불투명 식별자(UserInfo.uuid)를 토큰 subject 로 담고, 필터는 그 uuid 로 사용자를 조회한다.</w:t>
-      </w:r>
-    </w:p>
-    <w:p>
-      <w:pPr>
-        <w:spacing w:after="80" w:line="272" w:lineRule="auto"/>
-      </w:pPr>
-      <w:r>
-        <w:rPr>
-          <w:b/>
-          <w:bCs/>
-        </w:rPr>
-        <w:t xml:space="preserve">수정 요약 — 한눈에 보기 (7곳)</w:t>
-      </w:r>
-    </w:p>
-    <w:tbl>
-      <w:tblPr>
-        <w:tblW w:w="9000" w:type="dxa"/>
-        <w:tblBorders>
-          <w:top w:val="single" w:sz="4" w:space="0" w:color="BFBFBF"/>
-          <w:left w:val="single" w:sz="4" w:space="0" w:color="BFBFBF"/>
-          <w:bottom w:val="single" w:sz="4" w:space="0" w:color="BFBFBF"/>
-          <w:right w:val="single" w:sz="4" w:space="0" w:color="BFBFBF"/>
-          <w:insideH w:val="single" w:sz="4" w:space="0" w:color="BFBFBF"/>
-          <w:insideV w:val="single" w:sz="4" w:space="0" w:color="BFBFBF"/>
-        </w:tblBorders>
-        <w:tblLook w:val="04A0" w:firstRow="1" w:lastRow="0" w:firstColumn="1" w:lastColumn="0" w:noHBand="0" w:noVBand="1"/>
-      </w:tblPr>
-      <w:tblGrid>
-        <w:gridCol w:w="2900"/>
-        <w:gridCol w:w="800"/>
-        <w:gridCol w:w="5300"/>
-      </w:tblGrid>
-      <w:tr>
-        <w:trPr>
-          <w:tblHeader/>
-        </w:trPr>
-        <w:tc>
-          <w:tcPr>
-            <w:tcW w:w="2900" w:type="dxa"/>
-            <w:shd w:val="clear" w:color="auto" w:fill="2E5496"/>
-            <w:tcMar>
-              <w:top w:w="40" w:type="dxa"/>
-              <w:left w:w="80" w:type="dxa"/>
-              <w:bottom w:w="40" w:type="dxa"/>
-              <w:right w:w="80" w:type="dxa"/>
-            </w:tcMar>
-          </w:tcPr>
-          <w:p>
-            <w:r>
-              <w:rPr>
-                <w:b/>
-                <w:bCs/>
-                <w:color w:val="FFFFFF"/>
-                <w:sz w:val="18"/>
-                <w:szCs w:val="18"/>
-              </w:rPr>
-              <w:t xml:space="preserve">파일</w:t>
-            </w:r>
-          </w:p>
-        </w:tc>
-        <w:tc>
-          <w:tcPr>
-            <w:tcW w:w="800" w:type="dxa"/>
-            <w:shd w:val="clear" w:color="auto" w:fill="2E5496"/>
-            <w:tcMar>
-              <w:top w:w="40" w:type="dxa"/>
-              <w:left w:w="80" w:type="dxa"/>
-              <w:bottom w:w="40" w:type="dxa"/>
-              <w:right w:w="80" w:type="dxa"/>
-            </w:tcMar>
-          </w:tcPr>
-          <w:p>
-            <w:r>
-              <w:rPr>
-                <w:b/>
-                <w:bCs/>
-                <w:color w:val="FFFFFF"/>
-                <w:sz w:val="18"/>
-                <w:szCs w:val="18"/>
-              </w:rPr>
-              <w:t xml:space="preserve">구분</w:t>
-            </w:r>
-          </w:p>
-        </w:tc>
-        <w:tc>
-          <w:tcPr>
-            <w:tcW w:w="5300" w:type="dxa"/>
-            <w:shd w:val="clear" w:color="auto" w:fill="2E5496"/>
-            <w:tcMar>
-              <w:top w:w="40" w:type="dxa"/>
-              <w:left w:w="80" w:type="dxa"/>
-              <w:bottom w:w="40" w:type="dxa"/>
-              <w:right w:w="80" w:type="dxa"/>
-            </w:tcMar>
-          </w:tcPr>
-          <w:p>
-            <w:r>
-              <w:rPr>
-                <w:b/>
-                <w:bCs/>
-                <w:color w:val="FFFFFF"/>
-                <w:sz w:val="18"/>
-                <w:szCs w:val="18"/>
-              </w:rPr>
-              <w:t xml:space="preserve">한 일</w:t>
-            </w:r>
-          </w:p>
-        </w:tc>
-      </w:tr>
-      <w:tr>
-        <w:tc>
-          <w:tcPr>
-            <w:tcW w:w="2900" w:type="dxa"/>
-            <w:tcMar>
-              <w:top w:w="40" w:type="dxa"/>
-              <w:left w:w="80" w:type="dxa"/>
-              <w:bottom w:w="40" w:type="dxa"/>
-              <w:right w:w="80" w:type="dxa"/>
-            </w:tcMar>
-          </w:tcPr>
-          <w:p>
-            <w:r>
-              <w:rPr>
-                <w:sz w:val="18"/>
-                <w:szCs w:val="18"/>
-              </w:rPr>
-              <w:t xml:space="preserve">UserInfo</w:t>
-            </w:r>
-          </w:p>
-        </w:tc>
-        <w:tc>
-          <w:tcPr>
-            <w:tcW w:w="800" w:type="dxa"/>
-            <w:tcMar>
-              <w:top w:w="40" w:type="dxa"/>
-              <w:left w:w="80" w:type="dxa"/>
-              <w:bottom w:w="40" w:type="dxa"/>
-              <w:right w:w="80" w:type="dxa"/>
-            </w:tcMar>
-          </w:tcPr>
-          <w:p>
-            <w:r>
-              <w:rPr>
-                <w:sz w:val="18"/>
-                <w:szCs w:val="18"/>
-              </w:rPr>
-              <w:t xml:space="preserve">수정</w:t>
-            </w:r>
-          </w:p>
-        </w:tc>
-        <w:tc>
-          <w:tcPr>
-            <w:tcW w:w="5300" w:type="dxa"/>
-            <w:tcMar>
-              <w:top w:w="40" w:type="dxa"/>
-              <w:left w:w="80" w:type="dxa"/>
-              <w:bottom w:w="40" w:type="dxa"/>
-              <w:right w:w="80" w:type="dxa"/>
-            </w:tcMar>
-          </w:tcPr>
-          <w:p>
-            <w:r>
-              <w:rPr>
-                <w:sz w:val="18"/>
-                <w:szCs w:val="18"/>
-              </w:rPr>
-              <w:t xml:space="preserve">uuid 컬럼 추가 + @PrePersist 로 저장 직전 자동 생성(시드·회원가입 공통)</w:t>
-            </w:r>
-          </w:p>
-        </w:tc>
-      </w:tr>
-      <w:tr>
-        <w:tc>
-          <w:tcPr>
-            <w:tcW w:w="2900" w:type="dxa"/>
-            <w:tcMar>
-              <w:top w:w="40" w:type="dxa"/>
-              <w:left w:w="80" w:type="dxa"/>
-              <w:bottom w:w="40" w:type="dxa"/>
-              <w:right w:w="80" w:type="dxa"/>
-            </w:tcMar>
-          </w:tcPr>
-          <w:p>
-            <w:r>
-              <w:rPr>
-                <w:sz w:val="18"/>
-                <w:szCs w:val="18"/>
-              </w:rPr>
-              <w:t xml:space="preserve">UserInfoRepository</w:t>
-            </w:r>
-          </w:p>
-        </w:tc>
-        <w:tc>
-          <w:tcPr>
-            <w:tcW w:w="800" w:type="dxa"/>
-            <w:tcMar>
-              <w:top w:w="40" w:type="dxa"/>
-              <w:left w:w="80" w:type="dxa"/>
-              <w:bottom w:w="40" w:type="dxa"/>
-              <w:right w:w="80" w:type="dxa"/>
-            </w:tcMar>
-          </w:tcPr>
-          <w:p>
-            <w:r>
-              <w:rPr>
-                <w:sz w:val="18"/>
-                <w:szCs w:val="18"/>
-              </w:rPr>
-              <w:t xml:space="preserve">추가</w:t>
-            </w:r>
-          </w:p>
-        </w:tc>
-        <w:tc>
-          <w:tcPr>
-            <w:tcW w:w="5300" w:type="dxa"/>
-            <w:tcMar>
-              <w:top w:w="40" w:type="dxa"/>
-              <w:left w:w="80" w:type="dxa"/>
-              <w:bottom w:w="40" w:type="dxa"/>
-              <w:right w:w="80" w:type="dxa"/>
-            </w:tcMar>
-          </w:tcPr>
-          <w:p>
-            <w:r>
-              <w:rPr>
-                <w:sz w:val="18"/>
-                <w:szCs w:val="18"/>
-              </w:rPr>
-              <w:t xml:space="preserve">findByUuid(uuid) — uuid 로 사용자 조회</w:t>
-            </w:r>
-          </w:p>
-        </w:tc>
-      </w:tr>
-      <w:tr>
-        <w:tc>
-          <w:tcPr>
-            <w:tcW w:w="2900" w:type="dxa"/>
-            <w:tcMar>
-              <w:top w:w="40" w:type="dxa"/>
-              <w:left w:w="80" w:type="dxa"/>
-              <w:bottom w:w="40" w:type="dxa"/>
-              <w:right w:w="80" w:type="dxa"/>
-            </w:tcMar>
-          </w:tcPr>
-          <w:p>
-            <w:r>
-              <w:rPr>
-                <w:sz w:val="18"/>
-                <w:szCs w:val="18"/>
-              </w:rPr>
-              <w:t xml:space="preserve">UserInfoUserDetails</w:t>
-            </w:r>
-          </w:p>
-        </w:tc>
-        <w:tc>
-          <w:tcPr>
-            <w:tcW w:w="800" w:type="dxa"/>
-            <w:tcMar>
-              <w:top w:w="40" w:type="dxa"/>
-              <w:left w:w="80" w:type="dxa"/>
-              <w:bottom w:w="40" w:type="dxa"/>
-              <w:right w:w="80" w:type="dxa"/>
-            </w:tcMar>
-          </w:tcPr>
-          <w:p>
-            <w:r>
-              <w:rPr>
-                <w:sz w:val="18"/>
-                <w:szCs w:val="18"/>
-              </w:rPr>
-              <w:t xml:space="preserve">수정</w:t>
-            </w:r>
-          </w:p>
-        </w:tc>
-        <w:tc>
-          <w:tcPr>
-            <w:tcW w:w="5300" w:type="dxa"/>
-            <w:tcMar>
-              <w:top w:w="40" w:type="dxa"/>
-              <w:left w:w="80" w:type="dxa"/>
-              <w:bottom w:w="40" w:type="dxa"/>
-              <w:right w:w="80" w:type="dxa"/>
-            </w:tcMar>
-          </w:tcPr>
-          <w:p>
-            <w:r>
-              <w:rPr>
-                <w:sz w:val="18"/>
-                <w:szCs w:val="18"/>
-              </w:rPr>
-              <w:t xml:space="preserve">getUuid() 추가. getUsername()=email 은 그대로 유지(기존 코드 보호)</w:t>
-            </w:r>
-          </w:p>
-        </w:tc>
-      </w:tr>
-      <w:tr>
-        <w:tc>
-          <w:tcPr>
-            <w:tcW w:w="2900" w:type="dxa"/>
-            <w:tcMar>
-              <w:top w:w="40" w:type="dxa"/>
-              <w:left w:w="80" w:type="dxa"/>
-              <w:bottom w:w="40" w:type="dxa"/>
-              <w:right w:w="80" w:type="dxa"/>
-            </w:tcMar>
-          </w:tcPr>
-          <w:p>
-            <w:r>
-              <w:rPr>
-                <w:sz w:val="18"/>
-                <w:szCs w:val="18"/>
-              </w:rPr>
-              <w:t xml:space="preserve">UserInfoUserDetailsService</w:t>
-            </w:r>
-          </w:p>
-        </w:tc>
-        <w:tc>
-          <w:tcPr>
-            <w:tcW w:w="800" w:type="dxa"/>
-            <w:tcMar>
-              <w:top w:w="40" w:type="dxa"/>
-              <w:left w:w="80" w:type="dxa"/>
-              <w:bottom w:w="40" w:type="dxa"/>
-              <w:right w:w="80" w:type="dxa"/>
-            </w:tcMar>
-          </w:tcPr>
-          <w:p>
-            <w:r>
-              <w:rPr>
-                <w:sz w:val="18"/>
-                <w:szCs w:val="18"/>
-              </w:rPr>
-              <w:t xml:space="preserve">추가</w:t>
-            </w:r>
-          </w:p>
-        </w:tc>
-        <w:tc>
-          <w:tcPr>
-            <w:tcW w:w="5300" w:type="dxa"/>
-            <w:tcMar>
-              <w:top w:w="40" w:type="dxa"/>
-              <w:left w:w="80" w:type="dxa"/>
-              <w:bottom w:w="40" w:type="dxa"/>
-              <w:right w:w="80" w:type="dxa"/>
-            </w:tcMar>
-          </w:tcPr>
-          <w:p>
-            <w:r>
-              <w:rPr>
-                <w:sz w:val="18"/>
-                <w:szCs w:val="18"/>
-              </w:rPr>
-              <w:t xml:space="preserve">loadUserByUuid(uuid) — JWT 필터 전용 조회(폼 로그인은 email)</w:t>
-            </w:r>
-          </w:p>
-        </w:tc>
-      </w:tr>
-      <w:tr>
-        <w:tc>
-          <w:tcPr>
-            <w:tcW w:w="2900" w:type="dxa"/>
-            <w:tcMar>
-              <w:top w:w="40" w:type="dxa"/>
-              <w:left w:w="80" w:type="dxa"/>
-              <w:bottom w:w="40" w:type="dxa"/>
-              <w:right w:w="80" w:type="dxa"/>
-            </w:tcMar>
-          </w:tcPr>
-          <w:p>
-            <w:r>
-              <w:rPr>
-                <w:sz w:val="18"/>
-                <w:szCs w:val="18"/>
-              </w:rPr>
-              <w:t xml:space="preserve">JwtService</w:t>
-            </w:r>
-          </w:p>
-        </w:tc>
-        <w:tc>
-          <w:tcPr>
-            <w:tcW w:w="800" w:type="dxa"/>
-            <w:tcMar>
-              <w:top w:w="40" w:type="dxa"/>
-              <w:left w:w="80" w:type="dxa"/>
-              <w:bottom w:w="40" w:type="dxa"/>
-              <w:right w:w="80" w:type="dxa"/>
-            </w:tcMar>
-          </w:tcPr>
-          <w:p>
-            <w:r>
-              <w:rPr>
-                <w:sz w:val="18"/>
-                <w:szCs w:val="18"/>
-              </w:rPr>
-              <w:t xml:space="preserve">수정</w:t>
-            </w:r>
-          </w:p>
-        </w:tc>
-        <w:tc>
-          <w:tcPr>
-            <w:tcW w:w="5300" w:type="dxa"/>
-            <w:tcMar>
-              <w:top w:w="40" w:type="dxa"/>
-              <w:left w:w="80" w:type="dxa"/>
-              <w:bottom w:w="40" w:type="dxa"/>
-              <w:right w:w="80" w:type="dxa"/>
-            </w:tcMar>
-          </w:tcPr>
-          <w:p>
-            <w:r>
-              <w:rPr>
-                <w:sz w:val="18"/>
-                <w:szCs w:val="18"/>
-              </w:rPr>
-              <w:t xml:space="preserve">generateToken(uuid), extractUsername→extractSubject, validateToken(token, uuid)</w:t>
-            </w:r>
-          </w:p>
-        </w:tc>
-      </w:tr>
-      <w:tr>
-        <w:tc>
-          <w:tcPr>
-            <w:tcW w:w="2900" w:type="dxa"/>
-            <w:tcMar>
-              <w:top w:w="40" w:type="dxa"/>
-              <w:left w:w="80" w:type="dxa"/>
-              <w:bottom w:w="40" w:type="dxa"/>
-              <w:right w:w="80" w:type="dxa"/>
-            </w:tcMar>
-          </w:tcPr>
-          <w:p>
-            <w:r>
-              <w:rPr>
-                <w:sz w:val="18"/>
-                <w:szCs w:val="18"/>
-              </w:rPr>
-              <w:t xml:space="preserve">JwtAuthenticationFilter</w:t>
-            </w:r>
-          </w:p>
-        </w:tc>
-        <w:tc>
-          <w:tcPr>
-            <w:tcW w:w="800" w:type="dxa"/>
-            <w:tcMar>
-              <w:top w:w="40" w:type="dxa"/>
-              <w:left w:w="80" w:type="dxa"/>
-              <w:bottom w:w="40" w:type="dxa"/>
-              <w:right w:w="80" w:type="dxa"/>
-            </w:tcMar>
-          </w:tcPr>
-          <w:p>
-            <w:r>
-              <w:rPr>
-                <w:sz w:val="18"/>
-                <w:szCs w:val="18"/>
-              </w:rPr>
-              <w:t xml:space="preserve">수정</w:t>
-            </w:r>
-          </w:p>
-        </w:tc>
-        <w:tc>
-          <w:tcPr>
-            <w:tcW w:w="5300" w:type="dxa"/>
-            <w:tcMar>
-              <w:top w:w="40" w:type="dxa"/>
-              <w:left w:w="80" w:type="dxa"/>
-              <w:bottom w:w="40" w:type="dxa"/>
-              <w:right w:w="80" w:type="dxa"/>
-            </w:tcMar>
-          </w:tcPr>
-          <w:p>
-            <w:r>
-              <w:rPr>
-                <w:sz w:val="18"/>
-                <w:szCs w:val="18"/>
-              </w:rPr>
-              <w:t xml:space="preserve">email 조회 → uuid 조회로 변경</w:t>
-            </w:r>
-          </w:p>
-        </w:tc>
-      </w:tr>
-      <w:tr>
-        <w:tc>
-          <w:tcPr>
-            <w:tcW w:w="2900" w:type="dxa"/>
-            <w:tcMar>
-              <w:top w:w="40" w:type="dxa"/>
-              <w:left w:w="80" w:type="dxa"/>
-              <w:bottom w:w="40" w:type="dxa"/>
-              <w:right w:w="80" w:type="dxa"/>
-            </w:tcMar>
-          </w:tcPr>
-          <w:p>
-            <w:r>
-              <w:rPr>
-                <w:sz w:val="18"/>
-                <w:szCs w:val="18"/>
-              </w:rPr>
-              <w:t xml:space="preserve">UserInfoController</w:t>
-            </w:r>
-          </w:p>
-        </w:tc>
-        <w:tc>
-          <w:tcPr>
-            <w:tcW w:w="800" w:type="dxa"/>
-            <w:tcMar>
-              <w:top w:w="40" w:type="dxa"/>
-              <w:left w:w="80" w:type="dxa"/>
-              <w:bottom w:w="40" w:type="dxa"/>
-              <w:right w:w="80" w:type="dxa"/>
-            </w:tcMar>
-          </w:tcPr>
-          <w:p>
-            <w:r>
-              <w:rPr>
-                <w:sz w:val="18"/>
-                <w:szCs w:val="18"/>
-              </w:rPr>
-              <w:t xml:space="preserve">수정</w:t>
-            </w:r>
-          </w:p>
-        </w:tc>
-        <w:tc>
-          <w:tcPr>
-            <w:tcW w:w="5300" w:type="dxa"/>
-            <w:tcMar>
-              <w:top w:w="40" w:type="dxa"/>
-              <w:left w:w="80" w:type="dxa"/>
-              <w:bottom w:w="40" w:type="dxa"/>
-              <w:right w:w="80" w:type="dxa"/>
-            </w:tcMar>
-          </w:tcPr>
-          <w:p>
-            <w:r>
-              <w:rPr>
-                <w:sz w:val="18"/>
-                <w:szCs w:val="18"/>
-              </w:rPr>
-              <w:t xml:space="preserve">로그인 성공 시 토큰 subject = uuid</w:t>
-            </w:r>
-          </w:p>
-        </w:tc>
-      </w:tr>
-    </w:tbl>
-    <w:p>
-      <w:pPr>
-        <w:spacing w:after="80" w:line="272" w:lineRule="auto"/>
-      </w:pPr>
-      <w:r>
-        <w:rPr>
-          <w:b/>
-          <w:bCs/>
-        </w:rPr>
-        <w:t xml:space="preserve">핵심 로직 Before → After</w:t>
-      </w:r>
-      <w:r>
-        <w:t xml:space="preserve">  (엔티티·레포·서비스는 새로 추가된 코드라 Before 없음)</w:t>
-      </w:r>
-    </w:p>
-    <w:p>
-      <w:pPr>
-        <w:spacing w:after="80" w:line="272" w:lineRule="auto"/>
-      </w:pPr>
-      <w:r>
-        <w:rPr>
-          <w:b/>
-          <w:bCs/>
-        </w:rPr>
-        <w:t xml:space="preserve">① 발급 (UserInfoController)</w:t>
-      </w:r>
-    </w:p>
-    <w:p>
-      <w:pPr>
-        <w:pBdr>
-          <w:top w:val="single" w:sz="4" w:space="3" w:color="D9D9D9"/>
-          <w:left w:val="single" w:sz="18" w:space="6" w:color="C0C0C0"/>
-        </w:pBdr>
-        <w:shd w:val="clear" w:color="auto" w:fill="F4F4F4"/>
-      </w:pPr>
-      <w:r>
-        <w:rPr>
-          <w:rFonts w:ascii="Consolas" w:hAnsi="Consolas"/>
-          <w:sz w:val="18"/>
-          <w:szCs w:val="18"/>
-        </w:rPr>
-        <w:t xml:space="preserve">// Before</w:t>
-      </w:r>
-    </w:p>
-    <w:p>
-      <w:pPr>
-        <w:pBdr>
-          <w:left w:val="single" w:sz="18" w:space="6" w:color="C0C0C0"/>
-        </w:pBdr>
-        <w:shd w:val="clear" w:color="auto" w:fill="F4F4F4"/>
-      </w:pPr>
-      <w:r>
-        <w:rPr>
-          <w:rFonts w:ascii="Consolas" w:hAnsi="Consolas"/>
-          <w:sz w:val="18"/>
-          <w:szCs w:val="18"/>
-        </w:rPr>
-        <w:t xml:space="preserve">String token = jwtService.generateToken(userDetails.getUsername());  // subject = email(PII)</w:t>
-      </w:r>
-    </w:p>
-    <w:p>
-      <w:pPr>
-        <w:pBdr>
-          <w:left w:val="single" w:sz="18" w:space="6" w:color="C0C0C0"/>
-        </w:pBdr>
-        <w:shd w:val="clear" w:color="auto" w:fill="F4F4F4"/>
-      </w:pPr>
-      <w:r>
-        <w:rPr>
-          <w:rFonts w:ascii="Consolas" w:hAnsi="Consolas"/>
-          <w:sz w:val="18"/>
-          <w:szCs w:val="18"/>
-        </w:rPr>
-        <w:t xml:space="preserve">// After</w:t>
-      </w:r>
-    </w:p>
-    <w:p>
-      <w:pPr>
-        <w:pBdr>
-          <w:left w:val="single" w:sz="18" w:space="6" w:color="C0C0C0"/>
-          <w:bottom w:val="single" w:sz="4" w:space="3" w:color="D9D9D9"/>
-        </w:pBdr>
-        <w:shd w:val="clear" w:color="auto" w:fill="F4F4F4"/>
-      </w:pPr>
-      <w:r>
-        <w:rPr>
-          <w:rFonts w:ascii="Consolas" w:hAnsi="Consolas"/>
-          <w:sz w:val="18"/>
-          <w:szCs w:val="18"/>
-        </w:rPr>
-        <w:t xml:space="preserve">String token = jwtService.generateToken(userDetails.getUuid());      // subject = uuid(불투명)</w:t>
-      </w:r>
-    </w:p>
-    <w:p>
-      <w:pPr>
-        <w:spacing w:after="80" w:line="272" w:lineRule="auto"/>
-      </w:pPr>
-      <w:r>
-        <w:rPr>
-          <w:b/>
-          <w:bCs/>
-        </w:rPr>
-        <w:t xml:space="preserve">② 검증 (JwtAuthenticationFilter)</w:t>
-      </w:r>
-    </w:p>
-    <w:p>
-      <w:pPr>
-        <w:pBdr>
-          <w:top w:val="single" w:sz="4" w:space="3" w:color="D9D9D9"/>
-          <w:left w:val="single" w:sz="18" w:space="6" w:color="C0C0C0"/>
-        </w:pBdr>
-        <w:shd w:val="clear" w:color="auto" w:fill="F4F4F4"/>
-      </w:pPr>
-      <w:r>
-        <w:rPr>
-          <w:rFonts w:ascii="Consolas" w:hAnsi="Consolas"/>
-          <w:sz w:val="18"/>
-          <w:szCs w:val="18"/>
-        </w:rPr>
-        <w:t xml:space="preserve">// Before</w:t>
-      </w:r>
-    </w:p>
-    <w:p>
-      <w:pPr>
-        <w:pBdr>
-          <w:left w:val="single" w:sz="18" w:space="6" w:color="C0C0C0"/>
-        </w:pBdr>
-        <w:shd w:val="clear" w:color="auto" w:fill="F4F4F4"/>
-      </w:pPr>
-      <w:r>
-        <w:rPr>
-          <w:rFonts w:ascii="Consolas" w:hAnsi="Consolas"/>
-          <w:sz w:val="18"/>
-          <w:szCs w:val="18"/>
-        </w:rPr>
-        <w:t xml:space="preserve">String username = jwtService.extractUsername(token);</w:t>
-      </w:r>
-    </w:p>
-    <w:p>
-      <w:pPr>
-        <w:pBdr>
-          <w:left w:val="single" w:sz="18" w:space="6" w:color="C0C0C0"/>
-        </w:pBdr>
-        <w:shd w:val="clear" w:color="auto" w:fill="F4F4F4"/>
-      </w:pPr>
-      <w:r>
-        <w:rPr>
-          <w:rFonts w:ascii="Consolas" w:hAnsi="Consolas"/>
-          <w:sz w:val="18"/>
-          <w:szCs w:val="18"/>
-        </w:rPr>
-        <w:t xml:space="preserve">UserDetails ud = userDetailsService.loadUserByUsername(username);    // email 로 조회</w:t>
-      </w:r>
-    </w:p>
-    <w:p>
-      <w:pPr>
-        <w:pBdr>
-          <w:left w:val="single" w:sz="18" w:space="6" w:color="C0C0C0"/>
-        </w:pBdr>
-        <w:shd w:val="clear" w:color="auto" w:fill="F4F4F4"/>
-      </w:pPr>
-      <w:r>
-        <w:rPr>
-          <w:rFonts w:ascii="Consolas" w:hAnsi="Consolas"/>
-          <w:sz w:val="18"/>
-          <w:szCs w:val="18"/>
-        </w:rPr>
-        <w:t xml:space="preserve">// After</w:t>
-      </w:r>
-    </w:p>
-    <w:p>
-      <w:pPr>
-        <w:pBdr>
-          <w:left w:val="single" w:sz="18" w:space="6" w:color="C0C0C0"/>
-        </w:pBdr>
-        <w:shd w:val="clear" w:color="auto" w:fill="F4F4F4"/>
-      </w:pPr>
-      <w:r>
-        <w:rPr>
-          <w:rFonts w:ascii="Consolas" w:hAnsi="Consolas"/>
-          <w:sz w:val="18"/>
-          <w:szCs w:val="18"/>
-        </w:rPr>
-        <w:t xml:space="preserve">String uuid = jwtService.extractSubject(token);</w:t>
-      </w:r>
-    </w:p>
-    <w:p>
-      <w:pPr>
-        <w:pBdr>
-          <w:left w:val="single" w:sz="18" w:space="6" w:color="C0C0C0"/>
-          <w:bottom w:val="single" w:sz="4" w:space="3" w:color="D9D9D9"/>
-        </w:pBdr>
-        <w:shd w:val="clear" w:color="auto" w:fill="F4F4F4"/>
-      </w:pPr>
-      <w:r>
-        <w:rPr>
-          <w:rFonts w:ascii="Consolas" w:hAnsi="Consolas"/>
-          <w:sz w:val="18"/>
-          <w:szCs w:val="18"/>
-        </w:rPr>
-        <w:t xml:space="preserve">UserInfoUserDetails ud = userDetailsService.loadUserByUuid(uuid);    // uuid 로 조회</w:t>
-      </w:r>
-    </w:p>
-    <w:p>
-      <w:pPr>
-        <w:spacing w:after="80" w:line="272" w:lineRule="auto"/>
-      </w:pPr>
-      <w:r>
-        <w:rPr>
-          <w:b/>
-          <w:bCs/>
-        </w:rPr>
-        <w:t xml:space="preserve">검증 결과</w:t>
-      </w:r>
-      <w:r>
-        <w:t xml:space="preserve"> (test 프로파일, 검증됨)</w:t>
-      </w:r>
-    </w:p>
-    <w:tbl>
-      <w:tblPr>
-        <w:tblW w:w="9000" w:type="dxa"/>
-        <w:tblBorders>
-          <w:top w:val="single" w:sz="4" w:space="0" w:color="BFBFBF"/>
-          <w:left w:val="single" w:sz="4" w:space="0" w:color="BFBFBF"/>
-          <w:bottom w:val="single" w:sz="4" w:space="0" w:color="BFBFBF"/>
-          <w:right w:val="single" w:sz="4" w:space="0" w:color="BFBFBF"/>
-          <w:insideH w:val="single" w:sz="4" w:space="0" w:color="BFBFBF"/>
-          <w:insideV w:val="single" w:sz="4" w:space="0" w:color="BFBFBF"/>
-        </w:tblBorders>
-        <w:tblLook w:val="04A0" w:firstRow="1" w:lastRow="0" w:firstColumn="1" w:lastColumn="0" w:noHBand="0" w:noVBand="1"/>
-      </w:tblPr>
-      <w:tblGrid>
-        <w:gridCol w:w="5000"/>
-        <w:gridCol w:w="4000"/>
-      </w:tblGrid>
-      <w:tr>
-        <w:trPr>
-          <w:tblHeader/>
-        </w:trPr>
-        <w:tc>
-          <w:tcPr>
-            <w:tcW w:w="5000" w:type="dxa"/>
-            <w:shd w:val="clear" w:color="auto" w:fill="2E5496"/>
-            <w:tcMar>
-              <w:top w:w="40" w:type="dxa"/>
-              <w:left w:w="80" w:type="dxa"/>
-              <w:bottom w:w="40" w:type="dxa"/>
-              <w:right w:w="80" w:type="dxa"/>
-            </w:tcMar>
-          </w:tcPr>
-          <w:p>
-            <w:r>
-              <w:rPr>
-                <w:b/>
-                <w:bCs/>
-                <w:color w:val="FFFFFF"/>
-                <w:sz w:val="18"/>
-                <w:szCs w:val="18"/>
-              </w:rPr>
-              <w:t xml:space="preserve">항목</w:t>
-            </w:r>
-          </w:p>
-        </w:tc>
-        <w:tc>
-          <w:tcPr>
-            <w:tcW w:w="4000" w:type="dxa"/>
-            <w:shd w:val="clear" w:color="auto" w:fill="2E5496"/>
-            <w:tcMar>
-              <w:top w:w="40" w:type="dxa"/>
-              <w:left w:w="80" w:type="dxa"/>
-              <w:bottom w:w="40" w:type="dxa"/>
-              <w:right w:w="80" w:type="dxa"/>
-            </w:tcMar>
-          </w:tcPr>
-          <w:p>
-            <w:r>
-              <w:rPr>
-                <w:b/>
-                <w:bCs/>
-                <w:color w:val="FFFFFF"/>
-                <w:sz w:val="18"/>
-                <w:szCs w:val="18"/>
-              </w:rPr>
-              <w:t xml:space="preserve">결과</w:t>
-            </w:r>
-          </w:p>
-        </w:tc>
-      </w:tr>
-      <w:tr>
-        <w:tc>
-          <w:tcPr>
-            <w:tcW w:w="5000" w:type="dxa"/>
-            <w:tcMar>
-              <w:top w:w="40" w:type="dxa"/>
-              <w:left w:w="80" w:type="dxa"/>
-              <w:bottom w:w="40" w:type="dxa"/>
-              <w:right w:w="80" w:type="dxa"/>
-            </w:tcMar>
-          </w:tcPr>
-          <w:p>
-            <w:r>
-              <w:rPr>
-                <w:sz w:val="18"/>
-                <w:szCs w:val="18"/>
-              </w:rPr>
-              <w:t xml:space="preserve">로그인 토큰의 payload</w:t>
-            </w:r>
-          </w:p>
-        </w:tc>
-        <w:tc>
-          <w:tcPr>
-            <w:tcW w:w="4000" w:type="dxa"/>
-            <w:tcMar>
-              <w:top w:w="40" w:type="dxa"/>
-              <w:left w:w="80" w:type="dxa"/>
-              <w:bottom w:w="40" w:type="dxa"/>
-              <w:right w:w="80" w:type="dxa"/>
-            </w:tcMar>
-          </w:tcPr>
-          <w:p>
-            <w:r>
-              <w:rPr>
-                <w:color w:val="2E7D32"/>
-                <w:sz w:val="18"/>
-                <w:szCs w:val="18"/>
-              </w:rPr>
-              <w:t xml:space="preserve">{"sub":"&lt;uuid&gt;",..} → email 없음</w:t>
-            </w:r>
-          </w:p>
-        </w:tc>
-      </w:tr>
-      <w:tr>
-        <w:tc>
-          <w:tcPr>
-            <w:tcW w:w="5000" w:type="dxa"/>
-            <w:tcMar>
-              <w:top w:w="40" w:type="dxa"/>
-              <w:left w:w="80" w:type="dxa"/>
-              <w:bottom w:w="40" w:type="dxa"/>
-              <w:right w:w="80" w:type="dxa"/>
-            </w:tcMar>
-          </w:tcPr>
-          <w:p>
-            <w:r>
-              <w:rPr>
-                <w:sz w:val="18"/>
-                <w:szCs w:val="18"/>
-              </w:rPr>
-              <w:t xml:space="preserve">정상 토큰으로 /me</w:t>
-            </w:r>
-          </w:p>
-        </w:tc>
-        <w:tc>
-          <w:tcPr>
-            <w:tcW w:w="4000" w:type="dxa"/>
-            <w:tcMar>
-              <w:top w:w="40" w:type="dxa"/>
-              <w:left w:w="80" w:type="dxa"/>
-              <w:bottom w:w="40" w:type="dxa"/>
-              <w:right w:w="80" w:type="dxa"/>
-            </w:tcMar>
-          </w:tcPr>
-          <w:p>
-            <w:r>
-              <w:rPr>
-                <w:color w:val="2E7D32"/>
-                <w:sz w:val="18"/>
-                <w:szCs w:val="18"/>
-              </w:rPr>
-              <w:t xml:space="preserve">200 (uuid 조회로 정상 인증)</w:t>
-            </w:r>
-          </w:p>
-        </w:tc>
-      </w:tr>
-      <w:tr>
-        <w:tc>
-          <w:tcPr>
-            <w:tcW w:w="5000" w:type="dxa"/>
-            <w:tcMar>
-              <w:top w:w="40" w:type="dxa"/>
-              <w:left w:w="80" w:type="dxa"/>
-              <w:bottom w:w="40" w:type="dxa"/>
-              <w:right w:w="80" w:type="dxa"/>
-            </w:tcMar>
-          </w:tcPr>
-          <w:p>
-            <w:r>
-              <w:rPr>
-                <w:sz w:val="18"/>
-                <w:szCs w:val="18"/>
-              </w:rPr>
-              <w:t xml:space="preserve">예전 방식 위조(subject=email)</w:t>
-            </w:r>
-          </w:p>
-        </w:tc>
-        <w:tc>
-          <w:tcPr>
-            <w:tcW w:w="4000" w:type="dxa"/>
-            <w:tcMar>
-              <w:top w:w="40" w:type="dxa"/>
-              <w:left w:w="80" w:type="dxa"/>
-              <w:bottom w:w="40" w:type="dxa"/>
-              <w:right w:w="80" w:type="dxa"/>
-            </w:tcMar>
-          </w:tcPr>
-          <w:p>
-            <w:r>
-              <w:rPr>
-                <w:color w:val="2E7D32"/>
-                <w:sz w:val="18"/>
-                <w:szCs w:val="18"/>
-              </w:rPr>
-              <w:t xml:space="preserve">401 (uuid 아님 → 사용자 없음)</w:t>
-            </w:r>
-          </w:p>
-        </w:tc>
-      </w:tr>
-      <w:tr>
-        <w:tc>
-          <w:tcPr>
-            <w:tcW w:w="5000" w:type="dxa"/>
-            <w:tcMar>
-              <w:top w:w="40" w:type="dxa"/>
-              <w:left w:w="80" w:type="dxa"/>
-              <w:bottom w:w="40" w:type="dxa"/>
-              <w:right w:w="80" w:type="dxa"/>
-            </w:tcMar>
-          </w:tcPr>
-          <w:p>
-            <w:r>
-              <w:rPr>
-                <w:sz w:val="18"/>
-                <w:szCs w:val="18"/>
-              </w:rPr>
-              <w:t xml:space="preserve">랜덤 uuid 위조</w:t>
-            </w:r>
-          </w:p>
-        </w:tc>
-        <w:tc>
-          <w:tcPr>
-            <w:tcW w:w="4000" w:type="dxa"/>
-            <w:tcMar>
-              <w:top w:w="40" w:type="dxa"/>
-              <w:left w:w="80" w:type="dxa"/>
-              <w:bottom w:w="40" w:type="dxa"/>
-              <w:right w:w="80" w:type="dxa"/>
-            </w:tcMar>
-          </w:tcPr>
-          <w:p>
-            <w:r>
-              <w:rPr>
-                <w:color w:val="2E7D32"/>
-                <w:sz w:val="18"/>
-                <w:szCs w:val="18"/>
-              </w:rPr>
-              <w:t xml:space="preserve">401 (그런 사용자 없음)</w:t>
-            </w:r>
-          </w:p>
-        </w:tc>
-      </w:tr>
-    </w:tbl>
-    <w:p>
-      <w:pPr>
-        <w:spacing w:after="80" w:line="272" w:lineRule="auto"/>
-      </w:pPr>
-      <w:r>
-        <w:t xml:space="preserve">부가 효과: 토큰에 PII(email) 미포함 / email 변경이 토큰에 영향 없음 / secret 유출돼도 유효한 uuid 를 알아야 위조 가능. 단, 이는 payload 최소화이지 암호화가 아니다.</w:t>
-      </w:r>
-    </w:p>
-    <w:p>
-      <w:pPr>
-        <w:pStyle w:val="3"/>
-        <w:spacing w:before="200" w:after="80"/>
-      </w:pPr>
-      <w:r>
-        <w:rPr>
-          <w:b/>
-          <w:bCs/>
-          <w:color w:val="2E5496"/>
-        </w:rPr>
-        <w:t xml:space="preserve">5-3. Secret 관리 원칙</w:t>
+        <w:t xml:space="preserve">5-2. Secret 관리 원칙</w:t>
       </w:r>
     </w:p>
     <w:p>
@@ -3728,7 +2560,7 @@
           <w:bCs/>
           <w:color w:val="2E5496"/>
         </w:rPr>
-        <w:t xml:space="preserve">5-4. 토큰 무효화 부재 → 짧은 만료 (개념)</w:t>
+        <w:t xml:space="preserve">5-3. 토큰 무효화 부재 → 짧은 만료 (개념, 2단계에서 구현)</w:t>
       </w:r>
     </w:p>
     <w:p>
@@ -3736,7 +2568,7 @@
         <w:spacing w:after="80" w:line="272" w:lineRule="auto"/>
       </w:pPr>
       <w:r>
-        <w:t xml:space="preserve">JWT 는 stateless 라 서버가 발급 후 기억하지 않는다. 그래서 탈취·로그아웃된 개별 토큰을 곧바로 무효화하기 어렵다. 이 앱은 로그아웃 = 클라이언트가 토큰을 버리는 것뿐이라, 탈취 토큰이 만료(3600초)까지 유효하다.</w:t>
+        <w:t xml:space="preserve">JWT 는 stateless 라 서버가 발급 후 기억하지 않는다. 그래서 탈취·로그아웃된 개별 토큰을 곧바로 무효화하기 어렵다. 1단계 현재는 로그아웃 = 클라이언트가 토큰을 버리는 것뿐이라, 탈취 토큰이 만료(3600초)까지 유효하다.</w:t>
       </w:r>
     </w:p>
     <w:p>
@@ -3775,7 +2607,7 @@
         <w:spacing w:after="50" w:line="264" w:lineRule="auto"/>
       </w:pPr>
       <w:r>
-        <w:t xml:space="preserve">민감 작업은 재인증. 먼저 '짧은 만료 + Refresh' 로 대부분의 위험을 줄인다.</w:t>
+        <w:t xml:space="preserve">→ 2단계(feature/jwt-advanced-demo)에서 '서버 저장 + 회전' Refresh 로 실제 구현한다.</w:t>
       </w:r>
     </w:p>
     <w:p>
@@ -3983,7 +2815,7 @@
                 <w:sz w:val="18"/>
                 <w:szCs w:val="18"/>
               </w:rPr>
-              <w:t xml:space="preserve">민감정보 미포함. subject 를 email→uuid(불투명)로 교체</w:t>
+              <w:t xml:space="preserve">민감정보 미포함. subject 를 email→uuid(불투명)로 교체 [2단계]</w:t>
             </w:r>
           </w:p>
         </w:tc>
@@ -4025,7 +2857,7 @@
                 <w:sz w:val="18"/>
                 <w:szCs w:val="18"/>
               </w:rPr>
-              <w:t xml:space="preserve">짧은 만료 + Refresh 회전, 필요 시 revocation(jti/token-version)</w:t>
+              <w:t xml:space="preserve">짧은 만료 + Refresh 회전, revocation [2단계]</w:t>
             </w:r>
           </w:p>
         </w:tc>
@@ -4110,7 +2942,7 @@
         <w:spacing w:after="50" w:line="264" w:lineRule="auto"/>
       </w:pPr>
       <w:r>
-        <w:t xml:space="preserve">payload 는 암호화가 아니다 → PII 금지. 이 앱은 subject 를 email→uuid 로 바꿨다.</w:t>
+        <w:t xml:space="preserve">payload 는 암호화가 아니다 → PII 금지. (2단계에서 subject 를 email→uuid 로 교체)</w:t>
       </w:r>
     </w:p>
     <w:p>
@@ -4136,7 +2968,22 @@
         <w:spacing w:after="50" w:line="264" w:lineRule="auto"/>
       </w:pPr>
       <w:r>
-        <w:t xml:space="preserve">탈취 대비는 짧은 만료 + Refresh, 전송은 HTTPS.</w:t>
+        <w:t xml:space="preserve">탈취 대비는 짧은 만료 + Refresh(2단계), 전송은 HTTPS.</w:t>
+      </w:r>
+    </w:p>
+    <w:p>
+      <w:pPr>
+        <w:spacing w:after="80" w:line="272" w:lineRule="auto"/>
+      </w:pPr>
+      <w:r>
+        <w:rPr>
+          <w:b/>
+          <w:bCs/>
+        </w:rPr>
+        <w:t xml:space="preserve">다음 단계 → </w:t>
+      </w:r>
+      <w:r>
+        <w:t xml:space="preserve">feature/jwt-advanced-demo (2단계): 토큰 subject 를 uuid 로(PII 제거·email 위조 차단) + Refresh 토큰(서버 저장 + 회전) 추가.</w:t>
       </w:r>
     </w:p>
     <w:p>
@@ -4260,7 +3107,7 @@
         <w:spacing w:after="80" w:line="272" w:lineRule="auto"/>
       </w:pPr>
       <w:r>
-        <w:t xml:space="preserve">개인 식별 정보(Personally Identifiable Information) — 이름·주민번호·email·전화번호처럼 개인을 알아볼 수 있는 정보다. JWT payload 는 암호화가 아니라 base64 라 누구나 읽을 수 있으므로 PII 를 넣지 않는다. 그래서 이 앱은 토큰 subject 를 email → uuid(불투명 식별자)로 바꿨다(5-2 참고).</w:t>
+        <w:t xml:space="preserve">개인 식별 정보(Personally Identifiable Information) — 이름·주민번호·email·전화번호처럼 개인을 알아볼 수 있는 정보다. JWT payload 는 암호화가 아니라 base64 라 누구나 읽을 수 있으므로 PII 를 넣지 않는다. 1단계는 subject 에 email 이 있어, 2단계(feature/jwt-advanced-demo)에서 uuid 로 교체한다.</w:t>
       </w:r>
     </w:p>
     <w:sectPr>

--- a/docs/security/06_JWT_Security.docx
+++ b/docs/security/06_JWT_Security.docx
@@ -31,7 +31,19 @@
           <w:sz w:val="40"/>
           <w:szCs w:val="40"/>
         </w:rPr>
-        <w:t xml:space="preserve">JWT 보안 (JSON Web Token)</w:t>
+        <w:t xml:space="preserve">JWT 보안 — 2단계 (uuid + Refresh)</w:t>
+      </w:r>
+    </w:p>
+    <w:p>
+      <w:pPr>
+        <w:spacing w:after="120"/>
+        <w:jc w:val="center"/>
+      </w:pPr>
+      <w:r>
+        <w:rPr>
+          <w:color w:val="595959"/>
+        </w:rPr>
+        <w:t xml:space="preserve">JSON Web Token / OWASP #7 인증 실패 · #4 암호화 실패</w:t>
       </w:r>
     </w:p>
     <w:p>
@@ -43,7 +55,7 @@
         <w:rPr>
           <w:color w:val="595959"/>
         </w:rPr>
-        <w:t xml:space="preserve">JSON Web Token / OWASP #7 인증 실패 · #4 암호화 실패</w:t>
+        <w:t xml:space="preserve">2단계: subject=uuid(PII 제거·위조 차단) + Refresh(서버 저장·회전)  ·  1단계는 feature/jwt-security-demo</w:t>
       </w:r>
     </w:p>
     <w:p>
@@ -55,7 +67,7 @@
         <w:rPr>
           <w:color w:val="595959"/>
         </w:rPr>
-        <w:t xml:space="preserve">실습 프로젝트 : Student_JWT (feature/jwt-security-demo)</w:t>
+        <w:t xml:space="preserve">실습 프로젝트 : Student_JWT (feature/jwt-advanced-demo)</w:t>
       </w:r>
     </w:p>
     <w:p>
@@ -817,7 +829,7 @@
                 <w:sz w:val="18"/>
                 <w:szCs w:val="18"/>
               </w:rPr>
-              <w:t xml:space="preserve">짧은 만료 + Refresh</w:t>
+              <w:t xml:space="preserve">짧은 만료 + Refresh(서버 저장·회전·폐기)</w:t>
             </w:r>
           </w:p>
         </w:tc>
@@ -834,10 +846,11 @@
           <w:p>
             <w:r>
               <w:rPr>
-                <w:sz w:val="18"/>
-                <w:szCs w:val="18"/>
-              </w:rPr>
-              <w:t xml:space="preserve">개념</w:t>
+                <w:color w:val="2E7D32"/>
+                <w:sz w:val="18"/>
+                <w:szCs w:val="18"/>
+              </w:rPr>
+              <w:t xml:space="preserve">2단계 코드</w:t>
             </w:r>
           </w:p>
         </w:tc>
@@ -1001,10 +1014,10 @@
           <w:b/>
           <w:bCs/>
         </w:rPr>
-        <w:t xml:space="preserve">※ 중요 — 이 브랜치는 방어가 누적된다. </w:t>
-      </w:r>
-      <w:r>
-        <w:t xml:space="preserve">HEAD 에는 5-2(토큰 subject를 uuid로)가 이미 적용돼 있어, jwt_forge.py admin@aa.com(email subject)는 현재 코드에서 401 로 막힌다. 이것은 버그가 아니라 5-2 방어가 작동하는 것이다(= 5-2 표의 '예전 방식 위조 → 401'). 아래 4-1 은 현재 코드(HEAD) 기준으로 재현한다. 5-2 이전의 email 위조 성공(200)을 그대로 보려면 그 변경 전 커밋에서 실행한다.</w:t>
+        <w:t xml:space="preserve">※ 중요 — 이 2단계 브랜치는 subject=uuid 다. </w:t>
+      </w:r>
+      <w:r>
+        <w:t xml:space="preserve">그래서 jwt_forge.py admin@aa.com(email subject)는 401 로 막힌다(= 5-2 방어 작동, '예전 방식 위조 → 401'). 아래 4-1 은 2단계 기준으로 재현한다. email 위조가 그대로 성공(200)하는 모습은 1단계 브랜치(feature/jwt-security-demo)에서 확인한다.</w:t>
       </w:r>
     </w:p>
     <w:p>
@@ -3728,7 +3741,7 @@
           <w:bCs/>
           <w:color w:val="2E5496"/>
         </w:rPr>
-        <w:t xml:space="preserve">5-4. 토큰 무효화 부재 → 짧은 만료 (개념)</w:t>
+        <w:t xml:space="preserve">5-4. 토큰 무효화 → Refresh 토큰 (서버 저장 + 회전)  [2단계 구현]</w:t>
       </w:r>
     </w:p>
     <w:p>
@@ -3736,7 +3749,41 @@
         <w:spacing w:after="80" w:line="272" w:lineRule="auto"/>
       </w:pPr>
       <w:r>
-        <w:t xml:space="preserve">JWT 는 stateless 라 서버가 발급 후 기억하지 않는다. 그래서 탈취·로그아웃된 개별 토큰을 곧바로 무효화하기 어렵다. 이 앱은 로그아웃 = 클라이언트가 토큰을 버리는 것뿐이라, 탈취 토큰이 만료(3600초)까지 유효하다.</w:t>
+        <w:rPr>
+          <w:b/>
+          <w:bCs/>
+        </w:rPr>
+        <w:t xml:space="preserve">문제: </w:t>
+      </w:r>
+      <w:r>
+        <w:t xml:space="preserve">JWT access 는 stateless 라 서버가 기억하지 않아, 탈취·로그아웃된 토큰을 만료 전에 무효화하기 어렵다. 1단계는 탈취 토큰이 만료까지 유효했다.</w:t>
+      </w:r>
+    </w:p>
+    <w:p>
+      <w:pPr>
+        <w:spacing w:after="80" w:line="272" w:lineRule="auto"/>
+      </w:pPr>
+      <w:r>
+        <w:rPr>
+          <w:b/>
+          <w:bCs/>
+        </w:rPr>
+        <w:t xml:space="preserve">해결(2단계): </w:t>
+      </w:r>
+      <w:r>
+        <w:t xml:space="preserve">access 는 짧게 두고, 만료되면 Refresh 토큰으로 새 access 를 받는다. Refresh 는 JWT 가 아니라 무작위 불투명 문자열이며 서버 DB 에 저장한다 → 로그아웃·유출 시 폐기 가능, 갱신 때마다 교체(회전).</w:t>
+      </w:r>
+    </w:p>
+    <w:p>
+      <w:pPr>
+        <w:spacing w:after="80" w:line="272" w:lineRule="auto"/>
+      </w:pPr>
+      <w:r>
+        <w:rPr>
+          <w:b/>
+          <w:bCs/>
+        </w:rPr>
+        <w:t xml:space="preserve">설계</w:t>
       </w:r>
     </w:p>
     <w:p>
@@ -3749,7 +3796,7 @@
         <w:spacing w:after="50" w:line="264" w:lineRule="auto"/>
       </w:pPr>
       <w:r>
-        <w:t xml:space="preserve">짧은 access 만료(예: 5~15분) + Refresh 토큰 회전 → 탈취 창(window) 최소화</w:t>
+        <w:t xml:space="preserve">access 짧게(운영 5~15분) / refresh 길게(예: 14일, jwt.refresh-expire-seconds)</w:t>
       </w:r>
     </w:p>
     <w:p>
@@ -3762,7 +3809,7 @@
         <w:spacing w:after="50" w:line="264" w:lineRule="auto"/>
       </w:pPr>
       <w:r>
-        <w:t xml:space="preserve">서버측 revocation(선택): jti denylist, 또는 사용자별 token-version 컬럼</w:t>
+        <w:t xml:space="preserve">로그인 응답 = accessToken + refreshToken</w:t>
       </w:r>
     </w:p>
     <w:p>
@@ -3775,7 +3822,930 @@
         <w:spacing w:after="50" w:line="264" w:lineRule="auto"/>
       </w:pPr>
       <w:r>
-        <w:t xml:space="preserve">민감 작업은 재인증. 먼저 '짧은 만료 + Refresh' 로 대부분의 위험을 줄인다.</w:t>
+        <w:t xml:space="preserve">POST /api/userinfos/refresh : refresh 제출 → 새 access + 새 refresh(기존은 1회용 폐기 = 회전)</w:t>
+      </w:r>
+    </w:p>
+    <w:p>
+      <w:pPr>
+        <w:pStyle w:val="a4"/>
+        <w:numPr>
+          <w:ilvl w:val="0"/>
+          <w:numId w:val="1"/>
+        </w:numPr>
+        <w:spacing w:after="50" w:line="264" w:lineRule="auto"/>
+      </w:pPr>
+      <w:r>
+        <w:t xml:space="preserve">POST /api/userinfos/logout : refresh 를 서버에서 폐기</w:t>
+      </w:r>
+    </w:p>
+    <w:p>
+      <w:pPr>
+        <w:spacing w:after="80" w:line="272" w:lineRule="auto"/>
+      </w:pPr>
+      <w:r>
+        <w:rPr>
+          <w:b/>
+          <w:bCs/>
+        </w:rPr>
+        <w:t xml:space="preserve">추가/변경 코드 (한눈에)</w:t>
+      </w:r>
+    </w:p>
+    <w:tbl>
+      <w:tblPr>
+        <w:tblW w:w="9000" w:type="dxa"/>
+        <w:tblBorders>
+          <w:top w:val="single" w:sz="4" w:space="0" w:color="BFBFBF"/>
+          <w:left w:val="single" w:sz="4" w:space="0" w:color="BFBFBF"/>
+          <w:bottom w:val="single" w:sz="4" w:space="0" w:color="BFBFBF"/>
+          <w:right w:val="single" w:sz="4" w:space="0" w:color="BFBFBF"/>
+          <w:insideH w:val="single" w:sz="4" w:space="0" w:color="BFBFBF"/>
+          <w:insideV w:val="single" w:sz="4" w:space="0" w:color="BFBFBF"/>
+        </w:tblBorders>
+        <w:tblLook w:val="04A0" w:firstRow="1" w:lastRow="0" w:firstColumn="1" w:lastColumn="0" w:noHBand="0" w:noVBand="1"/>
+      </w:tblPr>
+      <w:tblGrid>
+        <w:gridCol w:w="2900"/>
+        <w:gridCol w:w="800"/>
+        <w:gridCol w:w="5300"/>
+      </w:tblGrid>
+      <w:tr>
+        <w:trPr>
+          <w:tblHeader/>
+        </w:trPr>
+        <w:tc>
+          <w:tcPr>
+            <w:tcW w:w="2900" w:type="dxa"/>
+            <w:shd w:val="clear" w:color="auto" w:fill="2E5496"/>
+            <w:tcMar>
+              <w:top w:w="40" w:type="dxa"/>
+              <w:left w:w="80" w:type="dxa"/>
+              <w:bottom w:w="40" w:type="dxa"/>
+              <w:right w:w="80" w:type="dxa"/>
+            </w:tcMar>
+          </w:tcPr>
+          <w:p>
+            <w:r>
+              <w:rPr>
+                <w:b/>
+                <w:bCs/>
+                <w:color w:val="FFFFFF"/>
+                <w:sz w:val="18"/>
+                <w:szCs w:val="18"/>
+              </w:rPr>
+              <w:t xml:space="preserve">파일</w:t>
+            </w:r>
+          </w:p>
+        </w:tc>
+        <w:tc>
+          <w:tcPr>
+            <w:tcW w:w="800" w:type="dxa"/>
+            <w:shd w:val="clear" w:color="auto" w:fill="2E5496"/>
+            <w:tcMar>
+              <w:top w:w="40" w:type="dxa"/>
+              <w:left w:w="80" w:type="dxa"/>
+              <w:bottom w:w="40" w:type="dxa"/>
+              <w:right w:w="80" w:type="dxa"/>
+            </w:tcMar>
+          </w:tcPr>
+          <w:p>
+            <w:r>
+              <w:rPr>
+                <w:b/>
+                <w:bCs/>
+                <w:color w:val="FFFFFF"/>
+                <w:sz w:val="18"/>
+                <w:szCs w:val="18"/>
+              </w:rPr>
+              <w:t xml:space="preserve">구분</w:t>
+            </w:r>
+          </w:p>
+        </w:tc>
+        <w:tc>
+          <w:tcPr>
+            <w:tcW w:w="5300" w:type="dxa"/>
+            <w:shd w:val="clear" w:color="auto" w:fill="2E5496"/>
+            <w:tcMar>
+              <w:top w:w="40" w:type="dxa"/>
+              <w:left w:w="80" w:type="dxa"/>
+              <w:bottom w:w="40" w:type="dxa"/>
+              <w:right w:w="80" w:type="dxa"/>
+            </w:tcMar>
+          </w:tcPr>
+          <w:p>
+            <w:r>
+              <w:rPr>
+                <w:b/>
+                <w:bCs/>
+                <w:color w:val="FFFFFF"/>
+                <w:sz w:val="18"/>
+                <w:szCs w:val="18"/>
+              </w:rPr>
+              <w:t xml:space="preserve">한 일</w:t>
+            </w:r>
+          </w:p>
+        </w:tc>
+      </w:tr>
+      <w:tr>
+        <w:tc>
+          <w:tcPr>
+            <w:tcW w:w="2900" w:type="dxa"/>
+            <w:tcMar>
+              <w:top w:w="40" w:type="dxa"/>
+              <w:left w:w="80" w:type="dxa"/>
+              <w:bottom w:w="40" w:type="dxa"/>
+              <w:right w:w="80" w:type="dxa"/>
+            </w:tcMar>
+          </w:tcPr>
+          <w:p>
+            <w:r>
+              <w:rPr>
+                <w:sz w:val="18"/>
+                <w:szCs w:val="18"/>
+              </w:rPr>
+              <w:t xml:space="preserve">RefreshToken</w:t>
+            </w:r>
+          </w:p>
+        </w:tc>
+        <w:tc>
+          <w:tcPr>
+            <w:tcW w:w="800" w:type="dxa"/>
+            <w:tcMar>
+              <w:top w:w="40" w:type="dxa"/>
+              <w:left w:w="80" w:type="dxa"/>
+              <w:bottom w:w="40" w:type="dxa"/>
+              <w:right w:w="80" w:type="dxa"/>
+            </w:tcMar>
+          </w:tcPr>
+          <w:p>
+            <w:r>
+              <w:rPr>
+                <w:sz w:val="18"/>
+                <w:szCs w:val="18"/>
+              </w:rPr>
+              <w:t xml:space="preserve">추가</w:t>
+            </w:r>
+          </w:p>
+        </w:tc>
+        <w:tc>
+          <w:tcPr>
+            <w:tcW w:w="5300" w:type="dxa"/>
+            <w:tcMar>
+              <w:top w:w="40" w:type="dxa"/>
+              <w:left w:w="80" w:type="dxa"/>
+              <w:bottom w:w="40" w:type="dxa"/>
+              <w:right w:w="80" w:type="dxa"/>
+            </w:tcMar>
+          </w:tcPr>
+          <w:p>
+            <w:r>
+              <w:rPr>
+                <w:sz w:val="18"/>
+                <w:szCs w:val="18"/>
+              </w:rPr>
+              <w:t xml:space="preserve">엔티티(token·userUuid·expiresAt), DB 저장</w:t>
+            </w:r>
+          </w:p>
+        </w:tc>
+      </w:tr>
+      <w:tr>
+        <w:tc>
+          <w:tcPr>
+            <w:tcW w:w="2900" w:type="dxa"/>
+            <w:tcMar>
+              <w:top w:w="40" w:type="dxa"/>
+              <w:left w:w="80" w:type="dxa"/>
+              <w:bottom w:w="40" w:type="dxa"/>
+              <w:right w:w="80" w:type="dxa"/>
+            </w:tcMar>
+          </w:tcPr>
+          <w:p>
+            <w:r>
+              <w:rPr>
+                <w:sz w:val="18"/>
+                <w:szCs w:val="18"/>
+              </w:rPr>
+              <w:t xml:space="preserve">RefreshTokenRepository</w:t>
+            </w:r>
+          </w:p>
+        </w:tc>
+        <w:tc>
+          <w:tcPr>
+            <w:tcW w:w="800" w:type="dxa"/>
+            <w:tcMar>
+              <w:top w:w="40" w:type="dxa"/>
+              <w:left w:w="80" w:type="dxa"/>
+              <w:bottom w:w="40" w:type="dxa"/>
+              <w:right w:w="80" w:type="dxa"/>
+            </w:tcMar>
+          </w:tcPr>
+          <w:p>
+            <w:r>
+              <w:rPr>
+                <w:sz w:val="18"/>
+                <w:szCs w:val="18"/>
+              </w:rPr>
+              <w:t xml:space="preserve">추가</w:t>
+            </w:r>
+          </w:p>
+        </w:tc>
+        <w:tc>
+          <w:tcPr>
+            <w:tcW w:w="5300" w:type="dxa"/>
+            <w:tcMar>
+              <w:top w:w="40" w:type="dxa"/>
+              <w:left w:w="80" w:type="dxa"/>
+              <w:bottom w:w="40" w:type="dxa"/>
+              <w:right w:w="80" w:type="dxa"/>
+            </w:tcMar>
+          </w:tcPr>
+          <w:p>
+            <w:r>
+              <w:rPr>
+                <w:sz w:val="18"/>
+                <w:szCs w:val="18"/>
+              </w:rPr>
+              <w:t xml:space="preserve">findByToken</w:t>
+            </w:r>
+          </w:p>
+        </w:tc>
+      </w:tr>
+      <w:tr>
+        <w:tc>
+          <w:tcPr>
+            <w:tcW w:w="2900" w:type="dxa"/>
+            <w:tcMar>
+              <w:top w:w="40" w:type="dxa"/>
+              <w:left w:w="80" w:type="dxa"/>
+              <w:bottom w:w="40" w:type="dxa"/>
+              <w:right w:w="80" w:type="dxa"/>
+            </w:tcMar>
+          </w:tcPr>
+          <w:p>
+            <w:r>
+              <w:rPr>
+                <w:sz w:val="18"/>
+                <w:szCs w:val="18"/>
+              </w:rPr>
+              <w:t xml:space="preserve">RefreshTokenService</w:t>
+            </w:r>
+          </w:p>
+        </w:tc>
+        <w:tc>
+          <w:tcPr>
+            <w:tcW w:w="800" w:type="dxa"/>
+            <w:tcMar>
+              <w:top w:w="40" w:type="dxa"/>
+              <w:left w:w="80" w:type="dxa"/>
+              <w:bottom w:w="40" w:type="dxa"/>
+              <w:right w:w="80" w:type="dxa"/>
+            </w:tcMar>
+          </w:tcPr>
+          <w:p>
+            <w:r>
+              <w:rPr>
+                <w:sz w:val="18"/>
+                <w:szCs w:val="18"/>
+              </w:rPr>
+              <w:t xml:space="preserve">추가</w:t>
+            </w:r>
+          </w:p>
+        </w:tc>
+        <w:tc>
+          <w:tcPr>
+            <w:tcW w:w="5300" w:type="dxa"/>
+            <w:tcMar>
+              <w:top w:w="40" w:type="dxa"/>
+              <w:left w:w="80" w:type="dxa"/>
+              <w:bottom w:w="40" w:type="dxa"/>
+              <w:right w:w="80" w:type="dxa"/>
+            </w:tcMar>
+          </w:tcPr>
+          <w:p>
+            <w:r>
+              <w:rPr>
+                <w:sz w:val="18"/>
+                <w:szCs w:val="18"/>
+              </w:rPr>
+              <w:t xml:space="preserve">issue(발급)·rotate(회전)·revoke(폐기)</w:t>
+            </w:r>
+          </w:p>
+        </w:tc>
+      </w:tr>
+      <w:tr>
+        <w:tc>
+          <w:tcPr>
+            <w:tcW w:w="2900" w:type="dxa"/>
+            <w:tcMar>
+              <w:top w:w="40" w:type="dxa"/>
+              <w:left w:w="80" w:type="dxa"/>
+              <w:bottom w:w="40" w:type="dxa"/>
+              <w:right w:w="80" w:type="dxa"/>
+            </w:tcMar>
+          </w:tcPr>
+          <w:p>
+            <w:r>
+              <w:rPr>
+                <w:sz w:val="18"/>
+                <w:szCs w:val="18"/>
+              </w:rPr>
+              <w:t xml:space="preserve">AuthResponse / RefreshRequest</w:t>
+            </w:r>
+          </w:p>
+        </w:tc>
+        <w:tc>
+          <w:tcPr>
+            <w:tcW w:w="800" w:type="dxa"/>
+            <w:tcMar>
+              <w:top w:w="40" w:type="dxa"/>
+              <w:left w:w="80" w:type="dxa"/>
+              <w:bottom w:w="40" w:type="dxa"/>
+              <w:right w:w="80" w:type="dxa"/>
+            </w:tcMar>
+          </w:tcPr>
+          <w:p>
+            <w:r>
+              <w:rPr>
+                <w:sz w:val="18"/>
+                <w:szCs w:val="18"/>
+              </w:rPr>
+              <w:t xml:space="preserve">수정/추가</w:t>
+            </w:r>
+          </w:p>
+        </w:tc>
+        <w:tc>
+          <w:tcPr>
+            <w:tcW w:w="5300" w:type="dxa"/>
+            <w:tcMar>
+              <w:top w:w="40" w:type="dxa"/>
+              <w:left w:w="80" w:type="dxa"/>
+              <w:bottom w:w="40" w:type="dxa"/>
+              <w:right w:w="80" w:type="dxa"/>
+            </w:tcMar>
+          </w:tcPr>
+          <w:p>
+            <w:r>
+              <w:rPr>
+                <w:sz w:val="18"/>
+                <w:szCs w:val="18"/>
+              </w:rPr>
+              <w:t xml:space="preserve">응답에 refreshToken 추가 / 요청 DTO</w:t>
+            </w:r>
+          </w:p>
+        </w:tc>
+      </w:tr>
+      <w:tr>
+        <w:tc>
+          <w:tcPr>
+            <w:tcW w:w="2900" w:type="dxa"/>
+            <w:tcMar>
+              <w:top w:w="40" w:type="dxa"/>
+              <w:left w:w="80" w:type="dxa"/>
+              <w:bottom w:w="40" w:type="dxa"/>
+              <w:right w:w="80" w:type="dxa"/>
+            </w:tcMar>
+          </w:tcPr>
+          <w:p>
+            <w:r>
+              <w:rPr>
+                <w:sz w:val="18"/>
+                <w:szCs w:val="18"/>
+              </w:rPr>
+              <w:t xml:space="preserve">UserInfoController</w:t>
+            </w:r>
+          </w:p>
+        </w:tc>
+        <w:tc>
+          <w:tcPr>
+            <w:tcW w:w="800" w:type="dxa"/>
+            <w:tcMar>
+              <w:top w:w="40" w:type="dxa"/>
+              <w:left w:w="80" w:type="dxa"/>
+              <w:bottom w:w="40" w:type="dxa"/>
+              <w:right w:w="80" w:type="dxa"/>
+            </w:tcMar>
+          </w:tcPr>
+          <w:p>
+            <w:r>
+              <w:rPr>
+                <w:sz w:val="18"/>
+                <w:szCs w:val="18"/>
+              </w:rPr>
+              <w:t xml:space="preserve">수정</w:t>
+            </w:r>
+          </w:p>
+        </w:tc>
+        <w:tc>
+          <w:tcPr>
+            <w:tcW w:w="5300" w:type="dxa"/>
+            <w:tcMar>
+              <w:top w:w="40" w:type="dxa"/>
+              <w:left w:w="80" w:type="dxa"/>
+              <w:bottom w:w="40" w:type="dxa"/>
+              <w:right w:w="80" w:type="dxa"/>
+            </w:tcMar>
+          </w:tcPr>
+          <w:p>
+            <w:r>
+              <w:rPr>
+                <w:sz w:val="18"/>
+                <w:szCs w:val="18"/>
+              </w:rPr>
+              <w:t xml:space="preserve">로그인에 refresh 발급 + /refresh·/logout</w:t>
+            </w:r>
+          </w:p>
+        </w:tc>
+      </w:tr>
+      <w:tr>
+        <w:tc>
+          <w:tcPr>
+            <w:tcW w:w="2900" w:type="dxa"/>
+            <w:tcMar>
+              <w:top w:w="40" w:type="dxa"/>
+              <w:left w:w="80" w:type="dxa"/>
+              <w:bottom w:w="40" w:type="dxa"/>
+              <w:right w:w="80" w:type="dxa"/>
+            </w:tcMar>
+          </w:tcPr>
+          <w:p>
+            <w:r>
+              <w:rPr>
+                <w:sz w:val="18"/>
+                <w:szCs w:val="18"/>
+              </w:rPr>
+              <w:t xml:space="preserve">SecurityConfig</w:t>
+            </w:r>
+          </w:p>
+        </w:tc>
+        <w:tc>
+          <w:tcPr>
+            <w:tcW w:w="800" w:type="dxa"/>
+            <w:tcMar>
+              <w:top w:w="40" w:type="dxa"/>
+              <w:left w:w="80" w:type="dxa"/>
+              <w:bottom w:w="40" w:type="dxa"/>
+              <w:right w:w="80" w:type="dxa"/>
+            </w:tcMar>
+          </w:tcPr>
+          <w:p>
+            <w:r>
+              <w:rPr>
+                <w:sz w:val="18"/>
+                <w:szCs w:val="18"/>
+              </w:rPr>
+              <w:t xml:space="preserve">수정</w:t>
+            </w:r>
+          </w:p>
+        </w:tc>
+        <w:tc>
+          <w:tcPr>
+            <w:tcW w:w="5300" w:type="dxa"/>
+            <w:tcMar>
+              <w:top w:w="40" w:type="dxa"/>
+              <w:left w:w="80" w:type="dxa"/>
+              <w:bottom w:w="40" w:type="dxa"/>
+              <w:right w:w="80" w:type="dxa"/>
+            </w:tcMar>
+          </w:tcPr>
+          <w:p>
+            <w:r>
+              <w:rPr>
+                <w:sz w:val="18"/>
+                <w:szCs w:val="18"/>
+              </w:rPr>
+              <w:t xml:space="preserve">/refresh·/logout permitAll</w:t>
+            </w:r>
+          </w:p>
+        </w:tc>
+      </w:tr>
+      <w:tr>
+        <w:tc>
+          <w:tcPr>
+            <w:tcW w:w="2900" w:type="dxa"/>
+            <w:tcMar>
+              <w:top w:w="40" w:type="dxa"/>
+              <w:left w:w="80" w:type="dxa"/>
+              <w:bottom w:w="40" w:type="dxa"/>
+              <w:right w:w="80" w:type="dxa"/>
+            </w:tcMar>
+          </w:tcPr>
+          <w:p>
+            <w:r>
+              <w:rPr>
+                <w:sz w:val="18"/>
+                <w:szCs w:val="18"/>
+              </w:rPr>
+              <w:t xml:space="preserve">application.properties</w:t>
+            </w:r>
+          </w:p>
+        </w:tc>
+        <w:tc>
+          <w:tcPr>
+            <w:tcW w:w="800" w:type="dxa"/>
+            <w:tcMar>
+              <w:top w:w="40" w:type="dxa"/>
+              <w:left w:w="80" w:type="dxa"/>
+              <w:bottom w:w="40" w:type="dxa"/>
+              <w:right w:w="80" w:type="dxa"/>
+            </w:tcMar>
+          </w:tcPr>
+          <w:p>
+            <w:r>
+              <w:rPr>
+                <w:sz w:val="18"/>
+                <w:szCs w:val="18"/>
+              </w:rPr>
+              <w:t xml:space="preserve">수정</w:t>
+            </w:r>
+          </w:p>
+        </w:tc>
+        <w:tc>
+          <w:tcPr>
+            <w:tcW w:w="5300" w:type="dxa"/>
+            <w:tcMar>
+              <w:top w:w="40" w:type="dxa"/>
+              <w:left w:w="80" w:type="dxa"/>
+              <w:bottom w:w="40" w:type="dxa"/>
+              <w:right w:w="80" w:type="dxa"/>
+            </w:tcMar>
+          </w:tcPr>
+          <w:p>
+            <w:r>
+              <w:rPr>
+                <w:sz w:val="18"/>
+                <w:szCs w:val="18"/>
+              </w:rPr>
+              <w:t xml:space="preserve">jwt.refresh-expire-seconds</w:t>
+            </w:r>
+          </w:p>
+        </w:tc>
+      </w:tr>
+    </w:tbl>
+    <w:p>
+      <w:pPr>
+        <w:pBdr>
+          <w:top w:val="single" w:sz="4" w:space="3" w:color="D9D9D9"/>
+          <w:left w:val="single" w:sz="18" w:space="6" w:color="C0C0C0"/>
+        </w:pBdr>
+        <w:shd w:val="clear" w:color="auto" w:fill="F4F4F4"/>
+      </w:pPr>
+      <w:r>
+        <w:rPr>
+          <w:rFonts w:ascii="Consolas" w:hAnsi="Consolas"/>
+          <w:sz w:val="18"/>
+          <w:szCs w:val="18"/>
+        </w:rPr>
+        <w:t xml:space="preserve">// 회전(RefreshTokenService.rotate): 유효하면 폐기 후 새 토큰 발급</w:t>
+      </w:r>
+    </w:p>
+    <w:p>
+      <w:pPr>
+        <w:pBdr>
+          <w:left w:val="single" w:sz="18" w:space="6" w:color="C0C0C0"/>
+        </w:pBdr>
+        <w:shd w:val="clear" w:color="auto" w:fill="F4F4F4"/>
+      </w:pPr>
+      <w:r>
+        <w:rPr>
+          <w:rFonts w:ascii="Consolas" w:hAnsi="Consolas"/>
+          <w:sz w:val="18"/>
+          <w:szCs w:val="18"/>
+        </w:rPr>
+        <w:t xml:space="preserve">RefreshToken rt = repository.findByToken(presented)</w:t>
+      </w:r>
+    </w:p>
+    <w:p>
+      <w:pPr>
+        <w:pBdr>
+          <w:left w:val="single" w:sz="18" w:space="6" w:color="C0C0C0"/>
+        </w:pBdr>
+        <w:shd w:val="clear" w:color="auto" w:fill="F4F4F4"/>
+      </w:pPr>
+      <w:r>
+        <w:rPr>
+          <w:rFonts w:ascii="Consolas" w:hAnsi="Consolas"/>
+          <w:sz w:val="18"/>
+          <w:szCs w:val="18"/>
+        </w:rPr>
+        <w:t xml:space="preserve">        .orElseThrow(() -&gt; new BadCredentialsException("유효하지 않은 refresh"));</w:t>
+      </w:r>
+    </w:p>
+    <w:p>
+      <w:pPr>
+        <w:pBdr>
+          <w:left w:val="single" w:sz="18" w:space="6" w:color="C0C0C0"/>
+        </w:pBdr>
+        <w:shd w:val="clear" w:color="auto" w:fill="F4F4F4"/>
+      </w:pPr>
+      <w:r>
+        <w:rPr>
+          <w:rFonts w:ascii="Consolas" w:hAnsi="Consolas"/>
+          <w:sz w:val="18"/>
+          <w:szCs w:val="18"/>
+        </w:rPr>
+        <w:t xml:space="preserve">if (rt.getExpiresAt().isBefore(Instant.now())) { repository.delete(rt); throw ...만료; }</w:t>
+      </w:r>
+    </w:p>
+    <w:p>
+      <w:pPr>
+        <w:pBdr>
+          <w:left w:val="single" w:sz="18" w:space="6" w:color="C0C0C0"/>
+        </w:pBdr>
+        <w:shd w:val="clear" w:color="auto" w:fill="F4F4F4"/>
+      </w:pPr>
+      <w:r>
+        <w:rPr>
+          <w:rFonts w:ascii="Consolas" w:hAnsi="Consolas"/>
+          <w:sz w:val="18"/>
+          <w:szCs w:val="18"/>
+        </w:rPr>
+        <w:t xml:space="preserve">repository.delete(rt);          // 1회용 → 즉시 폐기</w:t>
+      </w:r>
+    </w:p>
+    <w:p>
+      <w:pPr>
+        <w:pBdr>
+          <w:left w:val="single" w:sz="18" w:space="6" w:color="C0C0C0"/>
+          <w:bottom w:val="single" w:sz="4" w:space="3" w:color="D9D9D9"/>
+        </w:pBdr>
+        <w:shd w:val="clear" w:color="auto" w:fill="F4F4F4"/>
+      </w:pPr>
+      <w:r>
+        <w:rPr>
+          <w:rFonts w:ascii="Consolas" w:hAnsi="Consolas"/>
+          <w:sz w:val="18"/>
+          <w:szCs w:val="18"/>
+        </w:rPr>
+        <w:t xml:space="preserve">return issue(rt.getUserUuid()); // 새 refresh 발급(회전)</w:t>
+      </w:r>
+    </w:p>
+    <w:p>
+      <w:pPr>
+        <w:spacing w:after="80" w:line="272" w:lineRule="auto"/>
+      </w:pPr>
+      <w:r>
+        <w:rPr>
+          <w:b/>
+          <w:bCs/>
+        </w:rPr>
+        <w:t xml:space="preserve">검증 결과</w:t>
+      </w:r>
+      <w:r>
+        <w:t xml:space="preserve"> (test 프로파일, 검증됨)</w:t>
+      </w:r>
+    </w:p>
+    <w:tbl>
+      <w:tblPr>
+        <w:tblW w:w="9000" w:type="dxa"/>
+        <w:tblBorders>
+          <w:top w:val="single" w:sz="4" w:space="0" w:color="BFBFBF"/>
+          <w:left w:val="single" w:sz="4" w:space="0" w:color="BFBFBF"/>
+          <w:bottom w:val="single" w:sz="4" w:space="0" w:color="BFBFBF"/>
+          <w:right w:val="single" w:sz="4" w:space="0" w:color="BFBFBF"/>
+          <w:insideH w:val="single" w:sz="4" w:space="0" w:color="BFBFBF"/>
+          <w:insideV w:val="single" w:sz="4" w:space="0" w:color="BFBFBF"/>
+        </w:tblBorders>
+        <w:tblLook w:val="04A0" w:firstRow="1" w:lastRow="0" w:firstColumn="1" w:lastColumn="0" w:noHBand="0" w:noVBand="1"/>
+      </w:tblPr>
+      <w:tblGrid>
+        <w:gridCol w:w="5000"/>
+        <w:gridCol w:w="4000"/>
+      </w:tblGrid>
+      <w:tr>
+        <w:trPr>
+          <w:tblHeader/>
+        </w:trPr>
+        <w:tc>
+          <w:tcPr>
+            <w:tcW w:w="5000" w:type="dxa"/>
+            <w:shd w:val="clear" w:color="auto" w:fill="2E5496"/>
+            <w:tcMar>
+              <w:top w:w="40" w:type="dxa"/>
+              <w:left w:w="80" w:type="dxa"/>
+              <w:bottom w:w="40" w:type="dxa"/>
+              <w:right w:w="80" w:type="dxa"/>
+            </w:tcMar>
+          </w:tcPr>
+          <w:p>
+            <w:r>
+              <w:rPr>
+                <w:b/>
+                <w:bCs/>
+                <w:color w:val="FFFFFF"/>
+                <w:sz w:val="18"/>
+                <w:szCs w:val="18"/>
+              </w:rPr>
+              <w:t xml:space="preserve">단계</w:t>
+            </w:r>
+          </w:p>
+        </w:tc>
+        <w:tc>
+          <w:tcPr>
+            <w:tcW w:w="4000" w:type="dxa"/>
+            <w:shd w:val="clear" w:color="auto" w:fill="2E5496"/>
+            <w:tcMar>
+              <w:top w:w="40" w:type="dxa"/>
+              <w:left w:w="80" w:type="dxa"/>
+              <w:bottom w:w="40" w:type="dxa"/>
+              <w:right w:w="80" w:type="dxa"/>
+            </w:tcMar>
+          </w:tcPr>
+          <w:p>
+            <w:r>
+              <w:rPr>
+                <w:b/>
+                <w:bCs/>
+                <w:color w:val="FFFFFF"/>
+                <w:sz w:val="18"/>
+                <w:szCs w:val="18"/>
+              </w:rPr>
+              <w:t xml:space="preserve">결과</w:t>
+            </w:r>
+          </w:p>
+        </w:tc>
+      </w:tr>
+      <w:tr>
+        <w:tc>
+          <w:tcPr>
+            <w:tcW w:w="5000" w:type="dxa"/>
+            <w:tcMar>
+              <w:top w:w="40" w:type="dxa"/>
+              <w:left w:w="80" w:type="dxa"/>
+              <w:bottom w:w="40" w:type="dxa"/>
+              <w:right w:w="80" w:type="dxa"/>
+            </w:tcMar>
+          </w:tcPr>
+          <w:p>
+            <w:r>
+              <w:rPr>
+                <w:sz w:val="18"/>
+                <w:szCs w:val="18"/>
+              </w:rPr>
+              <w:t xml:space="preserve">로그인</w:t>
+            </w:r>
+          </w:p>
+        </w:tc>
+        <w:tc>
+          <w:tcPr>
+            <w:tcW w:w="4000" w:type="dxa"/>
+            <w:tcMar>
+              <w:top w:w="40" w:type="dxa"/>
+              <w:left w:w="80" w:type="dxa"/>
+              <w:bottom w:w="40" w:type="dxa"/>
+              <w:right w:w="80" w:type="dxa"/>
+            </w:tcMar>
+          </w:tcPr>
+          <w:p>
+            <w:r>
+              <w:rPr>
+                <w:color w:val="2E7D32"/>
+                <w:sz w:val="18"/>
+                <w:szCs w:val="18"/>
+              </w:rPr>
+              <w:t xml:space="preserve">accessToken(JWT) + refreshToken(불투명 64자) 발급</w:t>
+            </w:r>
+          </w:p>
+        </w:tc>
+      </w:tr>
+      <w:tr>
+        <w:tc>
+          <w:tcPr>
+            <w:tcW w:w="5000" w:type="dxa"/>
+            <w:tcMar>
+              <w:top w:w="40" w:type="dxa"/>
+              <w:left w:w="80" w:type="dxa"/>
+              <w:bottom w:w="40" w:type="dxa"/>
+              <w:right w:w="80" w:type="dxa"/>
+            </w:tcMar>
+          </w:tcPr>
+          <w:p>
+            <w:r>
+              <w:rPr>
+                <w:sz w:val="18"/>
+                <w:szCs w:val="18"/>
+              </w:rPr>
+              <w:t xml:space="preserve">POST /refresh (유효)</w:t>
+            </w:r>
+          </w:p>
+        </w:tc>
+        <w:tc>
+          <w:tcPr>
+            <w:tcW w:w="4000" w:type="dxa"/>
+            <w:tcMar>
+              <w:top w:w="40" w:type="dxa"/>
+              <w:left w:w="80" w:type="dxa"/>
+              <w:bottom w:w="40" w:type="dxa"/>
+              <w:right w:w="80" w:type="dxa"/>
+            </w:tcMar>
+          </w:tcPr>
+          <w:p>
+            <w:r>
+              <w:rPr>
+                <w:color w:val="2E7D32"/>
+                <w:sz w:val="18"/>
+                <w:szCs w:val="18"/>
+              </w:rPr>
+              <w:t xml:space="preserve">새 access + 새 refresh(회전, 값 바뀜)</w:t>
+            </w:r>
+          </w:p>
+        </w:tc>
+      </w:tr>
+      <w:tr>
+        <w:tc>
+          <w:tcPr>
+            <w:tcW w:w="5000" w:type="dxa"/>
+            <w:tcMar>
+              <w:top w:w="40" w:type="dxa"/>
+              <w:left w:w="80" w:type="dxa"/>
+              <w:bottom w:w="40" w:type="dxa"/>
+              <w:right w:w="80" w:type="dxa"/>
+            </w:tcMar>
+          </w:tcPr>
+          <w:p>
+            <w:r>
+              <w:rPr>
+                <w:sz w:val="18"/>
+                <w:szCs w:val="18"/>
+              </w:rPr>
+              <w:t xml:space="preserve">예전 refresh 재사용</w:t>
+            </w:r>
+          </w:p>
+        </w:tc>
+        <w:tc>
+          <w:tcPr>
+            <w:tcW w:w="4000" w:type="dxa"/>
+            <w:tcMar>
+              <w:top w:w="40" w:type="dxa"/>
+              <w:left w:w="80" w:type="dxa"/>
+              <w:bottom w:w="40" w:type="dxa"/>
+              <w:right w:w="80" w:type="dxa"/>
+            </w:tcMar>
+          </w:tcPr>
+          <w:p>
+            <w:r>
+              <w:rPr>
+                <w:color w:val="2E7D32"/>
+                <w:sz w:val="18"/>
+                <w:szCs w:val="18"/>
+              </w:rPr>
+              <w:t xml:space="preserve">401 (1회용 → 폐기됨)</w:t>
+            </w:r>
+          </w:p>
+        </w:tc>
+      </w:tr>
+      <w:tr>
+        <w:tc>
+          <w:tcPr>
+            <w:tcW w:w="5000" w:type="dxa"/>
+            <w:tcMar>
+              <w:top w:w="40" w:type="dxa"/>
+              <w:left w:w="80" w:type="dxa"/>
+              <w:bottom w:w="40" w:type="dxa"/>
+              <w:right w:w="80" w:type="dxa"/>
+            </w:tcMar>
+          </w:tcPr>
+          <w:p>
+            <w:r>
+              <w:rPr>
+                <w:sz w:val="18"/>
+                <w:szCs w:val="18"/>
+              </w:rPr>
+              <w:t xml:space="preserve">logout 후 그 refresh 로 /refresh</w:t>
+            </w:r>
+          </w:p>
+        </w:tc>
+        <w:tc>
+          <w:tcPr>
+            <w:tcW w:w="4000" w:type="dxa"/>
+            <w:tcMar>
+              <w:top w:w="40" w:type="dxa"/>
+              <w:left w:w="80" w:type="dxa"/>
+              <w:bottom w:w="40" w:type="dxa"/>
+              <w:right w:w="80" w:type="dxa"/>
+            </w:tcMar>
+          </w:tcPr>
+          <w:p>
+            <w:r>
+              <w:rPr>
+                <w:color w:val="2E7D32"/>
+                <w:sz w:val="18"/>
+                <w:szCs w:val="18"/>
+              </w:rPr>
+              <w:t xml:space="preserve">401 (서버에서 폐기)</w:t>
+            </w:r>
+          </w:p>
+        </w:tc>
+      </w:tr>
+    </w:tbl>
+    <w:p>
+      <w:pPr>
+        <w:spacing w:after="80" w:line="272" w:lineRule="auto"/>
+      </w:pPr>
+      <w:r>
+        <w:rPr>
+          <w:i/>
+          <w:iCs/>
+        </w:rPr>
+        <w:t xml:space="preserve">트레이드오프: refresh 서버 저장은 상태를 다시 두지만 무효화(로그아웃·회전·탈취 대응)를 얻는다. 운영 보강: refresh 원문 대신 해시 저장, 재사용 탐지 시 사용자 전체 refresh 폐기.</w:t>
       </w:r>
     </w:p>
     <w:p>
@@ -4025,7 +4995,7 @@
                 <w:sz w:val="18"/>
                 <w:szCs w:val="18"/>
               </w:rPr>
-              <w:t xml:space="preserve">짧은 만료 + Refresh 회전, 필요 시 revocation(jti/token-version)</w:t>
+              <w:t xml:space="preserve">짧은 access + Refresh(서버 저장·회전·로그아웃 폐기) — 2단계 구현</w:t>
             </w:r>
           </w:p>
         </w:tc>
@@ -4136,7 +5106,7 @@
         <w:spacing w:after="50" w:line="264" w:lineRule="auto"/>
       </w:pPr>
       <w:r>
-        <w:t xml:space="preserve">탈취 대비는 짧은 만료 + Refresh, 전송은 HTTPS.</w:t>
+        <w:t xml:space="preserve">탈취 대비는 짧은 access + Refresh(서버 저장·회전·로그아웃 폐기, 2단계 구현), 전송은 HTTPS.</w:t>
       </w:r>
     </w:p>
     <w:p>
@@ -4261,6 +5231,28 @@
       </w:pPr>
       <w:r>
         <w:t xml:space="preserve">개인 식별 정보(Personally Identifiable Information) — 이름·주민번호·email·전화번호처럼 개인을 알아볼 수 있는 정보다. JWT payload 는 암호화가 아니라 base64 라 누구나 읽을 수 있으므로 PII 를 넣지 않는다. 그래서 이 앱은 토큰 subject 를 email → uuid(불투명 식별자)로 바꿨다(5-2 참고).</w:t>
+      </w:r>
+    </w:p>
+    <w:p>
+      <w:pPr>
+        <w:pStyle w:val="3"/>
+        <w:spacing w:before="200" w:after="80"/>
+      </w:pPr>
+      <w:r>
+        <w:rPr>
+          <w:b/>
+          <w:bCs/>
+          <w:color w:val="2E5496"/>
+        </w:rPr>
+        <w:t xml:space="preserve">Q6. access 와 refresh 토큰의 차이는?</w:t>
+      </w:r>
+    </w:p>
+    <w:p>
+      <w:pPr>
+        <w:spacing w:after="80" w:line="272" w:lineRule="auto"/>
+      </w:pPr>
+      <w:r>
+        <w:t xml:space="preserve">access 는 API 호출마다 Authorization 헤더로 보내는 단기 JWT(권한 증표)다. 자주 노출되므로 짧게 둔다. refresh 는 access 가 만료됐을 때 새 access 를 받기 위한 장기 자격으로, 평소엔 보관만 하고 /refresh 호출 때만 쓴다. 이 앱의 refresh 는 JWT 가 아니라 서버 DB 에 저장한 무작위 값이라 폐기(로그아웃)·회전이 가능하다. 요약: access=짧고 자주, refresh=길고 가끔·서버가 통제.</w:t>
       </w:r>
     </w:p>
     <w:sectPr>

--- a/docs/security/06_JWT_Security.docx
+++ b/docs/security/06_JWT_Security.docx
@@ -3797,6 +3797,46 @@
       </w:pPr>
       <w:r>
         <w:t xml:space="preserve">access 짧게(운영 5~15분) / refresh 길게(예: 14일, jwt.refresh-expire-seconds)</w:t>
+      </w:r>
+    </w:p>
+    <w:p>
+      <w:pPr>
+        <w:pStyle w:val="a4"/>
+        <w:numPr>
+          <w:ilvl w:val="0"/>
+          <w:numId w:val="1"/>
+        </w:numPr>
+        <w:spacing w:after="50" w:line="264" w:lineRule="auto"/>
+      </w:pPr>
+      <w:r>
+        <w:rPr>
+          <w:b/>
+          <w:bCs/>
+        </w:rPr>
+        <w:t xml:space="preserve">이 앱의 실제 설정</w:t>
+      </w:r>
+      <w:r>
+        <w:t xml:space="preserve">: refresh가 생긴 2단계는 access를 </w:t>
+      </w:r>
+      <w:r>
+        <w:rPr>
+          <w:b/>
+          <w:bCs/>
+        </w:rPr>
+        <w:t xml:space="preserve">900초(15분)</w:t>
+      </w:r>
+      <w:r>
+        <w:t xml:space="preserve">로 단축(1단계는 refresh가 없어 </w:t>
+      </w:r>
+      <w:r>
+        <w:rPr>
+          <w:b/>
+          <w:bCs/>
+        </w:rPr>
+        <w:t xml:space="preserve">3600초(60분)</w:t>
+      </w:r>
+      <w:r>
+        <w:t xml:space="preserve"> 유지) — access를 짧게 둘 수 있는 것 자체가 refresh 도입의 효과</w:t>
       </w:r>
     </w:p>
     <w:p>

--- a/docs/security/06_JWT_Security.docx
+++ b/docs/security/06_JWT_Security.docx
@@ -3335,6 +3335,56 @@
       </w:r>
       <w:r>
         <w:t>.</w:t>
+      </w:r>
+    </w:p>
+    <w:p>
+      <w:pPr>
+        <w:pBdr>
+          <w:top w:val="single" w:sz="4" w:space="3" w:color="D9D9D9"/>
+          <w:left w:val="single" w:sz="18" w:space="6" w:color="C0C0C0"/>
+        </w:pBdr>
+        <w:shd w:val="clear" w:color="auto" w:fill="F4F4F4"/>
+      </w:pPr>
+      <w:r>
+        <w:rPr>
+          <w:rFonts w:ascii="Consolas" w:hAnsi="Consolas"/>
+          <w:sz w:val="18"/>
+          <w:szCs w:val="18"/>
+        </w:rPr>
+        <w:t xml:space="preserve">B=http://localhost:8080</w:t>
+      </w:r>
+    </w:p>
+    <w:p>
+      <w:pPr>
+        <w:pBdr>
+          <w:left w:val="single" w:sz="18" w:space="6" w:color="C0C0C0"/>
+        </w:pBdr>
+        <w:shd w:val="clear" w:color="auto" w:fill="F4F4F4"/>
+      </w:pPr>
+      <w:r>
+        <w:rPr>
+          <w:rFonts w:ascii="Consolas" w:hAnsi="Consolas"/>
+          <w:sz w:val="18"/>
+          <w:szCs w:val="18"/>
+        </w:rPr>
+        <w:t xml:space="preserve">FT=$(python docs/security/jwt_forge.py admin@aa.com)      # ①에서 알아낸 email 로 위조</w:t>
+      </w:r>
+    </w:p>
+    <w:p>
+      <w:pPr>
+        <w:pBdr>
+          <w:left w:val="single" w:sz="18" w:space="6" w:color="C0C0C0"/>
+          <w:bottom w:val="single" w:sz="4" w:space="3" w:color="D9D9D9"/>
+        </w:pBdr>
+        <w:shd w:val="clear" w:color="auto" w:fill="F4F4F4"/>
+      </w:pPr>
+      <w:r>
+        <w:rPr>
+          <w:rFonts w:ascii="Consolas" w:hAnsi="Consolas"/>
+          <w:sz w:val="18"/>
+          <w:szCs w:val="18"/>
+        </w:rPr>
+        <w:t xml:space="preserve">curl -s -w "\n%{http_code}\n" "$B/api/userinfos/me" -H "Authorization: Bearer $FT"</w:t>
       </w:r>
     </w:p>
     <w:p>

--- a/docs/security/06_JWT_Security.docx
+++ b/docs/security/06_JWT_Security.docx
@@ -11274,6 +11274,105 @@
       </w:r>
       <w:r>
         <w:t>.</w:t>
+      </w:r>
+    </w:p>
+    <w:p>
+      <w:pPr>
+        <w:spacing w:before="160" w:after="80"/>
+      </w:pPr>
+      <w:r>
+        <w:rPr>
+          <w:b/>
+          <w:bCs/>
+          <w:color w:val="2E5496"/>
+        </w:rPr>
+        <w:t xml:space="preserve">Q6. UUID 생성기 사이트에서 만든 값으로 jwt.secret 을 바꾸면, KNOWN_WEAK_SECRETS 도 같이 바꾿야 하나요?</w:t>
+      </w:r>
+    </w:p>
+    <w:p>
+      <w:pPr>
+        <w:spacing w:after="80" w:line="272" w:lineRule="auto"/>
+      </w:pPr>
+      <w:r>
+        <w:t xml:space="preserve">아니요. KNOWN_WEAK_SECRETS 는 허용 목록이 아니라 이 저장소의 공개 기본값·secret·changeit 같은 흔한 샘플값만 알려진 값을 차단하는 블록리스트다. 새 값이 이 목록에 없고 32바이트 이상이면 validateSecret() 을 그대로 통과하므로, 임의로 만든 값을 매번 이 목록에 추가할 필요는 없다.</w:t>
+      </w:r>
+    </w:p>
+    <w:p>
+      <w:pPr>
+        <w:spacing w:after="80" w:line="272" w:lineRule="auto"/>
+      </w:pPr>
+      <w:r>
+        <w:t xml:space="preserve">다만 UUID 생성기 웹사이트 사용 자체는 권장하지 않는다 — UUIDv4 의 실제 무작위성은 약 122비트로 권장 수준(256비트)보다 약하고, 제3자 사이트가 생성한 값은 전송·로깅 여부를 확인할 수 없어 신뢰하기 어렵다. 어디에든(채팅·문서 등) 붙여넣은 값은 더 이상 비밀이 아니다(Q2 참고).</w:t>
+      </w:r>
+    </w:p>
+    <w:p>
+      <w:pPr>
+        <w:spacing w:after="80" w:line="272" w:lineRule="auto"/>
+      </w:pPr>
+      <w:r>
+        <w:rPr>
+          <w:i/>
+          <w:iCs/>
+        </w:rPr>
+        <w:t xml:space="preserve">실습 안내: 1단계 공격 실습이 목적이면 기본 secret 을 그대로 두고(의도된 상태), "강한 secret 이면 위조가 막힌다"(4-1 안전 버전)를 시연하고 싶을 때만 아래처럼 환경변수로만 주입한다(소스에 커밋하지 않음):</w:t>
+      </w:r>
+    </w:p>
+    <w:p>
+      <w:pPr>
+        <w:pBdr>
+          <w:top w:val="single" w:sz="4" w:space="3" w:color="D9D9D9"/>
+          <w:left w:val="single" w:sz="18" w:space="6" w:color="C0C0C0"/>
+        </w:pBdr>
+        <w:shd w:val="clear" w:color="auto" w:fill="F4F4F4"/>
+      </w:pPr>
+      <w:r>
+        <w:rPr>
+          <w:rFonts w:ascii="Consolas" w:hAnsi="Consolas"/>
+          <w:sz w:val="18"/>
+          <w:szCs w:val="18"/>
+        </w:rPr>
+        <w:t xml:space="preserve">openssl rand -base64 48                               # 로컬에서 강한 secret 생성</w:t>
+      </w:r>
+    </w:p>
+    <w:p>
+      <w:pPr>
+        <w:pBdr>
+          <w:left w:val="single" w:sz="18" w:space="6" w:color="C0C0C0"/>
+        </w:pBdr>
+        <w:shd w:val="clear" w:color="auto" w:fill="F4F4F4"/>
+      </w:pPr>
+      <w:r>
+        <w:rPr>
+          <w:rFonts w:ascii="Consolas" w:hAnsi="Consolas"/>
+          <w:sz w:val="18"/>
+          <w:szCs w:val="18"/>
+        </w:rPr>
+        <w:t xml:space="preserve">$env:JWT_SECRET = "&lt;생성한 값&gt;"                       # 커밋 X, 이 세션에만 적용</w:t>
+      </w:r>
+    </w:p>
+    <w:p>
+      <w:pPr>
+        <w:pBdr>
+          <w:left w:val="single" w:sz="18" w:space="6" w:color="C0C0C0"/>
+          <w:bottom w:val="single" w:sz="4" w:space="3" w:color="D9D9D9"/>
+        </w:pBdr>
+        <w:shd w:val="clear" w:color="auto" w:fill="F4F4F4"/>
+      </w:pPr>
+      <w:r>
+        <w:rPr>
+          <w:rFonts w:ascii="Consolas" w:hAnsi="Consolas"/>
+          <w:sz w:val="18"/>
+          <w:szCs w:val="18"/>
+        </w:rPr>
+        <w:t xml:space="preserve">.\mvnw.cmd spring-boot:run                            # 이제 강한 secret 으로 기동</w:t>
+      </w:r>
+    </w:p>
+    <w:p>
+      <w:pPr>
+        <w:spacing w:after="80" w:line="272" w:lineRule="auto"/>
+      </w:pPr>
+      <w:r>
+        <w:t xml:space="preserve">→ 환경변수를 설정하지 않고 끄면 기본 공개 secret 으로 되돌아가 1단계 공격이 다시 성공한다.</w:t>
       </w:r>
     </w:p>
     <w:sectPr>

--- a/docs/security/06_JWT_Security.docx
+++ b/docs/security/06_JWT_Security.docx
@@ -11319,6 +11319,214 @@
     </w:p>
     <w:p>
       <w:pPr>
+        <w:spacing w:after="80" w:line="272" w:lineRule="auto"/>
+      </w:pPr>
+      <w:r>
+        <w:t xml:space="preserve">① openssl rand -base64 48 의 의미 — 48 은 시드(seed)가 아니라 "생성할 원본 바이트 수"다. 실행할 때마다 OS 의 CSPRNG(암호학적 난수 생성기)에서 새 엔트로피를 가져와 매번 다른 값이 나온다(재현 불가능해야 비밀로서 의미가 있다). 48바이트 = 384비트 엔트로피(최소 권장 256비트보다 넣넓함)이고, -base64 는 그 원본 바이트를 복사·붙여넣기 가능한 문자열로 인코딩할 뿐이다(3바이트 → 4글자이므로 결과는 64자).</w:t>
+      </w:r>
+    </w:p>
+    <w:tbl>
+      <w:tblPr>
+        <w:tblW w:w="9000" w:type="dxa"/>
+        <w:tblBorders>
+          <w:top w:val="single" w:sz="4" w:space="0" w:color="BFBFBF"/>
+          <w:left w:val="single" w:sz="4" w:space="0" w:color="BFBFBF"/>
+          <w:bottom w:val="single" w:sz="4" w:space="0" w:color="BFBFBF"/>
+          <w:right w:val="single" w:sz="4" w:space="0" w:color="BFBFBF"/>
+          <w:insideH w:val="single" w:sz="4" w:space="0" w:color="BFBFBF"/>
+          <w:insideV w:val="single" w:sz="4" w:space="0" w:color="BFBFBF"/>
+        </w:tblBorders>
+        <w:tblLook w:val="04A0" w:firstRow="1" w:lastRow="0" w:firstColumn="1" w:lastColumn="0" w:noHBand="0" w:noVBand="1"/>
+      </w:tblPr>
+      <w:tblGrid>
+        <w:gridCol w:w="1800"/>
+        <w:gridCol w:w="7200"/>
+      </w:tblGrid>
+      <w:tr>
+        <w:trPr>
+          <w:tblHeader/>
+        </w:trPr>
+        <w:tc>
+          <w:tcPr>
+            <w:tcW w:w="1800" w:type="dxa"/>
+            <w:shd w:val="clear" w:color="auto" w:fill="2E5496"/>
+            <w:tcMar>
+              <w:top w:w="40" w:type="dxa"/>
+              <w:left w:w="80" w:type="dxa"/>
+              <w:bottom w:w="40" w:type="dxa"/>
+              <w:right w:w="80" w:type="dxa"/>
+            </w:tcMar>
+          </w:tcPr>
+          <w:p>
+            <w:r>
+              <w:rPr>
+                <w:b/>
+                <w:bCs/>
+                <w:color w:val="FFFFFF"/>
+                <w:sz w:val="18"/>
+                <w:szCs w:val="18"/>
+              </w:rPr>
+              <w:t xml:space="preserve">션</w:t>
+            </w:r>
+          </w:p>
+        </w:tc>
+        <w:tc>
+          <w:tcPr>
+            <w:tcW w:w="7200" w:type="dxa"/>
+            <w:shd w:val="clear" w:color="auto" w:fill="2E5496"/>
+            <w:tcMar>
+              <w:top w:w="40" w:type="dxa"/>
+              <w:left w:w="80" w:type="dxa"/>
+              <w:bottom w:w="40" w:type="dxa"/>
+              <w:right w:w="80" w:type="dxa"/>
+            </w:tcMar>
+          </w:tcPr>
+          <w:p>
+            <w:r>
+              <w:rPr>
+                <w:b/>
+                <w:bCs/>
+                <w:color w:val="FFFFFF"/>
+                <w:sz w:val="18"/>
+                <w:szCs w:val="18"/>
+              </w:rPr>
+              <w:t xml:space="preserve">명령</w:t>
+            </w:r>
+          </w:p>
+        </w:tc>
+      </w:tr>
+      <w:tr>
+        <w:tc>
+          <w:tcPr>
+            <w:tcW w:w="1800" w:type="dxa"/>
+            <w:tcMar>
+              <w:top w:w="40" w:type="dxa"/>
+              <w:left w:w="80" w:type="dxa"/>
+              <w:bottom w:w="40" w:type="dxa"/>
+              <w:right w:w="80" w:type="dxa"/>
+            </w:tcMar>
+          </w:tcPr>
+          <w:p>
+            <w:r>
+              <w:rPr>
+                <w:sz w:val="18"/>
+                <w:szCs w:val="18"/>
+              </w:rPr>
+              <w:t xml:space="preserve">PowerShell</w:t>
+            </w:r>
+          </w:p>
+        </w:tc>
+        <w:tc>
+          <w:tcPr>
+            <w:tcW w:w="7200" w:type="dxa"/>
+            <w:tcMar>
+              <w:top w:w="40" w:type="dxa"/>
+              <w:left w:w="80" w:type="dxa"/>
+              <w:bottom w:w="40" w:type="dxa"/>
+              <w:right w:w="80" w:type="dxa"/>
+            </w:tcMar>
+          </w:tcPr>
+          <w:p>
+            <w:r>
+              <w:rPr>
+                <w:rFonts w:ascii="Consolas" w:hAnsi="Consolas"/>
+                <w:sz w:val="18"/>
+                <w:szCs w:val="18"/>
+              </w:rPr>
+              <w:t xml:space="preserve">$env:JWT_SECRET = "&lt;생성한 값&gt;"</w:t>
+            </w:r>
+          </w:p>
+        </w:tc>
+      </w:tr>
+      <w:tr>
+        <w:tc>
+          <w:tcPr>
+            <w:tcW w:w="1800" w:type="dxa"/>
+            <w:tcMar>
+              <w:top w:w="40" w:type="dxa"/>
+              <w:left w:w="80" w:type="dxa"/>
+              <w:bottom w:w="40" w:type="dxa"/>
+              <w:right w:w="80" w:type="dxa"/>
+            </w:tcMar>
+          </w:tcPr>
+          <w:p>
+            <w:r>
+              <w:rPr>
+                <w:sz w:val="18"/>
+                <w:szCs w:val="18"/>
+              </w:rPr>
+              <w:t xml:space="preserve">cmd.exe</w:t>
+            </w:r>
+          </w:p>
+        </w:tc>
+        <w:tc>
+          <w:tcPr>
+            <w:tcW w:w="7200" w:type="dxa"/>
+            <w:tcMar>
+              <w:top w:w="40" w:type="dxa"/>
+              <w:left w:w="80" w:type="dxa"/>
+              <w:bottom w:w="40" w:type="dxa"/>
+              <w:right w:w="80" w:type="dxa"/>
+            </w:tcMar>
+          </w:tcPr>
+          <w:p>
+            <w:r>
+              <w:rPr>
+                <w:rFonts w:ascii="Consolas" w:hAnsi="Consolas"/>
+                <w:sz w:val="18"/>
+                <w:szCs w:val="18"/>
+              </w:rPr>
+              <w:t xml:space="preserve">set "JWT_SECRET=&lt;생성한 값&gt;"  (⚠ = 양엽 공백 금지, 이름=값 전체를 따옴표로)</w:t>
+            </w:r>
+          </w:p>
+        </w:tc>
+      </w:tr>
+      <w:tr>
+        <w:tc>
+          <w:tcPr>
+            <w:tcW w:w="1800" w:type="dxa"/>
+            <w:tcMar>
+              <w:top w:w="40" w:type="dxa"/>
+              <w:left w:w="80" w:type="dxa"/>
+              <w:bottom w:w="40" w:type="dxa"/>
+              <w:right w:w="80" w:type="dxa"/>
+            </w:tcMar>
+          </w:tcPr>
+          <w:p>
+            <w:r>
+              <w:rPr>
+                <w:sz w:val="18"/>
+                <w:szCs w:val="18"/>
+              </w:rPr>
+              <w:t xml:space="preserve">Git Bash</w:t>
+            </w:r>
+          </w:p>
+        </w:tc>
+        <w:tc>
+          <w:tcPr>
+            <w:tcW w:w="7200" w:type="dxa"/>
+            <w:tcMar>
+              <w:top w:w="40" w:type="dxa"/>
+              <w:left w:w="80" w:type="dxa"/>
+              <w:bottom w:w="40" w:type="dxa"/>
+              <w:right w:w="80" w:type="dxa"/>
+            </w:tcMar>
+          </w:tcPr>
+          <w:p>
+            <w:r>
+              <w:rPr>
+                <w:rFonts w:ascii="Consolas" w:hAnsi="Consolas"/>
+                <w:sz w:val="18"/>
+                <w:szCs w:val="18"/>
+              </w:rPr>
+              <w:t xml:space="preserve">JWT_SECRET="&lt;생성한 값&gt;" ./mvnw.cmd spring-boot:run</w:t>
+            </w:r>
+          </w:p>
+        </w:tc>
+      </w:tr>
+    </w:tbl>
+    <w:p>
+      <w:pPr>
         <w:pBdr>
           <w:top w:val="single" w:sz="4" w:space="3" w:color="D9D9D9"/>
           <w:left w:val="single" w:sz="18" w:space="6" w:color="C0C0C0"/>
@@ -11331,7 +11539,7 @@
           <w:sz w:val="18"/>
           <w:szCs w:val="18"/>
         </w:rPr>
-        <w:t xml:space="preserve">openssl rand -base64 48                               # 로컬에서 강한 secret 생성</w:t>
+        <w:t xml:space="preserve">openssl rand -base64 48                               # 로컬에서 강한 secret 생성 (매번 다른 값)</w:t>
       </w:r>
     </w:p>
     <w:p>
@@ -11347,7 +11555,7 @@
           <w:sz w:val="18"/>
           <w:szCs w:val="18"/>
         </w:rPr>
-        <w:t xml:space="preserve">$env:JWT_SECRET = "&lt;생성한 값&gt;"                       # 커밋 X, 이 세션에만 적용</w:t>
+        <w:t xml:space="preserve">$env:JWT_SECRET = "&lt;생성한 값&gt;"                       # PowerShell 예시. cmd.exe/Git Bash 는 위 표 참고</w:t>
       </w:r>
     </w:p>
     <w:p>
@@ -11364,7 +11572,7 @@
           <w:sz w:val="18"/>
           <w:szCs w:val="18"/>
         </w:rPr>
-        <w:t xml:space="preserve">.\mvnw.cmd spring-boot:run                            # 이제 강한 secret 으로 기동</w:t>
+        <w:t xml:space="preserve">.\mvnw.cmd spring-boot:run                            # cmd.exe 라면 .\ 없이 mvnw.cmd spring-boot:run</w:t>
       </w:r>
     </w:p>
     <w:p>
@@ -11372,7 +11580,7 @@
         <w:spacing w:after="80" w:line="272" w:lineRule="auto"/>
       </w:pPr>
       <w:r>
-        <w:t xml:space="preserve">→ 환경변수를 설정하지 않고 끄면 기본 공개 secret 으로 되돌아가 1단계 공격이 다시 성공한다.</w:t>
+        <w:t xml:space="preserve">→ 환경변수를 설정하지 않고 끄면 기본 공개 secret 으로 되돌아가 1단계 공격이 다시 성공한다. 이 환경변수는 그 세션에만 적용되고 커밋되지 않으므로 데모 전환용으로 안전하다.</w:t>
       </w:r>
     </w:p>
     <w:sectPr>

--- a/docs/security/06_JWT_Security.docx
+++ b/docs/security/06_JWT_Security.docx
@@ -253,7 +253,7 @@
         <w:spacing w:after="50" w:line="264" w:lineRule="auto"/>
       </w:pPr>
       <w:r>
-        <w:t xml:space="preserve">서명 ≠ 암호화 : payload 는 암호화가 아니라 base64 인코딩일 뿐이다. 누구나 디코딩</w:t>
+        <w:t>서명 ≠ 암호화 : payload 는 암호화가 아니라 base64 인코딩일 뿐이다. 누구나 디코딩</w:t>
       </w:r>
       <w:r>
         <w:rPr>
@@ -1083,7 +1083,7 @@
         <w:rPr>
           <w:rFonts w:hint="eastAsia"/>
         </w:rPr>
-        <w:t xml:space="preserve">웹사이트에서 디코딩 할 수 있음</w:t>
+        <w:t>웹사이트에서 디코딩 할 수 있음</w:t>
       </w:r>
     </w:p>
     <w:p>
@@ -1142,7 +1142,7 @@
           <w:bCs/>
           <w:color w:val="2E5496"/>
         </w:rPr>
-        <w:t xml:space="preserve">4-1. Secret 유출 → 토큰 위조 → email 로 role 까지 알아내고 관리자 탈취</w:t>
+        <w:t>4-1. Secret 유출 → 토큰 위조 → email 로 role 까지 알아내고 관리자 탈취</w:t>
       </w:r>
     </w:p>
     <w:p>
@@ -1663,7 +1663,7 @@
         <w:spacing w:after="50" w:line="264" w:lineRule="auto"/>
       </w:pPr>
       <w:r>
-        <w:t xml:space="preserve">header·payload(JSON)를 각각 base64url 로 인코딩해 으로 잇는다 → signing_input</w:t>
+        <w:t>header·payload(JSON)를 각각 base64url 로 인코딩해 으로 잇는다 → signing_input</w:t>
       </w:r>
     </w:p>
     <w:p>
@@ -3217,7 +3217,10 @@
     </w:p>
     <w:p>
       <w:pPr>
-        <w:spacing w:after="80" w:line="272" w:lineRule="auto"/>
+        <w:spacing w:after="80" w:line="276" w:lineRule="auto"/>
+        <w:rPr>
+          <w:rFonts w:hint="eastAsia"/>
+        </w:rPr>
       </w:pPr>
       <w:r>
         <w:t>원칙상 문제다. secret 이 저장소에 있으면(특히 public) 누구나 관리자 토큰을 위조할 수 있다. 다만 이 앱 값은 환경변수 override 를 전제로 한 데모용 기본값이고 보호할 실데이터가 없어 실습에서만 허용한다. 운영이면 치명적 취약점이다. 한 번 커밋한 secret 은 git history 에 영구히 남으므로, 파일에서 지우는 것만으론 부족하고 반드시 새 값으로 교체(로테이션)해야 한다.</w:t>
@@ -3226,51 +3229,341 @@
     <w:p>
       <w:pPr>
         <w:pStyle w:val="3"/>
-        <w:spacing w:before="200" w:after="80"/>
+        <w:spacing w:after="80" w:line="276" w:lineRule="auto"/>
+      </w:pPr>
+      <w:r>
         <w:rPr>
           <w:b/>
           <w:bCs/>
           <w:color w:val="2E5496"/>
         </w:rPr>
-      </w:pPr>
+        <w:t xml:space="preserve">Q3. jwt.allow-insecure-secret=false 는 무슨 뜻인가요?</w:t>
+      </w:r>
+    </w:p>
+    <w:p>
+      <w:pPr>
+        <w:spacing w:after="80" w:line="272" w:lineRule="auto"/>
+      </w:pPr>
+      <w:r>
+        <w:t>약한/기본 secret 이면 앱 기동을 거부(fail-closed)한다는 뜻이다. 단 false 만으론 부족하고, 강한 JWT_SECRET 을 환경변수로 주입하는 것과 쌍으로 설정해야 실제로 안전하다. (false 로 두고 강한 secret 을 안 주면, 기본값이 약해서 기동이 실패한다 — 의도된 안전 동작이다.)</w:t>
+      </w:r>
     </w:p>
     <w:p>
       <w:pPr>
         <w:pStyle w:val="3"/>
         <w:spacing w:before="200" w:after="80"/>
+      </w:pPr>
+      <w:r>
         <w:rPr>
           <w:b/>
           <w:bCs/>
           <w:color w:val="2E5496"/>
         </w:rPr>
-      </w:pPr>
-    </w:p>
-    <w:p>
-      <w:pPr>
-        <w:pStyle w:val="3"/>
-        <w:spacing w:before="200" w:after="80"/>
-      </w:pPr>
-      <w:r>
+        <w:t>Q4. 약한/강한 secret 은 byte 수(길이)를 말하나요?</w:t>
+      </w:r>
+    </w:p>
+    <w:p>
+      <w:pPr>
+        <w:spacing w:after="80" w:line="272" w:lineRule="auto"/>
+      </w:pPr>
+      <w:r>
+        <w:t>길이는 최소 조건일 뿐이다(HS256 ≥ 32byte = 256bit). 강함 = 길이 + 무작위(엔트로피) + 비밀 유지, 세 가지가 모두 필요하다. 길어도 예측 가능하거나 공개되면 약하다 — 이 앱의 64byte 기본값이 '길지만 공개되어 약한' 예다. 강한 secret 은 사람이 타이핑하지 말고 무작위로 생성한다(예: openssl rand -base64 48).</w:t>
+      </w:r>
+    </w:p>
+    <w:p>
+      <w:pPr>
+        <w:spacing w:after="80" w:line="272" w:lineRule="auto"/>
+      </w:pPr>
+      <w:r>
+        <w:rPr>
+          <w:b/>
+          <w:bCs/>
+        </w:rPr>
+        <w:t xml:space="preserve">KNOWN_WEAK_SECRETS 의 5367... 값은 왜 등록돼 있나? </w:t>
+      </w:r>
+      <w:r>
+        <w:t xml:space="preserve">실제 어디선가 유출된 사고가 있었던 게 아니라, "이미 노출된 secret" 상황을 교육용으로 일부러 연출한 값이다. 처음부터 이 공개 저장소의 소스에 커밋해 두어 누구나 알 수 있는 상태로 만든 것 — 그래서 이 값으로 위조 공격이 성공하는 것 자체가 "공개되면(길이·무작위성과 무관하게) 약하다"는 교훈의 시연이다. KNOWN_WEAK_SECRETS 에 정확히 이 문자열이 등록돼 있어, validateSecret() 이 길이 조건(64바이트, 통과)과 무관하게 "알려진 값"이라는 이유만으로 거부한다.</w:t>
+      </w:r>
+    </w:p>
+    <w:p>
+      <w:pPr>
+        <w:spacing w:after="80" w:line="272" w:lineRule="auto"/>
+      </w:pPr>
+      <w:r>
+        <w:t xml:space="preserve">그런데 이 블록리스트는 "실시간 유출 감지기"가 아니다. 미리 등록해 둔 값만 거부하는 고정 목록일 뿐이다. 담당자가 직접 생성한 새 secret 이 나중에(채팅에 붙여넣기·실수로 커밋 등으로) 유출돼도, 그 값은 이 목록에 없으므로 validateSecret() 은 여전히 "강하다"고 판단해 정상 기동한다 — 코드가 그 유출을 알아서 막아주지 않는다. 담당자가 유출 사실 자체를 모르면, 공격자는 정상 서명된 토큰으로 조용히 들어오고 아무 이상 없이 뚚린다.</w:t>
+      </w:r>
+    </w:p>
+    <w:p>
+      <w:pPr>
+        <w:spacing w:after="80" w:line="272" w:lineRule="auto"/>
+      </w:pPr>
+      <w:r>
+        <w:rPr>
+          <w:b/>
+          <w:bCs/>
+        </w:rPr>
+        <w:t xml:space="preserve">"모름"을 줄이기 위한 실질적 장치들</w:t>
+      </w:r>
+      <w:r>
+        <w:t xml:space="preserve"/>
+      </w:r>
+    </w:p>
+    <w:tbl>
+      <w:tblPr>
+        <w:tblW w:w="9000" w:type="dxa"/>
+        <w:tblBorders>
+          <w:top w:val="single" w:sz="4" w:space="0" w:color="BFBFBF"/>
+          <w:left w:val="single" w:sz="4" w:space="0" w:color="BFBFBF"/>
+          <w:bottom w:val="single" w:sz="4" w:space="0" w:color="BFBFBF"/>
+          <w:right w:val="single" w:sz="4" w:space="0" w:color="BFBFBF"/>
+          <w:insideH w:val="single" w:sz="4" w:space="0" w:color="BFBFBF"/>
+          <w:insideV w:val="single" w:sz="4" w:space="0" w:color="BFBFBF"/>
+        </w:tblBorders>
+        <w:tblLook w:val="04A0" w:firstRow="1" w:lastRow="0" w:firstColumn="1" w:lastColumn="0" w:noHBand="0" w:noVBand="1"/>
+      </w:tblPr>
+      <w:tblGrid>
+        <w:gridCol w:w="3600"/>
+        <w:gridCol w:w="5400"/>
+      </w:tblGrid>
+      <w:tr>
+        <w:trPr>
+          <w:tblHeader/>
+        </w:trPr>
+        <w:tc>
+          <w:tcPr>
+            <w:tcW w:w="3600" w:type="dxa"/>
+            <w:shd w:val="clear" w:color="auto" w:fill="2E5496"/>
+            <w:tcMar>
+              <w:top w:w="40" w:type="dxa"/>
+              <w:left w:w="80" w:type="dxa"/>
+              <w:bottom w:w="40" w:type="dxa"/>
+              <w:right w:w="80" w:type="dxa"/>
+            </w:tcMar>
+          </w:tcPr>
+          <w:p>
+            <w:r>
+              <w:rPr>
+                <w:b/>
+                <w:bCs/>
+                <w:color w:val="FFFFFF"/>
+                <w:sz w:val="18"/>
+                <w:szCs w:val="18"/>
+              </w:rPr>
+              <w:t xml:space="preserve">대책</w:t>
+            </w:r>
+          </w:p>
+        </w:tc>
+        <w:tc>
+          <w:tcPr>
+            <w:tcW w:w="5400" w:type="dxa"/>
+            <w:shd w:val="clear" w:color="auto" w:fill="2E5496"/>
+            <w:tcMar>
+              <w:top w:w="40" w:type="dxa"/>
+              <w:left w:w="80" w:type="dxa"/>
+              <w:bottom w:w="40" w:type="dxa"/>
+              <w:right w:w="80" w:type="dxa"/>
+            </w:tcMar>
+          </w:tcPr>
+          <w:p>
+            <w:r>
+              <w:rPr>
+                <w:b/>
+                <w:bCs/>
+                <w:color w:val="FFFFFF"/>
+                <w:sz w:val="18"/>
+                <w:szCs w:val="18"/>
+              </w:rPr>
+              <w:t xml:space="preserve">역할</w:t>
+            </w:r>
+          </w:p>
+        </w:tc>
+      </w:tr>
+      <w:tr>
+        <w:tc>
+          <w:tcPr>
+            <w:tcW w:w="3600" w:type="dxa"/>
+            <w:tcMar>
+              <w:top w:w="40" w:type="dxa"/>
+              <w:left w:w="80" w:type="dxa"/>
+              <w:bottom w:w="40" w:type="dxa"/>
+              <w:right w:w="80" w:type="dxa"/>
+            </w:tcMar>
+          </w:tcPr>
+          <w:p>
+            <w:r>
+              <w:rPr>
+                <w:sz w:val="18"/>
+                <w:szCs w:val="18"/>
+              </w:rPr>
+              <w:t xml:space="preserve">커밋 전 시크릿 스캐너(git-secrets, gitleaks, GitHub Secret Scanning 등)</w:t>
+            </w:r>
+          </w:p>
+        </w:tc>
+        <w:tc>
+          <w:tcPr>
+            <w:tcW w:w="5400" w:type="dxa"/>
+            <w:tcMar>
+              <w:top w:w="40" w:type="dxa"/>
+              <w:left w:w="80" w:type="dxa"/>
+              <w:bottom w:w="40" w:type="dxa"/>
+              <w:right w:w="80" w:type="dxa"/>
+            </w:tcMar>
+          </w:tcPr>
+          <w:p>
+            <w:r>
+              <w:rPr>
+                <w:sz w:val="18"/>
+                <w:szCs w:val="18"/>
+              </w:rPr>
+              <w:t xml:space="preserve">실수로 secret 이 커밋되는 순간(= 유출 시작점)을 기계적으로 잡아냄 — 사람이 모라도 도구가 안다</w:t>
+            </w:r>
+          </w:p>
+        </w:tc>
+      </w:tr>
+      <w:tr>
+        <w:tc>
+          <w:tcPr>
+            <w:tcW w:w="3600" w:type="dxa"/>
+            <w:tcMar>
+              <w:top w:w="40" w:type="dxa"/>
+              <w:left w:w="80" w:type="dxa"/>
+              <w:bottom w:w="40" w:type="dxa"/>
+              <w:right w:w="80" w:type="dxa"/>
+            </w:tcMar>
+          </w:tcPr>
+          <w:p>
+            <w:r>
+              <w:rPr>
+                <w:sz w:val="18"/>
+                <w:szCs w:val="18"/>
+              </w:rPr>
+              <w:t xml:space="preserve">정기 로테이션(일정 주기)</w:t>
+            </w:r>
+          </w:p>
+        </w:tc>
+        <w:tc>
+          <w:tcPr>
+            <w:tcW w:w="5400" w:type="dxa"/>
+            <w:tcMar>
+              <w:top w:w="40" w:type="dxa"/>
+              <w:left w:w="80" w:type="dxa"/>
+              <w:bottom w:w="40" w:type="dxa"/>
+              <w:right w:w="80" w:type="dxa"/>
+            </w:tcMar>
+          </w:tcPr>
+          <w:p>
+            <w:r>
+              <w:rPr>
+                <w:sz w:val="18"/>
+                <w:szCs w:val="18"/>
+              </w:rPr>
+              <w:t xml:space="preserve">유출을 알았을 때만이 아니라 모르고도 주기적으로 교체 → 모르는 유출이 있었더라도 피해 기간을 유한하게 제한</w:t>
+            </w:r>
+          </w:p>
+        </w:tc>
+      </w:tr>
+      <w:tr>
+        <w:tc>
+          <w:tcPr>
+            <w:tcW w:w="3600" w:type="dxa"/>
+            <w:tcMar>
+              <w:top w:w="40" w:type="dxa"/>
+              <w:left w:w="80" w:type="dxa"/>
+              <w:bottom w:w="40" w:type="dxa"/>
+              <w:right w:w="80" w:type="dxa"/>
+            </w:tcMar>
+          </w:tcPr>
+          <w:p>
+            <w:r>
+              <w:rPr>
+                <w:sz w:val="18"/>
+                <w:szCs w:val="18"/>
+              </w:rPr>
+              <w:t xml:space="preserve">비정상 사용 모니터링(평소 안 쓰던 IP·시간대의 admin 로그인, 짧은 시간 반복 호출 등)</w:t>
+            </w:r>
+          </w:p>
+        </w:tc>
+        <w:tc>
+          <w:tcPr>
+            <w:tcW w:w="5400" w:type="dxa"/>
+            <w:tcMar>
+              <w:top w:w="40" w:type="dxa"/>
+              <w:left w:w="80" w:type="dxa"/>
+              <w:bottom w:w="40" w:type="dxa"/>
+              <w:right w:w="80" w:type="dxa"/>
+            </w:tcMar>
+          </w:tcPr>
+          <w:p>
+            <w:r>
+              <w:rPr>
+                <w:sz w:val="18"/>
+                <w:szCs w:val="18"/>
+              </w:rPr>
+              <w:t xml:space="preserve">secret 자체는 못 잡아도 악용 "결과"는 탐지 — 5-3 토큰 무효화·감사 로깅(OWASP #9)과 연결</w:t>
+            </w:r>
+          </w:p>
+        </w:tc>
+      </w:tr>
+      <w:tr>
+        <w:tc>
+          <w:tcPr>
+            <w:tcW w:w="3600" w:type="dxa"/>
+            <w:tcMar>
+              <w:top w:w="40" w:type="dxa"/>
+              <w:left w:w="80" w:type="dxa"/>
+              <w:bottom w:w="40" w:type="dxa"/>
+              <w:right w:w="80" w:type="dxa"/>
+            </w:tcMar>
+          </w:tcPr>
+          <w:p>
+            <w:r>
+              <w:rPr>
+                <w:sz w:val="18"/>
+                <w:szCs w:val="18"/>
+              </w:rPr>
+              <w:t xml:space="preserve">비밀 관리소(Vault, AWS/Azure Secrets Manager 등)</w:t>
+            </w:r>
+          </w:p>
+        </w:tc>
+        <w:tc>
+          <w:tcPr>
+            <w:tcW w:w="5400" w:type="dxa"/>
+            <w:tcMar>
+              <w:top w:w="40" w:type="dxa"/>
+              <w:left w:w="80" w:type="dxa"/>
+              <w:bottom w:w="40" w:type="dxa"/>
+              <w:right w:w="80" w:type="dxa"/>
+            </w:tcMar>
+          </w:tcPr>
+          <w:p>
+            <w:r>
+              <w:rPr>
+                <w:sz w:val="18"/>
+                <w:szCs w:val="18"/>
+              </w:rPr>
+              <w:t xml:space="preserve">사람이 환경변수를 직접 복붙하지 않게 해, 실수로 어디선가 붙여넣는 경로 자체를 줄임</w:t>
+            </w:r>
+          </w:p>
+        </w:tc>
+      </w:tr>
+    </w:tbl>
+    <w:p>
+      <w:pPr>
+        <w:spacing w:after="80" w:line="272" w:lineRule="auto"/>
+      </w:pPr>
+      <w:r>
+        <w:t xml:space="preserve">즉 "유출을 담당자가 알아야만 안전하다"는 구조 자체가 취약하므로, 사람이 모라도 자동으로 잡거나(스캐너), 모라도 피해가 제한되게(정기 로테이션·모니터링) 설계하는 것이 핵심이다.</w:t>
+      </w:r>
+    </w:p>
+    <w:p>
+      <w:pPr>
         <w:rPr>
           <w:b/>
           <w:bCs/>
           <w:color w:val="2E5496"/>
-        </w:rPr>
-        <w:t xml:space="preserve">Q3. jwt.allow-insecure-secret=false 는 무슨 뜻인가요?</w:t>
-      </w:r>
-    </w:p>
-    <w:p>
-      <w:pPr>
-        <w:spacing w:after="80" w:line="272" w:lineRule="auto"/>
-      </w:pPr>
-      <w:r>
-        <w:t>약한/기본 secret 이면 앱 기동을 거부(fail-closed)한다는 뜻이다. 단 false 만으론 부족하고, 강한 JWT_SECRET 을 환경변수로 주입하는 것과 쌍으로 설정해야 실제로 안전하다. (false 로 두고 강한 secret 을 안 주면, 기본값이 약해서 기동이 실패한다 — 의도된 안전 동작이다.)</w:t>
-      </w:r>
-    </w:p>
-    <w:p>
-      <w:pPr>
-        <w:pStyle w:val="3"/>
-        <w:spacing w:before="200" w:after="80"/>
+          <w:sz w:val="24"/>
+          <w:szCs w:val="24"/>
+        </w:rPr>
       </w:pPr>
       <w:r>
         <w:rPr>
@@ -3278,21 +3571,18 @@
           <w:bCs/>
           <w:color w:val="2E5496"/>
         </w:rPr>
-        <w:t>Q4. 약한/강한 secret 은 byte 수(길이)를 말하나요?</w:t>
-      </w:r>
-    </w:p>
-    <w:p>
-      <w:pPr>
-        <w:spacing w:after="80" w:line="272" w:lineRule="auto"/>
-      </w:pPr>
-      <w:r>
-        <w:t>길이는 최소 조건일 뿐이다(HS256 ≥ 32byte = 256bit). 강함 = 길이 + 무작위(엔트로피) + 비밀 유지, 세 가지가 모두 필요하다. 길어도 예측 가능하거나 공개되면 약하다 — 이 앱의 64byte 기본값이 '길지만 공개되어 약한' 예다. 강한 secret 은 사람이 타이핑하지 말고 무작위로 생성한다(예: openssl rand -base64 48).</w:t>
-      </w:r>
-    </w:p>
-    <w:p>
-      <w:pPr>
-        <w:pStyle w:val="3"/>
-        <w:spacing w:before="200" w:after="80"/>
+        <w:br w:type="page"/>
+      </w:r>
+    </w:p>
+    <w:p>
+      <w:pPr>
+        <w:rPr>
+          <w:b/>
+          <w:bCs/>
+          <w:color w:val="2E5496"/>
+          <w:sz w:val="24"/>
+          <w:szCs w:val="24"/>
+        </w:rPr>
       </w:pPr>
       <w:r>
         <w:rPr>
@@ -3576,7 +3866,6 @@
             </w:tcMar>
           </w:tcPr>
           <w:p>
-            <w:bookmarkStart w:id="0" w:name="_GoBack"/>
             <w:r>
               <w:rPr>
                 <w:rFonts w:ascii="Consolas" w:hAnsi="Consolas"/>
@@ -3585,7 +3874,6 @@
               </w:rPr>
               <w:t xml:space="preserve">JWT_SECRET="&lt;생성한 값&gt;" ./mvnw.cmd spring-boot:run</w:t>
             </w:r>
-            <w:bookmarkEnd w:id="0"/>
           </w:p>
         </w:tc>
       </w:tr>
@@ -3598,13 +3886,23 @@
         </w:pBdr>
         <w:shd w:val="clear" w:color="auto" w:fill="F4F4F4"/>
       </w:pPr>
-      <w:r>
-        <w:rPr>
-          <w:rFonts w:ascii="Consolas" w:hAnsi="Consolas"/>
-          <w:sz w:val="18"/>
-          <w:szCs w:val="18"/>
-        </w:rPr>
-        <w:t xml:space="preserve">openssl rand -base64 48                               # 로컬에서 강한 secret 생성 (매번 다른 값)</w:t>
+      <w:bookmarkStart w:id="0" w:name="_GoBack"/>
+      <w:r>
+        <w:rPr>
+          <w:rFonts w:ascii="Consolas" w:hAnsi="Consolas"/>
+          <w:sz w:val="18"/>
+          <w:szCs w:val="18"/>
+        </w:rPr>
+        <w:t>openssl rand -base64 48</w:t>
+      </w:r>
+      <w:bookmarkEnd w:id="0"/>
+      <w:r>
+        <w:rPr>
+          <w:rFonts w:ascii="Consolas" w:hAnsi="Consolas"/>
+          <w:sz w:val="18"/>
+          <w:szCs w:val="18"/>
+        </w:rPr>
+        <w:t xml:space="preserve">                               # 로컬에서 강한 secret 생성 (매번 다른 값)</w:t>
       </w:r>
     </w:p>
     <w:p>
@@ -3658,7 +3956,7 @@
           <w:bCs/>
           <w:color w:val="2E5496"/>
         </w:rPr>
-        <w:t xml:space="preserve">Q7. jwt.allow-insecure-secret 의 기본값만 false 로 바꿨더니 기동이 안 됩니다. 왜 그런가요?</w:t>
+        <w:t>Q7. jwt.allow-insecure-secret 의 기본값만 false 로 바꿨더니 기동이 안 됩니다. 왜 그런가요?</w:t>
       </w:r>
     </w:p>
     <w:p>
@@ -3666,7 +3964,9 @@
         <w:spacing w:after="80" w:line="272" w:lineRule="auto"/>
       </w:pPr>
       <w:r>
-        <w:t xml:space="preserve">버그가 아니라 fail-closed 가 의도대로 작동한 것이다. application.properties 의 jwt.secret 은 그대로 커밋된 공개 기본값(KNOWN_WEAK_SECRETS 에 등록된 값)을 쓰는데, jwt.allow-insecure-secret 기본값만 false 로 바꾸면 "약한 secret(기본값 그대로) + allow-insecure-secret=false" 조합이 되어, Q3 에서 설명한 "의도된 안전 동작"이 그대로 발동한다. allow-insecure-secret 과 jwt.secret 은 쌍으로 바뀔어야 하며, 하나만 바꾸면 항상 실패한다.</w:t>
+        <w:t xml:space="preserve">버그가 아니라 fail-closed 가 의도대로 작동한 것이다. application.properties 의 jwt.secret 은 그대로 커밋된 공개 기본값(KNOWN_WEAK_SECRETS 에 등록된 값)을 쓰는데, jwt.allow-insecure-secret 기본값만 false 로 바꾸면 "약한 secret(기본값 그대로) + allow-insecure-secret=false" 조합이 되어, Q3 에서 설명한 </w:t>
+        <w:lastRenderedPageBreak/>
+        <w:t>"의도된 안전 동작"이 그대로 발동한다. allow-insecure-secret 과 jwt.secret 은 쌍으로 바뀔어야 하며, 하나만 바꾸면 항상 실패한다.</w:t>
       </w:r>
     </w:p>
     <w:p>
@@ -3699,7 +3999,7 @@
           <w:sz w:val="18"/>
           <w:szCs w:val="18"/>
         </w:rPr>
-        <w:t xml:space="preserve">if (!weak) return;</w:t>
+        <w:t>if (!weak) return;</w:t>
       </w:r>
     </w:p>
     <w:p>
@@ -3760,7 +4060,7 @@
                 <w:sz w:val="18"/>
                 <w:szCs w:val="18"/>
               </w:rPr>
-              <w:t xml:space="preserve">목적</w:t>
+              <w:t>목적</w:t>
             </w:r>
           </w:p>
         </w:tc>
@@ -3784,7 +4084,7 @@
                 <w:sz w:val="18"/>
                 <w:szCs w:val="18"/>
               </w:rPr>
-              <w:t xml:space="preserve">해야 할 일</w:t>
+              <w:t>해야 할 일</w:t>
             </w:r>
           </w:p>
         </w:tc>
@@ -3806,7 +4106,7 @@
                 <w:sz w:val="18"/>
                 <w:szCs w:val="18"/>
               </w:rPr>
-              <w:t xml:space="preserve">1단계 공격 실습 계속하기(이 브랜치의 기본 목적)</w:t>
+              <w:t>1단계 공격 실습 계속하기(이 브랜치의 기본 목적)</w:t>
             </w:r>
           </w:p>
         </w:tc>
@@ -3849,7 +4149,7 @@
                 <w:sz w:val="18"/>
                 <w:szCs w:val="18"/>
               </w:rPr>
-              <w:t xml:space="preserve">"강한 secret 이면 위조가 막힌다" 시연</w:t>
+              <w:t>"강한 secret 이면 위조가 막힌다" 시연</w:t>
             </w:r>
           </w:p>
         </w:tc>
@@ -3885,7 +4185,7 @@
           <w:i/>
           <w:iCs/>
         </w:rPr>
-        <w:t xml:space="preserve">즉 jwt.allow-insecure-secret 은 "secret 이 약할 때만" 의미가 있는 보조 안전장치다. secret 을 강하게 주입하면 이 플래그를 true/false 어느 쪽에 둡 결과는 같다(둘 다 통과).</w:t>
+        <w:t>즉 jwt.allow-insecure-secret 은 "secret 이 약할 때만" 의미가 있는 보조 안전장치다. secret 을 강하게 주입하면 이 플래그를 true/false 어느 쪽에 둡 결과는 같다(둘 다 통과).</w:t>
       </w:r>
     </w:p>
     <w:sectPr>

--- a/docs/security/06_JWT_Security.docx
+++ b/docs/security/06_JWT_Security.docx
@@ -843,7 +843,79 @@
           <w:sz w:val="18"/>
           <w:szCs w:val="18"/>
         </w:rPr>
-        <w:t xml:space="preserve">FT=$(python docs/security/jwt_forge.py admin@aa.com)   # 1단계와 동일: email 을 sub 로 서명</w:t>
+        <w:t>FT=$(python docs/security/jwt_forge.py admin@aa.com)   # 1</w:t>
+      </w:r>
+      <w:r>
+        <w:rPr>
+          <w:rFonts w:ascii="Consolas" w:hAnsi="Consolas"/>
+          <w:sz w:val="18"/>
+          <w:szCs w:val="18"/>
+        </w:rPr>
+        <w:t>단계와</w:t>
+      </w:r>
+      <w:r>
+        <w:rPr>
+          <w:rFonts w:ascii="Consolas" w:hAnsi="Consolas"/>
+          <w:sz w:val="18"/>
+          <w:szCs w:val="18"/>
+        </w:rPr>
+        <w:t xml:space="preserve"> </w:t>
+      </w:r>
+      <w:r>
+        <w:rPr>
+          <w:rFonts w:ascii="Consolas" w:hAnsi="Consolas"/>
+          <w:sz w:val="18"/>
+          <w:szCs w:val="18"/>
+        </w:rPr>
+        <w:t>동일</w:t>
+      </w:r>
+      <w:r>
+        <w:rPr>
+          <w:rFonts w:ascii="Consolas" w:hAnsi="Consolas"/>
+          <w:sz w:val="18"/>
+          <w:szCs w:val="18"/>
+        </w:rPr>
+        <w:t xml:space="preserve">: email </w:t>
+      </w:r>
+      <w:r>
+        <w:rPr>
+          <w:rFonts w:ascii="Consolas" w:hAnsi="Consolas"/>
+          <w:sz w:val="18"/>
+          <w:szCs w:val="18"/>
+        </w:rPr>
+        <w:t>을</w:t>
+      </w:r>
+      <w:r>
+        <w:rPr>
+          <w:rFonts w:ascii="Consolas" w:hAnsi="Consolas"/>
+          <w:sz w:val="18"/>
+          <w:szCs w:val="18"/>
+        </w:rPr>
+        <w:t xml:space="preserve"> sub </w:t>
+      </w:r>
+      <w:r>
+        <w:rPr>
+          <w:rFonts w:ascii="Consolas" w:hAnsi="Consolas"/>
+          <w:sz w:val="18"/>
+          <w:szCs w:val="18"/>
+        </w:rPr>
+        <w:t>로</w:t>
+      </w:r>
+      <w:r>
+        <w:rPr>
+          <w:rFonts w:ascii="Consolas" w:hAnsi="Consolas"/>
+          <w:sz w:val="18"/>
+          <w:szCs w:val="18"/>
+        </w:rPr>
+        <w:t xml:space="preserve"> </w:t>
+      </w:r>
+      <w:r>
+        <w:rPr>
+          <w:rFonts w:ascii="Consolas" w:hAnsi="Consolas"/>
+          <w:sz w:val="18"/>
+          <w:szCs w:val="18"/>
+        </w:rPr>
+        <w:t>서명</w:t>
       </w:r>
     </w:p>
     <w:p>
@@ -1818,7 +1890,23 @@
           <w:sz w:val="18"/>
           <w:szCs w:val="18"/>
         </w:rPr>
-        <w:t>String token = jwtService.generateToken(userDetails.getUuid());      // subject = uuid(불투명)</w:t>
+        <w:t>String token = jwtService.generateToken(userDetails.getUuid());      // subject = uuid(</w:t>
+      </w:r>
+      <w:r>
+        <w:rPr>
+          <w:rFonts w:ascii="Consolas" w:hAnsi="Consolas"/>
+          <w:sz w:val="18"/>
+          <w:szCs w:val="18"/>
+        </w:rPr>
+        <w:t>불투명</w:t>
+      </w:r>
+      <w:r>
+        <w:rPr>
+          <w:rFonts w:ascii="Consolas" w:hAnsi="Consolas"/>
+          <w:sz w:val="18"/>
+          <w:szCs w:val="18"/>
+        </w:rPr>
+        <w:t>)</w:t>
       </w:r>
     </w:p>
     <w:p>
@@ -1879,7 +1967,31 @@
           <w:sz w:val="18"/>
           <w:szCs w:val="18"/>
         </w:rPr>
-        <w:t xml:space="preserve">UserDetails ud = userDetailsService.loadUserByUsername(username);    // email 로 조회</w:t>
+        <w:t xml:space="preserve">UserDetails ud = userDetailsService.loadUserByUsername(username);    // email </w:t>
+      </w:r>
+      <w:r>
+        <w:rPr>
+          <w:rFonts w:ascii="Consolas" w:hAnsi="Consolas"/>
+          <w:sz w:val="18"/>
+          <w:szCs w:val="18"/>
+        </w:rPr>
+        <w:t>로</w:t>
+      </w:r>
+      <w:r>
+        <w:rPr>
+          <w:rFonts w:ascii="Consolas" w:hAnsi="Consolas"/>
+          <w:sz w:val="18"/>
+          <w:szCs w:val="18"/>
+        </w:rPr>
+        <w:t xml:space="preserve"> </w:t>
+      </w:r>
+      <w:r>
+        <w:rPr>
+          <w:rFonts w:ascii="Consolas" w:hAnsi="Consolas"/>
+          <w:sz w:val="18"/>
+          <w:szCs w:val="18"/>
+        </w:rPr>
+        <w:t>조회</w:t>
       </w:r>
     </w:p>
     <w:p>
@@ -1928,7 +2040,31 @@
           <w:sz w:val="18"/>
           <w:szCs w:val="18"/>
         </w:rPr>
-        <w:t xml:space="preserve">UserInfoUserDetails ud = userDetailsService.loadUserByUuid(uuid);    // uuid 로 조회</w:t>
+        <w:t xml:space="preserve">UserInfoUserDetails ud = userDetailsService.loadUserByUuid(uuid);    // uuid </w:t>
+      </w:r>
+      <w:r>
+        <w:rPr>
+          <w:rFonts w:ascii="Consolas" w:hAnsi="Consolas"/>
+          <w:sz w:val="18"/>
+          <w:szCs w:val="18"/>
+        </w:rPr>
+        <w:t>로</w:t>
+      </w:r>
+      <w:r>
+        <w:rPr>
+          <w:rFonts w:ascii="Consolas" w:hAnsi="Consolas"/>
+          <w:sz w:val="18"/>
+          <w:szCs w:val="18"/>
+        </w:rPr>
+        <w:t xml:space="preserve"> </w:t>
+      </w:r>
+      <w:r>
+        <w:rPr>
+          <w:rFonts w:ascii="Consolas" w:hAnsi="Consolas"/>
+          <w:sz w:val="18"/>
+          <w:szCs w:val="18"/>
+        </w:rPr>
+        <w:t>조회</w:t>
       </w:r>
     </w:p>
     <w:p>
@@ -2398,7 +2534,111 @@
           <w:sz w:val="18"/>
           <w:szCs w:val="18"/>
         </w:rPr>
-        <w:t xml:space="preserve">// 회전(RefreshTokenService.rotate): 유효하면 폐기 후 새 토큰 발급</w:t>
+        <w:t xml:space="preserve">// </w:t>
+      </w:r>
+      <w:r>
+        <w:rPr>
+          <w:rFonts w:ascii="Consolas" w:hAnsi="Consolas"/>
+          <w:sz w:val="18"/>
+          <w:szCs w:val="18"/>
+        </w:rPr>
+        <w:t>회전</w:t>
+      </w:r>
+      <w:r>
+        <w:rPr>
+          <w:rFonts w:ascii="Consolas" w:hAnsi="Consolas"/>
+          <w:sz w:val="18"/>
+          <w:szCs w:val="18"/>
+        </w:rPr>
+        <w:t xml:space="preserve">(RefreshTokenService.rotate): </w:t>
+      </w:r>
+      <w:r>
+        <w:rPr>
+          <w:rFonts w:ascii="Consolas" w:hAnsi="Consolas"/>
+          <w:sz w:val="18"/>
+          <w:szCs w:val="18"/>
+        </w:rPr>
+        <w:t>유효하면</w:t>
+      </w:r>
+      <w:r>
+        <w:rPr>
+          <w:rFonts w:ascii="Consolas" w:hAnsi="Consolas"/>
+          <w:sz w:val="18"/>
+          <w:szCs w:val="18"/>
+        </w:rPr>
+        <w:t xml:space="preserve"> </w:t>
+      </w:r>
+      <w:r>
+        <w:rPr>
+          <w:rFonts w:ascii="Consolas" w:hAnsi="Consolas"/>
+          <w:sz w:val="18"/>
+          <w:szCs w:val="18"/>
+        </w:rPr>
+        <w:t>폐기</w:t>
+      </w:r>
+      <w:r>
+        <w:rPr>
+          <w:rFonts w:ascii="Consolas" w:hAnsi="Consolas"/>
+          <w:sz w:val="18"/>
+          <w:szCs w:val="18"/>
+        </w:rPr>
+        <w:t xml:space="preserve"> </w:t>
+      </w:r>
+      <w:r>
+        <w:rPr>
+          <w:rFonts w:ascii="Consolas" w:hAnsi="Consolas"/>
+          <w:sz w:val="18"/>
+          <w:szCs w:val="18"/>
+        </w:rPr>
+        <w:t>후</w:t>
+      </w:r>
+      <w:r>
+        <w:rPr>
+          <w:rFonts w:ascii="Consolas" w:hAnsi="Consolas"/>
+          <w:sz w:val="18"/>
+          <w:szCs w:val="18"/>
+        </w:rPr>
+        <w:t xml:space="preserve"> </w:t>
+      </w:r>
+      <w:r>
+        <w:rPr>
+          <w:rFonts w:ascii="Consolas" w:hAnsi="Consolas"/>
+          <w:sz w:val="18"/>
+          <w:szCs w:val="18"/>
+        </w:rPr>
+        <w:t>새</w:t>
+      </w:r>
+      <w:r>
+        <w:rPr>
+          <w:rFonts w:ascii="Consolas" w:hAnsi="Consolas"/>
+          <w:sz w:val="18"/>
+          <w:szCs w:val="18"/>
+        </w:rPr>
+        <w:t xml:space="preserve"> </w:t>
+      </w:r>
+      <w:r>
+        <w:rPr>
+          <w:rFonts w:ascii="Consolas" w:hAnsi="Consolas"/>
+          <w:sz w:val="18"/>
+          <w:szCs w:val="18"/>
+        </w:rPr>
+        <w:t>토큰</w:t>
+      </w:r>
+      <w:r>
+        <w:rPr>
+          <w:rFonts w:ascii="Consolas" w:hAnsi="Consolas"/>
+          <w:sz w:val="18"/>
+          <w:szCs w:val="18"/>
+        </w:rPr>
+        <w:t xml:space="preserve"> </w:t>
+      </w:r>
+      <w:r>
+        <w:rPr>
+          <w:rFonts w:ascii="Consolas" w:hAnsi="Consolas"/>
+          <w:sz w:val="18"/>
+          <w:szCs w:val="18"/>
+        </w:rPr>
+        <w:t>발급</w:t>
       </w:r>
     </w:p>
     <w:p>
@@ -2430,7 +2670,39 @@
           <w:sz w:val="18"/>
           <w:szCs w:val="18"/>
         </w:rPr>
-        <w:t xml:space="preserve">        .orElseThrow(() -&gt; new BadCredentialsException("유효하지 않은 refresh"));</w:t>
+        <w:t xml:space="preserve">        .orElseThrow(() -&gt; new BadCredentialsException("</w:t>
+      </w:r>
+      <w:r>
+        <w:rPr>
+          <w:rFonts w:ascii="Consolas" w:hAnsi="Consolas"/>
+          <w:sz w:val="18"/>
+          <w:szCs w:val="18"/>
+        </w:rPr>
+        <w:t>유효하지</w:t>
+      </w:r>
+      <w:r>
+        <w:rPr>
+          <w:rFonts w:ascii="Consolas" w:hAnsi="Consolas"/>
+          <w:sz w:val="18"/>
+          <w:szCs w:val="18"/>
+        </w:rPr>
+        <w:t xml:space="preserve"> </w:t>
+      </w:r>
+      <w:r>
+        <w:rPr>
+          <w:rFonts w:ascii="Consolas" w:hAnsi="Consolas"/>
+          <w:sz w:val="18"/>
+          <w:szCs w:val="18"/>
+        </w:rPr>
+        <w:t>않은</w:t>
+      </w:r>
+      <w:r>
+        <w:rPr>
+          <w:rFonts w:ascii="Consolas" w:hAnsi="Consolas"/>
+          <w:sz w:val="18"/>
+          <w:szCs w:val="18"/>
+        </w:rPr>
+        <w:t xml:space="preserve"> refresh"));</w:t>
       </w:r>
     </w:p>
     <w:p>
@@ -2446,7 +2718,47 @@
           <w:sz w:val="18"/>
           <w:szCs w:val="18"/>
         </w:rPr>
-        <w:t xml:space="preserve">repository.delete(rt);          // 1회용 → 즉시 폐기</w:t>
+        <w:t>repository.delete(rt);          // 1</w:t>
+      </w:r>
+      <w:r>
+        <w:rPr>
+          <w:rFonts w:ascii="Consolas" w:hAnsi="Consolas"/>
+          <w:sz w:val="18"/>
+          <w:szCs w:val="18"/>
+        </w:rPr>
+        <w:t>회용</w:t>
+      </w:r>
+      <w:r>
+        <w:rPr>
+          <w:rFonts w:ascii="Consolas" w:hAnsi="Consolas"/>
+          <w:sz w:val="18"/>
+          <w:szCs w:val="18"/>
+        </w:rPr>
+        <w:t xml:space="preserve"> → </w:t>
+      </w:r>
+      <w:r>
+        <w:rPr>
+          <w:rFonts w:ascii="Consolas" w:hAnsi="Consolas"/>
+          <w:sz w:val="18"/>
+          <w:szCs w:val="18"/>
+        </w:rPr>
+        <w:t>즉시</w:t>
+      </w:r>
+      <w:r>
+        <w:rPr>
+          <w:rFonts w:ascii="Consolas" w:hAnsi="Consolas"/>
+          <w:sz w:val="18"/>
+          <w:szCs w:val="18"/>
+        </w:rPr>
+        <w:t xml:space="preserve"> </w:t>
+      </w:r>
+      <w:r>
+        <w:rPr>
+          <w:rFonts w:ascii="Consolas" w:hAnsi="Consolas"/>
+          <w:sz w:val="18"/>
+          <w:szCs w:val="18"/>
+        </w:rPr>
+        <w:t>폐기</w:t>
       </w:r>
     </w:p>
     <w:p>
@@ -2463,19 +2775,72 @@
           <w:sz w:val="18"/>
           <w:szCs w:val="18"/>
         </w:rPr>
-        <w:t xml:space="preserve">return issue(rt.getUserUuid()); // 새 refresh 발급(회전)</w:t>
+        <w:t xml:space="preserve">return issue(rt.getUserUuid()); // </w:t>
+      </w:r>
+      <w:r>
+        <w:rPr>
+          <w:rFonts w:ascii="Consolas" w:hAnsi="Consolas"/>
+          <w:sz w:val="18"/>
+          <w:szCs w:val="18"/>
+        </w:rPr>
+        <w:t>새</w:t>
+      </w:r>
+      <w:r>
+        <w:rPr>
+          <w:rFonts w:ascii="Consolas" w:hAnsi="Consolas"/>
+          <w:sz w:val="18"/>
+          <w:szCs w:val="18"/>
+        </w:rPr>
+        <w:t xml:space="preserve"> refresh </w:t>
+      </w:r>
+      <w:r>
+        <w:rPr>
+          <w:rFonts w:ascii="Consolas" w:hAnsi="Consolas"/>
+          <w:sz w:val="18"/>
+          <w:szCs w:val="18"/>
+        </w:rPr>
+        <w:t>발급</w:t>
+      </w:r>
+      <w:r>
+        <w:rPr>
+          <w:rFonts w:ascii="Consolas" w:hAnsi="Consolas"/>
+          <w:sz w:val="18"/>
+          <w:szCs w:val="18"/>
+        </w:rPr>
+        <w:t>(</w:t>
+      </w:r>
+      <w:r>
+        <w:rPr>
+          <w:rFonts w:ascii="Consolas" w:hAnsi="Consolas"/>
+          <w:sz w:val="18"/>
+          <w:szCs w:val="18"/>
+        </w:rPr>
+        <w:t>회전</w:t>
+      </w:r>
+      <w:r>
+        <w:rPr>
+          <w:rFonts w:ascii="Consolas" w:hAnsi="Consolas"/>
+          <w:sz w:val="18"/>
+          <w:szCs w:val="18"/>
+        </w:rPr>
+        <w:t>)</w:t>
       </w:r>
     </w:p>
     <w:p>
       <w:pPr>
         <w:spacing w:after="80" w:line="272" w:lineRule="auto"/>
-      </w:pPr>
-      <w:r>
-        <w:rPr>
-          <w:i/>
+        <w:rPr>
+          <w:sz w:val="18"/>
+          <w:szCs w:val="18"/>
+        </w:rPr>
+      </w:pPr>
+      <w:r>
+        <w:rPr>
           <w:iCs/>
-        </w:rPr>
-        <w:t xml:space="preserve">참고 — refresh 토큰 수명은 보통 얼마로 두나? 일반적인 웹 서비스는 1~4주(이 앱은 14일, jwt.refresh-expire-seconds) 정도를 많이 쓰고, 금융 등 고보안 서비스는 몇 시간~며칠로 더 짧게, 모바일 앱은 30~90일 이상으로 더 길게 두기도 한다. 다만 이 앱의 rotate() 는 갱신할 때마다 issue() 를 다시 호출해 만료 시각을 "지금부터 14일"로 매번 리셋한다 — 고정 만료가 아니라 활동 기반(sliding) 만료다. 사용자가 14일 안에 한 번이라도 쓰면 세션은 사실상 끊기지 않고 연장된다(탈취된 토큰도 마찬가지로 연장되지만, 회전+재사용 탐지가 이를 어느 정도 상쇄한다). 더 엄격하게 제한하려면 활동과 무관하게 N일 후 무조건 재로그인시키는 절대 만료를 sliding 위에 추가할 수 있다(이 앱에는 없음).</w:t>
+          <w:sz w:val="18"/>
+          <w:szCs w:val="18"/>
+        </w:rPr>
+        <w:t>참고 — refresh 토큰 수명은 보통 얼마로 두나? 일반적인 웹 서비스는 1~4주(이 앱은 14일, jwt.refresh-expire-seconds) 정도를 많이 쓰고, 금융 등 고보안 서비스는 몇 시간~며칠로 더 짧게, 모바일 앱은 30~90일 이상으로 더 길게 두기도 한다. 다만 이 앱의 rotate() 는 갱신할 때마다 issue() 를 다시 호출해 만료 시각을 "지금부터 14일"로 매번 리셋한다 — 고정 만료가 아니라 활동 기반(sliding) 만료다. 사용자가 14일 안에 한 번이라도 쓰면 세션은 사실상 끊기지 않고 연장된다(탈취된 토큰도 마찬가지로 연장되지만, 회전+재사용 탐지가 이를 어느 정도 상쇄한다). 더 엄격하게 제한하려면 활동과 무관하게 N일 후 무조건 재로그인시키는 절대 만료를 sliding 위에 추가할 수 있다(이 앱에는 없음).</w:t>
       </w:r>
     </w:p>
     <w:p>
@@ -2728,6 +3093,7 @@
                 <w:sz w:val="18"/>
                 <w:szCs w:val="18"/>
               </w:rPr>
+              <w:lastRenderedPageBreak/>
               <w:t>탈취·재사용 탐지의 기반(회전)</w:t>
             </w:r>
           </w:p>
@@ -4000,6 +4366,7 @@
         <w:spacing w:after="50" w:line="264" w:lineRule="auto"/>
       </w:pPr>
       <w:r>
+        <w:lastRenderedPageBreak/>
         <w:t>refresh 발급 기기/IP 를 함께 기록해 이상 패턴 모니터링에 활용</w:t>
       </w:r>
     </w:p>
@@ -4013,7 +4380,7 @@
         <w:spacing w:after="50" w:line="264" w:lineRule="auto"/>
       </w:pPr>
       <w:r>
-        <w:t xml:space="preserve">(보안과 무관한 운영 팁) expiresAt(Instant, UTC) 을 DB 에서 직접 조회하면 로컬 시각보다 이르게 보일 수 있다 — spring.jpa.properties.hibernate.jdbc.time_zone=Asia/Seoul 로 KST 기준 표기되도록 맞춰둔다(application-prod.properties)</w:t>
+        <w:t>(보안과 무관한 운영 팁) expiresAt(Instant, UTC) 을 DB 에서 직접 조회하면 로컬 시각보다 이르게 보일 수 있다 — spring.jpa.properties.hibernate.jdbc.time_zone=Asia/Seoul 로 KST 기준 표기되도록 맞춰둔다(application-prod.properties)</w:t>
       </w:r>
     </w:p>
     <w:p>
@@ -4047,7 +4414,6 @@
           <w:b/>
           <w:bCs/>
         </w:rPr>
-        <w:lastRenderedPageBreak/>
         <w:t>① 로그인 — POST /api/userinfos/login</w:t>
       </w:r>
     </w:p>
@@ -4169,7 +4535,6 @@
       <w:pPr>
         <w:spacing w:after="80" w:line="272" w:lineRule="auto"/>
         <w:rPr>
-          <w:rFonts w:hint="eastAsia"/>
           <w:i/>
           <w:iCs/>
         </w:rPr>
@@ -4195,10 +4560,10 @@
           <w:noProof/>
         </w:rPr>
         <w:drawing>
-          <wp:inline distT="0" distB="0" distL="0" distR="0" wp14:anchorId="11234BED" wp14:editId="591534B6">
-            <wp:extent cx="5710686" cy="2901600"/>
-            <wp:effectExtent l="0" t="0" r="4445" b="0"/>
-            <wp:docPr id="3" name="그림 3"/>
+          <wp:inline distT="0" distB="0" distL="0" distR="0" wp14:anchorId="2E6713C1" wp14:editId="447A53D5">
+            <wp:extent cx="6036310" cy="2941955"/>
+            <wp:effectExtent l="0" t="0" r="2540" b="0"/>
+            <wp:docPr id="8" name="그림 8"/>
             <wp:cNvGraphicFramePr>
               <a:graphicFrameLocks xmlns:a="http://schemas.openxmlformats.org/drawingml/2006/main" noChangeAspect="1"/>
             </wp:cNvGraphicFramePr>
@@ -4218,7 +4583,7 @@
                   <pic:spPr>
                     <a:xfrm>
                       <a:off x="0" y="0"/>
-                      <a:ext cx="5723165" cy="2907941"/>
+                      <a:ext cx="6036310" cy="2941955"/>
                     </a:xfrm>
                     <a:prstGeom prst="rect">
                       <a:avLst/>
@@ -4233,26 +4598,41 @@
     </w:p>
     <w:p>
       <w:pPr>
-        <w:spacing w:after="80" w:line="272" w:lineRule="auto"/>
-        <w:rPr>
-          <w:b/>
-          <w:bCs/>
-        </w:rPr>
-      </w:pPr>
+        <w:rPr>
+          <w:b/>
+          <w:bCs/>
+        </w:rPr>
+      </w:pPr>
+      <w:r>
+        <w:rPr>
+          <w:b/>
+          <w:bCs/>
+        </w:rPr>
+        <w:t xml:space="preserve">Login </w:t>
+      </w:r>
       <w:r>
         <w:rPr>
           <w:rFonts w:hint="eastAsia"/>
           <w:b/>
           <w:bCs/>
         </w:rPr>
-        <w:t>만료된 T</w:t>
-      </w:r>
-      <w:r>
-        <w:rPr>
-          <w:b/>
-          <w:bCs/>
-        </w:rPr>
-        <w:t xml:space="preserve">oken </w:t>
+        <w:t xml:space="preserve">요청 후에 </w:t>
+      </w:r>
+      <w:proofErr w:type="spellStart"/>
+      <w:r>
+        <w:rPr>
+          <w:b/>
+          <w:bCs/>
+        </w:rPr>
+        <w:t>refresh_token</w:t>
+      </w:r>
+      <w:proofErr w:type="spellEnd"/>
+      <w:r>
+        <w:rPr>
+          <w:b/>
+          <w:bCs/>
+        </w:rPr>
+        <w:t xml:space="preserve"> </w:t>
       </w:r>
       <w:r>
         <w:rPr>
@@ -4260,14 +4640,111 @@
           <w:b/>
           <w:bCs/>
         </w:rPr>
-        <w:t>으로 요청하기</w:t>
-      </w:r>
-    </w:p>
-    <w:p>
-      <w:pPr>
-        <w:spacing w:after="80" w:line="272" w:lineRule="auto"/>
+        <w:t xml:space="preserve">테이블에 저장된 </w:t>
+      </w:r>
+      <w:r>
+        <w:rPr>
+          <w:b/>
+          <w:bCs/>
+        </w:rPr>
+        <w:t>refresh token</w:t>
+      </w:r>
+    </w:p>
+    <w:p>
+      <w:pPr>
         <w:rPr>
           <w:rFonts w:hint="eastAsia"/>
+          <w:bCs/>
+        </w:rPr>
+      </w:pPr>
+      <w:r>
+        <w:rPr>
+          <w:bCs/>
+        </w:rPr>
+        <w:t xml:space="preserve">- </w:t>
+      </w:r>
+      <w:proofErr w:type="spellStart"/>
+      <w:r>
+        <w:rPr>
+          <w:rFonts w:hint="eastAsia"/>
+          <w:bCs/>
+        </w:rPr>
+        <w:t>u</w:t>
+      </w:r>
+      <w:r>
+        <w:rPr>
+          <w:bCs/>
+        </w:rPr>
+        <w:t>ser_info</w:t>
+      </w:r>
+      <w:proofErr w:type="spellEnd"/>
+      <w:r>
+        <w:rPr>
+          <w:bCs/>
+        </w:rPr>
+        <w:t xml:space="preserve"> </w:t>
+      </w:r>
+      <w:r>
+        <w:rPr>
+          <w:rFonts w:hint="eastAsia"/>
+          <w:bCs/>
+        </w:rPr>
+        <w:t xml:space="preserve">테이블의 </w:t>
+      </w:r>
+      <w:proofErr w:type="spellStart"/>
+      <w:r>
+        <w:rPr>
+          <w:bCs/>
+        </w:rPr>
+        <w:t>uuid</w:t>
+      </w:r>
+      <w:proofErr w:type="spellEnd"/>
+      <w:r>
+        <w:rPr>
+          <w:bCs/>
+        </w:rPr>
+        <w:t xml:space="preserve"> </w:t>
+      </w:r>
+      <w:r>
+        <w:rPr>
+          <w:rFonts w:hint="eastAsia"/>
+          <w:bCs/>
+        </w:rPr>
+        <w:t xml:space="preserve">와 </w:t>
+      </w:r>
+      <w:proofErr w:type="spellStart"/>
+      <w:r>
+        <w:rPr>
+          <w:rFonts w:hint="eastAsia"/>
+          <w:bCs/>
+        </w:rPr>
+        <w:t>매핑되는</w:t>
+      </w:r>
+      <w:proofErr w:type="spellEnd"/>
+      <w:r>
+        <w:rPr>
+          <w:rFonts w:hint="eastAsia"/>
+          <w:bCs/>
+        </w:rPr>
+        <w:t xml:space="preserve"> </w:t>
+      </w:r>
+      <w:r>
+        <w:rPr>
+          <w:bCs/>
+        </w:rPr>
+        <w:t>refresh token</w:t>
+      </w:r>
+      <w:r>
+        <w:rPr>
+          <w:rFonts w:hint="eastAsia"/>
+          <w:bCs/>
+        </w:rPr>
+        <w:t>을 생성함</w:t>
+      </w:r>
+    </w:p>
+    <w:p>
+      <w:pPr>
+        <w:rPr>
           <w:b/>
           <w:bCs/>
         </w:rPr>
@@ -4277,10 +4754,10 @@
           <w:noProof/>
         </w:rPr>
         <w:drawing>
-          <wp:inline distT="0" distB="0" distL="0" distR="0" wp14:anchorId="3768820B" wp14:editId="5B54E856">
-            <wp:extent cx="6036310" cy="2322830"/>
-            <wp:effectExtent l="0" t="0" r="2540" b="1270"/>
-            <wp:docPr id="4" name="그림 4"/>
+          <wp:inline distT="0" distB="0" distL="0" distR="0" wp14:anchorId="6558EA9D" wp14:editId="075F4B40">
+            <wp:extent cx="6036310" cy="1296670"/>
+            <wp:effectExtent l="0" t="0" r="2540" b="0"/>
+            <wp:docPr id="10" name="그림 10"/>
             <wp:cNvGraphicFramePr>
               <a:graphicFrameLocks xmlns:a="http://schemas.openxmlformats.org/drawingml/2006/main" noChangeAspect="1"/>
             </wp:cNvGraphicFramePr>
@@ -4300,7 +4777,7 @@
                   <pic:spPr>
                     <a:xfrm>
                       <a:off x="0" y="0"/>
-                      <a:ext cx="6036310" cy="2322830"/>
+                      <a:ext cx="6036310" cy="1296670"/>
                     </a:xfrm>
                     <a:prstGeom prst="rect">
                       <a:avLst/>
@@ -4315,144 +4792,69 @@
     </w:p>
     <w:p>
       <w:pPr>
+        <w:rPr>
+          <w:b/>
+          <w:bCs/>
+        </w:rPr>
+      </w:pPr>
+      <w:r>
+        <w:rPr>
+          <w:b/>
+          <w:bCs/>
+        </w:rPr>
+        <w:br w:type="page"/>
+      </w:r>
+    </w:p>
+    <w:p>
+      <w:pPr>
         <w:spacing w:after="80" w:line="272" w:lineRule="auto"/>
-      </w:pPr>
-      <w:r>
-        <w:rPr>
-          <w:b/>
-          <w:bCs/>
-        </w:rPr>
-        <w:t>② 토큰 갱신 — POST /api/userinfos/refresh</w:t>
-      </w:r>
-    </w:p>
-    <w:p>
-      <w:pPr>
-        <w:pBdr>
-          <w:top w:val="single" w:sz="4" w:space="3" w:color="D9D9D9"/>
-          <w:left w:val="single" w:sz="18" w:space="6" w:color="C0C0C0"/>
-        </w:pBdr>
-        <w:shd w:val="clear" w:color="auto" w:fill="F4F4F4"/>
-      </w:pPr>
-      <w:r>
-        <w:rPr>
-          <w:rFonts w:ascii="Consolas" w:hAnsi="Consolas"/>
-          <w:sz w:val="18"/>
-          <w:szCs w:val="18"/>
-        </w:rPr>
-        <w:t>POST http://localhost:8080/api/userinfos/refresh</w:t>
-      </w:r>
-    </w:p>
-    <w:p>
-      <w:pPr>
-        <w:pBdr>
-          <w:left w:val="single" w:sz="18" w:space="6" w:color="C0C0C0"/>
-        </w:pBdr>
-        <w:shd w:val="clear" w:color="auto" w:fill="F4F4F4"/>
-      </w:pPr>
-      <w:r>
-        <w:rPr>
-          <w:rFonts w:ascii="Consolas" w:hAnsi="Consolas"/>
-          <w:sz w:val="18"/>
-          <w:szCs w:val="18"/>
-        </w:rPr>
-        <w:t>Content-Type: application/json</w:t>
-      </w:r>
-    </w:p>
-    <w:p>
-      <w:pPr>
-        <w:pBdr>
-          <w:left w:val="single" w:sz="18" w:space="6" w:color="C0C0C0"/>
-        </w:pBdr>
-        <w:shd w:val="clear" w:color="auto" w:fill="F4F4F4"/>
-      </w:pPr>
-      <w:r>
-        <w:rPr>
-          <w:rFonts w:ascii="Consolas" w:hAnsi="Consolas"/>
-          <w:sz w:val="18"/>
-          <w:szCs w:val="18"/>
-        </w:rPr>
-        <w:t xml:space="preserve"> </w:t>
-      </w:r>
-    </w:p>
-    <w:p>
-      <w:pPr>
-        <w:pBdr>
-          <w:left w:val="single" w:sz="18" w:space="6" w:color="C0C0C0"/>
-        </w:pBdr>
-        <w:shd w:val="clear" w:color="auto" w:fill="F4F4F4"/>
-      </w:pPr>
-      <w:r>
-        <w:rPr>
-          <w:rFonts w:ascii="Consolas" w:hAnsi="Consolas"/>
-          <w:sz w:val="18"/>
-          <w:szCs w:val="18"/>
-        </w:rPr>
-        <w:t>{</w:t>
-      </w:r>
-    </w:p>
-    <w:p>
-      <w:pPr>
-        <w:pBdr>
-          <w:left w:val="single" w:sz="18" w:space="6" w:color="C0C0C0"/>
-        </w:pBdr>
-        <w:shd w:val="clear" w:color="auto" w:fill="F4F4F4"/>
-      </w:pPr>
-      <w:r>
-        <w:rPr>
-          <w:rFonts w:ascii="Consolas" w:hAnsi="Consolas"/>
-          <w:sz w:val="18"/>
-          <w:szCs w:val="18"/>
-        </w:rPr>
-        <w:t xml:space="preserve">  "refreshToken": "&lt;로그인 응답으로 받은 refreshToken&gt;"</w:t>
-      </w:r>
-    </w:p>
-    <w:p>
-      <w:pPr>
-        <w:pBdr>
-          <w:left w:val="single" w:sz="18" w:space="6" w:color="C0C0C0"/>
-          <w:bottom w:val="single" w:sz="4" w:space="3" w:color="D9D9D9"/>
-        </w:pBdr>
-        <w:shd w:val="clear" w:color="auto" w:fill="F4F4F4"/>
-      </w:pPr>
-      <w:r>
-        <w:rPr>
-          <w:rFonts w:ascii="Consolas" w:hAnsi="Consolas"/>
-          <w:sz w:val="18"/>
-          <w:szCs w:val="18"/>
-        </w:rPr>
-        <w:t>}</w:t>
+        <w:rPr>
+          <w:b/>
+          <w:bCs/>
+        </w:rPr>
+      </w:pPr>
+      <w:r>
+        <w:rPr>
+          <w:rFonts w:hint="eastAsia"/>
+          <w:b/>
+          <w:bCs/>
+        </w:rPr>
+        <w:lastRenderedPageBreak/>
+        <w:t>만료된 T</w:t>
+      </w:r>
+      <w:r>
+        <w:rPr>
+          <w:b/>
+          <w:bCs/>
+        </w:rPr>
+        <w:t xml:space="preserve">oken </w:t>
+      </w:r>
+      <w:r>
+        <w:rPr>
+          <w:rFonts w:hint="eastAsia"/>
+          <w:b/>
+          <w:bCs/>
+        </w:rPr>
+        <w:t>으로 요청하기</w:t>
       </w:r>
     </w:p>
     <w:p>
       <w:pPr>
         <w:spacing w:after="80" w:line="272" w:lineRule="auto"/>
         <w:rPr>
-          <w:i/>
-          <w:iCs/>
-        </w:rPr>
-      </w:pPr>
-      <w:r>
-        <w:rPr>
-          <w:i/>
-          <w:iCs/>
-        </w:rPr>
-        <w:lastRenderedPageBreak/>
-        <w:t>→ 응답: 새 accessToken + 새 refreshToken(1회용 회전, 값이 바뀜)</w:t>
-      </w:r>
-    </w:p>
-    <w:p>
-      <w:pPr>
-        <w:spacing w:after="80" w:line="272" w:lineRule="auto"/>
+          <w:b/>
+          <w:bCs/>
+        </w:rPr>
       </w:pPr>
       <w:r>
         <w:rPr>
           <w:noProof/>
         </w:rPr>
         <w:drawing>
-          <wp:inline distT="0" distB="0" distL="0" distR="0" wp14:anchorId="53ABE542" wp14:editId="5C6C5B1A">
-            <wp:extent cx="6036310" cy="3025140"/>
-            <wp:effectExtent l="0" t="0" r="2540" b="3810"/>
-            <wp:docPr id="5" name="그림 5"/>
+          <wp:inline distT="0" distB="0" distL="0" distR="0" wp14:anchorId="3768820B" wp14:editId="5B54E856">
+            <wp:extent cx="5762445" cy="2217444"/>
+            <wp:effectExtent l="0" t="0" r="0" b="0"/>
+            <wp:docPr id="4" name="그림 4"/>
             <wp:cNvGraphicFramePr>
               <a:graphicFrameLocks xmlns:a="http://schemas.openxmlformats.org/drawingml/2006/main" noChangeAspect="1"/>
             </wp:cNvGraphicFramePr>
@@ -4472,7 +4874,7 @@
                   <pic:spPr>
                     <a:xfrm>
                       <a:off x="0" y="0"/>
-                      <a:ext cx="6036310" cy="3025140"/>
+                      <a:ext cx="5770120" cy="2220397"/>
                     </a:xfrm>
                     <a:prstGeom prst="rect">
                       <a:avLst/>
@@ -4494,65 +4896,184 @@
           <w:b/>
           <w:bCs/>
         </w:rPr>
-        <w:t xml:space="preserve">②-1. </w:t>
-      </w:r>
-      <w:bookmarkStart w:id="0" w:name="_GoBack"/>
-      <w:r>
-        <w:rPr>
-          <w:rFonts w:hint="eastAsia"/>
-          <w:b/>
-          <w:bCs/>
-        </w:rPr>
-        <w:t xml:space="preserve">유효하지 않은 </w:t>
-      </w:r>
-      <w:r>
-        <w:rPr>
-          <w:b/>
-          <w:bCs/>
-        </w:rPr>
-        <w:t>Refresh Token</w:t>
-      </w:r>
-      <w:r>
-        <w:rPr>
-          <w:rFonts w:hint="eastAsia"/>
-          <w:b/>
-          <w:bCs/>
-        </w:rPr>
-        <w:t>으로 토큰 갱신(</w:t>
-      </w:r>
-      <w:r>
-        <w:rPr>
-          <w:b/>
-          <w:bCs/>
-        </w:rPr>
-        <w:t xml:space="preserve">refresh) </w:t>
-      </w:r>
-      <w:r>
-        <w:rPr>
-          <w:rFonts w:hint="eastAsia"/>
-          <w:b/>
-          <w:bCs/>
-        </w:rPr>
-        <w:t>요청하기</w:t>
-      </w:r>
-      <w:bookmarkEnd w:id="0"/>
+        <w:t>② 토큰 갱신 — POST /api/userinfos/refresh</w:t>
+      </w:r>
+    </w:p>
+    <w:p>
+      <w:pPr>
+        <w:pBdr>
+          <w:top w:val="single" w:sz="4" w:space="3" w:color="D9D9D9"/>
+          <w:left w:val="single" w:sz="18" w:space="6" w:color="C0C0C0"/>
+        </w:pBdr>
+        <w:shd w:val="clear" w:color="auto" w:fill="F4F4F4"/>
+      </w:pPr>
+      <w:r>
+        <w:rPr>
+          <w:rFonts w:ascii="Consolas" w:hAnsi="Consolas"/>
+          <w:sz w:val="18"/>
+          <w:szCs w:val="18"/>
+        </w:rPr>
+        <w:t>POST http://localhost:8080/api/userinfos/refresh</w:t>
+      </w:r>
+    </w:p>
+    <w:p>
+      <w:pPr>
+        <w:pBdr>
+          <w:left w:val="single" w:sz="18" w:space="6" w:color="C0C0C0"/>
+        </w:pBdr>
+        <w:shd w:val="clear" w:color="auto" w:fill="F4F4F4"/>
+      </w:pPr>
+      <w:r>
+        <w:rPr>
+          <w:rFonts w:ascii="Consolas" w:hAnsi="Consolas"/>
+          <w:sz w:val="18"/>
+          <w:szCs w:val="18"/>
+        </w:rPr>
+        <w:t>Content-Type: application/json</w:t>
+      </w:r>
+    </w:p>
+    <w:p>
+      <w:pPr>
+        <w:pBdr>
+          <w:left w:val="single" w:sz="18" w:space="6" w:color="C0C0C0"/>
+        </w:pBdr>
+        <w:shd w:val="clear" w:color="auto" w:fill="F4F4F4"/>
+      </w:pPr>
+      <w:r>
+        <w:rPr>
+          <w:rFonts w:ascii="Consolas" w:hAnsi="Consolas"/>
+          <w:sz w:val="18"/>
+          <w:szCs w:val="18"/>
+        </w:rPr>
+        <w:t xml:space="preserve"> </w:t>
+      </w:r>
+    </w:p>
+    <w:p>
+      <w:pPr>
+        <w:pBdr>
+          <w:left w:val="single" w:sz="18" w:space="6" w:color="C0C0C0"/>
+        </w:pBdr>
+        <w:shd w:val="clear" w:color="auto" w:fill="F4F4F4"/>
+      </w:pPr>
+      <w:r>
+        <w:rPr>
+          <w:rFonts w:ascii="Consolas" w:hAnsi="Consolas"/>
+          <w:sz w:val="18"/>
+          <w:szCs w:val="18"/>
+        </w:rPr>
+        <w:t>{</w:t>
+      </w:r>
+    </w:p>
+    <w:p>
+      <w:pPr>
+        <w:pBdr>
+          <w:left w:val="single" w:sz="18" w:space="6" w:color="C0C0C0"/>
+        </w:pBdr>
+        <w:shd w:val="clear" w:color="auto" w:fill="F4F4F4"/>
+      </w:pPr>
+      <w:r>
+        <w:rPr>
+          <w:rFonts w:ascii="Consolas" w:hAnsi="Consolas"/>
+          <w:sz w:val="18"/>
+          <w:szCs w:val="18"/>
+        </w:rPr>
+        <w:t xml:space="preserve">  "refreshToken": "&lt;</w:t>
+      </w:r>
+      <w:r>
+        <w:rPr>
+          <w:rFonts w:ascii="Consolas" w:hAnsi="Consolas"/>
+          <w:sz w:val="18"/>
+          <w:szCs w:val="18"/>
+        </w:rPr>
+        <w:t>로그인</w:t>
+      </w:r>
+      <w:r>
+        <w:rPr>
+          <w:rFonts w:ascii="Consolas" w:hAnsi="Consolas"/>
+          <w:sz w:val="18"/>
+          <w:szCs w:val="18"/>
+        </w:rPr>
+        <w:t xml:space="preserve"> </w:t>
+      </w:r>
+      <w:r>
+        <w:rPr>
+          <w:rFonts w:ascii="Consolas" w:hAnsi="Consolas"/>
+          <w:sz w:val="18"/>
+          <w:szCs w:val="18"/>
+        </w:rPr>
+        <w:t>응답으로</w:t>
+      </w:r>
+      <w:r>
+        <w:rPr>
+          <w:rFonts w:ascii="Consolas" w:hAnsi="Consolas"/>
+          <w:sz w:val="18"/>
+          <w:szCs w:val="18"/>
+        </w:rPr>
+        <w:t xml:space="preserve"> </w:t>
+      </w:r>
+      <w:r>
+        <w:rPr>
+          <w:rFonts w:ascii="Consolas" w:hAnsi="Consolas"/>
+          <w:sz w:val="18"/>
+          <w:szCs w:val="18"/>
+        </w:rPr>
+        <w:t>받은</w:t>
+      </w:r>
+      <w:r>
+        <w:rPr>
+          <w:rFonts w:ascii="Consolas" w:hAnsi="Consolas"/>
+          <w:sz w:val="18"/>
+          <w:szCs w:val="18"/>
+        </w:rPr>
+        <w:t xml:space="preserve"> refreshToken&gt;"</w:t>
+      </w:r>
+    </w:p>
+    <w:p>
+      <w:pPr>
+        <w:pBdr>
+          <w:left w:val="single" w:sz="18" w:space="6" w:color="C0C0C0"/>
+          <w:bottom w:val="single" w:sz="4" w:space="3" w:color="D9D9D9"/>
+        </w:pBdr>
+        <w:shd w:val="clear" w:color="auto" w:fill="F4F4F4"/>
+      </w:pPr>
+      <w:r>
+        <w:rPr>
+          <w:rFonts w:ascii="Consolas" w:hAnsi="Consolas"/>
+          <w:sz w:val="18"/>
+          <w:szCs w:val="18"/>
+        </w:rPr>
+        <w:t>}</w:t>
+      </w:r>
     </w:p>
     <w:p>
       <w:pPr>
         <w:spacing w:after="80" w:line="272" w:lineRule="auto"/>
         <w:rPr>
-          <w:rFonts w:hint="eastAsia"/>
-        </w:rPr>
+          <w:i/>
+          <w:iCs/>
+        </w:rPr>
+      </w:pPr>
+      <w:r>
+        <w:rPr>
+          <w:i/>
+          <w:iCs/>
+        </w:rPr>
+        <w:t>→ 응답: 새 accessToken + 새 refreshToken(1회용 회전, 값이 바뀜)</w:t>
+      </w:r>
+    </w:p>
+    <w:p>
+      <w:pPr>
+        <w:spacing w:after="80" w:line="272" w:lineRule="auto"/>
       </w:pPr>
       <w:r>
         <w:rPr>
           <w:noProof/>
         </w:rPr>
         <w:drawing>
-          <wp:inline distT="0" distB="0" distL="0" distR="0" wp14:anchorId="6BEB9253" wp14:editId="3F3F5B84">
-            <wp:extent cx="6036310" cy="2054225"/>
-            <wp:effectExtent l="0" t="0" r="2540" b="3175"/>
-            <wp:docPr id="6" name="그림 6"/>
+          <wp:inline distT="0" distB="0" distL="0" distR="0" wp14:anchorId="7D8A124F" wp14:editId="7B344AE2">
+            <wp:extent cx="6036310" cy="2811145"/>
+            <wp:effectExtent l="0" t="0" r="2540" b="8255"/>
+            <wp:docPr id="11" name="그림 11"/>
             <wp:cNvGraphicFramePr>
               <a:graphicFrameLocks xmlns:a="http://schemas.openxmlformats.org/drawingml/2006/main" noChangeAspect="1"/>
             </wp:cNvGraphicFramePr>
@@ -4572,7 +5093,7 @@
                   <pic:spPr>
                     <a:xfrm>
                       <a:off x="0" y="0"/>
-                      <a:ext cx="6036310" cy="2054225"/>
+                      <a:ext cx="6036310" cy="2811145"/>
                     </a:xfrm>
                     <a:prstGeom prst="rect">
                       <a:avLst/>
@@ -4588,131 +5109,86 @@
     <w:p>
       <w:pPr>
         <w:spacing w:after="80" w:line="272" w:lineRule="auto"/>
-      </w:pPr>
-      <w:r>
-        <w:rPr>
-          <w:b/>
-          <w:bCs/>
-        </w:rPr>
-        <w:t>③ 로그아웃 — POST /api/userinfos/logout</w:t>
-      </w:r>
-    </w:p>
-    <w:p>
-      <w:pPr>
-        <w:pBdr>
-          <w:top w:val="single" w:sz="4" w:space="3" w:color="D9D9D9"/>
-          <w:left w:val="single" w:sz="18" w:space="6" w:color="C0C0C0"/>
-        </w:pBdr>
-        <w:shd w:val="clear" w:color="auto" w:fill="F4F4F4"/>
-      </w:pPr>
-      <w:r>
-        <w:rPr>
-          <w:rFonts w:ascii="Consolas" w:hAnsi="Consolas"/>
-          <w:sz w:val="18"/>
-          <w:szCs w:val="18"/>
-        </w:rPr>
-        <w:t>POST http://localhost:8080/api/userinfos/logout</w:t>
-      </w:r>
-    </w:p>
-    <w:p>
-      <w:pPr>
-        <w:pBdr>
-          <w:left w:val="single" w:sz="18" w:space="6" w:color="C0C0C0"/>
-        </w:pBdr>
-        <w:shd w:val="clear" w:color="auto" w:fill="F4F4F4"/>
-      </w:pPr>
-      <w:r>
-        <w:rPr>
-          <w:rFonts w:ascii="Consolas" w:hAnsi="Consolas"/>
-          <w:sz w:val="18"/>
-          <w:szCs w:val="18"/>
-        </w:rPr>
-        <w:t>Content-Type: application/json</w:t>
-      </w:r>
-    </w:p>
-    <w:p>
-      <w:pPr>
-        <w:pBdr>
-          <w:left w:val="single" w:sz="18" w:space="6" w:color="C0C0C0"/>
-        </w:pBdr>
-        <w:shd w:val="clear" w:color="auto" w:fill="F4F4F4"/>
-      </w:pPr>
-      <w:r>
-        <w:rPr>
-          <w:rFonts w:ascii="Consolas" w:hAnsi="Consolas"/>
-          <w:sz w:val="18"/>
-          <w:szCs w:val="18"/>
+        <w:rPr>
+          <w:b/>
+          <w:bCs/>
+        </w:rPr>
+      </w:pPr>
+      <w:r>
+        <w:rPr>
+          <w:b/>
+          <w:bCs/>
+        </w:rPr>
+        <w:t>Refresh</w:t>
+      </w:r>
+      <w:r>
+        <w:rPr>
+          <w:b/>
+          <w:bCs/>
         </w:rPr>
         <w:t xml:space="preserve"> </w:t>
       </w:r>
-    </w:p>
-    <w:p>
-      <w:pPr>
-        <w:pBdr>
-          <w:left w:val="single" w:sz="18" w:space="6" w:color="C0C0C0"/>
-        </w:pBdr>
-        <w:shd w:val="clear" w:color="auto" w:fill="F4F4F4"/>
-      </w:pPr>
-      <w:r>
-        <w:rPr>
-          <w:rFonts w:ascii="Consolas" w:hAnsi="Consolas"/>
-          <w:sz w:val="18"/>
-          <w:szCs w:val="18"/>
-        </w:rPr>
-        <w:t>{</w:t>
-      </w:r>
-    </w:p>
-    <w:p>
-      <w:pPr>
-        <w:pBdr>
-          <w:left w:val="single" w:sz="18" w:space="6" w:color="C0C0C0"/>
-        </w:pBdr>
-        <w:shd w:val="clear" w:color="auto" w:fill="F4F4F4"/>
-      </w:pPr>
-      <w:r>
-        <w:rPr>
-          <w:rFonts w:ascii="Consolas" w:hAnsi="Consolas"/>
-          <w:sz w:val="18"/>
-          <w:szCs w:val="18"/>
-        </w:rPr>
-        <w:t xml:space="preserve">  "refreshToken": "&lt;폐기할 refreshToken&gt;"</w:t>
-      </w:r>
-    </w:p>
-    <w:p>
-      <w:pPr>
-        <w:pBdr>
-          <w:left w:val="single" w:sz="18" w:space="6" w:color="C0C0C0"/>
-          <w:bottom w:val="single" w:sz="4" w:space="3" w:color="D9D9D9"/>
-        </w:pBdr>
-        <w:shd w:val="clear" w:color="auto" w:fill="F4F4F4"/>
-      </w:pPr>
-      <w:r>
-        <w:rPr>
-          <w:rFonts w:ascii="Consolas" w:hAnsi="Consolas"/>
-          <w:sz w:val="18"/>
-          <w:szCs w:val="18"/>
-        </w:rPr>
-        <w:t>}</w:t>
+      <w:r>
+        <w:rPr>
+          <w:rFonts w:hint="eastAsia"/>
+          <w:b/>
+          <w:bCs/>
+        </w:rPr>
+        <w:t xml:space="preserve">요청 후에 </w:t>
+      </w:r>
+      <w:proofErr w:type="spellStart"/>
+      <w:r>
+        <w:rPr>
+          <w:b/>
+          <w:bCs/>
+        </w:rPr>
+        <w:t>refresh_token</w:t>
+      </w:r>
+      <w:proofErr w:type="spellEnd"/>
+      <w:r>
+        <w:rPr>
+          <w:b/>
+          <w:bCs/>
+        </w:rPr>
+        <w:t xml:space="preserve"> </w:t>
+      </w:r>
+      <w:r>
+        <w:rPr>
+          <w:rFonts w:hint="eastAsia"/>
+          <w:b/>
+          <w:bCs/>
+        </w:rPr>
+        <w:t xml:space="preserve">테이블에 </w:t>
+      </w:r>
+      <w:r>
+        <w:rPr>
+          <w:rFonts w:hint="eastAsia"/>
+          <w:b/>
+          <w:bCs/>
+        </w:rPr>
+        <w:t>갱신된</w:t>
+      </w:r>
+      <w:r>
+        <w:rPr>
+          <w:rFonts w:hint="eastAsia"/>
+          <w:b/>
+          <w:bCs/>
+        </w:rPr>
+        <w:t xml:space="preserve"> </w:t>
+      </w:r>
+      <w:r>
+        <w:rPr>
+          <w:b/>
+          <w:bCs/>
+        </w:rPr>
+        <w:t>refresh token</w:t>
       </w:r>
     </w:p>
     <w:p>
       <w:pPr>
         <w:spacing w:after="80" w:line="272" w:lineRule="auto"/>
-      </w:pPr>
-      <w:r>
-        <w:rPr>
-          <w:i/>
-          <w:iCs/>
-        </w:rPr>
-        <w:t>→ 응답: 204 No Content (서버가 해당 refresh 를 DB 에서 삭제)</w:t>
-      </w:r>
-    </w:p>
-    <w:p>
-      <w:pPr>
-        <w:spacing w:after="80" w:line="272" w:lineRule="auto"/>
-        <w:rPr>
-          <w:b/>
-          <w:bCs/>
+        <w:rPr>
+          <w:rFonts w:hint="eastAsia"/>
         </w:rPr>
       </w:pPr>
       <w:r>
@@ -4720,10 +5196,10 @@
           <w:noProof/>
         </w:rPr>
         <w:drawing>
-          <wp:inline distT="0" distB="0" distL="0" distR="0" wp14:anchorId="6B72853D" wp14:editId="58F3984E">
-            <wp:extent cx="6036310" cy="1300480"/>
+          <wp:inline distT="0" distB="0" distL="0" distR="0" wp14:anchorId="17C75592" wp14:editId="51A8B779">
+            <wp:extent cx="6036310" cy="1448435"/>
             <wp:effectExtent l="0" t="0" r="2540" b="0"/>
-            <wp:docPr id="7" name="그림 7"/>
+            <wp:docPr id="12" name="그림 12"/>
             <wp:cNvGraphicFramePr>
               <a:graphicFrameLocks xmlns:a="http://schemas.openxmlformats.org/drawingml/2006/main" noChangeAspect="1"/>
             </wp:cNvGraphicFramePr>
@@ -4743,7 +5219,7 @@
                   <pic:spPr>
                     <a:xfrm>
                       <a:off x="0" y="0"/>
-                      <a:ext cx="6036310" cy="1300480"/>
+                      <a:ext cx="6036310" cy="1448435"/>
                     </a:xfrm>
                     <a:prstGeom prst="rect">
                       <a:avLst/>
@@ -4757,16 +5233,496 @@
       </w:r>
     </w:p>
     <w:p>
+      <w:r>
+        <w:rPr>
+          <w:b/>
+          <w:bCs/>
+        </w:rPr>
+        <w:br w:type="page"/>
+      </w:r>
+      <w:r>
+        <w:rPr>
+          <w:b/>
+          <w:bCs/>
+        </w:rPr>
+        <w:lastRenderedPageBreak/>
+        <w:t xml:space="preserve">②-1. </w:t>
+      </w:r>
+      <w:r>
+        <w:rPr>
+          <w:rFonts w:hint="eastAsia"/>
+          <w:b/>
+          <w:bCs/>
+        </w:rPr>
+        <w:t xml:space="preserve">유효하지 않은 </w:t>
+      </w:r>
+      <w:r>
+        <w:rPr>
+          <w:b/>
+          <w:bCs/>
+        </w:rPr>
+        <w:t>Refresh Token</w:t>
+      </w:r>
+      <w:r>
+        <w:rPr>
+          <w:rFonts w:hint="eastAsia"/>
+          <w:b/>
+          <w:bCs/>
+        </w:rPr>
+        <w:t>으로 토큰 갱신(</w:t>
+      </w:r>
+      <w:r>
+        <w:rPr>
+          <w:b/>
+          <w:bCs/>
+        </w:rPr>
+        <w:t xml:space="preserve">refresh) </w:t>
+      </w:r>
+      <w:r>
+        <w:rPr>
+          <w:rFonts w:hint="eastAsia"/>
+          <w:b/>
+          <w:bCs/>
+        </w:rPr>
+        <w:t>요청하기</w:t>
+      </w:r>
+    </w:p>
+    <w:p>
       <w:pPr>
         <w:spacing w:after="80" w:line="272" w:lineRule="auto"/>
       </w:pPr>
       <w:r>
         <w:rPr>
-          <w:b/>
-          <w:bCs/>
-        </w:rPr>
-        <w:lastRenderedPageBreak/>
-        <w:t>참고) 인증이 필요한 일반 API 호출 — GET /api/userinfos/me</w:t>
+          <w:noProof/>
+        </w:rPr>
+        <w:drawing>
+          <wp:inline distT="0" distB="0" distL="0" distR="0" wp14:anchorId="6BEB9253" wp14:editId="3F3F5B84">
+            <wp:extent cx="6036310" cy="2054225"/>
+            <wp:effectExtent l="0" t="0" r="2540" b="3175"/>
+            <wp:docPr id="6" name="그림 6"/>
+            <wp:cNvGraphicFramePr>
+              <a:graphicFrameLocks xmlns:a="http://schemas.openxmlformats.org/drawingml/2006/main" noChangeAspect="1"/>
+            </wp:cNvGraphicFramePr>
+            <a:graphic xmlns:a="http://schemas.openxmlformats.org/drawingml/2006/main">
+              <a:graphicData uri="http://schemas.openxmlformats.org/drawingml/2006/picture">
+                <pic:pic xmlns:pic="http://schemas.openxmlformats.org/drawingml/2006/picture">
+                  <pic:nvPicPr>
+                    <pic:cNvPr id="1" name=""/>
+                    <pic:cNvPicPr/>
+                  </pic:nvPicPr>
+                  <pic:blipFill>
+                    <a:blip r:embed="rId14"/>
+                    <a:stretch>
+                      <a:fillRect/>
+                    </a:stretch>
+                  </pic:blipFill>
+                  <pic:spPr>
+                    <a:xfrm>
+                      <a:off x="0" y="0"/>
+                      <a:ext cx="6036310" cy="2054225"/>
+                    </a:xfrm>
+                    <a:prstGeom prst="rect">
+                      <a:avLst/>
+                    </a:prstGeom>
+                  </pic:spPr>
+                </pic:pic>
+              </a:graphicData>
+            </a:graphic>
+          </wp:inline>
+        </w:drawing>
+      </w:r>
+    </w:p>
+    <w:p>
+      <w:pPr>
+        <w:spacing w:after="80" w:line="272" w:lineRule="auto"/>
+      </w:pPr>
+      <w:r>
+        <w:rPr>
+          <w:b/>
+          <w:bCs/>
+        </w:rPr>
+        <w:t>③ 로그아웃 — POST /api/userinfos/logout</w:t>
+      </w:r>
+    </w:p>
+    <w:p>
+      <w:pPr>
+        <w:pBdr>
+          <w:top w:val="single" w:sz="4" w:space="3" w:color="D9D9D9"/>
+          <w:left w:val="single" w:sz="18" w:space="6" w:color="C0C0C0"/>
+        </w:pBdr>
+        <w:shd w:val="clear" w:color="auto" w:fill="F4F4F4"/>
+      </w:pPr>
+      <w:r>
+        <w:rPr>
+          <w:rFonts w:ascii="Consolas" w:hAnsi="Consolas"/>
+          <w:sz w:val="18"/>
+          <w:szCs w:val="18"/>
+        </w:rPr>
+        <w:t>POST http://localhost:8080/api/userinfos/logout</w:t>
+      </w:r>
+    </w:p>
+    <w:p>
+      <w:pPr>
+        <w:pBdr>
+          <w:left w:val="single" w:sz="18" w:space="6" w:color="C0C0C0"/>
+        </w:pBdr>
+        <w:shd w:val="clear" w:color="auto" w:fill="F4F4F4"/>
+      </w:pPr>
+      <w:r>
+        <w:rPr>
+          <w:rFonts w:ascii="Consolas" w:hAnsi="Consolas"/>
+          <w:sz w:val="18"/>
+          <w:szCs w:val="18"/>
+        </w:rPr>
+        <w:t>Content-Type: application/json</w:t>
+      </w:r>
+    </w:p>
+    <w:p>
+      <w:pPr>
+        <w:pBdr>
+          <w:left w:val="single" w:sz="18" w:space="6" w:color="C0C0C0"/>
+        </w:pBdr>
+        <w:shd w:val="clear" w:color="auto" w:fill="F4F4F4"/>
+      </w:pPr>
+      <w:r>
+        <w:rPr>
+          <w:rFonts w:ascii="Consolas" w:hAnsi="Consolas"/>
+          <w:sz w:val="18"/>
+          <w:szCs w:val="18"/>
+        </w:rPr>
+        <w:t xml:space="preserve"> </w:t>
+      </w:r>
+    </w:p>
+    <w:p>
+      <w:pPr>
+        <w:pBdr>
+          <w:left w:val="single" w:sz="18" w:space="6" w:color="C0C0C0"/>
+        </w:pBdr>
+        <w:shd w:val="clear" w:color="auto" w:fill="F4F4F4"/>
+      </w:pPr>
+      <w:r>
+        <w:rPr>
+          <w:rFonts w:ascii="Consolas" w:hAnsi="Consolas"/>
+          <w:sz w:val="18"/>
+          <w:szCs w:val="18"/>
+        </w:rPr>
+        <w:t>{</w:t>
+      </w:r>
+    </w:p>
+    <w:p>
+      <w:pPr>
+        <w:pBdr>
+          <w:left w:val="single" w:sz="18" w:space="6" w:color="C0C0C0"/>
+        </w:pBdr>
+        <w:shd w:val="clear" w:color="auto" w:fill="F4F4F4"/>
+      </w:pPr>
+      <w:r>
+        <w:rPr>
+          <w:rFonts w:ascii="Consolas" w:hAnsi="Consolas"/>
+          <w:sz w:val="18"/>
+          <w:szCs w:val="18"/>
+        </w:rPr>
+        <w:t xml:space="preserve">  "refreshToken": "&lt;</w:t>
+      </w:r>
+      <w:r>
+        <w:rPr>
+          <w:rFonts w:ascii="Consolas" w:hAnsi="Consolas"/>
+          <w:sz w:val="18"/>
+          <w:szCs w:val="18"/>
+        </w:rPr>
+        <w:t>폐기할</w:t>
+      </w:r>
+      <w:r>
+        <w:rPr>
+          <w:rFonts w:ascii="Consolas" w:hAnsi="Consolas"/>
+          <w:sz w:val="18"/>
+          <w:szCs w:val="18"/>
+        </w:rPr>
+        <w:t xml:space="preserve"> refreshToken&gt;"</w:t>
+      </w:r>
+    </w:p>
+    <w:p>
+      <w:pPr>
+        <w:pBdr>
+          <w:left w:val="single" w:sz="18" w:space="6" w:color="C0C0C0"/>
+          <w:bottom w:val="single" w:sz="4" w:space="3" w:color="D9D9D9"/>
+        </w:pBdr>
+        <w:shd w:val="clear" w:color="auto" w:fill="F4F4F4"/>
+      </w:pPr>
+      <w:r>
+        <w:rPr>
+          <w:rFonts w:ascii="Consolas" w:hAnsi="Consolas"/>
+          <w:sz w:val="18"/>
+          <w:szCs w:val="18"/>
+        </w:rPr>
+        <w:t>}</w:t>
+      </w:r>
+    </w:p>
+    <w:p>
+      <w:pPr>
+        <w:spacing w:after="80" w:line="272" w:lineRule="auto"/>
+      </w:pPr>
+      <w:r>
+        <w:rPr>
+          <w:i/>
+          <w:iCs/>
+        </w:rPr>
+        <w:t>→ 응답: 204 No Content (서버가 해당 refresh 를 DB 에서 삭제)</w:t>
+      </w:r>
+    </w:p>
+    <w:p>
+      <w:pPr>
+        <w:spacing w:after="80" w:line="272" w:lineRule="auto"/>
+        <w:rPr>
+          <w:b/>
+          <w:bCs/>
+        </w:rPr>
+      </w:pPr>
+      <w:r>
+        <w:rPr>
+          <w:noProof/>
+        </w:rPr>
+        <w:drawing>
+          <wp:inline distT="0" distB="0" distL="0" distR="0" wp14:anchorId="30C98EF6" wp14:editId="78BDE0AC">
+            <wp:extent cx="6036310" cy="1171575"/>
+            <wp:effectExtent l="0" t="0" r="2540" b="9525"/>
+            <wp:docPr id="13" name="그림 13"/>
+            <wp:cNvGraphicFramePr>
+              <a:graphicFrameLocks xmlns:a="http://schemas.openxmlformats.org/drawingml/2006/main" noChangeAspect="1"/>
+            </wp:cNvGraphicFramePr>
+            <a:graphic xmlns:a="http://schemas.openxmlformats.org/drawingml/2006/main">
+              <a:graphicData uri="http://schemas.openxmlformats.org/drawingml/2006/picture">
+                <pic:pic xmlns:pic="http://schemas.openxmlformats.org/drawingml/2006/picture">
+                  <pic:nvPicPr>
+                    <pic:cNvPr id="1" name=""/>
+                    <pic:cNvPicPr/>
+                  </pic:nvPicPr>
+                  <pic:blipFill>
+                    <a:blip r:embed="rId15"/>
+                    <a:stretch>
+                      <a:fillRect/>
+                    </a:stretch>
+                  </pic:blipFill>
+                  <pic:spPr>
+                    <a:xfrm>
+                      <a:off x="0" y="0"/>
+                      <a:ext cx="6036310" cy="1171575"/>
+                    </a:xfrm>
+                    <a:prstGeom prst="rect">
+                      <a:avLst/>
+                    </a:prstGeom>
+                  </pic:spPr>
+                </pic:pic>
+              </a:graphicData>
+            </a:graphic>
+          </wp:inline>
+        </w:drawing>
+      </w:r>
+    </w:p>
+    <w:p>
+      <w:pPr>
+        <w:spacing w:after="80" w:line="272" w:lineRule="auto"/>
+        <w:rPr>
+          <w:b/>
+          <w:bCs/>
+        </w:rPr>
+      </w:pPr>
+      <w:r>
+        <w:rPr>
+          <w:rFonts w:hint="eastAsia"/>
+          <w:b/>
+          <w:bCs/>
+        </w:rPr>
+        <w:t>L</w:t>
+      </w:r>
+      <w:r>
+        <w:rPr>
+          <w:b/>
+          <w:bCs/>
+        </w:rPr>
+        <w:t>ogout</w:t>
+      </w:r>
+      <w:r>
+        <w:rPr>
+          <w:b/>
+          <w:bCs/>
+        </w:rPr>
+        <w:t xml:space="preserve"> </w:t>
+      </w:r>
+      <w:r>
+        <w:rPr>
+          <w:rFonts w:hint="eastAsia"/>
+          <w:b/>
+          <w:bCs/>
+        </w:rPr>
+        <w:t xml:space="preserve">요청 후에 </w:t>
+      </w:r>
+      <w:proofErr w:type="spellStart"/>
+      <w:r>
+        <w:rPr>
+          <w:b/>
+          <w:bCs/>
+        </w:rPr>
+        <w:t>refresh_token</w:t>
+      </w:r>
+      <w:proofErr w:type="spellEnd"/>
+      <w:r>
+        <w:rPr>
+          <w:b/>
+          <w:bCs/>
+        </w:rPr>
+        <w:t xml:space="preserve"> </w:t>
+      </w:r>
+      <w:r>
+        <w:rPr>
+          <w:rFonts w:hint="eastAsia"/>
+          <w:b/>
+          <w:bCs/>
+        </w:rPr>
+        <w:t>테이블에</w:t>
+      </w:r>
+      <w:r>
+        <w:rPr>
+          <w:rFonts w:hint="eastAsia"/>
+          <w:b/>
+          <w:bCs/>
+        </w:rPr>
+        <w:t>서</w:t>
+      </w:r>
+      <w:r>
+        <w:rPr>
+          <w:rFonts w:hint="eastAsia"/>
+          <w:b/>
+          <w:bCs/>
+        </w:rPr>
+        <w:t xml:space="preserve"> </w:t>
+      </w:r>
+      <w:r>
+        <w:rPr>
+          <w:rFonts w:hint="eastAsia"/>
+          <w:b/>
+          <w:bCs/>
+        </w:rPr>
+        <w:t>삭제</w:t>
+      </w:r>
+      <w:r>
+        <w:rPr>
+          <w:rFonts w:hint="eastAsia"/>
+          <w:b/>
+          <w:bCs/>
+        </w:rPr>
+        <w:t>된</w:t>
+      </w:r>
+      <w:bookmarkStart w:id="0" w:name="_GoBack"/>
+      <w:bookmarkEnd w:id="0"/>
+      <w:r>
+        <w:rPr>
+          <w:rFonts w:hint="eastAsia"/>
+          <w:b/>
+          <w:bCs/>
+        </w:rPr>
+        <w:t xml:space="preserve"> </w:t>
+      </w:r>
+      <w:r>
+        <w:rPr>
+          <w:b/>
+          <w:bCs/>
+        </w:rPr>
+        <w:t>refresh token</w:t>
+      </w:r>
+    </w:p>
+    <w:p>
+      <w:pPr>
+        <w:spacing w:after="80" w:line="272" w:lineRule="auto"/>
+        <w:rPr>
+          <w:rFonts w:hint="eastAsia"/>
+          <w:b/>
+          <w:bCs/>
+        </w:rPr>
+      </w:pPr>
+      <w:r>
+        <w:rPr>
+          <w:noProof/>
+        </w:rPr>
+        <w:drawing>
+          <wp:inline distT="0" distB="0" distL="0" distR="0" wp14:anchorId="2A4E115C" wp14:editId="5FA08BC8">
+            <wp:extent cx="5468191" cy="569343"/>
+            <wp:effectExtent l="0" t="0" r="0" b="2540"/>
+            <wp:docPr id="14" name="그림 14"/>
+            <wp:cNvGraphicFramePr>
+              <a:graphicFrameLocks xmlns:a="http://schemas.openxmlformats.org/drawingml/2006/main" noChangeAspect="1"/>
+            </wp:cNvGraphicFramePr>
+            <a:graphic xmlns:a="http://schemas.openxmlformats.org/drawingml/2006/main">
+              <a:graphicData uri="http://schemas.openxmlformats.org/drawingml/2006/picture">
+                <pic:pic xmlns:pic="http://schemas.openxmlformats.org/drawingml/2006/picture">
+                  <pic:nvPicPr>
+                    <pic:cNvPr id="1" name=""/>
+                    <pic:cNvPicPr/>
+                  </pic:nvPicPr>
+                  <pic:blipFill>
+                    <a:blip r:embed="rId16"/>
+                    <a:stretch>
+                      <a:fillRect/>
+                    </a:stretch>
+                  </pic:blipFill>
+                  <pic:spPr>
+                    <a:xfrm>
+                      <a:off x="0" y="0"/>
+                      <a:ext cx="5587981" cy="581815"/>
+                    </a:xfrm>
+                    <a:prstGeom prst="rect">
+                      <a:avLst/>
+                    </a:prstGeom>
+                  </pic:spPr>
+                </pic:pic>
+              </a:graphicData>
+            </a:graphic>
+          </wp:inline>
+        </w:drawing>
+      </w:r>
+    </w:p>
+    <w:p>
+      <w:pPr>
+        <w:spacing w:after="80" w:line="272" w:lineRule="auto"/>
+      </w:pPr>
+      <w:r>
+        <w:rPr>
+          <w:b/>
+          <w:bCs/>
+        </w:rPr>
+        <w:t>참고) 인증이 필요한 일반 API 호출 — GET /</w:t>
+      </w:r>
+      <w:proofErr w:type="spellStart"/>
+      <w:r>
+        <w:rPr>
+          <w:b/>
+          <w:bCs/>
+        </w:rPr>
+        <w:t>api</w:t>
+      </w:r>
+      <w:proofErr w:type="spellEnd"/>
+      <w:r>
+        <w:rPr>
+          <w:b/>
+          <w:bCs/>
+        </w:rPr>
+        <w:t>/</w:t>
+      </w:r>
+      <w:proofErr w:type="spellStart"/>
+      <w:r>
+        <w:rPr>
+          <w:b/>
+          <w:bCs/>
+        </w:rPr>
+        <w:t>userinfos</w:t>
+      </w:r>
+      <w:proofErr w:type="spellEnd"/>
+      <w:r>
+        <w:rPr>
+          <w:b/>
+          <w:bCs/>
+        </w:rPr>
+        <w:t>/me</w:t>
       </w:r>
     </w:p>
     <w:p>
@@ -5065,6 +6021,7 @@
                 <w:sz w:val="18"/>
                 <w:szCs w:val="18"/>
               </w:rPr>
+              <w:lastRenderedPageBreak/>
               <w:t>payload 노출 → 공격 범위 확대</w:t>
             </w:r>
           </w:p>
@@ -5355,18 +6312,16 @@
         <w:spacing w:after="80" w:line="272" w:lineRule="auto"/>
       </w:pPr>
       <w:r>
-        <w:t xml:space="preserve">access 는 API 호출마다 Authorization 헤더로 보내는 단기 JWT(권한 증표)다. 자주 노출되므로 짧게 둔다. refresh 는 access 가 만료됐을 때 새 access 를 받기 위한 장기 자격으로, 평소엔 보관만 하고 /refresh </w:t>
-        <w:lastRenderedPageBreak/>
-        <w:t>호출 때만 쓴다. 이 앱의 refresh 는 JWT 가 아니라 서버 DB 에 저장한 무작위 값이라 폐기(로그아웃)·회전이 가능하다. 요약: access=짧고 자주, refresh=길고 가끔·서버가 통제.</w:t>
+        <w:t>access 는 API 호출마다 Authorization 헤더로 보내는 단기 JWT(권한 증표)다. 자주 노출되므로 짧게 둔다. refresh 는 access 가 만료됐을 때 새 access 를 받기 위한 장기 자격으로, 평소엔 보관만 하고 /refresh 호출 때만 쓴다. 이 앱의 refresh 는 JWT 가 아니라 서버 DB 에 저장한 무작위 값이라 폐기(로그아웃)·회전이 가능하다. 요약: access=짧고 자주, refresh=길고 가끔·서버가 통제.</w:t>
       </w:r>
     </w:p>
     <w:sectPr>
-      <w:headerReference w:type="even" r:id="rId14"/>
-      <w:headerReference w:type="default" r:id="rId15"/>
-      <w:footerReference w:type="even" r:id="rId16"/>
-      <w:footerReference w:type="default" r:id="rId17"/>
-      <w:headerReference w:type="first" r:id="rId18"/>
-      <w:footerReference w:type="first" r:id="rId19"/>
+      <w:headerReference w:type="even" r:id="rId17"/>
+      <w:headerReference w:type="default" r:id="rId18"/>
+      <w:footerReference w:type="even" r:id="rId19"/>
+      <w:footerReference w:type="default" r:id="rId20"/>
+      <w:headerReference w:type="first" r:id="rId21"/>
+      <w:footerReference w:type="first" r:id="rId22"/>
       <w:pgSz w:w="11906" w:h="16838"/>
       <w:pgMar w:top="1200" w:right="1200" w:bottom="1200" w:left="1200" w:header="708" w:footer="708" w:gutter="0"/>
       <w:cols w:space="720"/>

--- a/docs/security/06_JWT_Security.docx
+++ b/docs/security/06_JWT_Security.docx
@@ -4319,7 +4319,7 @@
           <w:bCs/>
           <w:color w:val="2E5496"/>
         </w:rPr>
-        <w:t>4-5. 한계와 운영 보강 포인트</w:t>
+        <w:t>4-5. 보강 적용 — 토큰 해시 저장 + 재사용 탐지 (2026-10-13 적용됨)</w:t>
       </w:r>
     </w:p>
     <w:p>
@@ -4327,7 +4327,1112 @@
         <w:spacing w:after="80" w:line="272" w:lineRule="auto"/>
       </w:pPr>
       <w:r>
-        <w:t>refresh 서버 저장은 JWT 의 stateless 장점을 일부 포기하는 트레이드오프다(DB 조회 증가). 대신 stateless 만으로는 불가능했던 무효화 능력을 얻는다. 운영에서는 추가로:</w:t>
+        <w:rPr/>
+        <w:t xml:space="preserve">refresh 서버 저장은 JWT 의 stateless 장점을 일부 포기하는 트레이드오프다(DB 조회 증가). 대신 stateless 만으로는 불가능했던 무효화 능력을 얻는다. 4-3 에서 "폐기된 refresh 재사용 시 401 → 이상 신호로 탐지 가능"까지는 1차 구현에 있었지만, 탐지된 신호로 실제 무엇을 하는지와 DB 유출 시 원문 노출 문제는 비어 있었다 — 이번에 두 가지를 채웠다.</w:t>
+      </w:r>
+    </w:p>
+    <w:p>
+      <w:pPr>
+        <w:spacing w:after="80" w:line="272" w:lineRule="auto"/>
+      </w:pPr>
+      <w:r>
+        <w:rPr>
+          <w:b/>
+          <w:bCs/>
+        </w:rPr>
+        <w:t xml:space="preserve">① 원문 대신 해시 저장</w:t>
+      </w:r>
+    </w:p>
+    <w:p>
+      <w:pPr>
+        <w:spacing w:after="80" w:line="272" w:lineRule="auto"/>
+      </w:pPr>
+      <w:r>
+        <w:rPr/>
+        <w:t xml:space="preserve">RefreshToken.tokenHash(SHA-256, hex 64자)만 DB 에 저장한다. 원문(plainToken)은 발급·회전 시 응답으로만 전달되고 서버에는 남지 않는다. DB 가 유출돼도 해시는 단방향 함수라 원문을 복원할 수 없으므로, 공격자가 그 값으로 /refresh 를 호출해 로그인을 유지할 수 없다.</w:t>
+      </w:r>
+    </w:p>
+    <w:p>
+      <w:pPr>
+        <w:pBdr>
+          <w:top w:val="single" w:sz="4" w:space="3" w:color="D9D9D9"/>
+          <w:left w:val="single" w:sz="18" w:space="6" w:color="C0C0C0"/>
+        </w:pBdr>
+        <w:shd w:val="clear" w:color="auto" w:fill="F4F4F4"/>
+      </w:pPr>
+      <w:r>
+        <w:rPr>
+          <w:rFonts w:ascii="Consolas" w:hAnsi="Consolas"/>
+          <w:sz w:val="18"/>
+          <w:szCs w:val="18"/>
+        </w:rPr>
+        <w:t xml:space="preserve">// RefreshTokenService.sha256Hex</w:t>
+      </w:r>
+    </w:p>
+    <w:p>
+      <w:pPr>
+        <w:pBdr>
+          <w:left w:val="single" w:sz="18" w:space="6" w:color="C0C0C0"/>
+        </w:pBdr>
+        <w:shd w:val="clear" w:color="auto" w:fill="F4F4F4"/>
+      </w:pPr>
+      <w:r>
+        <w:rPr>
+          <w:rFonts w:ascii="Consolas" w:hAnsi="Consolas"/>
+          <w:sz w:val="18"/>
+          <w:szCs w:val="18"/>
+        </w:rPr>
+        <w:t xml:space="preserve">MessageDigest digest = MessageDigest.getInstance("SHA-256");</w:t>
+      </w:r>
+    </w:p>
+    <w:p>
+      <w:pPr>
+        <w:pBdr>
+          <w:left w:val="single" w:sz="18" w:space="6" w:color="C0C0C0"/>
+        </w:pBdr>
+        <w:shd w:val="clear" w:color="auto" w:fill="F4F4F4"/>
+      </w:pPr>
+      <w:r>
+        <w:rPr>
+          <w:rFonts w:ascii="Consolas" w:hAnsi="Consolas"/>
+          <w:sz w:val="18"/>
+          <w:szCs w:val="18"/>
+        </w:rPr>
+        <w:t xml:space="preserve">byte[] hash = digest.digest(raw.getBytes(StandardCharsets.UTF_8));</w:t>
+      </w:r>
+    </w:p>
+    <w:p>
+      <w:pPr>
+        <w:pBdr>
+          <w:left w:val="single" w:sz="18" w:space="6" w:color="C0C0C0"/>
+        </w:pBdr>
+        <w:shd w:val="clear" w:color="auto" w:fill="F4F4F4"/>
+      </w:pPr>
+      <w:r>
+        <w:rPr>
+          <w:rFonts w:ascii="Consolas" w:hAnsi="Consolas"/>
+          <w:sz w:val="18"/>
+          <w:szCs w:val="18"/>
+        </w:rPr>
+        <w:t xml:space="preserve">return HexFormat.of().formatHex(hash);</w:t>
+      </w:r>
+    </w:p>
+    <w:p>
+      <w:pPr>
+        <w:spacing w:after="80" w:line="272" w:lineRule="auto"/>
+      </w:pPr>
+      <w:r>
+        <w:rPr>
+          <w:b/>
+          <w:bCs/>
+        </w:rPr>
+        <w:t xml:space="preserve">② 재사용(탈취) 탐지 → 전체 세션 일괄 폐기</w:t>
+      </w:r>
+    </w:p>
+    <w:p>
+      <w:pPr>
+        <w:spacing w:after="80" w:line="272" w:lineRule="auto"/>
+      </w:pPr>
+      <w:r>
+        <w:rPr/>
+        <w:t xml:space="preserve">보강 전 rotate() 는 사용된 토큰을 즉시 delete() 했다. 보강 후에는 삭제 대신 revoked=true 로 표시해 남겨둔다. 이미 revoked=true 인 토큰이 다시 /refresh 에 들어오면 "정상 사용자가 회전된(이미 버려진) 토큰을 또 쓸 리 없다 → 누군가 훔쳐서 쓰고 있다"로 간주하고, 그 사용자의 모든 refresh 토큰을 일괄 삭제한다(공격자가 이미 발급받은 최신 토큰까지 포함 — 공격자·정상 사용자 모두 재로그인 필요).</w:t>
+      </w:r>
+    </w:p>
+    <w:p>
+      <w:pPr>
+        <w:pBdr>
+          <w:top w:val="single" w:sz="4" w:space="3" w:color="D9D9D9"/>
+          <w:left w:val="single" w:sz="18" w:space="6" w:color="C0C0C0"/>
+        </w:pBdr>
+        <w:shd w:val="clear" w:color="auto" w:fill="F4F4F4"/>
+      </w:pPr>
+      <w:r>
+        <w:rPr>
+          <w:rFonts w:ascii="Consolas" w:hAnsi="Consolas"/>
+          <w:sz w:val="18"/>
+          <w:szCs w:val="18"/>
+        </w:rPr>
+        <w:t xml:space="preserve">// RefreshTokenService.rotate</w:t>
+      </w:r>
+    </w:p>
+    <w:p>
+      <w:pPr>
+        <w:pBdr>
+          <w:left w:val="single" w:sz="18" w:space="6" w:color="C0C0C0"/>
+        </w:pBdr>
+        <w:shd w:val="clear" w:color="auto" w:fill="F4F4F4"/>
+      </w:pPr>
+      <w:r>
+        <w:rPr>
+          <w:rFonts w:ascii="Consolas" w:hAnsi="Consolas"/>
+          <w:sz w:val="18"/>
+          <w:szCs w:val="18"/>
+        </w:rPr>
+        <w:t xml:space="preserve">if (rt.isRevoked()) {</w:t>
+      </w:r>
+    </w:p>
+    <w:p>
+      <w:pPr>
+        <w:pBdr>
+          <w:left w:val="single" w:sz="18" w:space="6" w:color="C0C0C0"/>
+        </w:pBdr>
+        <w:shd w:val="clear" w:color="auto" w:fill="F4F4F4"/>
+      </w:pPr>
+      <w:r>
+        <w:rPr>
+          <w:rFonts w:ascii="Consolas" w:hAnsi="Consolas"/>
+          <w:sz w:val="18"/>
+          <w:szCs w:val="18"/>
+        </w:rPr>
+        <w:t xml:space="preserve">    log.warn("[AUDIT] refresh 토큰 재사용 감지 - userUuid={}", rt.getUserUuid());</w:t>
+      </w:r>
+    </w:p>
+    <w:p>
+      <w:pPr>
+        <w:pBdr>
+          <w:left w:val="single" w:sz="18" w:space="6" w:color="C0C0C0"/>
+        </w:pBdr>
+        <w:shd w:val="clear" w:color="auto" w:fill="F4F4F4"/>
+      </w:pPr>
+      <w:r>
+        <w:rPr>
+          <w:rFonts w:ascii="Consolas" w:hAnsi="Consolas"/>
+          <w:sz w:val="18"/>
+          <w:szCs w:val="18"/>
+        </w:rPr>
+        <w:t xml:space="preserve">    reuseGuard.revokeAll(rt.getUserUuid());   // 별도 트랜잭션(REQUIRES_NEW)</w:t>
+      </w:r>
+    </w:p>
+    <w:p>
+      <w:pPr>
+        <w:pBdr>
+          <w:left w:val="single" w:sz="18" w:space="6" w:color="C0C0C0"/>
+        </w:pBdr>
+        <w:shd w:val="clear" w:color="auto" w:fill="F4F4F4"/>
+      </w:pPr>
+      <w:r>
+        <w:rPr>
+          <w:rFonts w:ascii="Consolas" w:hAnsi="Consolas"/>
+          <w:sz w:val="18"/>
+          <w:szCs w:val="18"/>
+        </w:rPr>
+        <w:t xml:space="preserve">    throw new BadCredentialsException("재사용이 감지되어 모든 세션이 종료되었습니다. 다시 로그인하세요");</w:t>
+      </w:r>
+    </w:p>
+    <w:p>
+      <w:pPr>
+        <w:pBdr>
+          <w:left w:val="single" w:sz="18" w:space="6" w:color="C0C0C0"/>
+        </w:pBdr>
+        <w:shd w:val="clear" w:color="auto" w:fill="F4F4F4"/>
+      </w:pPr>
+      <w:r>
+        <w:rPr>
+          <w:rFonts w:ascii="Consolas" w:hAnsi="Consolas"/>
+          <w:sz w:val="18"/>
+          <w:szCs w:val="18"/>
+        </w:rPr>
+        <w:t xml:space="preserve">}</w:t>
+      </w:r>
+    </w:p>
+    <w:p>
+      <w:pPr>
+        <w:spacing w:after="80" w:line="272" w:lineRule="auto"/>
+      </w:pPr>
+      <w:r>
+        <w:rPr>
+          <w:b/>
+          <w:bCs/>
+        </w:rPr>
+        <w:t xml:space="preserve">구현 중 발견한 함정 — "폐기했는데 왜 다시 쓰이지?" </w:t>
+      </w:r>
+      <w:r>
+        <w:rPr/>
+        <w:t xml:space="preserve">처음에는 repository.deleteAllByUserUuid(...) 를 rotate() 안에서 바로 호출했다. 그런데 rotate() 자체가 @Transactional 이고 바로 다음 줄에서 BadCredentialsException 을 던진다 — Spring 은 @Transactional 메서드가 런타임 예외로 끝나면 기본적으로 트랜잭션을 롤백하므로, 방금 호출한 삭제까지 통째로 취소돼 버렸다(실제로 재현: 재사용 탐지 로그는 찍히는데 DB 를 보면 토큰이 그대로 살아 있고, 그 토큰으로 갱신도 계속 성공했다). 자기 자신을 호출(self-invocation)해도 Spring AOP 프록시를 거치지 않아 @Transactional 전파 설정이 무시되므로, 삭제 전용의 별도 빈 RefreshTokenReuseGuard(@Transactional(propagation = REQUIRES_NEW))를 만들어 그 빈을 통해 호출하도록 고쳤다 — 그래야 rotate() 의 롤백과 무관하게 삭제가 즉시 커밋된다.</w:t>
+      </w:r>
+    </w:p>
+    <w:p/>
+    <w:tbl>
+      <w:tblPr>
+        <w:tblW w:w="8784" w:type="dxa"/>
+        <w:tblBorders>
+          <w:top w:val="single" w:sz="4" w:space="0" w:color="BFBFBF"/>
+          <w:left w:val="single" w:sz="4" w:space="0" w:color="BFBFBF"/>
+          <w:bottom w:val="single" w:sz="4" w:space="0" w:color="BFBFBF"/>
+          <w:right w:val="single" w:sz="4" w:space="0" w:color="BFBFBF"/>
+          <w:insideH w:val="single" w:sz="4" w:space="0" w:color="BFBFBF"/>
+          <w:insideV w:val="single" w:sz="4" w:space="0" w:color="BFBFBF"/>
+        </w:tblBorders>
+        <w:tblLook w:val="04A0" w:firstRow="1" w:lastRow="0" w:firstColumn="1" w:lastColumn="0" w:noHBand="0" w:noVBand="1"/>
+      </w:tblPr>
+      <w:tblGrid>
+        <w:gridCol w:w="2200"/>
+        <w:gridCol w:w="3292"/>
+        <w:gridCol w:w="3292"/>
+      </w:tblGrid>
+      <w:tr>
+        <w:trPr>
+          <w:tblHeader/>
+        </w:trPr>
+        <w:tc>
+          <w:tcPr>
+            <w:tcW w:w="2200" w:type="dxa"/>
+            <w:shd w:val="clear" w:color="auto" w:fill="2E5496"/>
+            <w:tcMar>
+              <w:top w:w="40" w:type="dxa"/>
+              <w:left w:w="80" w:type="dxa"/>
+              <w:bottom w:w="40" w:type="dxa"/>
+              <w:right w:w="80" w:type="dxa"/>
+            </w:tcMar>
+          </w:tcPr>
+          <w:p>
+            <w:r>
+              <w:rPr>
+                <w:b/>
+                <w:bCs/>
+                <w:color w:val="FFFFFF"/>
+                <w:sz w:val="18"/>
+                <w:szCs w:val="18"/>
+              </w:rPr>
+              <w:t xml:space="preserve">시나리오</w:t>
+            </w:r>
+          </w:p>
+        </w:tc>
+        <w:tc>
+          <w:tcPr>
+            <w:tcW w:w="3292" w:type="dxa"/>
+            <w:shd w:val="clear" w:color="auto" w:fill="2E5496"/>
+            <w:tcMar>
+              <w:top w:w="40" w:type="dxa"/>
+              <w:left w:w="80" w:type="dxa"/>
+              <w:bottom w:w="40" w:type="dxa"/>
+              <w:right w:w="80" w:type="dxa"/>
+            </w:tcMar>
+          </w:tcPr>
+          <w:p>
+            <w:r>
+              <w:rPr>
+                <w:b/>
+                <w:bCs/>
+                <w:color w:val="FFFFFF"/>
+                <w:sz w:val="18"/>
+                <w:szCs w:val="18"/>
+              </w:rPr>
+              <w:t xml:space="preserve">보강 전</w:t>
+            </w:r>
+          </w:p>
+        </w:tc>
+        <w:tc>
+          <w:tcPr>
+            <w:tcW w:w="3292" w:type="dxa"/>
+            <w:shd w:val="clear" w:color="auto" w:fill="2E5496"/>
+            <w:tcMar>
+              <w:top w:w="40" w:type="dxa"/>
+              <w:left w:w="80" w:type="dxa"/>
+              <w:bottom w:w="40" w:type="dxa"/>
+              <w:right w:w="80" w:type="dxa"/>
+            </w:tcMar>
+          </w:tcPr>
+          <w:p>
+            <w:r>
+              <w:rPr>
+                <w:b/>
+                <w:bCs/>
+                <w:color w:val="FFFFFF"/>
+                <w:sz w:val="18"/>
+                <w:szCs w:val="18"/>
+              </w:rPr>
+              <w:t xml:space="preserve">보강 후</w:t>
+            </w:r>
+          </w:p>
+        </w:tc>
+      </w:tr>
+      <w:tr>
+        <w:tc>
+          <w:tcPr>
+            <w:tcW w:w="2200" w:type="dxa"/>
+            <w:tcMar>
+              <w:top w:w="40" w:type="dxa"/>
+              <w:left w:w="80" w:type="dxa"/>
+              <w:bottom w:w="40" w:type="dxa"/>
+              <w:right w:w="80" w:type="dxa"/>
+            </w:tcMar>
+          </w:tcPr>
+          <w:p>
+            <w:r>
+              <w:rPr>
+                <w:sz w:val="18"/>
+                <w:szCs w:val="18"/>
+              </w:rPr>
+              <w:t xml:space="preserve">DB 유출</w:t>
+            </w:r>
+          </w:p>
+        </w:tc>
+        <w:tc>
+          <w:tcPr>
+            <w:tcW w:w="3292" w:type="dxa"/>
+            <w:tcMar>
+              <w:top w:w="40" w:type="dxa"/>
+              <w:left w:w="80" w:type="dxa"/>
+              <w:bottom w:w="40" w:type="dxa"/>
+              <w:right w:w="80" w:type="dxa"/>
+            </w:tcMar>
+          </w:tcPr>
+          <w:p>
+            <w:r>
+              <w:rPr>
+                <w:sz w:val="18"/>
+                <w:szCs w:val="18"/>
+              </w:rPr>
+              <w:t xml:space="preserve">refresh 원문이 그대로 노출 → 즉시 재사용 가능</w:t>
+            </w:r>
+          </w:p>
+        </w:tc>
+        <w:tc>
+          <w:tcPr>
+            <w:tcW w:w="3292" w:type="dxa"/>
+            <w:tcMar>
+              <w:top w:w="40" w:type="dxa"/>
+              <w:left w:w="80" w:type="dxa"/>
+              <w:bottom w:w="40" w:type="dxa"/>
+              <w:right w:w="80" w:type="dxa"/>
+            </w:tcMar>
+          </w:tcPr>
+          <w:p>
+            <w:r>
+              <w:rPr>
+                <w:sz w:val="18"/>
+                <w:szCs w:val="18"/>
+              </w:rPr>
+              <w:t xml:space="preserve">해시만 노출 → 원문 복원 불가, 재사용 불가</w:t>
+            </w:r>
+          </w:p>
+        </w:tc>
+      </w:tr>
+      <w:tr>
+        <w:tc>
+          <w:tcPr>
+            <w:tcW w:w="2200" w:type="dxa"/>
+            <w:tcMar>
+              <w:top w:w="40" w:type="dxa"/>
+              <w:left w:w="80" w:type="dxa"/>
+              <w:bottom w:w="40" w:type="dxa"/>
+              <w:right w:w="80" w:type="dxa"/>
+            </w:tcMar>
+          </w:tcPr>
+          <w:p>
+            <w:r>
+              <w:rPr>
+                <w:sz w:val="18"/>
+                <w:szCs w:val="18"/>
+              </w:rPr>
+              <w:t xml:space="preserve">탈취범이 먼저 /refresh 호출 후 정상 사용자가 (이미 회전된) 옛 토큰으로 갱신 시도</w:t>
+            </w:r>
+          </w:p>
+        </w:tc>
+        <w:tc>
+          <w:tcPr>
+            <w:tcW w:w="3292" w:type="dxa"/>
+            <w:tcMar>
+              <w:top w:w="40" w:type="dxa"/>
+              <w:left w:w="80" w:type="dxa"/>
+              <w:bottom w:w="40" w:type="dxa"/>
+              <w:right w:w="80" w:type="dxa"/>
+            </w:tcMar>
+          </w:tcPr>
+          <w:p>
+            <w:r>
+              <w:rPr>
+                <w:sz w:val="18"/>
+                <w:szCs w:val="18"/>
+              </w:rPr>
+              <w:t xml:space="preserve">단순 401(혼란만 발생) — 공격자의 새 토큰은 계속 유효</w:t>
+            </w:r>
+          </w:p>
+        </w:tc>
+        <w:tc>
+          <w:tcPr>
+            <w:tcW w:w="3292" w:type="dxa"/>
+            <w:tcMar>
+              <w:top w:w="40" w:type="dxa"/>
+              <w:left w:w="80" w:type="dxa"/>
+              <w:bottom w:w="40" w:type="dxa"/>
+              <w:right w:w="80" w:type="dxa"/>
+            </w:tcMar>
+          </w:tcPr>
+          <w:p>
+            <w:r>
+              <w:rPr>
+                <w:sz w:val="18"/>
+                <w:szCs w:val="18"/>
+              </w:rPr>
+              <w:t xml:space="preserve">재사용 감지 → 공격자가 받은 새 토큰까지 포함해 해당 사용자 전체 세션 폐기</w:t>
+            </w:r>
+          </w:p>
+        </w:tc>
+      </w:tr>
+      <w:tr>
+        <w:tc>
+          <w:tcPr>
+            <w:tcW w:w="2200" w:type="dxa"/>
+            <w:tcMar>
+              <w:top w:w="40" w:type="dxa"/>
+              <w:left w:w="80" w:type="dxa"/>
+              <w:bottom w:w="40" w:type="dxa"/>
+              <w:right w:w="80" w:type="dxa"/>
+            </w:tcMar>
+          </w:tcPr>
+          <w:p>
+            <w:r>
+              <w:rPr>
+                <w:sz w:val="18"/>
+                <w:szCs w:val="18"/>
+              </w:rPr>
+              <w:t xml:space="preserve">탐지 로그</w:t>
+            </w:r>
+          </w:p>
+        </w:tc>
+        <w:tc>
+          <w:tcPr>
+            <w:tcW w:w="3292" w:type="dxa"/>
+            <w:tcMar>
+              <w:top w:w="40" w:type="dxa"/>
+              <w:left w:w="80" w:type="dxa"/>
+              <w:bottom w:w="40" w:type="dxa"/>
+              <w:right w:w="80" w:type="dxa"/>
+            </w:tcMar>
+          </w:tcPr>
+          <w:p>
+            <w:r>
+              <w:rPr>
+                <w:sz w:val="18"/>
+                <w:szCs w:val="18"/>
+              </w:rPr>
+              <w:t xml:space="preserve">없음</w:t>
+            </w:r>
+          </w:p>
+        </w:tc>
+        <w:tc>
+          <w:tcPr>
+            <w:tcW w:w="3292" w:type="dxa"/>
+            <w:tcMar>
+              <w:top w:w="40" w:type="dxa"/>
+              <w:left w:w="80" w:type="dxa"/>
+              <w:bottom w:w="40" w:type="dxa"/>
+              <w:right w:w="80" w:type="dxa"/>
+            </w:tcMar>
+          </w:tcPr>
+          <w:p>
+            <w:r>
+              <w:rPr>
+                <w:sz w:val="18"/>
+                <w:szCs w:val="18"/>
+              </w:rPr>
+              <w:t xml:space="preserve">[AUDIT] refresh 토큰 재사용 감지 - userUuid=... (SecurityAuditListener 와 동일한 [AUDIT] 규칙)</w:t>
+            </w:r>
+          </w:p>
+        </w:tc>
+      </w:tr>
+    </w:tbl>
+    <w:p/>
+    <w:p>
+      <w:pPr>
+        <w:spacing w:after="80" w:line="272" w:lineRule="auto"/>
+      </w:pPr>
+      <w:r>
+        <w:rPr>
+          <w:b/>
+          <w:bCs/>
+        </w:rPr>
+        <w:t xml:space="preserve">검증 결과 (실제 서버 기동 후 curl 로 확인, 2026-10-13):</w:t>
+      </w:r>
+    </w:p>
+    <w:tbl>
+      <w:tblPr>
+        <w:tblW w:w="8784" w:type="dxa"/>
+        <w:tblBorders>
+          <w:top w:val="single" w:sz="4" w:space="0" w:color="BFBFBF"/>
+          <w:left w:val="single" w:sz="4" w:space="0" w:color="BFBFBF"/>
+          <w:bottom w:val="single" w:sz="4" w:space="0" w:color="BFBFBF"/>
+          <w:right w:val="single" w:sz="4" w:space="0" w:color="BFBFBF"/>
+          <w:insideH w:val="single" w:sz="4" w:space="0" w:color="BFBFBF"/>
+          <w:insideV w:val="single" w:sz="4" w:space="0" w:color="BFBFBF"/>
+        </w:tblBorders>
+        <w:tblLook w:val="04A0" w:firstRow="1" w:lastRow="0" w:firstColumn="1" w:lastColumn="0" w:noHBand="0" w:noVBand="1"/>
+      </w:tblPr>
+      <w:tblGrid>
+        <w:gridCol w:w="3200"/>
+        <w:gridCol w:w="5584"/>
+      </w:tblGrid>
+      <w:tr>
+        <w:trPr>
+          <w:tblHeader/>
+        </w:trPr>
+        <w:tc>
+          <w:tcPr>
+            <w:tcW w:w="3200" w:type="dxa"/>
+            <w:shd w:val="clear" w:color="auto" w:fill="2E5496"/>
+            <w:tcMar>
+              <w:top w:w="40" w:type="dxa"/>
+              <w:left w:w="80" w:type="dxa"/>
+              <w:bottom w:w="40" w:type="dxa"/>
+              <w:right w:w="80" w:type="dxa"/>
+            </w:tcMar>
+          </w:tcPr>
+          <w:p>
+            <w:r>
+              <w:rPr>
+                <w:b/>
+                <w:bCs/>
+                <w:color w:val="FFFFFF"/>
+                <w:sz w:val="18"/>
+                <w:szCs w:val="18"/>
+              </w:rPr>
+              <w:t xml:space="preserve">단계</w:t>
+            </w:r>
+          </w:p>
+        </w:tc>
+        <w:tc>
+          <w:tcPr>
+            <w:tcW w:w="5584" w:type="dxa"/>
+            <w:shd w:val="clear" w:color="auto" w:fill="2E5496"/>
+            <w:tcMar>
+              <w:top w:w="40" w:type="dxa"/>
+              <w:left w:w="80" w:type="dxa"/>
+              <w:bottom w:w="40" w:type="dxa"/>
+              <w:right w:w="80" w:type="dxa"/>
+            </w:tcMar>
+          </w:tcPr>
+          <w:p>
+            <w:r>
+              <w:rPr>
+                <w:b/>
+                <w:bCs/>
+                <w:color w:val="FFFFFF"/>
+                <w:sz w:val="18"/>
+                <w:szCs w:val="18"/>
+              </w:rPr>
+              <w:t xml:space="preserve">결과</w:t>
+            </w:r>
+          </w:p>
+        </w:tc>
+      </w:tr>
+      <w:tr>
+        <w:tc>
+          <w:tcPr>
+            <w:tcW w:w="3200" w:type="dxa"/>
+            <w:tcMar>
+              <w:top w:w="40" w:type="dxa"/>
+              <w:left w:w="80" w:type="dxa"/>
+              <w:bottom w:w="40" w:type="dxa"/>
+              <w:right w:w="80" w:type="dxa"/>
+            </w:tcMar>
+          </w:tcPr>
+          <w:p>
+            <w:r>
+              <w:rPr>
+                <w:sz w:val="18"/>
+                <w:szCs w:val="18"/>
+              </w:rPr>
+              <w:t xml:space="preserve">로그인 → /refresh(정상 토큰)</w:t>
+            </w:r>
+          </w:p>
+        </w:tc>
+        <w:tc>
+          <w:tcPr>
+            <w:tcW w:w="5584" w:type="dxa"/>
+            <w:tcMar>
+              <w:top w:w="40" w:type="dxa"/>
+              <w:left w:w="80" w:type="dxa"/>
+              <w:bottom w:w="40" w:type="dxa"/>
+              <w:right w:w="80" w:type="dxa"/>
+            </w:tcMar>
+          </w:tcPr>
+          <w:p>
+            <w:r>
+              <w:rPr>
+                <w:sz w:val="18"/>
+                <w:szCs w:val="18"/>
+              </w:rPr>
+              <w:t xml:space="preserve">새 access + 새 refresh 발급(회전) ✅</w:t>
+            </w:r>
+          </w:p>
+        </w:tc>
+      </w:tr>
+      <w:tr>
+        <w:tc>
+          <w:tcPr>
+            <w:tcW w:w="3200" w:type="dxa"/>
+            <w:tcMar>
+              <w:top w:w="40" w:type="dxa"/>
+              <w:left w:w="80" w:type="dxa"/>
+              <w:bottom w:w="40" w:type="dxa"/>
+              <w:right w:w="80" w:type="dxa"/>
+            </w:tcMar>
+          </w:tcPr>
+          <w:p>
+            <w:r>
+              <w:rPr>
+                <w:sz w:val="18"/>
+                <w:szCs w:val="18"/>
+              </w:rPr>
+              <w:t xml:space="preserve">방금 회전으로 폐기된 토큰으로 /refresh 재시도</w:t>
+            </w:r>
+          </w:p>
+        </w:tc>
+        <w:tc>
+          <w:tcPr>
+            <w:tcW w:w="5584" w:type="dxa"/>
+            <w:tcMar>
+              <w:top w:w="40" w:type="dxa"/>
+              <w:left w:w="80" w:type="dxa"/>
+              <w:bottom w:w="40" w:type="dxa"/>
+              <w:right w:w="80" w:type="dxa"/>
+            </w:tcMar>
+          </w:tcPr>
+          <w:p>
+            <w:r>
+              <w:rPr>
+                <w:sz w:val="18"/>
+                <w:szCs w:val="18"/>
+              </w:rPr>
+              <w:t xml:space="preserve">401 "재사용이 감지되어 모든 세션이 종료되었습니다" + [AUDIT] 경고 로그 ✅</w:t>
+            </w:r>
+          </w:p>
+        </w:tc>
+      </w:tr>
+      <w:tr>
+        <w:tc>
+          <w:tcPr>
+            <w:tcW w:w="3200" w:type="dxa"/>
+            <w:tcMar>
+              <w:top w:w="40" w:type="dxa"/>
+              <w:left w:w="80" w:type="dxa"/>
+              <w:bottom w:w="40" w:type="dxa"/>
+              <w:right w:w="80" w:type="dxa"/>
+            </w:tcMar>
+          </w:tcPr>
+          <w:p>
+            <w:r>
+              <w:rPr>
+                <w:sz w:val="18"/>
+                <w:szCs w:val="18"/>
+              </w:rPr>
+              <w:t xml:space="preserve">위 재사용 탐지로 함께 폐기됐어야 할 최신(아직 안 쓴) 토큰으로 /refresh</w:t>
+            </w:r>
+          </w:p>
+        </w:tc>
+        <w:tc>
+          <w:tcPr>
+            <w:tcW w:w="5584" w:type="dxa"/>
+            <w:tcMar>
+              <w:top w:w="40" w:type="dxa"/>
+              <w:left w:w="80" w:type="dxa"/>
+              <w:bottom w:w="40" w:type="dxa"/>
+              <w:right w:w="80" w:type="dxa"/>
+            </w:tcMar>
+          </w:tcPr>
+          <w:p>
+            <w:r>
+              <w:rPr>
+                <w:sz w:val="18"/>
+                <w:szCs w:val="18"/>
+              </w:rPr>
+              <w:t xml:space="preserve">401 "유효하지 않은 refresh 토큰입니다" — 전체 폐기가 실제로 적용됨 ✅ (최초 구현은 트랜잭션 롤백으로 폐기가 취소되는 버그가 있었음 — 위 함정 참고)</w:t>
+            </w:r>
+          </w:p>
+        </w:tc>
+      </w:tr>
+      <w:tr>
+        <w:tc>
+          <w:tcPr>
+            <w:tcW w:w="3200" w:type="dxa"/>
+            <w:tcMar>
+              <w:top w:w="40" w:type="dxa"/>
+              <w:left w:w="80" w:type="dxa"/>
+              <w:bottom w:w="40" w:type="dxa"/>
+              <w:right w:w="80" w:type="dxa"/>
+            </w:tcMar>
+          </w:tcPr>
+          <w:p>
+            <w:r>
+              <w:rPr>
+                <w:sz w:val="18"/>
+                <w:szCs w:val="18"/>
+              </w:rPr>
+              <w:t xml:space="preserve">DB 조회(SELECT token_hash FROM refresh_token)</w:t>
+            </w:r>
+          </w:p>
+        </w:tc>
+        <w:tc>
+          <w:tcPr>
+            <w:tcW w:w="5584" w:type="dxa"/>
+            <w:tcMar>
+              <w:top w:w="40" w:type="dxa"/>
+              <w:left w:w="80" w:type="dxa"/>
+              <w:bottom w:w="40" w:type="dxa"/>
+              <w:right w:w="80" w:type="dxa"/>
+            </w:tcMar>
+          </w:tcPr>
+          <w:p>
+            <w:r>
+              <w:rPr>
+                <w:sz w:val="18"/>
+                <w:szCs w:val="18"/>
+              </w:rPr>
+              <w:t xml:space="preserve">클라이언트가 받은 원문과 다른 값(SHA-256 해시)만 저장됨 확인 ✅</w:t>
+            </w:r>
+          </w:p>
+        </w:tc>
+      </w:tr>
+      <w:tr>
+        <w:tc>
+          <w:tcPr>
+            <w:tcW w:w="3200" w:type="dxa"/>
+            <w:tcMar>
+              <w:top w:w="40" w:type="dxa"/>
+              <w:left w:w="80" w:type="dxa"/>
+              <w:bottom w:w="40" w:type="dxa"/>
+              <w:right w:w="80" w:type="dxa"/>
+            </w:tcMar>
+          </w:tcPr>
+          <w:p>
+            <w:r>
+              <w:rPr>
+                <w:sz w:val="18"/>
+                <w:szCs w:val="18"/>
+              </w:rPr>
+              <w:t xml:space="preserve">로그아웃 후 그 refresh 로 /refresh</w:t>
+            </w:r>
+          </w:p>
+        </w:tc>
+        <w:tc>
+          <w:tcPr>
+            <w:tcW w:w="5584" w:type="dxa"/>
+            <w:tcMar>
+              <w:top w:w="40" w:type="dxa"/>
+              <w:left w:w="80" w:type="dxa"/>
+              <w:bottom w:w="40" w:type="dxa"/>
+              <w:right w:w="80" w:type="dxa"/>
+            </w:tcMar>
+          </w:tcPr>
+          <w:p>
+            <w:r>
+              <w:rPr>
+                <w:sz w:val="18"/>
+                <w:szCs w:val="18"/>
+              </w:rPr>
+              <w:t xml:space="preserve">401 ✅ (서버에서 삭제됨)</w:t>
+            </w:r>
+          </w:p>
+        </w:tc>
+      </w:tr>
+    </w:tbl>
+    <w:p/>
+    <w:p>
+      <w:pPr>
+        <w:spacing w:after="80" w:line="272" w:lineRule="auto"/>
+      </w:pPr>
+      <w:r>
+        <w:rPr>
+          <w:b/>
+          <w:bCs/>
+        </w:rPr>
+        <w:t xml:space="preserve">변경된 파일</w:t>
+      </w:r>
+    </w:p>
+    <w:tbl>
+      <w:tblPr>
+        <w:tblW w:w="8784" w:type="dxa"/>
+        <w:tblBorders>
+          <w:top w:val="single" w:sz="4" w:space="0" w:color="BFBFBF"/>
+          <w:left w:val="single" w:sz="4" w:space="0" w:color="BFBFBF"/>
+          <w:bottom w:val="single" w:sz="4" w:space="0" w:color="BFBFBF"/>
+          <w:right w:val="single" w:sz="4" w:space="0" w:color="BFBFBF"/>
+          <w:insideH w:val="single" w:sz="4" w:space="0" w:color="BFBFBF"/>
+          <w:insideV w:val="single" w:sz="4" w:space="0" w:color="BFBFBF"/>
+        </w:tblBorders>
+        <w:tblLook w:val="04A0" w:firstRow="1" w:lastRow="0" w:firstColumn="1" w:lastColumn="0" w:noHBand="0" w:noVBand="1"/>
+      </w:tblPr>
+      <w:tblGrid>
+        <w:gridCol w:w="2600"/>
+        <w:gridCol w:w="6184"/>
+      </w:tblGrid>
+      <w:tr>
+        <w:trPr>
+          <w:tblHeader/>
+        </w:trPr>
+        <w:tc>
+          <w:tcPr>
+            <w:tcW w:w="2600" w:type="dxa"/>
+            <w:shd w:val="clear" w:color="auto" w:fill="2E5496"/>
+            <w:tcMar>
+              <w:top w:w="40" w:type="dxa"/>
+              <w:left w:w="80" w:type="dxa"/>
+              <w:bottom w:w="40" w:type="dxa"/>
+              <w:right w:w="80" w:type="dxa"/>
+            </w:tcMar>
+          </w:tcPr>
+          <w:p>
+            <w:r>
+              <w:rPr>
+                <w:b/>
+                <w:bCs/>
+                <w:color w:val="FFFFFF"/>
+                <w:sz w:val="18"/>
+                <w:szCs w:val="18"/>
+              </w:rPr>
+              <w:t xml:space="preserve">파일</w:t>
+            </w:r>
+          </w:p>
+        </w:tc>
+        <w:tc>
+          <w:tcPr>
+            <w:tcW w:w="6184" w:type="dxa"/>
+            <w:shd w:val="clear" w:color="auto" w:fill="2E5496"/>
+            <w:tcMar>
+              <w:top w:w="40" w:type="dxa"/>
+              <w:left w:w="80" w:type="dxa"/>
+              <w:bottom w:w="40" w:type="dxa"/>
+              <w:right w:w="80" w:type="dxa"/>
+            </w:tcMar>
+          </w:tcPr>
+          <w:p>
+            <w:r>
+              <w:rPr>
+                <w:b/>
+                <w:bCs/>
+                <w:color w:val="FFFFFF"/>
+                <w:sz w:val="18"/>
+                <w:szCs w:val="18"/>
+              </w:rPr>
+              <w:t xml:space="preserve">한 일</w:t>
+            </w:r>
+          </w:p>
+        </w:tc>
+      </w:tr>
+      <w:tr>
+        <w:tc>
+          <w:tcPr>
+            <w:tcW w:w="2600" w:type="dxa"/>
+            <w:tcMar>
+              <w:top w:w="40" w:type="dxa"/>
+              <w:left w:w="80" w:type="dxa"/>
+              <w:bottom w:w="40" w:type="dxa"/>
+              <w:right w:w="80" w:type="dxa"/>
+            </w:tcMar>
+          </w:tcPr>
+          <w:p>
+            <w:r>
+              <w:rPr>
+                <w:sz w:val="18"/>
+                <w:szCs w:val="18"/>
+              </w:rPr>
+              <w:t xml:space="preserve">RefreshToken</w:t>
+            </w:r>
+          </w:p>
+        </w:tc>
+        <w:tc>
+          <w:tcPr>
+            <w:tcW w:w="6184" w:type="dxa"/>
+            <w:tcMar>
+              <w:top w:w="40" w:type="dxa"/>
+              <w:left w:w="80" w:type="dxa"/>
+              <w:bottom w:w="40" w:type="dxa"/>
+              <w:right w:w="80" w:type="dxa"/>
+            </w:tcMar>
+          </w:tcPr>
+          <w:p>
+            <w:r>
+              <w:rPr>
+                <w:sz w:val="18"/>
+                <w:szCs w:val="18"/>
+              </w:rPr>
+              <w:t xml:space="preserve">token → tokenHash(해시만 저장), revoked(boolean) 필드 추가</w:t>
+            </w:r>
+          </w:p>
+        </w:tc>
+      </w:tr>
+      <w:tr>
+        <w:tc>
+          <w:tcPr>
+            <w:tcW w:w="2600" w:type="dxa"/>
+            <w:tcMar>
+              <w:top w:w="40" w:type="dxa"/>
+              <w:left w:w="80" w:type="dxa"/>
+              <w:bottom w:w="40" w:type="dxa"/>
+              <w:right w:w="80" w:type="dxa"/>
+            </w:tcMar>
+          </w:tcPr>
+          <w:p>
+            <w:r>
+              <w:rPr>
+                <w:sz w:val="18"/>
+                <w:szCs w:val="18"/>
+              </w:rPr>
+              <w:t xml:space="preserve">RefreshTokenRepository</w:t>
+            </w:r>
+          </w:p>
+        </w:tc>
+        <w:tc>
+          <w:tcPr>
+            <w:tcW w:w="6184" w:type="dxa"/>
+            <w:tcMar>
+              <w:top w:w="40" w:type="dxa"/>
+              <w:left w:w="80" w:type="dxa"/>
+              <w:bottom w:w="40" w:type="dxa"/>
+              <w:right w:w="80" w:type="dxa"/>
+            </w:tcMar>
+          </w:tcPr>
+          <w:p>
+            <w:r>
+              <w:rPr>
+                <w:sz w:val="18"/>
+                <w:szCs w:val="18"/>
+              </w:rPr>
+              <w:t xml:space="preserve">findByToken → findByTokenHash, 재사용 탐지용 deleteAllByUserUuid 추가</w:t>
+            </w:r>
+          </w:p>
+        </w:tc>
+      </w:tr>
+      <w:tr>
+        <w:tc>
+          <w:tcPr>
+            <w:tcW w:w="2600" w:type="dxa"/>
+            <w:tcMar>
+              <w:top w:w="40" w:type="dxa"/>
+              <w:left w:w="80" w:type="dxa"/>
+              <w:bottom w:w="40" w:type="dxa"/>
+              <w:right w:w="80" w:type="dxa"/>
+            </w:tcMar>
+          </w:tcPr>
+          <w:p>
+            <w:r>
+              <w:rPr>
+                <w:sz w:val="18"/>
+                <w:szCs w:val="18"/>
+              </w:rPr>
+              <w:t xml:space="preserve">RefreshTokenService</w:t>
+            </w:r>
+          </w:p>
+        </w:tc>
+        <w:tc>
+          <w:tcPr>
+            <w:tcW w:w="6184" w:type="dxa"/>
+            <w:tcMar>
+              <w:top w:w="40" w:type="dxa"/>
+              <w:left w:w="80" w:type="dxa"/>
+              <w:bottom w:w="40" w:type="dxa"/>
+              <w:right w:w="80" w:type="dxa"/>
+            </w:tcMar>
+          </w:tcPr>
+          <w:p>
+            <w:r>
+              <w:rPr>
+                <w:sz w:val="18"/>
+                <w:szCs w:val="18"/>
+              </w:rPr>
+              <w:t xml:space="preserve">issue/rotate 가 IssuedToken(원문·userUuid·만료시각) 반환. rotate 에 재사용 탐지 분기 추가</w:t>
+            </w:r>
+          </w:p>
+        </w:tc>
+      </w:tr>
+      <w:tr>
+        <w:tc>
+          <w:tcPr>
+            <w:tcW w:w="2600" w:type="dxa"/>
+            <w:tcMar>
+              <w:top w:w="40" w:type="dxa"/>
+              <w:left w:w="80" w:type="dxa"/>
+              <w:bottom w:w="40" w:type="dxa"/>
+              <w:right w:w="80" w:type="dxa"/>
+            </w:tcMar>
+          </w:tcPr>
+          <w:p>
+            <w:r>
+              <w:rPr>
+                <w:sz w:val="18"/>
+                <w:szCs w:val="18"/>
+              </w:rPr>
+              <w:t xml:space="preserve">RefreshTokenReuseGuard</w:t>
+            </w:r>
+          </w:p>
+        </w:tc>
+        <w:tc>
+          <w:tcPr>
+            <w:tcW w:w="6184" w:type="dxa"/>
+            <w:tcMar>
+              <w:top w:w="40" w:type="dxa"/>
+              <w:left w:w="80" w:type="dxa"/>
+              <w:bottom w:w="40" w:type="dxa"/>
+              <w:right w:w="80" w:type="dxa"/>
+            </w:tcMar>
+          </w:tcPr>
+          <w:p>
+            <w:r>
+              <w:rPr>
+                <w:sz w:val="18"/>
+                <w:szCs w:val="18"/>
+              </w:rPr>
+              <w:t xml:space="preserve">신규 추가 — 재사용 탐지 시 전체 폐기를 REQUIRES_NEW 트랜잭션으로 커밋(위 함정 참고)</w:t>
+            </w:r>
+          </w:p>
+        </w:tc>
+      </w:tr>
+      <w:tr>
+        <w:tc>
+          <w:tcPr>
+            <w:tcW w:w="2600" w:type="dxa"/>
+            <w:tcMar>
+              <w:top w:w="40" w:type="dxa"/>
+              <w:left w:w="80" w:type="dxa"/>
+              <w:bottom w:w="40" w:type="dxa"/>
+              <w:right w:w="80" w:type="dxa"/>
+            </w:tcMar>
+          </w:tcPr>
+          <w:p>
+            <w:r>
+              <w:rPr>
+                <w:sz w:val="18"/>
+                <w:szCs w:val="18"/>
+              </w:rPr>
+              <w:t xml:space="preserve">UserInfoController</w:t>
+            </w:r>
+          </w:p>
+        </w:tc>
+        <w:tc>
+          <w:tcPr>
+            <w:tcW w:w="6184" w:type="dxa"/>
+            <w:tcMar>
+              <w:top w:w="40" w:type="dxa"/>
+              <w:left w:w="80" w:type="dxa"/>
+              <w:bottom w:w="40" w:type="dxa"/>
+              <w:right w:w="80" w:type="dxa"/>
+            </w:tcMar>
+          </w:tcPr>
+          <w:p>
+            <w:r>
+              <w:rPr>
+                <w:sz w:val="18"/>
+                <w:szCs w:val="18"/>
+              </w:rPr>
+              <w:t xml:space="preserve">RefreshToken 엔티티 대신 IssuedToken 에서 원문 토큰을 꺼내 응답</w:t>
+            </w:r>
+          </w:p>
+        </w:tc>
+      </w:tr>
+    </w:tbl>
+    <w:p/>
+    <w:p>
+      <w:pPr>
+        <w:spacing w:after="80" w:line="272" w:lineRule="auto"/>
+      </w:pPr>
+      <w:r>
+        <w:rPr>
+          <w:b/>
+          <w:bCs/>
+        </w:rPr>
+        <w:t xml:space="preserve">남아있는 보강 포인트 (이번 범위 밖)</w:t>
       </w:r>
     </w:p>
     <w:p>
@@ -4340,33 +5445,6 @@
         <w:spacing w:after="50" w:line="264" w:lineRule="auto"/>
       </w:pPr>
       <w:r>
-        <w:t>refresh 원문 대신 해시를 DB 에 저장(DB 유출 시에도 바로 재사용 불가)</w:t>
-      </w:r>
-    </w:p>
-    <w:p>
-      <w:pPr>
-        <w:pStyle w:val="a4"/>
-        <w:numPr>
-          <w:ilvl w:val="0"/>
-          <w:numId w:val="1"/>
-        </w:numPr>
-        <w:spacing w:after="50" w:line="264" w:lineRule="auto"/>
-      </w:pPr>
-      <w:r>
-        <w:t>재사용 탐지 시 해당 사용자의 모든 refresh 를 일괄 폐기(4-3 의 탐지를 실제 대응으로 연결)</w:t>
-      </w:r>
-    </w:p>
-    <w:p>
-      <w:pPr>
-        <w:pStyle w:val="a4"/>
-        <w:numPr>
-          <w:ilvl w:val="0"/>
-          <w:numId w:val="1"/>
-        </w:numPr>
-        <w:spacing w:after="50" w:line="264" w:lineRule="auto"/>
-      </w:pPr>
-      <w:r>
-        <w:lastRenderedPageBreak/>
         <w:t>refresh 발급 기기/IP 를 함께 기록해 이상 패턴 모니터링에 활용</w:t>
       </w:r>
     </w:p>
@@ -6125,6 +7203,130 @@
                 <w:szCs w:val="18"/>
               </w:rPr>
               <w:t>2단계</w:t>
+            </w:r>
+          </w:p>
+        </w:tc>
+      </w:tr>
+      <w:tr>
+        <w:tc>
+          <w:tcPr>
+            <w:tcW w:w="2600" w:type="dxa"/>
+            <w:tcMar>
+              <w:top w:w="40" w:type="dxa"/>
+              <w:left w:w="80" w:type="dxa"/>
+              <w:bottom w:w="40" w:type="dxa"/>
+              <w:right w:w="80" w:type="dxa"/>
+            </w:tcMar>
+          </w:tcPr>
+          <w:p>
+            <w:r>
+              <w:rPr>
+                <w:sz w:val="18"/>
+                <w:szCs w:val="18"/>
+              </w:rPr>
+              <w:t xml:space="preserve">DB 유출 시 refresh 원문 노출</w:t>
+            </w:r>
+          </w:p>
+        </w:tc>
+        <w:tc>
+          <w:tcPr>
+            <w:tcW w:w="5400" w:type="dxa"/>
+            <w:tcMar>
+              <w:top w:w="40" w:type="dxa"/>
+              <w:left w:w="80" w:type="dxa"/>
+              <w:bottom w:w="40" w:type="dxa"/>
+              <w:right w:w="80" w:type="dxa"/>
+            </w:tcMar>
+          </w:tcPr>
+          <w:p>
+            <w:r>
+              <w:rPr>
+                <w:sz w:val="18"/>
+                <w:szCs w:val="18"/>
+              </w:rPr>
+              <w:t xml:space="preserve">해시(SHA-256) 저장(적용됨) — DB 유출돼도 원문 복원 불가</w:t>
+            </w:r>
+          </w:p>
+        </w:tc>
+        <w:tc>
+          <w:tcPr>
+            <w:tcW w:w="1000" w:type="dxa"/>
+            <w:tcMar>
+              <w:top w:w="40" w:type="dxa"/>
+              <w:left w:w="80" w:type="dxa"/>
+              <w:bottom w:w="40" w:type="dxa"/>
+              <w:right w:w="80" w:type="dxa"/>
+            </w:tcMar>
+          </w:tcPr>
+          <w:p>
+            <w:r>
+              <w:rPr>
+                <w:sz w:val="18"/>
+                <w:szCs w:val="18"/>
+              </w:rPr>
+              <w:t xml:space="preserve">2단계 보강</w:t>
+            </w:r>
+          </w:p>
+        </w:tc>
+      </w:tr>
+      <w:tr>
+        <w:tc>
+          <w:tcPr>
+            <w:tcW w:w="2600" w:type="dxa"/>
+            <w:tcMar>
+              <w:top w:w="40" w:type="dxa"/>
+              <w:left w:w="80" w:type="dxa"/>
+              <w:bottom w:w="40" w:type="dxa"/>
+              <w:right w:w="80" w:type="dxa"/>
+            </w:tcMar>
+          </w:tcPr>
+          <w:p>
+            <w:r>
+              <w:rPr>
+                <w:sz w:val="18"/>
+                <w:szCs w:val="18"/>
+              </w:rPr>
+              <w:t xml:space="preserve">탈취된 refresh 재사용</w:t>
+            </w:r>
+          </w:p>
+        </w:tc>
+        <w:tc>
+          <w:tcPr>
+            <w:tcW w:w="5400" w:type="dxa"/>
+            <w:tcMar>
+              <w:top w:w="40" w:type="dxa"/>
+              <w:left w:w="80" w:type="dxa"/>
+              <w:bottom w:w="40" w:type="dxa"/>
+              <w:right w:w="80" w:type="dxa"/>
+            </w:tcMar>
+          </w:tcPr>
+          <w:p>
+            <w:r>
+              <w:rPr>
+                <w:sz w:val="18"/>
+                <w:szCs w:val="18"/>
+              </w:rPr>
+              <w:t xml:space="preserve">재사용 탐지 → 해당 사용자 전체 세션 일괄 폐기(적용됨)</w:t>
+            </w:r>
+          </w:p>
+        </w:tc>
+        <w:tc>
+          <w:tcPr>
+            <w:tcW w:w="1000" w:type="dxa"/>
+            <w:tcMar>
+              <w:top w:w="40" w:type="dxa"/>
+              <w:left w:w="80" w:type="dxa"/>
+              <w:bottom w:w="40" w:type="dxa"/>
+              <w:right w:w="80" w:type="dxa"/>
+            </w:tcMar>
+          </w:tcPr>
+          <w:p>
+            <w:r>
+              <w:rPr>
+                <w:sz w:val="18"/>
+                <w:szCs w:val="18"/>
+              </w:rPr>
+              <w:t xml:space="preserve">2단계 보강</w:t>
             </w:r>
           </w:p>
         </w:tc>

--- a/docs/security/06_JWT_Security.docx
+++ b/docs/security/06_JWT_Security.docx
@@ -3829,7 +3829,7 @@
                 <w:sz w:val="18"/>
                 <w:szCs w:val="18"/>
               </w:rPr>
-              <w:t xml:space="preserve">set "JWT_SECRET=&lt;생성한 값&gt;"  (⚠ = 양엽 공백 금지, 이름=값 전체를 따옴표로)</w:t>
+              <w:t>set "JWT_SECRET=&lt;생성한 값&gt;"  ( = 양엽 공백 금지, 이름=값 전체를 따옴표로)</w:t>
             </w:r>
           </w:p>
         </w:tc>
@@ -4189,6 +4189,8 @@
       </w:r>
     </w:p>
     <w:sectPr>
+      <w:headerReference w:type="default" r:id="rId9"/>
+      <w:footerReference w:type="default" r:id="rId10"/>
       <w:pgSz w:w="11906" w:h="16838"/>
       <w:pgMar w:top="1200" w:right="1200" w:bottom="1200" w:left="1200" w:header="708" w:footer="708" w:gutter="0"/>
       <w:cols w:space="720"/>
@@ -4196,6 +4198,26 @@
     </w:sectPr>
   </w:body>
 </w:document>
+</file>
+
+<file path=word/footer1.xml><?xml version="1.0" encoding="utf-8"?>
+<w:ftr xmlns:m="http://schemas.openxmlformats.org/officeDocument/2006/math" xmlns:mc="http://schemas.openxmlformats.org/markup-compatibility/2006" xmlns:mo="http://schemas.microsoft.com/office/mac/office/2008/main" xmlns:mv="urn:schemas-microsoft-com:mac:vml" xmlns:o="urn:schemas-microsoft-com:office:office" xmlns:r="http://schemas.openxmlformats.org/officeDocument/2006/relationships" xmlns:v="urn:schemas-microsoft-com:vml" xmlns:w10="urn:schemas-microsoft-com:office:word" xmlns:w14="http://schemas.microsoft.com/office/word/2010/wordml" xmlns:w="http://schemas.openxmlformats.org/wordprocessingml/2006/main" xmlns:wne="http://schemas.microsoft.com/office/word/2006/wordml" xmlns:wp14="http://schemas.microsoft.com/office/word/2010/wordprocessingDrawing" xmlns:wp="http://schemas.openxmlformats.org/drawingml/2006/wordprocessingDrawing" xmlns:wpc="http://schemas.microsoft.com/office/word/2010/wordprocessingCanvas" xmlns:wpg="http://schemas.microsoft.com/office/word/2010/wordprocessingGroup" xmlns:wpi="http://schemas.microsoft.com/office/word/2010/wordprocessingInk" xmlns:wps="http://schemas.microsoft.com/office/word/2010/wordprocessingShape" mc:Ignorable="w14 wp14">
+  <w:p>
+    <w:pPr>
+      <w:pStyle w:val="Footer"/>
+    </w:pPr>
+  </w:p>
+</w:ftr>
+</file>
+
+<file path=word/header1.xml><?xml version="1.0" encoding="utf-8"?>
+<w:hdr xmlns:m="http://schemas.openxmlformats.org/officeDocument/2006/math" xmlns:mc="http://schemas.openxmlformats.org/markup-compatibility/2006" xmlns:mo="http://schemas.microsoft.com/office/mac/office/2008/main" xmlns:mv="urn:schemas-microsoft-com:mac:vml" xmlns:o="urn:schemas-microsoft-com:office:office" xmlns:r="http://schemas.openxmlformats.org/officeDocument/2006/relationships" xmlns:v="urn:schemas-microsoft-com:vml" xmlns:w10="urn:schemas-microsoft-com:office:word" xmlns:w14="http://schemas.microsoft.com/office/word/2010/wordml" xmlns:w="http://schemas.openxmlformats.org/wordprocessingml/2006/main" xmlns:wne="http://schemas.microsoft.com/office/word/2006/wordml" xmlns:wp14="http://schemas.microsoft.com/office/word/2010/wordprocessingDrawing" xmlns:wp="http://schemas.openxmlformats.org/drawingml/2006/wordprocessingDrawing" xmlns:wpc="http://schemas.microsoft.com/office/word/2010/wordprocessingCanvas" xmlns:wpg="http://schemas.microsoft.com/office/word/2010/wordprocessingGroup" xmlns:wpi="http://schemas.microsoft.com/office/word/2010/wordprocessingInk" xmlns:wps="http://schemas.microsoft.com/office/word/2010/wordprocessingShape" mc:Ignorable="w14 wp14">
+  <w:p>
+    <w:pPr>
+      <w:pStyle w:val="Header"/>
+    </w:pPr>
+  </w:p>
+</w:hdr>
 </file>
 
 <file path=word/numbering.xml><?xml version="1.0" encoding="utf-8"?>

--- a/docs/security/06_JWT_Security.docx
+++ b/docs/security/06_JWT_Security.docx
@@ -4954,7 +4954,7 @@
                 <w:sz w:val="18"/>
                 <w:szCs w:val="18"/>
               </w:rPr>
-              <w:t xml:space="preserve">새 access + 새 refresh 발급(회전) ✅</w:t>
+              <w:t xml:space="preserve">새 access + 새 refresh 발급(회전) </w:t>
             </w:r>
           </w:p>
         </w:tc>
@@ -4996,7 +4996,7 @@
                 <w:sz w:val="18"/>
                 <w:szCs w:val="18"/>
               </w:rPr>
-              <w:t xml:space="preserve">401 "재사용이 감지되어 모든 세션이 종료되었습니다" + [AUDIT] 경고 로그 ✅</w:t>
+              <w:t xml:space="preserve">401 "재사용이 감지되어 모든 세션이 종료되었습니다" + [AUDIT] 경고 로그 </w:t>
             </w:r>
           </w:p>
         </w:tc>
@@ -5038,7 +5038,7 @@
                 <w:sz w:val="18"/>
                 <w:szCs w:val="18"/>
               </w:rPr>
-              <w:t xml:space="preserve">401 "유효하지 않은 refresh 토큰입니다" — 전체 폐기가 실제로 적용됨 ✅ (최초 구현은 트랜잭션 롤백으로 폐기가 취소되는 버그가 있었음 — 위 함정 참고)</w:t>
+              <w:t>401 "유효하지 않은 refresh 토큰입니다" — 전체 폐기가 실제로 적용됨  (최초 구현은 트랜잭션 롤백으로 폐기가 취소되는 버그가 있었음 — 위 함정 참고)</w:t>
             </w:r>
           </w:p>
         </w:tc>
@@ -5080,7 +5080,7 @@
                 <w:sz w:val="18"/>
                 <w:szCs w:val="18"/>
               </w:rPr>
-              <w:t xml:space="preserve">클라이언트가 받은 원문과 다른 값(SHA-256 해시)만 저장됨 확인 ✅</w:t>
+              <w:t xml:space="preserve">클라이언트가 받은 원문과 다른 값(SHA-256 해시)만 저장됨 확인 </w:t>
             </w:r>
           </w:p>
         </w:tc>
@@ -5122,7 +5122,7 @@
                 <w:sz w:val="18"/>
                 <w:szCs w:val="18"/>
               </w:rPr>
-              <w:t xml:space="preserve">401 ✅ (서버에서 삭제됨)</w:t>
+              <w:t>401  (서버에서 삭제됨)</w:t>
             </w:r>
           </w:p>
         </w:tc>
